--- a/docs/03_Rapport/Rapport_PAPPRO1_Toledo.docx
+++ b/docs/03_Rapport/Rapport_PAPPRO1_Toledo.docx
@@ -5,7 +5,7 @@
     <w:sdt>
       <w:sdtPr>
         <w:rPr>
-          <w:rFonts w:ascii="Century Gothic" w:hAnsi="Century Gothic"/>
+          <w:rFonts w:ascii="Century Gothic" w:eastAsiaTheme="minorHAnsi" w:hAnsi="Century Gothic"/>
           <w:color w:val="4472C4" w:themeColor="accent1"/>
           <w:lang w:eastAsia="en-US"/>
         </w:rPr>
@@ -858,8 +858,8 @@
         </w:p>
       </w:sdtContent>
     </w:sdt>
-    <w:bookmarkStart w:id="0" w:name="_Toc155697347" w:displacedByCustomXml="prev"/>
-    <w:bookmarkStart w:id="1" w:name="_Toc155696314" w:displacedByCustomXml="prev"/>
+    <w:bookmarkStart w:id="0" w:name="_Toc155696314" w:displacedByCustomXml="prev"/>
+    <w:bookmarkStart w:id="1" w:name="_Toc155697347" w:displacedByCustomXml="prev"/>
     <w:sdt>
       <w:sdtPr>
         <w:rPr>
@@ -3761,21 +3761,8 @@
           <w:szCs w:val="14"/>
           <w:lang w:eastAsia="fr-FR"/>
         </w:rPr>
-        <w:t xml:space="preserve"> complet avec toutes ses </w:t>
-      </w:r>
-      <w:proofErr w:type="gramStart"/>
-      <w:r>
-        <w:rPr>
-          <w:rFonts w:ascii="Arial" w:hAnsi="Arial"/>
-          <w:i/>
-          <w:iCs/>
-          <w:sz w:val="24"/>
-          <w:szCs w:val="14"/>
-          <w:lang w:eastAsia="fr-FR"/>
-        </w:rPr>
-        <w:t>annexes:</w:t>
-      </w:r>
-      <w:proofErr w:type="gramEnd"/>
+        <w:t xml:space="preserve"> complet avec toutes ses annexes:</w:t>
+      </w:r>
     </w:p>
     <w:p>
       <w:pPr>
@@ -3822,7 +3809,6 @@
           <w:lang w:eastAsia="fr-FR"/>
         </w:rPr>
       </w:pPr>
-      <w:proofErr w:type="gramStart"/>
       <w:r>
         <w:rPr>
           <w:rFonts w:ascii="Arial" w:hAnsi="Arial"/>
@@ -3843,19 +3829,7 @@
           <w:szCs w:val="14"/>
           <w:lang w:eastAsia="fr-FR"/>
         </w:rPr>
-        <w:t>ultimédia:</w:t>
-      </w:r>
-      <w:proofErr w:type="gramEnd"/>
-      <w:r>
-        <w:rPr>
-          <w:rFonts w:ascii="Arial" w:hAnsi="Arial"/>
-          <w:i/>
-          <w:iCs/>
-          <w:sz w:val="24"/>
-          <w:szCs w:val="14"/>
-          <w:lang w:eastAsia="fr-FR"/>
-        </w:rPr>
-        <w:t xml:space="preserve"> carte de site, maquettes papier, story </w:t>
+        <w:t xml:space="preserve">ultimédia: carte de site, maquettes papier, story </w:t>
       </w:r>
       <w:proofErr w:type="spellStart"/>
       <w:r>
@@ -3918,31 +3892,7 @@
           <w:szCs w:val="14"/>
           <w:lang w:eastAsia="fr-FR"/>
         </w:rPr>
-        <w:t xml:space="preserve">ases de </w:t>
-      </w:r>
-      <w:proofErr w:type="gramStart"/>
-      <w:r>
-        <w:rPr>
-          <w:rFonts w:ascii="Arial" w:hAnsi="Arial"/>
-          <w:i/>
-          <w:iCs/>
-          <w:sz w:val="24"/>
-          <w:szCs w:val="14"/>
-          <w:lang w:eastAsia="fr-FR"/>
-        </w:rPr>
-        <w:t>données:</w:t>
-      </w:r>
-      <w:proofErr w:type="gramEnd"/>
-      <w:r>
-        <w:rPr>
-          <w:rFonts w:ascii="Arial" w:hAnsi="Arial"/>
-          <w:i/>
-          <w:iCs/>
-          <w:sz w:val="24"/>
-          <w:szCs w:val="14"/>
-          <w:lang w:eastAsia="fr-FR"/>
-        </w:rPr>
-        <w:t xml:space="preserve"> interfaces graphiques, modèle conceptuel.</w:t>
+        <w:t>ases de données: interfaces graphiques, modèle conceptuel.</w:t>
       </w:r>
     </w:p>
     <w:p>
@@ -3961,7 +3911,6 @@
           <w:lang w:eastAsia="fr-FR"/>
         </w:rPr>
       </w:pPr>
-      <w:proofErr w:type="gramStart"/>
       <w:r>
         <w:rPr>
           <w:rFonts w:ascii="Arial" w:hAnsi="Arial"/>
@@ -3982,19 +3931,7 @@
           <w:szCs w:val="14"/>
           <w:lang w:eastAsia="fr-FR"/>
         </w:rPr>
-        <w:t>rogrammation:</w:t>
-      </w:r>
-      <w:proofErr w:type="gramEnd"/>
-      <w:r>
-        <w:rPr>
-          <w:rFonts w:ascii="Arial" w:hAnsi="Arial"/>
-          <w:i/>
-          <w:iCs/>
-          <w:sz w:val="24"/>
-          <w:szCs w:val="14"/>
-          <w:lang w:eastAsia="fr-FR"/>
-        </w:rPr>
-        <w:t xml:space="preserve"> interfaces graphiques, maquettes, analyse fonctionnelle…</w:t>
+        <w:t>rogrammation: interfaces graphiques, maquettes, analyse fonctionnelle…</w:t>
       </w:r>
     </w:p>
     <w:p>
@@ -7039,25 +6976,7 @@
           <w:iCs/>
           <w:szCs w:val="14"/>
         </w:rPr>
-        <w:t xml:space="preserve">Décrire la stratégie globale de </w:t>
-      </w:r>
-      <w:proofErr w:type="gramStart"/>
-      <w:r>
-        <w:rPr>
-          <w:i/>
-          <w:iCs/>
-          <w:szCs w:val="14"/>
-        </w:rPr>
-        <w:t>test:</w:t>
-      </w:r>
-      <w:proofErr w:type="gramEnd"/>
-      <w:r>
-        <w:rPr>
-          <w:i/>
-          <w:iCs/>
-          <w:szCs w:val="14"/>
-        </w:rPr>
-        <w:t xml:space="preserve"> </w:t>
+        <w:t xml:space="preserve">Décrire la stratégie globale de test: </w:t>
       </w:r>
     </w:p>
     <w:p>
@@ -7088,23 +7007,13 @@
           <w:szCs w:val="14"/>
         </w:rPr>
       </w:pPr>
-      <w:proofErr w:type="gramStart"/>
       <w:r>
         <w:rPr>
           <w:i/>
           <w:iCs/>
           <w:szCs w:val="14"/>
         </w:rPr>
-        <w:t>types</w:t>
-      </w:r>
-      <w:proofErr w:type="gramEnd"/>
-      <w:r>
-        <w:rPr>
-          <w:i/>
-          <w:iCs/>
-          <w:szCs w:val="14"/>
-        </w:rPr>
-        <w:t xml:space="preserve"> de des tests et ordre dans lequel ils seront effectués.</w:t>
+        <w:t>types de des tests et ordre dans lequel ils seront effectués.</w:t>
       </w:r>
     </w:p>
     <w:p>
@@ -7124,23 +7033,13 @@
           <w:szCs w:val="14"/>
         </w:rPr>
       </w:pPr>
-      <w:proofErr w:type="gramStart"/>
       <w:r>
         <w:rPr>
           <w:i/>
           <w:iCs/>
           <w:szCs w:val="14"/>
         </w:rPr>
-        <w:t>les</w:t>
-      </w:r>
-      <w:proofErr w:type="gramEnd"/>
-      <w:r>
-        <w:rPr>
-          <w:i/>
-          <w:iCs/>
-          <w:szCs w:val="14"/>
-        </w:rPr>
-        <w:t xml:space="preserve"> moyens à mettre en œuvre.</w:t>
+        <w:t>les moyens à mettre en œuvre.</w:t>
       </w:r>
     </w:p>
     <w:p>
@@ -7160,23 +7059,13 @@
           <w:szCs w:val="14"/>
         </w:rPr>
       </w:pPr>
-      <w:proofErr w:type="gramStart"/>
       <w:r>
         <w:rPr>
           <w:i/>
           <w:iCs/>
           <w:szCs w:val="14"/>
         </w:rPr>
-        <w:t>couverture</w:t>
-      </w:r>
-      <w:proofErr w:type="gramEnd"/>
-      <w:r>
-        <w:rPr>
-          <w:i/>
-          <w:iCs/>
-          <w:szCs w:val="14"/>
-        </w:rPr>
-        <w:t xml:space="preserve"> des tests (tests exhaustifs ou non, si non, pourquoi ?).</w:t>
+        <w:t>couverture des tests (tests exhaustifs ou non, si non, pourquoi ?).</w:t>
       </w:r>
     </w:p>
     <w:p>
@@ -7196,23 +7085,13 @@
           <w:szCs w:val="14"/>
         </w:rPr>
       </w:pPr>
-      <w:proofErr w:type="gramStart"/>
       <w:r>
         <w:rPr>
           <w:i/>
           <w:iCs/>
           <w:szCs w:val="14"/>
         </w:rPr>
-        <w:t>données</w:t>
-      </w:r>
-      <w:proofErr w:type="gramEnd"/>
-      <w:r>
-        <w:rPr>
-          <w:i/>
-          <w:iCs/>
-          <w:szCs w:val="14"/>
-        </w:rPr>
-        <w:t xml:space="preserve"> de test à prévoir (données réelles ?).</w:t>
+        <w:t>données de test à prévoir (données réelles ?).</w:t>
       </w:r>
     </w:p>
     <w:p>
@@ -7232,23 +7111,13 @@
           <w:szCs w:val="14"/>
         </w:rPr>
       </w:pPr>
-      <w:proofErr w:type="gramStart"/>
       <w:r>
         <w:rPr>
           <w:i/>
           <w:iCs/>
           <w:szCs w:val="14"/>
         </w:rPr>
-        <w:t>les</w:t>
-      </w:r>
-      <w:proofErr w:type="gramEnd"/>
-      <w:r>
-        <w:rPr>
-          <w:i/>
-          <w:iCs/>
-          <w:szCs w:val="14"/>
-        </w:rPr>
-        <w:t xml:space="preserve"> testeurs extérieurs éventuels.</w:t>
+        <w:t>les testeurs extérieurs éventuels.</w:t>
       </w:r>
     </w:p>
     <w:p>
@@ -7341,23 +7210,13 @@
           <w:sz w:val="24"/>
         </w:rPr>
       </w:pPr>
-      <w:proofErr w:type="gramStart"/>
       <w:r>
         <w:rPr>
           <w:rFonts w:ascii="Arial" w:hAnsi="Arial" w:cs="Arial"/>
           <w:i/>
           <w:sz w:val="24"/>
         </w:rPr>
-        <w:t>risques</w:t>
-      </w:r>
-      <w:proofErr w:type="gramEnd"/>
-      <w:r>
-        <w:rPr>
-          <w:rFonts w:ascii="Arial" w:hAnsi="Arial" w:cs="Arial"/>
-          <w:i/>
-          <w:sz w:val="24"/>
-        </w:rPr>
-        <w:t xml:space="preserve"> techniques (complexité, manque de compétences, …).</w:t>
+        <w:t>risques techniques (complexité, manque de compétences, …).</w:t>
       </w:r>
     </w:p>
     <w:p>
@@ -7395,25 +7254,7 @@
           <w:i/>
           <w:sz w:val="24"/>
         </w:rPr>
-        <w:t xml:space="preserve">Décrire aussi quelles solutions </w:t>
-      </w:r>
-      <w:proofErr w:type="gramStart"/>
-      <w:r>
-        <w:rPr>
-          <w:rFonts w:ascii="Arial" w:hAnsi="Arial" w:cs="Arial"/>
-          <w:i/>
-          <w:sz w:val="24"/>
-        </w:rPr>
-        <w:t>ont</w:t>
-      </w:r>
-      <w:proofErr w:type="gramEnd"/>
-      <w:r>
-        <w:rPr>
-          <w:rFonts w:ascii="Arial" w:hAnsi="Arial" w:cs="Arial"/>
-          <w:i/>
-          <w:sz w:val="24"/>
-        </w:rPr>
-        <w:t xml:space="preserve"> été appliquées pour réduire les risques (priorités, formation, actions, …).</w:t>
+        <w:t>Décrire aussi quelles solutions ont été appliquées pour réduire les risques (priorités, formation, actions, …).</w:t>
       </w:r>
     </w:p>
     <w:p>
@@ -7518,7 +7359,6 @@
           <w:lang w:eastAsia="fr-FR"/>
         </w:rPr>
       </w:pPr>
-      <w:proofErr w:type="gramStart"/>
       <w:r>
         <w:rPr>
           <w:rFonts w:ascii="Arial" w:hAnsi="Arial"/>
@@ -7528,19 +7368,7 @@
           <w:szCs w:val="14"/>
           <w:lang w:eastAsia="fr-FR"/>
         </w:rPr>
-        <w:t>planning</w:t>
-      </w:r>
-      <w:proofErr w:type="gramEnd"/>
-      <w:r>
-        <w:rPr>
-          <w:rFonts w:ascii="Arial" w:hAnsi="Arial"/>
-          <w:i/>
-          <w:iCs/>
-          <w:sz w:val="24"/>
-          <w:szCs w:val="14"/>
-          <w:lang w:eastAsia="fr-FR"/>
-        </w:rPr>
-        <w:t xml:space="preserve"> indiquant les dates de début et de fin du projet ainsi que le découpage connu des diverses phases. </w:t>
+        <w:t xml:space="preserve">planning indiquant les dates de début et de fin du projet ainsi que le découpage connu des diverses phases. </w:t>
       </w:r>
     </w:p>
     <w:p>
@@ -7559,7 +7387,6 @@
           <w:lang w:eastAsia="fr-FR"/>
         </w:rPr>
       </w:pPr>
-      <w:proofErr w:type="gramStart"/>
       <w:r>
         <w:rPr>
           <w:rFonts w:ascii="Arial" w:hAnsi="Arial"/>
@@ -7569,19 +7396,7 @@
           <w:szCs w:val="14"/>
           <w:lang w:eastAsia="fr-FR"/>
         </w:rPr>
-        <w:t>partage</w:t>
-      </w:r>
-      <w:proofErr w:type="gramEnd"/>
-      <w:r>
-        <w:rPr>
-          <w:rFonts w:ascii="Arial" w:hAnsi="Arial"/>
-          <w:i/>
-          <w:iCs/>
-          <w:sz w:val="24"/>
-          <w:szCs w:val="14"/>
-          <w:lang w:eastAsia="fr-FR"/>
-        </w:rPr>
-        <w:t xml:space="preserve"> des tâches en cas de travail à plusieurs.</w:t>
+        <w:t>partage des tâches en cas de travail à plusieurs.</w:t>
       </w:r>
     </w:p>
     <w:p>
@@ -7734,18 +7549,8 @@
           <w:i/>
           <w:sz w:val="24"/>
         </w:rPr>
-        <w:t xml:space="preserve">Fournir tous les document de </w:t>
-      </w:r>
-      <w:proofErr w:type="gramStart"/>
-      <w:r>
-        <w:rPr>
-          <w:rFonts w:ascii="Arial" w:hAnsi="Arial" w:cs="Arial"/>
-          <w:i/>
-          <w:sz w:val="24"/>
-        </w:rPr>
-        <w:t>conception:</w:t>
-      </w:r>
-      <w:proofErr w:type="gramEnd"/>
+        <w:t>Fournir tous les document de conception:</w:t>
+      </w:r>
     </w:p>
     <w:p>
       <w:pPr>
@@ -7775,23 +7580,13 @@
           <w:sz w:val="24"/>
         </w:rPr>
       </w:pPr>
-      <w:proofErr w:type="gramStart"/>
       <w:r>
         <w:rPr>
           <w:rFonts w:ascii="Arial" w:hAnsi="Arial" w:cs="Arial"/>
           <w:i/>
           <w:sz w:val="24"/>
         </w:rPr>
-        <w:t>le</w:t>
-      </w:r>
-      <w:proofErr w:type="gramEnd"/>
-      <w:r>
-        <w:rPr>
-          <w:rFonts w:ascii="Arial" w:hAnsi="Arial" w:cs="Arial"/>
-          <w:i/>
-          <w:sz w:val="24"/>
-        </w:rPr>
-        <w:t xml:space="preserve"> choix du matériel HW</w:t>
+        <w:t>le choix du matériel HW</w:t>
       </w:r>
     </w:p>
     <w:p>
@@ -7807,23 +7602,13 @@
           <w:sz w:val="24"/>
         </w:rPr>
       </w:pPr>
-      <w:proofErr w:type="gramStart"/>
       <w:r>
         <w:rPr>
           <w:rFonts w:ascii="Arial" w:hAnsi="Arial" w:cs="Arial"/>
           <w:i/>
           <w:sz w:val="24"/>
         </w:rPr>
-        <w:t>le</w:t>
-      </w:r>
-      <w:proofErr w:type="gramEnd"/>
-      <w:r>
-        <w:rPr>
-          <w:rFonts w:ascii="Arial" w:hAnsi="Arial" w:cs="Arial"/>
-          <w:i/>
-          <w:sz w:val="24"/>
-        </w:rPr>
-        <w:t xml:space="preserve"> choix des systèmes d'exploitation pour la réalisation </w:t>
+        <w:t xml:space="preserve">le choix des systèmes d'exploitation pour la réalisation </w:t>
       </w:r>
       <w:r>
         <w:rPr>
@@ -7856,23 +7641,13 @@
           <w:sz w:val="24"/>
         </w:rPr>
       </w:pPr>
-      <w:proofErr w:type="gramStart"/>
       <w:r>
         <w:rPr>
           <w:rFonts w:ascii="Arial" w:hAnsi="Arial" w:cs="Arial"/>
           <w:i/>
           <w:sz w:val="24"/>
         </w:rPr>
-        <w:t>le</w:t>
-      </w:r>
-      <w:proofErr w:type="gramEnd"/>
-      <w:r>
-        <w:rPr>
-          <w:rFonts w:ascii="Arial" w:hAnsi="Arial" w:cs="Arial"/>
-          <w:i/>
-          <w:sz w:val="24"/>
-        </w:rPr>
-        <w:t xml:space="preserve"> choix des outils logiciels pour la réalisation </w:t>
+        <w:t xml:space="preserve">le choix des outils logiciels pour la réalisation </w:t>
       </w:r>
       <w:r>
         <w:rPr>
@@ -7905,23 +7680,13 @@
           <w:sz w:val="24"/>
         </w:rPr>
       </w:pPr>
-      <w:proofErr w:type="gramStart"/>
       <w:r>
         <w:rPr>
           <w:rFonts w:ascii="Arial" w:hAnsi="Arial" w:cs="Arial"/>
           <w:i/>
           <w:sz w:val="24"/>
         </w:rPr>
-        <w:t>site</w:t>
-      </w:r>
-      <w:proofErr w:type="gramEnd"/>
-      <w:r>
-        <w:rPr>
-          <w:rFonts w:ascii="Arial" w:hAnsi="Arial" w:cs="Arial"/>
-          <w:i/>
-          <w:sz w:val="24"/>
-        </w:rPr>
-        <w:t xml:space="preserve"> web: réaliser les maquettes avec un logiciel, décrire toutes les animations sur papier, définir les mots-clés, choisir une formule d'hébergement, définir la méthode de mise à jour, …</w:t>
+        <w:t>site web: réaliser les maquettes avec un logiciel, décrire toutes les animations sur papier, définir les mots-clés, choisir une formule d'hébergement, définir la méthode de mise à jour, …</w:t>
       </w:r>
     </w:p>
     <w:p>
@@ -7937,23 +7702,13 @@
           <w:sz w:val="24"/>
         </w:rPr>
       </w:pPr>
-      <w:proofErr w:type="gramStart"/>
       <w:r>
         <w:rPr>
           <w:rFonts w:ascii="Arial" w:hAnsi="Arial" w:cs="Arial"/>
           <w:i/>
           <w:sz w:val="24"/>
         </w:rPr>
-        <w:t>bases</w:t>
-      </w:r>
-      <w:proofErr w:type="gramEnd"/>
-      <w:r>
-        <w:rPr>
-          <w:rFonts w:ascii="Arial" w:hAnsi="Arial" w:cs="Arial"/>
-          <w:i/>
-          <w:sz w:val="24"/>
-        </w:rPr>
-        <w:t xml:space="preserve"> de données: décrire le modèle relationnel, le contenu détaillé des tables (caractéristiques de chaque champs) et les requêtes.</w:t>
+        <w:t>bases de données: décrire le modèle relationnel, le contenu détaillé des tables (caractéristiques de chaque champs) et les requêtes.</w:t>
       </w:r>
     </w:p>
     <w:p>
@@ -7969,23 +7724,13 @@
           <w:sz w:val="24"/>
         </w:rPr>
       </w:pPr>
-      <w:proofErr w:type="gramStart"/>
       <w:r>
         <w:rPr>
           <w:rFonts w:ascii="Arial" w:hAnsi="Arial" w:cs="Arial"/>
           <w:i/>
           <w:sz w:val="24"/>
         </w:rPr>
-        <w:t>programmation</w:t>
-      </w:r>
-      <w:proofErr w:type="gramEnd"/>
-      <w:r>
-        <w:rPr>
-          <w:rFonts w:ascii="Arial" w:hAnsi="Arial" w:cs="Arial"/>
-          <w:i/>
-          <w:sz w:val="24"/>
-        </w:rPr>
-        <w:t xml:space="preserve"> et scripts: organigramme, architecture du programme, découpage modulaire, entrées-sorties des modules, pseudo-code / </w:t>
+        <w:t xml:space="preserve">programmation et scripts: organigramme, architecture du programme, découpage modulaire, entrées-sorties des modules, pseudo-code / </w:t>
       </w:r>
       <w:proofErr w:type="spellStart"/>
       <w:r>
@@ -8173,21 +7918,12 @@
           <w:iCs/>
         </w:rPr>
       </w:pPr>
-      <w:proofErr w:type="gramStart"/>
       <w:r>
         <w:rPr>
           <w:i/>
           <w:iCs/>
         </w:rPr>
-        <w:t>les</w:t>
-      </w:r>
-      <w:proofErr w:type="gramEnd"/>
-      <w:r>
-        <w:rPr>
-          <w:i/>
-          <w:iCs/>
-        </w:rPr>
-        <w:t xml:space="preserve"> répertoires où le logiciel est installé</w:t>
+        <w:t>les répertoires où le logiciel est installé</w:t>
       </w:r>
     </w:p>
     <w:p>
@@ -8207,21 +7943,12 @@
           <w:iCs/>
         </w:rPr>
       </w:pPr>
-      <w:proofErr w:type="gramStart"/>
       <w:r>
         <w:rPr>
           <w:i/>
           <w:iCs/>
         </w:rPr>
-        <w:t>la</w:t>
-      </w:r>
-      <w:proofErr w:type="gramEnd"/>
-      <w:r>
-        <w:rPr>
-          <w:i/>
-          <w:iCs/>
-        </w:rPr>
-        <w:t xml:space="preserve"> liste de tous les fichiers et une rapide description de leur contenu (des noms qui parlent !)</w:t>
+        <w:t>la liste de tous les fichiers et une rapide description de leur contenu (des noms qui parlent !)</w:t>
       </w:r>
     </w:p>
     <w:p>
@@ -8241,21 +7968,12 @@
           <w:iCs/>
         </w:rPr>
       </w:pPr>
-      <w:proofErr w:type="gramStart"/>
       <w:r>
         <w:rPr>
           <w:i/>
           <w:iCs/>
         </w:rPr>
-        <w:t>les</w:t>
-      </w:r>
-      <w:proofErr w:type="gramEnd"/>
-      <w:r>
-        <w:rPr>
-          <w:i/>
-          <w:iCs/>
-        </w:rPr>
-        <w:t xml:space="preserve"> versions des systèmes d'exploitation et des outils logiciels</w:t>
+        <w:t>les versions des systèmes d'exploitation et des outils logiciels</w:t>
       </w:r>
     </w:p>
     <w:p>
@@ -8275,21 +7993,12 @@
           <w:iCs/>
         </w:rPr>
       </w:pPr>
-      <w:proofErr w:type="gramStart"/>
       <w:r>
         <w:rPr>
           <w:i/>
           <w:iCs/>
         </w:rPr>
-        <w:t>la</w:t>
-      </w:r>
-      <w:proofErr w:type="gramEnd"/>
-      <w:r>
-        <w:rPr>
-          <w:i/>
-          <w:iCs/>
-        </w:rPr>
-        <w:t xml:space="preserve"> description exacte du matériel</w:t>
+        <w:t>la description exacte du matériel</w:t>
       </w:r>
     </w:p>
     <w:p>
@@ -8309,21 +8018,12 @@
           <w:iCs/>
         </w:rPr>
       </w:pPr>
-      <w:proofErr w:type="gramStart"/>
       <w:r>
         <w:rPr>
           <w:i/>
           <w:iCs/>
         </w:rPr>
-        <w:t>le</w:t>
-      </w:r>
-      <w:proofErr w:type="gramEnd"/>
-      <w:r>
-        <w:rPr>
-          <w:i/>
-          <w:iCs/>
-        </w:rPr>
-        <w:t xml:space="preserve"> numéro de version de votre produit !</w:t>
+        <w:t>le numéro de version de votre produit !</w:t>
       </w:r>
     </w:p>
     <w:p>
@@ -8344,21 +8044,12 @@
           <w:u w:val="single"/>
         </w:rPr>
       </w:pPr>
-      <w:proofErr w:type="gramStart"/>
       <w:r>
         <w:rPr>
           <w:i/>
           <w:iCs/>
         </w:rPr>
-        <w:t>programmation</w:t>
-      </w:r>
-      <w:proofErr w:type="gramEnd"/>
-      <w:r>
-        <w:rPr>
-          <w:i/>
-          <w:iCs/>
-        </w:rPr>
-        <w:t xml:space="preserve"> et scripts: librairies externes, dictionnaire des données, reconstruction du logiciel - cible à partir des sources.</w:t>
+        <w:t>programmation et scripts: librairies externes, dictionnaire des données, reconstruction du logiciel - cible à partir des sources.</w:t>
       </w:r>
     </w:p>
     <w:p>
@@ -8392,25 +8083,7 @@
           <w:iCs/>
           <w:u w:val="single"/>
         </w:rPr>
-        <w:t xml:space="preserve">Evitez d’inclure les </w:t>
-      </w:r>
-      <w:proofErr w:type="gramStart"/>
-      <w:r>
-        <w:rPr>
-          <w:i/>
-          <w:iCs/>
-          <w:u w:val="single"/>
-        </w:rPr>
-        <w:t>listings</w:t>
-      </w:r>
-      <w:proofErr w:type="gramEnd"/>
-      <w:r>
-        <w:rPr>
-          <w:i/>
-          <w:iCs/>
-          <w:u w:val="single"/>
-        </w:rPr>
-        <w:t xml:space="preserve"> des sources</w:t>
+        <w:t>Evitez d’inclure les listings des sources</w:t>
       </w:r>
       <w:r>
         <w:rPr>
@@ -8473,16 +8146,8 @@
         <w:rPr>
           <w:i/>
         </w:rPr>
-        <w:t xml:space="preserve">Pour chaque partie testée de votre projet, il faut </w:t>
-      </w:r>
-      <w:proofErr w:type="gramStart"/>
-      <w:r>
-        <w:rPr>
-          <w:i/>
-        </w:rPr>
-        <w:t>décrire:</w:t>
-      </w:r>
-      <w:proofErr w:type="gramEnd"/>
+        <w:t>Pour chaque partie testée de votre projet, il faut décrire:</w:t>
+      </w:r>
     </w:p>
     <w:p>
       <w:pPr>
@@ -8505,19 +8170,11 @@
           <w:i/>
         </w:rPr>
       </w:pPr>
-      <w:proofErr w:type="gramStart"/>
-      <w:r>
-        <w:rPr>
-          <w:i/>
-        </w:rPr>
-        <w:t>les</w:t>
-      </w:r>
-      <w:proofErr w:type="gramEnd"/>
-      <w:r>
-        <w:rPr>
-          <w:i/>
-        </w:rPr>
-        <w:t xml:space="preserve"> conditions exactes de chaque test</w:t>
+      <w:r>
+        <w:rPr>
+          <w:i/>
+        </w:rPr>
+        <w:t>les conditions exactes de chaque test</w:t>
       </w:r>
     </w:p>
     <w:p>
@@ -8531,19 +8188,11 @@
           <w:i/>
         </w:rPr>
       </w:pPr>
-      <w:proofErr w:type="gramStart"/>
-      <w:r>
-        <w:rPr>
-          <w:i/>
-        </w:rPr>
-        <w:t>les</w:t>
-      </w:r>
-      <w:proofErr w:type="gramEnd"/>
-      <w:r>
-        <w:rPr>
-          <w:i/>
-        </w:rPr>
-        <w:t xml:space="preserve"> preuves de test (papier ou fichier)</w:t>
+      <w:r>
+        <w:rPr>
+          <w:i/>
+        </w:rPr>
+        <w:t>les preuves de test (papier ou fichier)</w:t>
       </w:r>
     </w:p>
     <w:p>
@@ -8557,19 +8206,11 @@
           <w:i/>
         </w:rPr>
       </w:pPr>
-      <w:proofErr w:type="gramStart"/>
-      <w:r>
-        <w:rPr>
-          <w:i/>
-        </w:rPr>
-        <w:t>tests</w:t>
-      </w:r>
-      <w:proofErr w:type="gramEnd"/>
-      <w:r>
-        <w:rPr>
-          <w:i/>
-        </w:rPr>
-        <w:t xml:space="preserve"> sans preuve: fournir au moins une description </w:t>
+      <w:r>
+        <w:rPr>
+          <w:i/>
+        </w:rPr>
+        <w:t xml:space="preserve">tests sans preuve: fournir au moins une description </w:t>
       </w:r>
     </w:p>
     <w:p>
@@ -8631,21 +8272,7 @@
         <w:rPr>
           <w:i/>
         </w:rPr>
-        <w:t xml:space="preserve">S'il reste encore des </w:t>
-      </w:r>
-      <w:proofErr w:type="gramStart"/>
-      <w:r>
-        <w:rPr>
-          <w:i/>
-        </w:rPr>
-        <w:t>erreurs:</w:t>
-      </w:r>
-      <w:proofErr w:type="gramEnd"/>
-      <w:r>
-        <w:rPr>
-          <w:i/>
-        </w:rPr>
-        <w:t xml:space="preserve"> </w:t>
+        <w:t xml:space="preserve">S'il reste encore des erreurs: </w:t>
       </w:r>
     </w:p>
     <w:p>
@@ -8791,21 +8418,12 @@
           <w:i/>
         </w:rPr>
       </w:pPr>
-      <w:proofErr w:type="gramStart"/>
       <w:r>
         <w:rPr>
           <w:rFonts w:cs="Arial"/>
           <w:i/>
         </w:rPr>
-        <w:t>le</w:t>
-      </w:r>
-      <w:proofErr w:type="gramEnd"/>
-      <w:r>
-        <w:rPr>
-          <w:rFonts w:cs="Arial"/>
-          <w:i/>
-        </w:rPr>
-        <w:t xml:space="preserve"> rapport de projet</w:t>
+        <w:t>le rapport de projet</w:t>
       </w:r>
     </w:p>
     <w:p>
@@ -8820,21 +8438,12 @@
           <w:i/>
         </w:rPr>
       </w:pPr>
-      <w:proofErr w:type="gramStart"/>
       <w:r>
         <w:rPr>
           <w:rFonts w:cs="Arial"/>
           <w:i/>
         </w:rPr>
-        <w:t>le</w:t>
-      </w:r>
-      <w:proofErr w:type="gramEnd"/>
-      <w:r>
-        <w:rPr>
-          <w:rFonts w:cs="Arial"/>
-          <w:i/>
-        </w:rPr>
-        <w:t xml:space="preserve"> manuel d'Installation (en annexe)</w:t>
+        <w:t>le manuel d'Installation (en annexe)</w:t>
       </w:r>
     </w:p>
     <w:p>
@@ -8849,22 +8458,13 @@
           <w:i/>
         </w:rPr>
       </w:pPr>
-      <w:proofErr w:type="gramStart"/>
       <w:r>
         <w:rPr>
           <w:rFonts w:cs="Arial"/>
           <w:i/>
         </w:rPr>
         <w:lastRenderedPageBreak/>
-        <w:t>le</w:t>
-      </w:r>
-      <w:proofErr w:type="gramEnd"/>
-      <w:r>
-        <w:rPr>
-          <w:rFonts w:cs="Arial"/>
-          <w:i/>
-        </w:rPr>
-        <w:t xml:space="preserve"> manuel d'Utilisation avec des exemples graphiques (en annexe)</w:t>
+        <w:t>le manuel d'Utilisation avec des exemples graphiques (en annexe)</w:t>
       </w:r>
     </w:p>
     <w:p>
@@ -8879,21 +8479,12 @@
           <w:i/>
         </w:rPr>
       </w:pPr>
-      <w:proofErr w:type="gramStart"/>
       <w:r>
         <w:rPr>
           <w:rFonts w:cs="Arial"/>
           <w:i/>
         </w:rPr>
-        <w:t>autres</w:t>
-      </w:r>
-      <w:proofErr w:type="gramEnd"/>
-      <w:r>
-        <w:rPr>
-          <w:rFonts w:cs="Arial"/>
-          <w:i/>
-        </w:rPr>
-        <w:t>…</w:t>
+        <w:t>autres…</w:t>
       </w:r>
     </w:p>
     <w:p>
@@ -8966,15 +8557,7 @@
           <w:i/>
           <w:sz w:val="24"/>
         </w:rPr>
-        <w:t xml:space="preserve">Développez en tous cas les points </w:t>
-      </w:r>
-      <w:r>
-        <w:rPr>
-          <w:rFonts w:ascii="Arial" w:hAnsi="Arial" w:cs="Arial"/>
-          <w:i/>
-          <w:sz w:val="24"/>
-        </w:rPr>
-        <w:t>suivants :</w:t>
+        <w:t>Développez en tous cas les points suivants :</w:t>
       </w:r>
     </w:p>
     <w:p>
@@ -9213,21 +8796,7 @@
         <w:rPr>
           <w:i/>
         </w:rPr>
-        <w:t xml:space="preserve"> (Titre, auteur, date), des sites Internet (URL) consultés, des articles (Revue, date, titre, </w:t>
-      </w:r>
-      <w:proofErr w:type="gramStart"/>
-      <w:r>
-        <w:rPr>
-          <w:i/>
-        </w:rPr>
-        <w:t>auteur)…</w:t>
-      </w:r>
-      <w:proofErr w:type="gramEnd"/>
-      <w:r>
-        <w:rPr>
-          <w:i/>
-        </w:rPr>
-        <w:t xml:space="preserve"> Et de toutes les aides externes (noms)   </w:t>
+        <w:t xml:space="preserve"> (Titre, auteur, date), des sites Internet (URL) consultés, des articles (Revue, date, titre, auteur)… Et de toutes les aides externes (noms)   </w:t>
       </w:r>
     </w:p>
     <w:p>
@@ -9496,8 +9065,8 @@
       </w:pPr>
       <w:bookmarkStart w:id="72" w:name="_Toc71703270"/>
       <w:bookmarkStart w:id="73" w:name="_Toc499021854"/>
-      <w:bookmarkStart w:id="74" w:name="_Toc25553334"/>
-      <w:bookmarkStart w:id="75" w:name="_Toc221526554"/>
+      <w:bookmarkStart w:id="74" w:name="_Toc221526554"/>
+      <w:bookmarkStart w:id="75" w:name="_Toc25553334"/>
       <w:r>
         <w:rPr>
           <w:iCs/>
@@ -9506,14 +9075,14 @@
       </w:r>
       <w:bookmarkEnd w:id="72"/>
       <w:bookmarkEnd w:id="73"/>
+      <w:bookmarkEnd w:id="74"/>
+      <w:r>
+        <w:rPr>
+          <w:iCs/>
+        </w:rPr>
+        <w:t xml:space="preserve"> </w:t>
+      </w:r>
       <w:bookmarkEnd w:id="75"/>
-      <w:r>
-        <w:rPr>
-          <w:iCs/>
-        </w:rPr>
-        <w:t xml:space="preserve"> </w:t>
-      </w:r>
-      <w:bookmarkEnd w:id="74"/>
     </w:p>
     <w:p/>
     <w:p>
@@ -9543,6 +9112,393 @@
           <w:lang w:eastAsia="fr-CH"/>
         </w:rPr>
       </w:pPr>
+      <w:r>
+        <w:rPr>
+          <w:lang w:eastAsia="fr-CH"/>
+        </w:rPr>
+        <w:t>TPI - 05/03/2026</w:t>
+      </w:r>
+    </w:p>
+    <w:p>
+      <w:pPr>
+        <w:rPr>
+          <w:lang w:eastAsia="fr-CH"/>
+        </w:rPr>
+      </w:pPr>
+      <w:r>
+        <w:rPr>
+          <w:lang w:eastAsia="fr-CH"/>
+        </w:rPr>
+        <w:t>- Analyse critique, liste les contraintes et les besoins.</w:t>
+      </w:r>
+    </w:p>
+    <w:p>
+      <w:pPr>
+        <w:rPr>
+          <w:lang w:eastAsia="fr-CH"/>
+        </w:rPr>
+      </w:pPr>
+      <w:r>
+        <w:rPr>
+          <w:lang w:eastAsia="fr-CH"/>
+        </w:rPr>
+        <w:t xml:space="preserve">- Choix de la méthode Agile / </w:t>
+      </w:r>
+      <w:proofErr w:type="spellStart"/>
+      <w:r>
+        <w:rPr>
+          <w:lang w:eastAsia="fr-CH"/>
+        </w:rPr>
+        <w:t>Waterfall</w:t>
+      </w:r>
+      <w:proofErr w:type="spellEnd"/>
+    </w:p>
+    <w:p>
+      <w:pPr>
+        <w:rPr>
+          <w:lang w:eastAsia="fr-CH"/>
+        </w:rPr>
+      </w:pPr>
+      <w:r>
+        <w:rPr>
+          <w:lang w:eastAsia="fr-CH"/>
+        </w:rPr>
+        <w:t xml:space="preserve">- Planification initiale : explication du </w:t>
+      </w:r>
+      <w:proofErr w:type="spellStart"/>
+      <w:r>
+        <w:rPr>
+          <w:lang w:eastAsia="fr-CH"/>
+        </w:rPr>
+        <w:t>porcentage</w:t>
+      </w:r>
+      <w:proofErr w:type="spellEnd"/>
+      <w:r>
+        <w:rPr>
+          <w:lang w:eastAsia="fr-CH"/>
+        </w:rPr>
+        <w:t xml:space="preserve"> et stats</w:t>
+      </w:r>
+    </w:p>
+    <w:p>
+      <w:pPr>
+        <w:rPr>
+          <w:lang w:eastAsia="fr-CH"/>
+        </w:rPr>
+      </w:pPr>
+      <w:r>
+        <w:rPr>
+          <w:lang w:eastAsia="fr-CH"/>
+        </w:rPr>
+        <w:t xml:space="preserve">- Modélisation </w:t>
+      </w:r>
+      <w:proofErr w:type="spellStart"/>
+      <w:r>
+        <w:rPr>
+          <w:lang w:eastAsia="fr-CH"/>
+        </w:rPr>
+        <w:t>coneptuelle</w:t>
+      </w:r>
+      <w:proofErr w:type="spellEnd"/>
+      <w:r>
+        <w:rPr>
+          <w:lang w:eastAsia="fr-CH"/>
+        </w:rPr>
+        <w:t xml:space="preserve"> : Client-API-DB, MCD/MLD, planification, Arborescence et structures de codes</w:t>
+      </w:r>
+    </w:p>
+    <w:p>
+      <w:pPr>
+        <w:rPr>
+          <w:lang w:eastAsia="fr-CH"/>
+        </w:rPr>
+      </w:pPr>
+      <w:r>
+        <w:rPr>
+          <w:lang w:eastAsia="fr-CH"/>
+        </w:rPr>
+        <w:t xml:space="preserve">- Planification : </w:t>
+      </w:r>
+      <w:proofErr w:type="spellStart"/>
+      <w:r>
+        <w:rPr>
+          <w:lang w:eastAsia="fr-CH"/>
+        </w:rPr>
+        <w:t>anoter</w:t>
+      </w:r>
+      <w:proofErr w:type="spellEnd"/>
+      <w:r>
+        <w:rPr>
+          <w:lang w:eastAsia="fr-CH"/>
+        </w:rPr>
+        <w:t xml:space="preserve"> les meetings et les questions posées.</w:t>
+      </w:r>
+    </w:p>
+    <w:p>
+      <w:pPr>
+        <w:rPr>
+          <w:lang w:eastAsia="fr-CH"/>
+        </w:rPr>
+      </w:pPr>
+      <w:r>
+        <w:rPr>
+          <w:lang w:eastAsia="fr-CH"/>
+        </w:rPr>
+        <w:t xml:space="preserve">-Choix des outils : structure des outils, </w:t>
+      </w:r>
+      <w:proofErr w:type="spellStart"/>
+      <w:r>
+        <w:rPr>
+          <w:lang w:eastAsia="fr-CH"/>
+        </w:rPr>
+        <w:t>pourqoui</w:t>
+      </w:r>
+      <w:proofErr w:type="spellEnd"/>
+      <w:r>
+        <w:rPr>
+          <w:lang w:eastAsia="fr-CH"/>
+        </w:rPr>
+        <w:t xml:space="preserve"> MySQL</w:t>
+      </w:r>
+    </w:p>
+    <w:p>
+      <w:pPr>
+        <w:rPr>
+          <w:lang w:eastAsia="fr-CH"/>
+        </w:rPr>
+      </w:pPr>
+      <w:r>
+        <w:rPr>
+          <w:lang w:eastAsia="fr-CH"/>
+        </w:rPr>
+        <w:t xml:space="preserve">- Lexique </w:t>
+      </w:r>
+      <w:proofErr w:type="spellStart"/>
+      <w:r>
+        <w:rPr>
+          <w:lang w:eastAsia="fr-CH"/>
+        </w:rPr>
+        <w:t>préecis</w:t>
+      </w:r>
+      <w:proofErr w:type="spellEnd"/>
+      <w:r>
+        <w:rPr>
+          <w:lang w:eastAsia="fr-CH"/>
+        </w:rPr>
+        <w:t xml:space="preserve"> et </w:t>
+      </w:r>
+      <w:proofErr w:type="spellStart"/>
+      <w:r>
+        <w:rPr>
+          <w:lang w:eastAsia="fr-CH"/>
+        </w:rPr>
+        <w:t>nottations</w:t>
+      </w:r>
+      <w:proofErr w:type="spellEnd"/>
+      <w:r>
+        <w:rPr>
+          <w:lang w:eastAsia="fr-CH"/>
+        </w:rPr>
+        <w:t xml:space="preserve"> de l'ETML</w:t>
+      </w:r>
+    </w:p>
+    <w:p>
+      <w:pPr>
+        <w:rPr>
+          <w:lang w:eastAsia="fr-CH"/>
+        </w:rPr>
+      </w:pPr>
+      <w:r>
+        <w:rPr>
+          <w:lang w:eastAsia="fr-CH"/>
+        </w:rPr>
+        <w:t xml:space="preserve">- Justifications des JRNTRVL plus longs attendus. </w:t>
+      </w:r>
+    </w:p>
+    <w:p>
+      <w:pPr>
+        <w:rPr>
+          <w:lang w:eastAsia="fr-CH"/>
+        </w:rPr>
+      </w:pPr>
+      <w:r>
+        <w:rPr>
+          <w:lang w:eastAsia="fr-CH"/>
+        </w:rPr>
+        <w:t xml:space="preserve">- Gestion des risques et des </w:t>
+      </w:r>
+      <w:proofErr w:type="spellStart"/>
+      <w:r>
+        <w:rPr>
+          <w:lang w:eastAsia="fr-CH"/>
+        </w:rPr>
+        <w:t>ameliorations</w:t>
+      </w:r>
+      <w:proofErr w:type="spellEnd"/>
+    </w:p>
+    <w:p>
+      <w:pPr>
+        <w:rPr>
+          <w:lang w:eastAsia="fr-CH"/>
+        </w:rPr>
+      </w:pPr>
+      <w:r>
+        <w:rPr>
+          <w:lang w:eastAsia="fr-CH"/>
+        </w:rPr>
+        <w:lastRenderedPageBreak/>
+        <w:t xml:space="preserve">- Plan de test du </w:t>
+      </w:r>
+      <w:proofErr w:type="spellStart"/>
+      <w:r>
+        <w:rPr>
+          <w:lang w:eastAsia="fr-CH"/>
+        </w:rPr>
+        <w:t>debut</w:t>
+      </w:r>
+      <w:proofErr w:type="spellEnd"/>
+      <w:r>
+        <w:rPr>
+          <w:lang w:eastAsia="fr-CH"/>
+        </w:rPr>
+        <w:t>, pendent le projet et à la fin</w:t>
+      </w:r>
+    </w:p>
+    <w:p>
+      <w:pPr>
+        <w:rPr>
+          <w:lang w:eastAsia="fr-CH"/>
+        </w:rPr>
+      </w:pPr>
+      <w:r>
+        <w:rPr>
+          <w:lang w:eastAsia="fr-CH"/>
+        </w:rPr>
+        <w:t xml:space="preserve">-GIT </w:t>
+      </w:r>
+      <w:proofErr w:type="spellStart"/>
+      <w:r>
+        <w:rPr>
+          <w:lang w:eastAsia="fr-CH"/>
+        </w:rPr>
+        <w:t>planificatio</w:t>
+      </w:r>
+      <w:proofErr w:type="spellEnd"/>
+    </w:p>
+    <w:p>
+      <w:pPr>
+        <w:rPr>
+          <w:lang w:eastAsia="fr-CH"/>
+        </w:rPr>
+      </w:pPr>
+      <w:r>
+        <w:rPr>
+          <w:lang w:eastAsia="fr-CH"/>
+        </w:rPr>
+        <w:t>- Résumé (Doc-6) : 1 page A4 maximum, sans images, 3-4 chapitres, finit par une recommandation.</w:t>
+      </w:r>
+    </w:p>
+    <w:p>
+      <w:pPr>
+        <w:rPr>
+          <w:lang w:eastAsia="fr-CH"/>
+        </w:rPr>
+      </w:pPr>
+      <w:r>
+        <w:rPr>
+          <w:lang w:eastAsia="fr-CH"/>
+        </w:rPr>
+        <w:t xml:space="preserve">- </w:t>
+      </w:r>
+      <w:proofErr w:type="spellStart"/>
+      <w:r>
+        <w:rPr>
+          <w:lang w:eastAsia="fr-CH"/>
+        </w:rPr>
+        <w:t>Crear</w:t>
+      </w:r>
+      <w:proofErr w:type="spellEnd"/>
+      <w:r>
+        <w:rPr>
+          <w:lang w:eastAsia="fr-CH"/>
+        </w:rPr>
+        <w:t xml:space="preserve"> lista de </w:t>
+      </w:r>
+      <w:proofErr w:type="spellStart"/>
+      <w:r>
+        <w:rPr>
+          <w:lang w:eastAsia="fr-CH"/>
+        </w:rPr>
+        <w:t>legende</w:t>
+      </w:r>
+      <w:proofErr w:type="spellEnd"/>
+      <w:r>
+        <w:rPr>
+          <w:lang w:eastAsia="fr-CH"/>
+        </w:rPr>
+        <w:t xml:space="preserve"> de photos</w:t>
+      </w:r>
+    </w:p>
+    <w:p>
+      <w:pPr>
+        <w:rPr>
+          <w:lang w:eastAsia="fr-CH"/>
+        </w:rPr>
+      </w:pPr>
+      <w:r>
+        <w:rPr>
+          <w:lang w:eastAsia="fr-CH"/>
+        </w:rPr>
+        <w:t>- Diagramme de clase et code</w:t>
+      </w:r>
+    </w:p>
+    <w:p>
+      <w:pPr>
+        <w:rPr>
+          <w:lang w:eastAsia="fr-CH"/>
+        </w:rPr>
+      </w:pPr>
+      <w:r>
+        <w:rPr>
+          <w:lang w:eastAsia="fr-CH"/>
+        </w:rPr>
+        <w:t xml:space="preserve">- Glossaire. sources. </w:t>
+      </w:r>
+    </w:p>
+    <w:p>
+      <w:pPr>
+        <w:rPr>
+          <w:lang w:eastAsia="fr-CH"/>
+        </w:rPr>
+      </w:pPr>
+      <w:r>
+        <w:rPr>
+          <w:lang w:eastAsia="fr-CH"/>
+        </w:rPr>
+        <w:t xml:space="preserve">JRNDTRVL : tache, </w:t>
+      </w:r>
+      <w:proofErr w:type="spellStart"/>
+      <w:r>
+        <w:rPr>
+          <w:lang w:eastAsia="fr-CH"/>
+        </w:rPr>
+        <w:t>echecs</w:t>
+      </w:r>
+      <w:proofErr w:type="spellEnd"/>
+      <w:r>
+        <w:rPr>
+          <w:lang w:eastAsia="fr-CH"/>
+        </w:rPr>
+        <w:t xml:space="preserve">, analyse critique et solution / </w:t>
+      </w:r>
+      <w:proofErr w:type="spellStart"/>
+      <w:r>
+        <w:rPr>
+          <w:lang w:eastAsia="fr-CH"/>
+        </w:rPr>
+        <w:t>resultat</w:t>
+      </w:r>
+      <w:proofErr w:type="spellEnd"/>
     </w:p>
     <w:sectPr>
       <w:headerReference w:type="default" r:id="rId43"/>
@@ -9652,7 +9608,7 @@
             </wp:anchor>
           </w:drawing>
         </mc:Choice>
-        <mc:Fallback xmlns:a="http://schemas.openxmlformats.org/drawingml/2006/main" xmlns:w16du="http://schemas.microsoft.com/office/word/2023/wordml/word16du">
+        <mc:Fallback xmlns:w16du="http://schemas.microsoft.com/office/word/2023/wordml/word16du" xmlns:a="http://schemas.openxmlformats.org/drawingml/2006/main">
           <w:pict w14:anchorId="2AC6186A">
             <v:line id="Conector recto 2" style="position:absolute;z-index:251659264;visibility:visible;mso-wrap-style:square;mso-width-percent:0;mso-wrap-distance-left:9pt;mso-wrap-distance-top:0;mso-wrap-distance-right:9pt;mso-wrap-distance-bottom:0;mso-position-horizontal:left;mso-position-horizontal-relative:margin;mso-position-vertical:absolute;mso-position-vertical-relative:text;mso-width-percent:0;mso-width-relative:margin" o:spid="_x0000_s1026" strokecolor="#4472c4 [3204]" strokeweight=".5pt" from="0,20.1pt" to="452.9pt,20.1pt" w14:anchorId="378E8825" o:gfxdata="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">
               <v:stroke joinstyle="miter"/>
@@ -13400,6 +13356,7 @@
   <w:style w:type="character" w:default="1" w:styleId="Policepardfaut">
     <w:name w:val="Default Paragraph Font"/>
     <w:uiPriority w:val="1"/>
+    <w:semiHidden/>
     <w:unhideWhenUsed/>
   </w:style>
   <w:style w:type="table" w:default="1" w:styleId="TableauNormal">
@@ -16399,6 +16356,7 @@
     <w:rsid w:val="001F7E59"/>
     <w:rsid w:val="00246810"/>
     <w:rsid w:val="0026751F"/>
+    <w:rsid w:val="00282C9B"/>
     <w:rsid w:val="002B7213"/>
     <w:rsid w:val="002F551B"/>
     <w:rsid w:val="00315789"/>
@@ -16408,6 +16366,7 @@
     <w:rsid w:val="005D0FBE"/>
     <w:rsid w:val="006108C4"/>
     <w:rsid w:val="006C65B6"/>
+    <w:rsid w:val="006C65DA"/>
     <w:rsid w:val="007F5410"/>
     <w:rsid w:val="00926C6E"/>
     <w:rsid w:val="00956963"/>
@@ -17410,6 +17369,19 @@
 </file>
 
 <file path=customXml/item3.xml><?xml version="1.0" encoding="utf-8"?>
+<?mso-contentType ?>
+<FormTemplates xmlns="http://schemas.microsoft.com/sharepoint/v3/contenttype/forms">
+  <Display>DocumentLibraryForm</Display>
+  <Edit>DocumentLibraryForm</Edit>
+  <New>DocumentLibraryForm</New>
+</FormTemplates>
+</file>
+
+<file path=customXml/item4.xml><?xml version="1.0" encoding="utf-8"?>
+<b:Sources xmlns:b="http://schemas.openxmlformats.org/officeDocument/2006/bibliography" xmlns="http://schemas.openxmlformats.org/officeDocument/2006/bibliography" SelectedStyle="\APASixthEditionOfficeOnline.xsl" StyleName="APA" Version="6"/>
+</file>
+
+<file path=customXml/item5.xml><?xml version="1.0" encoding="utf-8"?>
 <p:properties xmlns:p="http://schemas.microsoft.com/office/2006/metadata/properties" xmlns:xsi="http://www.w3.org/2001/XMLSchema-instance" xmlns:pc="http://schemas.microsoft.com/office/infopath/2007/PartnerControls">
   <documentManagement>
     <TaxCatchAll xmlns="dfa80de1-e9bb-4cf2-893d-d06220b3971a" xsi:nil="true"/>
@@ -17418,19 +17390,6 @@
     </lcf76f155ced4ddcb4097134ff3c332f>
   </documentManagement>
 </p:properties>
-</file>
-
-<file path=customXml/item4.xml><?xml version="1.0" encoding="utf-8"?>
-<b:Sources xmlns:b="http://schemas.openxmlformats.org/officeDocument/2006/bibliography" xmlns="http://schemas.openxmlformats.org/officeDocument/2006/bibliography" SelectedStyle="\APASixthEditionOfficeOnline.xsl" StyleName="APA" Version="6"/>
-</file>
-
-<file path=customXml/item5.xml><?xml version="1.0" encoding="utf-8"?>
-<?mso-contentType ?>
-<FormTemplates xmlns="http://schemas.microsoft.com/sharepoint/v3/contenttype/forms">
-  <Display>DocumentLibraryForm</Display>
-  <Edit>DocumentLibraryForm</Edit>
-  <New>DocumentLibraryForm</New>
-</FormTemplates>
 </file>
 
 <file path=customXml/itemProps1.xml><?xml version="1.0" encoding="utf-8"?>
@@ -17461,12 +17420,9 @@
 </file>
 
 <file path=customXml/itemProps3.xml><?xml version="1.0" encoding="utf-8"?>
-<ds:datastoreItem xmlns:ds="http://schemas.openxmlformats.org/officeDocument/2006/customXml" ds:itemID="{C94D97F5-7F04-4398-BD4F-61F68830E426}">
+<ds:datastoreItem xmlns:ds="http://schemas.openxmlformats.org/officeDocument/2006/customXml" ds:itemID="{49F5DEE4-C8F3-42DE-BB91-D4B66B0C8CBB}">
   <ds:schemaRefs>
-    <ds:schemaRef ds:uri="http://schemas.microsoft.com/office/2006/metadata/properties"/>
-    <ds:schemaRef ds:uri="http://schemas.microsoft.com/office/infopath/2007/PartnerControls"/>
-    <ds:schemaRef ds:uri="dfa80de1-e9bb-4cf2-893d-d06220b3971a"/>
-    <ds:schemaRef ds:uri="98d92101-24da-4498-9971-a24673344bd8"/>
+    <ds:schemaRef ds:uri="http://schemas.microsoft.com/sharepoint/v3/contenttype/forms"/>
   </ds:schemaRefs>
 </ds:datastoreItem>
 </file>
@@ -17480,9 +17436,12 @@
 </file>
 
 <file path=customXml/itemProps5.xml><?xml version="1.0" encoding="utf-8"?>
-<ds:datastoreItem xmlns:ds="http://schemas.openxmlformats.org/officeDocument/2006/customXml" ds:itemID="{49F5DEE4-C8F3-42DE-BB91-D4B66B0C8CBB}">
+<ds:datastoreItem xmlns:ds="http://schemas.openxmlformats.org/officeDocument/2006/customXml" ds:itemID="{C94D97F5-7F04-4398-BD4F-61F68830E426}">
   <ds:schemaRefs>
-    <ds:schemaRef ds:uri="http://schemas.microsoft.com/sharepoint/v3/contenttype/forms"/>
+    <ds:schemaRef ds:uri="http://schemas.microsoft.com/office/2006/metadata/properties"/>
+    <ds:schemaRef ds:uri="http://schemas.microsoft.com/office/infopath/2007/PartnerControls"/>
+    <ds:schemaRef ds:uri="dfa80de1-e9bb-4cf2-893d-d06220b3971a"/>
+    <ds:schemaRef ds:uri="98d92101-24da-4498-9971-a24673344bd8"/>
   </ds:schemaRefs>
 </ds:datastoreItem>
 </file>
--- a/docs/03_Rapport/Rapport_PAPPRO1_Toledo.docx
+++ b/docs/03_Rapport/Rapport_PAPPRO1_Toledo.docx
@@ -2,6 +2,8 @@
 <file path=word/document.xml><?xml version="1.0" encoding="utf-8"?>
 <w:document xmlns:wpc="http://schemas.microsoft.com/office/word/2010/wordprocessingCanvas" xmlns:cx="http://schemas.microsoft.com/office/drawing/2014/chartex" xmlns:cx1="http://schemas.microsoft.com/office/drawing/2015/9/8/chartex" xmlns:cx2="http://schemas.microsoft.com/office/drawing/2015/10/21/chartex" xmlns:cx3="http://schemas.microsoft.com/office/drawing/2016/5/9/chartex" xmlns:cx4="http://schemas.microsoft.com/office/drawing/2016/5/10/chartex" xmlns:cx5="http://schemas.microsoft.com/office/drawing/2016/5/11/chartex" xmlns:cx6="http://schemas.microsoft.com/office/drawing/2016/5/12/chartex" xmlns:cx7="http://schemas.microsoft.com/office/drawing/2016/5/13/chartex" xmlns:cx8="http://schemas.microsoft.com/office/drawing/2016/5/14/chartex" xmlns:mc="http://schemas.openxmlformats.org/markup-compatibility/2006" xmlns:aink="http://schemas.microsoft.com/office/drawing/2016/ink" xmlns:am3d="http://schemas.microsoft.com/office/drawing/2017/model3d" xmlns:o="urn:schemas-microsoft-com:office:office" xmlns:oel="http://schemas.microsoft.com/office/2019/extlst" xmlns:r="http://schemas.openxmlformats.org/officeDocument/2006/relationships" xmlns:m="http://schemas.openxmlformats.org/officeDocument/2006/math" xmlns:v="urn:schemas-microsoft-com:vml" xmlns:wp14="http://schemas.microsoft.com/office/word/2010/wordprocessingDrawing" xmlns:wp="http://schemas.openxmlformats.org/drawingml/2006/wordprocessingDrawing" xmlns:w10="urn:schemas-microsoft-com:office:word" xmlns:w="http://schemas.openxmlformats.org/wordprocessingml/2006/main" xmlns:w14="http://schemas.microsoft.com/office/word/2010/wordml" xmlns:w15="http://schemas.microsoft.com/office/word/2012/wordml" xmlns:w16cex="http://schemas.microsoft.com/office/word/2018/wordml/cex" xmlns:w16cid="http://schemas.microsoft.com/office/word/2016/wordml/cid" xmlns:w16="http://schemas.microsoft.com/office/word/2018/wordml" xmlns:w16sdtdh="http://schemas.microsoft.com/office/word/2020/wordml/sdtdatahash" xmlns:w16se="http://schemas.microsoft.com/office/word/2015/wordml/symex" xmlns:wpg="http://schemas.microsoft.com/office/word/2010/wordprocessingGroup" xmlns:wpi="http://schemas.microsoft.com/office/word/2010/wordprocessingInk" xmlns:wne="http://schemas.microsoft.com/office/word/2006/wordml" xmlns:wps="http://schemas.microsoft.com/office/word/2010/wordprocessingShape" mc:Ignorable="w14 w15 w16se w16cid w16 w16cex w16sdtdh wp14">
   <w:body>
+    <w:bookmarkStart w:id="0" w:name="_Hlk223706163" w:displacedByCustomXml="next"/>
+    <w:bookmarkEnd w:id="0" w:displacedByCustomXml="next"/>
     <w:sdt>
       <w:sdtPr>
         <w:rPr>
@@ -109,7 +111,7 @@
             <mc:AlternateContent>
               <mc:Choice Requires="wps">
                 <w:drawing>
-                  <wp:anchor distT="0" distB="0" distL="114300" distR="114300" simplePos="0" relativeHeight="251658240" behindDoc="0" locked="0" layoutInCell="1" allowOverlap="1" wp14:anchorId="17375AF4" wp14:editId="40564AC1">
+                  <wp:anchor distT="0" distB="0" distL="114300" distR="114300" simplePos="0" relativeHeight="251657216" behindDoc="0" locked="0" layoutInCell="1" allowOverlap="1" wp14:anchorId="17375AF4" wp14:editId="1EAB86BF">
                     <wp:simplePos x="0" y="0"/>
                     <wp:positionH relativeFrom="margin">
                       <wp:align>center</wp:align>
@@ -178,7 +180,7 @@
                                   <w:tag w:val=""/>
                                   <w:id w:val="-1783573566"/>
                                   <w:dataBinding w:prefixMappings="xmlns:ns0='http://schemas.microsoft.com/office/2006/coverPageProps' " w:xpath="/ns0:CoverPageProperties[1]/ns0:PublishDate[1]" w:storeItemID="{55AF091B-3C7A-41E3-B477-F2FDAA23CFDA}"/>
-                                  <w:date w:fullDate="2026-03-13T00:00:00Z">
+                                  <w:date w:fullDate="2026-02-02T00:00:00Z">
                                     <w:dateFormat w:val="dd MMMM yyyy"/>
                                     <w:lid w:val="fr-FR"/>
                                     <w:storeMappedDataAs w:val="dateTime"/>
@@ -208,18 +210,7 @@
                                         <w:szCs w:val="28"/>
                                         <w:lang w:val="fr-FR"/>
                                       </w:rPr>
-                                      <w:t>02 février</w:t>
-                                    </w:r>
-                                    <w:r>
-                                      <w:rPr>
-                                        <w:rFonts w:ascii="Century Gothic" w:hAnsi="Century Gothic"/>
-                                        <w:caps/>
-                                        <w:color w:val="4472C4" w:themeColor="accent1"/>
-                                        <w:sz w:val="28"/>
-                                        <w:szCs w:val="28"/>
-                                        <w:lang w:val="fr-FR"/>
-                                      </w:rPr>
-                                      <w:t xml:space="preserve"> – 13 MARS 2026</w:t>
+                                      <w:t>02 février 2026</w:t>
                                     </w:r>
                                   </w:p>
                                 </w:sdtContent>
@@ -340,7 +331,7 @@
                     <v:stroke joinstyle="miter"/>
                     <v:path gradientshapeok="t" o:connecttype="rect"/>
                   </v:shapetype>
-                  <v:shape id="Zone de texte 5" o:spid="_x0000_s1026" type="#_x0000_t202" style="position:absolute;left:0;text-align:left;margin-left:0;margin-top:0;width:516pt;height:43.9pt;z-index:251658240;visibility:visible;mso-wrap-style:square;mso-width-percent:1000;mso-height-percent:0;mso-top-percent:850;mso-wrap-distance-left:9pt;mso-wrap-distance-top:0;mso-wrap-distance-right:9pt;mso-wrap-distance-bottom:0;mso-position-horizontal:center;mso-position-horizontal-relative:margin;mso-position-vertical-relative:page;mso-width-percent:1000;mso-height-percent:0;mso-top-percent:850;mso-width-relative:margin;mso-height-relative:margin;v-text-anchor:bottom" o:gfxdata="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" filled="f" stroked="f" strokeweight=".5pt">
+                  <v:shape id="Zone de texte 5" o:spid="_x0000_s1026" type="#_x0000_t202" style="position:absolute;left:0;text-align:left;margin-left:0;margin-top:0;width:516pt;height:43.9pt;z-index:251657216;visibility:visible;mso-wrap-style:square;mso-width-percent:1000;mso-height-percent:0;mso-top-percent:850;mso-wrap-distance-left:9pt;mso-wrap-distance-top:0;mso-wrap-distance-right:9pt;mso-wrap-distance-bottom:0;mso-position-horizontal:center;mso-position-horizontal-relative:margin;mso-position-vertical-relative:page;mso-width-percent:1000;mso-height-percent:0;mso-top-percent:850;mso-width-relative:margin;mso-height-relative:margin;v-text-anchor:bottom" o:gfxdata="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" filled="f" stroked="f" strokeweight=".5pt">
                     <v:textbox style="mso-fit-shape-to-text:t" inset="0,0,0,0">
                       <w:txbxContent>
                         <w:sdt>
@@ -356,7 +347,7 @@
                             <w:tag w:val=""/>
                             <w:id w:val="-1783573566"/>
                             <w:dataBinding w:prefixMappings="xmlns:ns0='http://schemas.microsoft.com/office/2006/coverPageProps' " w:xpath="/ns0:CoverPageProperties[1]/ns0:PublishDate[1]" w:storeItemID="{55AF091B-3C7A-41E3-B477-F2FDAA23CFDA}"/>
-                            <w:date w:fullDate="2026-03-13T00:00:00Z">
+                            <w:date w:fullDate="2026-02-02T00:00:00Z">
                               <w:dateFormat w:val="dd MMMM yyyy"/>
                               <w:lid w:val="fr-FR"/>
                               <w:storeMappedDataAs w:val="dateTime"/>
@@ -386,18 +377,7 @@
                                   <w:szCs w:val="28"/>
                                   <w:lang w:val="fr-FR"/>
                                 </w:rPr>
-                                <w:t>02 février</w:t>
-                              </w:r>
-                              <w:r>
-                                <w:rPr>
-                                  <w:rFonts w:ascii="Century Gothic" w:hAnsi="Century Gothic"/>
-                                  <w:caps/>
-                                  <w:color w:val="4472C4" w:themeColor="accent1"/>
-                                  <w:sz w:val="28"/>
-                                  <w:szCs w:val="28"/>
-                                  <w:lang w:val="fr-FR"/>
-                                </w:rPr>
-                                <w:t xml:space="preserve"> – 13 MARS 2026</w:t>
+                                <w:t>02 février 2026</w:t>
                               </w:r>
                             </w:p>
                           </w:sdtContent>
@@ -804,8 +784,8 @@
         </w:p>
       </w:sdtContent>
     </w:sdt>
-    <w:bookmarkStart w:id="0" w:name="_Toc155696314" w:displacedByCustomXml="prev"/>
     <w:bookmarkStart w:id="1" w:name="_Toc155697347" w:displacedByCustomXml="prev"/>
+    <w:bookmarkStart w:id="2" w:name="_Toc155696314" w:displacedByCustomXml="prev"/>
     <w:sdt>
       <w:sdtPr>
         <w:rPr>
@@ -3115,16 +3095,16 @@
           <w:numId w:val="23"/>
         </w:numPr>
       </w:pPr>
-      <w:bookmarkStart w:id="2" w:name="_Toc499021832"/>
-      <w:bookmarkStart w:id="3" w:name="_Toc221526532"/>
+      <w:bookmarkStart w:id="3" w:name="_Toc499021832"/>
+      <w:bookmarkStart w:id="4" w:name="_Toc221526532"/>
+      <w:bookmarkEnd w:id="2"/>
       <w:bookmarkEnd w:id="1"/>
-      <w:bookmarkEnd w:id="0"/>
       <w:r>
         <w:lastRenderedPageBreak/>
         <w:t>Analyse préliminaire</w:t>
       </w:r>
-      <w:bookmarkEnd w:id="2"/>
       <w:bookmarkEnd w:id="3"/>
+      <w:bookmarkEnd w:id="4"/>
     </w:p>
     <w:p>
       <w:pPr>
@@ -3138,16 +3118,16 @@
           <w:iCs/>
         </w:rPr>
       </w:pPr>
-      <w:bookmarkStart w:id="4" w:name="_Toc499021833"/>
-      <w:bookmarkStart w:id="5" w:name="_Toc221526533"/>
+      <w:bookmarkStart w:id="5" w:name="_Toc499021833"/>
+      <w:bookmarkStart w:id="6" w:name="_Toc221526533"/>
       <w:r>
         <w:rPr>
           <w:iCs/>
         </w:rPr>
         <w:t>Introduction</w:t>
       </w:r>
-      <w:bookmarkEnd w:id="4"/>
       <w:bookmarkEnd w:id="5"/>
+      <w:bookmarkEnd w:id="6"/>
       <w:r>
         <w:rPr>
           <w:iCs/>
@@ -3161,8 +3141,8 @@
           <w:szCs w:val="14"/>
         </w:rPr>
       </w:pPr>
-      <w:bookmarkStart w:id="6" w:name="_Toc499021834"/>
-      <w:bookmarkStart w:id="7" w:name="_Toc221526534"/>
+      <w:bookmarkStart w:id="7" w:name="_Toc499021834"/>
+      <w:bookmarkStart w:id="8" w:name="_Toc221526534"/>
       <w:r>
         <w:rPr>
           <w:szCs w:val="14"/>
@@ -3459,6 +3439,17 @@
         </w:rPr>
         <w:t xml:space="preserve"> </w:t>
       </w:r>
+    </w:p>
+    <w:p>
+      <w:pPr>
+        <w:keepNext/>
+      </w:pPr>
+    </w:p>
+    <w:p>
+      <w:pPr>
+        <w:keepNext/>
+        <w:jc w:val="center"/>
+      </w:pPr>
     </w:p>
     <w:p>
       <w:pPr>
@@ -3473,9 +3464,9 @@
           <w:szCs w:val="14"/>
         </w:rPr>
         <w:drawing>
-          <wp:inline distT="0" distB="0" distL="0" distR="0" wp14:anchorId="49097A55" wp14:editId="60641DF0">
-            <wp:extent cx="4773930" cy="2993390"/>
-            <wp:effectExtent l="0" t="0" r="7620" b="0"/>
+          <wp:inline distT="0" distB="0" distL="0" distR="0" wp14:anchorId="49097A55" wp14:editId="0DDB98FC">
+            <wp:extent cx="5587021" cy="3503221"/>
+            <wp:effectExtent l="0" t="0" r="0" b="2540"/>
             <wp:docPr id="34472802" name="Imagen 17"/>
             <wp:cNvGraphicFramePr>
               <a:graphicFrameLocks xmlns:a="http://schemas.openxmlformats.org/drawingml/2006/main" noChangeAspect="1"/>
@@ -3505,7 +3496,7 @@
                   <pic:spPr bwMode="auto">
                     <a:xfrm>
                       <a:off x="0" y="0"/>
-                      <a:ext cx="4773930" cy="2993390"/>
+                      <a:ext cx="5597009" cy="3509484"/>
                     </a:xfrm>
                     <a:prstGeom prst="rect">
                       <a:avLst/>
@@ -3554,8 +3545,31 @@
         <w:fldChar w:fldCharType="end"/>
       </w:r>
       <w:r>
+        <w:t xml:space="preserve"> </w:t>
+      </w:r>
+      <w:r>
         <w:t>Structure de ProPhotoStock</w:t>
       </w:r>
+    </w:p>
+    <w:p>
+      <w:pPr>
+        <w:rPr>
+          <w:i/>
+          <w:iCs/>
+          <w:szCs w:val="14"/>
+          <w:lang w:val="es-ES"/>
+        </w:rPr>
+      </w:pPr>
+    </w:p>
+    <w:p>
+      <w:pPr>
+        <w:rPr>
+          <w:i/>
+          <w:iCs/>
+          <w:szCs w:val="14"/>
+          <w:lang w:val="es-ES"/>
+        </w:rPr>
+      </w:pPr>
     </w:p>
     <w:p>
       <w:pPr>
@@ -3589,8 +3603,8 @@
         </w:rPr>
         <w:t>Objectifs</w:t>
       </w:r>
-      <w:bookmarkEnd w:id="6"/>
       <w:bookmarkEnd w:id="7"/>
+      <w:bookmarkEnd w:id="8"/>
     </w:p>
     <w:p>
       <w:pPr>
@@ -3659,6 +3673,10 @@
           <w:ilvl w:val="0"/>
           <w:numId w:val="27"/>
         </w:numPr>
+        <w:tabs>
+          <w:tab w:val="clear" w:pos="720"/>
+        </w:tabs>
+        <w:ind w:left="426"/>
         <w:rPr>
           <w:szCs w:val="14"/>
         </w:rPr>
@@ -3732,6 +3750,10 @@
           <w:ilvl w:val="0"/>
           <w:numId w:val="27"/>
         </w:numPr>
+        <w:tabs>
+          <w:tab w:val="clear" w:pos="720"/>
+        </w:tabs>
+        <w:ind w:left="426"/>
         <w:rPr>
           <w:szCs w:val="14"/>
         </w:rPr>
@@ -3742,7 +3764,6 @@
           <w:bCs/>
           <w:szCs w:val="14"/>
         </w:rPr>
-        <w:lastRenderedPageBreak/>
         <w:t>Catalogue</w:t>
       </w:r>
       <w:r>
@@ -3822,6 +3843,10 @@
           <w:ilvl w:val="0"/>
           <w:numId w:val="27"/>
         </w:numPr>
+        <w:tabs>
+          <w:tab w:val="clear" w:pos="720"/>
+        </w:tabs>
+        <w:ind w:left="426"/>
         <w:rPr>
           <w:szCs w:val="14"/>
         </w:rPr>
@@ -3891,6 +3916,10 @@
           <w:ilvl w:val="0"/>
           <w:numId w:val="27"/>
         </w:numPr>
+        <w:tabs>
+          <w:tab w:val="clear" w:pos="720"/>
+        </w:tabs>
+        <w:ind w:left="426"/>
         <w:rPr>
           <w:szCs w:val="14"/>
         </w:rPr>
@@ -3940,6 +3969,10 @@
           <w:ilvl w:val="0"/>
           <w:numId w:val="27"/>
         </w:numPr>
+        <w:tabs>
+          <w:tab w:val="clear" w:pos="720"/>
+        </w:tabs>
+        <w:ind w:left="426"/>
         <w:rPr>
           <w:szCs w:val="14"/>
         </w:rPr>
@@ -3981,6 +4014,10 @@
           <w:ilvl w:val="1"/>
           <w:numId w:val="27"/>
         </w:numPr>
+        <w:tabs>
+          <w:tab w:val="clear" w:pos="1440"/>
+        </w:tabs>
+        <w:ind w:left="993"/>
         <w:rPr>
           <w:szCs w:val="14"/>
         </w:rPr>
@@ -4006,6 +4043,10 @@
           <w:ilvl w:val="1"/>
           <w:numId w:val="27"/>
         </w:numPr>
+        <w:tabs>
+          <w:tab w:val="clear" w:pos="1440"/>
+        </w:tabs>
+        <w:ind w:left="993"/>
         <w:rPr>
           <w:szCs w:val="14"/>
         </w:rPr>
@@ -4037,6 +4078,10 @@
           <w:ilvl w:val="1"/>
           <w:numId w:val="27"/>
         </w:numPr>
+        <w:tabs>
+          <w:tab w:val="clear" w:pos="1440"/>
+        </w:tabs>
+        <w:ind w:left="993"/>
         <w:rPr>
           <w:b/>
           <w:bCs/>
@@ -4122,9 +4167,9 @@
           <w:noProof/>
         </w:rPr>
         <w:drawing>
-          <wp:inline distT="0" distB="0" distL="0" distR="0" wp14:anchorId="454B19E4" wp14:editId="7FE52713">
-            <wp:extent cx="5760720" cy="2880360"/>
-            <wp:effectExtent l="0" t="0" r="0" b="0"/>
+          <wp:inline distT="0" distB="0" distL="0" distR="0" wp14:anchorId="454B19E4" wp14:editId="7880BBE3">
+            <wp:extent cx="5759297" cy="2125064"/>
+            <wp:effectExtent l="0" t="0" r="0" b="8890"/>
             <wp:docPr id="382236608" name="Imagen 18"/>
             <wp:cNvGraphicFramePr>
               <a:graphicFrameLocks xmlns:a="http://schemas.openxmlformats.org/drawingml/2006/main" noChangeAspect="1"/>
@@ -4138,7 +4183,7 @@
                       <a:picLocks noChangeAspect="1" noChangeArrowheads="1"/>
                     </pic:cNvPicPr>
                   </pic:nvPicPr>
-                  <pic:blipFill>
+                  <pic:blipFill rotWithShape="1">
                     <a:blip r:embed="rId15">
                       <a:extLst>
                         <a:ext uri="{28A0092B-C50C-407E-A947-70E740481C1C}">
@@ -4146,15 +4191,13 @@
                         </a:ext>
                       </a:extLst>
                     </a:blip>
-                    <a:srcRect/>
-                    <a:stretch>
-                      <a:fillRect/>
-                    </a:stretch>
+                    <a:srcRect t="13196" b="13007"/>
+                    <a:stretch/>
                   </pic:blipFill>
                   <pic:spPr bwMode="auto">
                     <a:xfrm>
                       <a:off x="0" y="0"/>
-                      <a:ext cx="5760720" cy="2880360"/>
+                      <a:ext cx="5760720" cy="2125589"/>
                     </a:xfrm>
                     <a:prstGeom prst="rect">
                       <a:avLst/>
@@ -4163,6 +4206,11 @@
                     <a:ln>
                       <a:noFill/>
                     </a:ln>
+                    <a:extLst>
+                      <a:ext uri="{53640926-AAD7-44D8-BBD7-CCE9431645EC}">
+                        <a14:shadowObscured xmlns:a14="http://schemas.microsoft.com/office/drawing/2010/main"/>
+                      </a:ext>
+                    </a:extLst>
                   </pic:spPr>
                 </pic:pic>
               </a:graphicData>
@@ -4263,13 +4311,6 @@
         </w:rPr>
         <w:t xml:space="preserve"> </w:t>
       </w:r>
-    </w:p>
-    <w:p>
-      <w:pPr>
-        <w:rPr>
-          <w:szCs w:val="14"/>
-        </w:rPr>
-      </w:pPr>
       <w:r>
         <w:rPr>
           <w:szCs w:val="14"/>
@@ -4289,8 +4330,8 @@
           <w:iCs/>
         </w:rPr>
       </w:pPr>
-      <w:bookmarkStart w:id="8" w:name="_Toc499021835"/>
-      <w:bookmarkStart w:id="9" w:name="_Toc221526535"/>
+      <w:bookmarkStart w:id="9" w:name="_Toc499021835"/>
+      <w:bookmarkStart w:id="10" w:name="_Toc221526535"/>
       <w:r>
         <w:rPr>
           <w:iCs/>
@@ -4298,8 +4339,8 @@
         <w:lastRenderedPageBreak/>
         <w:t>Planification initiale</w:t>
       </w:r>
-      <w:bookmarkEnd w:id="8"/>
       <w:bookmarkEnd w:id="9"/>
+      <w:bookmarkEnd w:id="10"/>
     </w:p>
     <w:p>
       <w:pPr>
@@ -4425,9 +4466,9 @@
           <w:noProof/>
         </w:rPr>
         <w:drawing>
-          <wp:inline distT="0" distB="0" distL="0" distR="0" wp14:anchorId="3C958302" wp14:editId="5CB00472">
-            <wp:extent cx="5760720" cy="2372497"/>
-            <wp:effectExtent l="0" t="0" r="11430" b="8890"/>
+          <wp:inline distT="0" distB="0" distL="0" distR="0" wp14:anchorId="3C958302" wp14:editId="104025BA">
+            <wp:extent cx="5760720" cy="3859481"/>
+            <wp:effectExtent l="0" t="0" r="11430" b="8255"/>
             <wp:docPr id="1765042098" name="Graphique 1">
               <a:extLst xmlns:a="http://schemas.openxmlformats.org/drawingml/2006/main">
                 <a:ext uri="{FF2B5EF4-FFF2-40B4-BE49-F238E27FC236}">
@@ -4508,82 +4549,48 @@
           <w:szCs w:val="14"/>
         </w:rPr>
       </w:pPr>
-      <w:r>
-        <w:rPr>
-          <w:szCs w:val="14"/>
-        </w:rPr>
-        <w:t>Le tableau suivant présente une liste complète des tâches et le temps nécessaire à leur réalisation</w:t>
-      </w:r>
-      <w:r>
-        <w:rPr>
-          <w:szCs w:val="14"/>
-        </w:rPr>
-        <w:t> :</w:t>
-      </w:r>
-    </w:p>
-    <w:p>
-      <w:pPr>
-        <w:keepNext/>
-      </w:pPr>
-      <w:r>
-        <w:rPr>
-          <w:noProof/>
-        </w:rPr>
-        <w:drawing>
-          <wp:inline distT="0" distB="0" distL="0" distR="0" wp14:anchorId="10C919A0" wp14:editId="094BE581">
-            <wp:extent cx="5760720" cy="3124200"/>
-            <wp:effectExtent l="0" t="0" r="11430" b="0"/>
-            <wp:docPr id="1356957015" name="Graphique 1">
-              <a:extLst xmlns:a="http://schemas.openxmlformats.org/drawingml/2006/main">
-                <a:ext uri="{FF2B5EF4-FFF2-40B4-BE49-F238E27FC236}">
-                  <a16:creationId xmlns:a16="http://schemas.microsoft.com/office/drawing/2014/main" id="{00000000-0008-0000-0000-000002000000}"/>
-                </a:ext>
-              </a:extLst>
-            </wp:docPr>
-            <wp:cNvGraphicFramePr/>
-            <a:graphic xmlns:a="http://schemas.openxmlformats.org/drawingml/2006/main">
-              <a:graphicData uri="http://schemas.openxmlformats.org/drawingml/2006/chart">
-                <c:chart xmlns:c="http://schemas.openxmlformats.org/drawingml/2006/chart" xmlns:r="http://schemas.openxmlformats.org/officeDocument/2006/relationships" r:id="rId17"/>
-              </a:graphicData>
-            </a:graphic>
-          </wp:inline>
-        </w:drawing>
-      </w:r>
-    </w:p>
-    <w:p>
-      <w:pPr>
-        <w:pStyle w:val="Lgende"/>
-        <w:jc w:val="center"/>
-        <w:rPr>
-          <w:i w:val="0"/>
-          <w:iCs w:val="0"/>
-          <w:szCs w:val="14"/>
-        </w:rPr>
-      </w:pPr>
-      <w:r>
-        <w:t xml:space="preserve">Graphique </w:t>
-      </w:r>
-      <w:r>
-        <w:fldChar w:fldCharType="begin"/>
-      </w:r>
-      <w:r>
-        <w:instrText xml:space="preserve"> SEQ Graphique \* ARABIC </w:instrText>
-      </w:r>
-      <w:r>
-        <w:fldChar w:fldCharType="separate"/>
-      </w:r>
-      <w:r>
-        <w:rPr>
-          <w:noProof/>
-        </w:rPr>
-        <w:t>2</w:t>
-      </w:r>
-      <w:r>
-        <w:fldChar w:fldCharType="end"/>
-      </w:r>
-      <w:r>
-        <w:t xml:space="preserve"> Temps par tâches planifiées</w:t>
-      </w:r>
+    </w:p>
+    <w:p>
+      <w:pPr>
+        <w:rPr>
+          <w:szCs w:val="14"/>
+        </w:rPr>
+      </w:pPr>
+    </w:p>
+    <w:p>
+      <w:pPr>
+        <w:rPr>
+          <w:szCs w:val="14"/>
+        </w:rPr>
+      </w:pPr>
+    </w:p>
+    <w:p>
+      <w:pPr>
+        <w:rPr>
+          <w:szCs w:val="14"/>
+        </w:rPr>
+      </w:pPr>
+    </w:p>
+    <w:p>
+      <w:pPr>
+        <w:rPr>
+          <w:szCs w:val="14"/>
+        </w:rPr>
+      </w:pPr>
+    </w:p>
+    <w:p>
+      <w:pPr>
+        <w:rPr>
+          <w:szCs w:val="14"/>
+        </w:rPr>
+      </w:pPr>
+    </w:p>
+    <w:p>
+      <w:pPr>
+        <w:rPr>
+          <w:szCs w:val="14"/>
+        </w:rPr>
+      </w:pPr>
     </w:p>
     <w:p>
       <w:pPr>
@@ -4593,8 +4600,8 @@
           <w:numId w:val="23"/>
         </w:numPr>
       </w:pPr>
-      <w:bookmarkStart w:id="10" w:name="_Toc499021836"/>
-      <w:bookmarkStart w:id="11" w:name="_Toc221526536"/>
+      <w:bookmarkStart w:id="11" w:name="_Toc499021836"/>
+      <w:bookmarkStart w:id="12" w:name="_Toc221526536"/>
       <w:r>
         <w:lastRenderedPageBreak/>
         <w:t>Concepts</w:t>
@@ -4602,8 +4609,8 @@
       <w:r>
         <w:t xml:space="preserve"> </w:t>
       </w:r>
-      <w:bookmarkEnd w:id="10"/>
       <w:bookmarkEnd w:id="11"/>
+      <w:bookmarkEnd w:id="12"/>
     </w:p>
     <w:p>
       <w:r>
@@ -4627,8 +4634,8 @@
           <w:iCs/>
         </w:rPr>
       </w:pPr>
-      <w:bookmarkStart w:id="12" w:name="_Toc499021837"/>
-      <w:bookmarkStart w:id="13" w:name="_Toc221526537"/>
+      <w:bookmarkStart w:id="13" w:name="_Toc499021837"/>
+      <w:bookmarkStart w:id="14" w:name="_Toc221526537"/>
       <w:r>
         <w:rPr>
           <w:iCs/>
@@ -4668,7 +4675,7 @@
                     </pic:cNvPicPr>
                   </pic:nvPicPr>
                   <pic:blipFill>
-                    <a:blip r:embed="rId18">
+                    <a:blip r:embed="rId17">
                       <a:extLst>
                         <a:ext uri="{28A0092B-C50C-407E-A947-70E740481C1C}">
                           <a14:useLocalDpi xmlns:a14="http://schemas.microsoft.com/office/drawing/2010/main" val="0"/>
@@ -4771,7 +4778,7 @@
                     </pic:cNvPicPr>
                   </pic:nvPicPr>
                   <pic:blipFill>
-                    <a:blip r:embed="rId19">
+                    <a:blip r:embed="rId18">
                       <a:extLst>
                         <a:ext uri="{28A0092B-C50C-407E-A947-70E740481C1C}">
                           <a14:useLocalDpi xmlns:a14="http://schemas.microsoft.com/office/drawing/2010/main" val="0"/>
@@ -4861,9 +4868,8 @@
         <w:t>.</w:t>
       </w:r>
     </w:p>
-    <w:p/>
-    <w:bookmarkEnd w:id="12"/>
     <w:bookmarkEnd w:id="13"/>
+    <w:bookmarkEnd w:id="14"/>
     <w:p>
       <w:pPr>
         <w:pStyle w:val="Titre2"/>
@@ -5100,7 +5106,6 @@
           <w:ilvl w:val="0"/>
           <w:numId w:val="0"/>
         </w:numPr>
-        <w:ind w:left="360"/>
         <w:jc w:val="center"/>
       </w:pPr>
       <w:r>
@@ -5109,7 +5114,67 @@
         </w:rPr>
         <w:lastRenderedPageBreak/>
         <w:drawing>
-          <wp:inline distT="0" distB="0" distL="0" distR="0" wp14:anchorId="70897237" wp14:editId="63EFA40F">
+          <wp:anchor distT="0" distB="0" distL="114300" distR="114300" simplePos="0" relativeHeight="251662343" behindDoc="0" locked="0" layoutInCell="1" allowOverlap="1" wp14:anchorId="1E648DC0" wp14:editId="662858FA">
+            <wp:simplePos x="0" y="0"/>
+            <wp:positionH relativeFrom="column">
+              <wp:posOffset>653726</wp:posOffset>
+            </wp:positionH>
+            <wp:positionV relativeFrom="page">
+              <wp:posOffset>1392208</wp:posOffset>
+            </wp:positionV>
+            <wp:extent cx="148590" cy="292735"/>
+            <wp:effectExtent l="0" t="0" r="3810" b="0"/>
+            <wp:wrapNone/>
+            <wp:docPr id="1273821181" name="Image 1"/>
+            <wp:cNvGraphicFramePr>
+              <a:graphicFrameLocks xmlns:a="http://schemas.openxmlformats.org/drawingml/2006/main" noChangeAspect="1"/>
+            </wp:cNvGraphicFramePr>
+            <a:graphic xmlns:a="http://schemas.openxmlformats.org/drawingml/2006/main">
+              <a:graphicData uri="http://schemas.openxmlformats.org/drawingml/2006/picture">
+                <pic:pic xmlns:pic="http://schemas.openxmlformats.org/drawingml/2006/picture">
+                  <pic:nvPicPr>
+                    <pic:cNvPr id="1273821181" name=""/>
+                    <pic:cNvPicPr/>
+                  </pic:nvPicPr>
+                  <pic:blipFill>
+                    <a:blip r:embed="rId19" cstate="print">
+                      <a:extLst>
+                        <a:ext uri="{28A0092B-C50C-407E-A947-70E740481C1C}">
+                          <a14:useLocalDpi xmlns:a14="http://schemas.microsoft.com/office/drawing/2010/main" val="0"/>
+                        </a:ext>
+                      </a:extLst>
+                    </a:blip>
+                    <a:stretch>
+                      <a:fillRect/>
+                    </a:stretch>
+                  </pic:blipFill>
+                  <pic:spPr>
+                    <a:xfrm>
+                      <a:off x="0" y="0"/>
+                      <a:ext cx="148590" cy="292735"/>
+                    </a:xfrm>
+                    <a:prstGeom prst="rect">
+                      <a:avLst/>
+                    </a:prstGeom>
+                  </pic:spPr>
+                </pic:pic>
+              </a:graphicData>
+            </a:graphic>
+            <wp14:sizeRelH relativeFrom="margin">
+              <wp14:pctWidth>0</wp14:pctWidth>
+            </wp14:sizeRelH>
+            <wp14:sizeRelV relativeFrom="margin">
+              <wp14:pctHeight>0</wp14:pctHeight>
+            </wp14:sizeRelV>
+          </wp:anchor>
+        </w:drawing>
+      </w:r>
+      <w:r>
+        <w:rPr>
+          <w:noProof/>
+        </w:rPr>
+        <w:drawing>
+          <wp:inline distT="0" distB="0" distL="0" distR="0" wp14:anchorId="70897237" wp14:editId="5B88131D">
             <wp:extent cx="5753735" cy="3303905"/>
             <wp:effectExtent l="0" t="0" r="0" b="0"/>
             <wp:docPr id="93739344" name="Imagen 22"/>
@@ -5619,10 +5684,7 @@
                               <w:fldChar w:fldCharType="end"/>
                             </w:r>
                             <w:r>
-                              <w:t xml:space="preserve"> </w:t>
-                            </w:r>
-                            <w:r>
-                              <w:t>Couleurs</w:t>
+                              <w:t xml:space="preserve"> Couleurs</w:t>
                             </w:r>
                           </w:p>
                         </w:txbxContent>
@@ -5679,10 +5741,7 @@
                         <w:fldChar w:fldCharType="end"/>
                       </w:r>
                       <w:r>
-                        <w:t xml:space="preserve"> </w:t>
-                      </w:r>
-                      <w:r>
-                        <w:t>Couleurs</w:t>
+                        <w:t xml:space="preserve"> Couleurs</w:t>
                       </w:r>
                     </w:p>
                   </w:txbxContent>
@@ -5719,27 +5778,7 @@
           <w:szCs w:val="12"/>
           <w:lang w:eastAsia="fr-FR"/>
         </w:rPr>
-        <w:t xml:space="preserve">le développement des maquettes doit être réalisé à l'aide d'une palette de couleurs préalablement choisie et étudiée. En partant de la couleur dominante # 0F5F68, un vert foncé qui rappelle les camouflages utilisés par les photographes professionnels </w:t>
-      </w:r>
-      <w:proofErr w:type="gramStart"/>
-      <w:r>
-        <w:rPr>
-          <w:rFonts w:ascii="Century Gothic" w:hAnsi="Century Gothic"/>
-          <w:sz w:val="22"/>
-          <w:szCs w:val="12"/>
-          <w:lang w:eastAsia="fr-FR"/>
-        </w:rPr>
-        <w:t>sauvages,  les</w:t>
-      </w:r>
-      <w:proofErr w:type="gramEnd"/>
-      <w:r>
-        <w:rPr>
-          <w:rFonts w:ascii="Century Gothic" w:hAnsi="Century Gothic"/>
-          <w:sz w:val="22"/>
-          <w:szCs w:val="12"/>
-          <w:lang w:eastAsia="fr-FR"/>
-        </w:rPr>
-        <w:t xml:space="preserve"> autres couleurs ont été extraites en tenant compte de leurs contrastes et de leur combinaison.</w:t>
+        <w:t>le développement des maquettes doit être réalisé à l'aide d'une palette de couleurs préalablement choisie et étudiée. En partant de la couleur dominante # 0F5F68, un vert foncé qui rappelle les camouflages utilisés par les photographes professionnels sauvages, les autres couleurs ont été extraites en tenant compte de leurs contrastes et de leur combinaison.</w:t>
       </w:r>
     </w:p>
     <w:p>
@@ -5759,231 +5798,228 @@
       </w:pPr>
       <w:r>
         <w:rPr>
-          <w:rFonts w:ascii="Arial" w:hAnsi="Arial"/>
           <w:noProof/>
-          <w:sz w:val="24"/>
-          <w:szCs w:val="14"/>
-          <w:lang w:eastAsia="fr-FR"/>
         </w:rPr>
         <w:lastRenderedPageBreak/>
         <mc:AlternateContent>
-          <mc:Choice Requires="wpg">
+          <mc:Choice Requires="wps">
             <w:drawing>
-              <wp:anchor distT="0" distB="0" distL="114300" distR="114300" simplePos="0" relativeHeight="251658241" behindDoc="0" locked="0" layoutInCell="1" allowOverlap="1" wp14:anchorId="5A4F790B" wp14:editId="64B58107">
+              <wp:anchor distT="0" distB="0" distL="114300" distR="114300" simplePos="0" relativeHeight="251664391" behindDoc="1" locked="0" layoutInCell="1" allowOverlap="1" wp14:anchorId="7C9D51D5" wp14:editId="2C6A1FEA">
                 <wp:simplePos x="0" y="0"/>
-                <wp:positionH relativeFrom="margin">
-                  <wp:align>right</wp:align>
+                <wp:positionH relativeFrom="column">
+                  <wp:posOffset>4541520</wp:posOffset>
                 </wp:positionH>
                 <wp:positionV relativeFrom="paragraph">
-                  <wp:posOffset>17145</wp:posOffset>
+                  <wp:posOffset>1061720</wp:posOffset>
                 </wp:positionV>
-                <wp:extent cx="1369695" cy="1259205"/>
+                <wp:extent cx="1076960" cy="635"/>
                 <wp:effectExtent l="0" t="0" r="0" b="0"/>
                 <wp:wrapTight wrapText="bothSides">
                   <wp:wrapPolygon edited="0">
-                    <wp:start x="3905" y="0"/>
-                    <wp:lineTo x="3004" y="1307"/>
-                    <wp:lineTo x="2403" y="21241"/>
-                    <wp:lineTo x="19227" y="21241"/>
-                    <wp:lineTo x="18926" y="4248"/>
-                    <wp:lineTo x="18025" y="654"/>
-                    <wp:lineTo x="17424" y="0"/>
-                    <wp:lineTo x="3905" y="0"/>
+                    <wp:start x="0" y="0"/>
+                    <wp:lineTo x="0" y="21600"/>
+                    <wp:lineTo x="21600" y="21600"/>
+                    <wp:lineTo x="21600" y="0"/>
                   </wp:wrapPolygon>
                 </wp:wrapTight>
-                <wp:docPr id="1145247759" name="Groupe 8"/>
+                <wp:docPr id="903693541" name="Zone de texte 1"/>
                 <wp:cNvGraphicFramePr/>
                 <a:graphic xmlns:a="http://schemas.openxmlformats.org/drawingml/2006/main">
-                  <a:graphicData uri="http://schemas.microsoft.com/office/word/2010/wordprocessingGroup">
-                    <wpg:wgp>
-                      <wpg:cNvGrpSpPr/>
-                      <wpg:grpSpPr>
+                  <a:graphicData uri="http://schemas.microsoft.com/office/word/2010/wordprocessingShape">
+                    <wps:wsp>
+                      <wps:cNvSpPr txBox="1"/>
+                      <wps:spPr>
                         <a:xfrm>
                           <a:off x="0" y="0"/>
-                          <a:ext cx="1369695" cy="1259205"/>
-                          <a:chOff x="-390774" y="61109"/>
-                          <a:chExt cx="2930077" cy="2692313"/>
+                          <a:ext cx="1076960" cy="635"/>
                         </a:xfrm>
-                      </wpg:grpSpPr>
-                      <pic:pic xmlns:pic="http://schemas.openxmlformats.org/drawingml/2006/picture">
-                        <pic:nvPicPr>
-                          <pic:cNvPr id="1349992177" name="Image 2"/>
-                          <pic:cNvPicPr>
-                            <a:picLocks noChangeAspect="1"/>
-                          </pic:cNvPicPr>
-                        </pic:nvPicPr>
-                        <pic:blipFill>
-                          <a:blip r:embed="rId22" cstate="print">
-                            <a:extLst>
-                              <a:ext uri="{28A0092B-C50C-407E-A947-70E740481C1C}">
-                                <a14:useLocalDpi xmlns:a14="http://schemas.microsoft.com/office/drawing/2010/main" val="0"/>
-                              </a:ext>
-                            </a:extLst>
-                          </a:blip>
-                          <a:srcRect/>
-                          <a:stretch/>
-                        </pic:blipFill>
-                        <pic:spPr bwMode="auto">
-                          <a:xfrm>
-                            <a:off x="-390774" y="61109"/>
-                            <a:ext cx="2930077" cy="2117907"/>
-                          </a:xfrm>
-                          <a:prstGeom prst="rect">
-                            <a:avLst/>
-                          </a:prstGeom>
+                        <a:prstGeom prst="rect">
+                          <a:avLst/>
+                        </a:prstGeom>
+                        <a:solidFill>
+                          <a:prstClr val="white"/>
+                        </a:solidFill>
+                        <a:ln>
                           <a:noFill/>
-                          <a:ln>
-                            <a:noFill/>
-                          </a:ln>
-                        </pic:spPr>
-                      </pic:pic>
-                      <wps:wsp>
-                        <wps:cNvPr id="1446144869" name="Zone de texte 1"/>
-                        <wps:cNvSpPr txBox="1"/>
-                        <wps:spPr>
-                          <a:xfrm>
-                            <a:off x="-1" y="2364741"/>
-                            <a:ext cx="2178050" cy="388681"/>
-                          </a:xfrm>
-                          <a:prstGeom prst="rect">
-                            <a:avLst/>
-                          </a:prstGeom>
-                          <a:solidFill>
-                            <a:prstClr val="white"/>
-                          </a:solidFill>
-                          <a:ln>
-                            <a:noFill/>
-                          </a:ln>
-                        </wps:spPr>
-                        <wps:txbx>
-                          <w:txbxContent>
-                            <w:p>
-                              <w:pPr>
-                                <w:pStyle w:val="Lgende"/>
-                                <w:jc w:val="center"/>
-                                <w:rPr>
-                                  <w:rFonts w:ascii="Times New Roman" w:eastAsia="Times New Roman" w:hAnsi="Times New Roman" w:cs="Times New Roman"/>
-                                  <w:noProof/>
-                                  <w:lang w:val="fr-FR"/>
-                                </w:rPr>
-                              </w:pPr>
-                              <w:r>
-                                <w:t xml:space="preserve">Maquette </w:t>
-                              </w:r>
-                              <w:r>
-                                <w:fldChar w:fldCharType="begin"/>
-                              </w:r>
-                              <w:r>
-                                <w:instrText xml:space="preserve"> SEQ Maquette \* ARABIC </w:instrText>
-                              </w:r>
-                              <w:r>
-                                <w:fldChar w:fldCharType="separate"/>
-                              </w:r>
-                              <w:r>
-                                <w:rPr>
-                                  <w:noProof/>
-                                </w:rPr>
-                                <w:t>1</w:t>
-                              </w:r>
-                              <w:r>
-                                <w:fldChar w:fldCharType="end"/>
-                              </w:r>
-                              <w:r>
-                                <w:t xml:space="preserve"> Logo</w:t>
-                              </w:r>
-                            </w:p>
-                          </w:txbxContent>
-                        </wps:txbx>
-                        <wps:bodyPr rot="0" spcFirstLastPara="0" vertOverflow="overflow" horzOverflow="overflow" vert="horz" wrap="square" lIns="0" tIns="0" rIns="0" bIns="0" numCol="1" spcCol="0" rtlCol="0" fromWordArt="0" anchor="t" anchorCtr="0" forceAA="0" compatLnSpc="1">
-                          <a:prstTxWarp prst="textNoShape">
-                            <a:avLst/>
-                          </a:prstTxWarp>
-                          <a:noAutofit/>
-                        </wps:bodyPr>
-                      </wps:wsp>
-                    </wpg:wgp>
+                        </a:ln>
+                      </wps:spPr>
+                      <wps:txbx>
+                        <w:txbxContent>
+                          <w:p>
+                            <w:pPr>
+                              <w:pStyle w:val="Lgende"/>
+                              <w:jc w:val="center"/>
+                              <w:rPr>
+                                <w:rFonts w:ascii="Times New Roman" w:eastAsia="Times New Roman" w:hAnsi="Times New Roman" w:cs="Times New Roman"/>
+                                <w:noProof/>
+                                <w:lang w:val="fr-FR"/>
+                              </w:rPr>
+                            </w:pPr>
+                            <w:r>
+                              <w:t xml:space="preserve">Maquette </w:t>
+                            </w:r>
+                            <w:r>
+                              <w:fldChar w:fldCharType="begin"/>
+                            </w:r>
+                            <w:r>
+                              <w:instrText xml:space="preserve"> SEQ Maquette \* ARABIC </w:instrText>
+                            </w:r>
+                            <w:r>
+                              <w:fldChar w:fldCharType="separate"/>
+                            </w:r>
+                            <w:r>
+                              <w:rPr>
+                                <w:noProof/>
+                              </w:rPr>
+                              <w:t>2</w:t>
+                            </w:r>
+                            <w:r>
+                              <w:fldChar w:fldCharType="end"/>
+                            </w:r>
+                            <w:r>
+                              <w:t xml:space="preserve"> Logo</w:t>
+                            </w:r>
+                          </w:p>
+                        </w:txbxContent>
+                      </wps:txbx>
+                      <wps:bodyPr rot="0" spcFirstLastPara="0" vertOverflow="overflow" horzOverflow="overflow" vert="horz" wrap="square" lIns="0" tIns="0" rIns="0" bIns="0" numCol="1" spcCol="0" rtlCol="0" fromWordArt="0" anchor="t" anchorCtr="0" forceAA="0" compatLnSpc="1">
+                        <a:prstTxWarp prst="textNoShape">
+                          <a:avLst/>
+                        </a:prstTxWarp>
+                        <a:spAutoFit/>
+                      </wps:bodyPr>
+                    </wps:wsp>
                   </a:graphicData>
                 </a:graphic>
-                <wp14:sizeRelH relativeFrom="margin">
-                  <wp14:pctWidth>0</wp14:pctWidth>
-                </wp14:sizeRelH>
-                <wp14:sizeRelV relativeFrom="margin">
-                  <wp14:pctHeight>0</wp14:pctHeight>
-                </wp14:sizeRelV>
               </wp:anchor>
             </w:drawing>
           </mc:Choice>
           <mc:Fallback>
             <w:pict>
-              <v:group w14:anchorId="5A4F790B" id="Groupe 8" o:spid="_x0000_s1028" style="position:absolute;left:0;text-align:left;margin-left:56.65pt;margin-top:1.35pt;width:107.85pt;height:99.15pt;z-index:251658241;mso-position-horizontal:right;mso-position-horizontal-relative:margin;mso-width-relative:margin;mso-height-relative:margin" coordorigin="-3907,611" coordsize="29300,26923" o:gfxdata="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">
-                <v:shapetype id="_x0000_t75" coordsize="21600,21600" o:spt="75" o:preferrelative="t" path="m@4@5l@4@11@9@11@9@5xe" filled="f" stroked="f">
-                  <v:stroke joinstyle="miter"/>
-                  <v:formulas>
-                    <v:f eqn="if lineDrawn pixelLineWidth 0"/>
-                    <v:f eqn="sum @0 1 0"/>
-                    <v:f eqn="sum 0 0 @1"/>
-                    <v:f eqn="prod @2 1 2"/>
-                    <v:f eqn="prod @3 21600 pixelWidth"/>
-                    <v:f eqn="prod @3 21600 pixelHeight"/>
-                    <v:f eqn="sum @0 0 1"/>
-                    <v:f eqn="prod @6 1 2"/>
-                    <v:f eqn="prod @7 21600 pixelWidth"/>
-                    <v:f eqn="sum @8 21600 0"/>
-                    <v:f eqn="prod @7 21600 pixelHeight"/>
-                    <v:f eqn="sum @10 21600 0"/>
-                  </v:formulas>
-                  <v:path o:extrusionok="f" gradientshapeok="t" o:connecttype="rect"/>
-                  <o:lock v:ext="edit" aspectratio="t"/>
-                </v:shapetype>
-                <v:shape id="Image 2" o:spid="_x0000_s1029" type="#_x0000_t75" style="position:absolute;left:-3907;top:611;width:29300;height:21179;visibility:visible;mso-wrap-style:square" o:gfxdata="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">
-                  <v:imagedata r:id="rId23" o:title=""/>
-                </v:shape>
-                <v:shape id="_x0000_s1030" type="#_x0000_t202" style="position:absolute;top:23647;width:21780;height:3887;visibility:visible;mso-wrap-style:square;v-text-anchor:top" o:gfxdata="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" stroked="f">
-                  <v:textbox inset="0,0,0,0">
-                    <w:txbxContent>
-                      <w:p>
-                        <w:pPr>
-                          <w:pStyle w:val="Lgende"/>
-                          <w:jc w:val="center"/>
-                          <w:rPr>
-                            <w:rFonts w:ascii="Times New Roman" w:eastAsia="Times New Roman" w:hAnsi="Times New Roman" w:cs="Times New Roman"/>
-                            <w:noProof/>
-                            <w:lang w:val="fr-FR"/>
-                          </w:rPr>
-                        </w:pPr>
-                        <w:r>
-                          <w:t xml:space="preserve">Maquette </w:t>
-                        </w:r>
-                        <w:r>
-                          <w:fldChar w:fldCharType="begin"/>
-                        </w:r>
-                        <w:r>
-                          <w:instrText xml:space="preserve"> SEQ Maquette \* ARABIC </w:instrText>
-                        </w:r>
-                        <w:r>
-                          <w:fldChar w:fldCharType="separate"/>
-                        </w:r>
-                        <w:r>
-                          <w:rPr>
-                            <w:noProof/>
-                          </w:rPr>
-                          <w:t>1</w:t>
-                        </w:r>
-                        <w:r>
-                          <w:fldChar w:fldCharType="end"/>
-                        </w:r>
-                        <w:r>
-                          <w:t xml:space="preserve"> Logo</w:t>
-                        </w:r>
-                      </w:p>
-                    </w:txbxContent>
-                  </v:textbox>
-                </v:shape>
-                <w10:wrap type="tight" anchorx="margin"/>
-              </v:group>
+              <v:shape w14:anchorId="7C9D51D5" id="_x0000_s1028" type="#_x0000_t202" style="position:absolute;left:0;text-align:left;margin-left:357.6pt;margin-top:83.6pt;width:84.8pt;height:.05pt;z-index:-251652089;visibility:visible;mso-wrap-style:square;mso-wrap-distance-left:9pt;mso-wrap-distance-top:0;mso-wrap-distance-right:9pt;mso-wrap-distance-bottom:0;mso-position-horizontal:absolute;mso-position-horizontal-relative:text;mso-position-vertical:absolute;mso-position-vertical-relative:text;v-text-anchor:top" o:gfxdata="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" stroked="f">
+                <v:textbox style="mso-fit-shape-to-text:t" inset="0,0,0,0">
+                  <w:txbxContent>
+                    <w:p>
+                      <w:pPr>
+                        <w:pStyle w:val="Lgende"/>
+                        <w:jc w:val="center"/>
+                        <w:rPr>
+                          <w:rFonts w:ascii="Times New Roman" w:eastAsia="Times New Roman" w:hAnsi="Times New Roman" w:cs="Times New Roman"/>
+                          <w:noProof/>
+                          <w:lang w:val="fr-FR"/>
+                        </w:rPr>
+                      </w:pPr>
+                      <w:r>
+                        <w:t xml:space="preserve">Maquette </w:t>
+                      </w:r>
+                      <w:r>
+                        <w:fldChar w:fldCharType="begin"/>
+                      </w:r>
+                      <w:r>
+                        <w:instrText xml:space="preserve"> SEQ Maquette \* ARABIC </w:instrText>
+                      </w:r>
+                      <w:r>
+                        <w:fldChar w:fldCharType="separate"/>
+                      </w:r>
+                      <w:r>
+                        <w:rPr>
+                          <w:noProof/>
+                        </w:rPr>
+                        <w:t>2</w:t>
+                      </w:r>
+                      <w:r>
+                        <w:fldChar w:fldCharType="end"/>
+                      </w:r>
+                      <w:r>
+                        <w:t xml:space="preserve"> Logo</w:t>
+                      </w:r>
+                    </w:p>
+                  </w:txbxContent>
+                </v:textbox>
+                <w10:wrap type="tight"/>
+              </v:shape>
             </w:pict>
           </mc:Fallback>
         </mc:AlternateContent>
+      </w:r>
+      <w:r>
+        <w:rPr>
+          <w:noProof/>
+        </w:rPr>
+        <w:drawing>
+          <wp:anchor distT="0" distB="0" distL="114300" distR="114300" simplePos="0" relativeHeight="251658241" behindDoc="0" locked="0" layoutInCell="1" allowOverlap="1" wp14:anchorId="63B951CB" wp14:editId="0F92FB26">
+            <wp:simplePos x="0" y="0"/>
+            <wp:positionH relativeFrom="column">
+              <wp:posOffset>4541520</wp:posOffset>
+            </wp:positionH>
+            <wp:positionV relativeFrom="paragraph">
+              <wp:posOffset>14605</wp:posOffset>
+            </wp:positionV>
+            <wp:extent cx="1076960" cy="989965"/>
+            <wp:effectExtent l="0" t="0" r="0" b="635"/>
+            <wp:wrapTight wrapText="bothSides">
+              <wp:wrapPolygon edited="0">
+                <wp:start x="1910" y="0"/>
+                <wp:lineTo x="764" y="2078"/>
+                <wp:lineTo x="764" y="19951"/>
+                <wp:lineTo x="1910" y="21198"/>
+                <wp:lineTo x="19486" y="21198"/>
+                <wp:lineTo x="20632" y="19951"/>
+                <wp:lineTo x="20632" y="1663"/>
+                <wp:lineTo x="19486" y="0"/>
+                <wp:lineTo x="1910" y="0"/>
+              </wp:wrapPolygon>
+            </wp:wrapTight>
+            <wp:docPr id="1349992177" name="Image 2"/>
+            <wp:cNvGraphicFramePr>
+              <a:graphicFrameLocks xmlns:a="http://schemas.openxmlformats.org/drawingml/2006/main" noChangeAspect="1"/>
+            </wp:cNvGraphicFramePr>
+            <a:graphic xmlns:a="http://schemas.openxmlformats.org/drawingml/2006/main">
+              <a:graphicData uri="http://schemas.openxmlformats.org/drawingml/2006/picture">
+                <pic:pic xmlns:pic="http://schemas.openxmlformats.org/drawingml/2006/picture">
+                  <pic:nvPicPr>
+                    <pic:cNvPr id="1349992177" name="Image 2"/>
+                    <pic:cNvPicPr>
+                      <a:picLocks noChangeAspect="1"/>
+                    </pic:cNvPicPr>
+                  </pic:nvPicPr>
+                  <pic:blipFill rotWithShape="1">
+                    <a:blip r:embed="rId22" cstate="print">
+                      <a:extLst>
+                        <a:ext uri="{28A0092B-C50C-407E-A947-70E740481C1C}">
+                          <a14:useLocalDpi xmlns:a14="http://schemas.microsoft.com/office/drawing/2010/main" val="0"/>
+                        </a:ext>
+                      </a:extLst>
+                    </a:blip>
+                    <a:srcRect l="10655" r="10660"/>
+                    <a:stretch/>
+                  </pic:blipFill>
+                  <pic:spPr bwMode="auto">
+                    <a:xfrm>
+                      <a:off x="0" y="0"/>
+                      <a:ext cx="1076960" cy="989965"/>
+                    </a:xfrm>
+                    <a:prstGeom prst="rect">
+                      <a:avLst/>
+                    </a:prstGeom>
+                    <a:noFill/>
+                    <a:ln>
+                      <a:noFill/>
+                    </a:ln>
+                    <a:extLst>
+                      <a:ext uri="{53640926-AAD7-44D8-BBD7-CCE9431645EC}">
+                        <a14:shadowObscured xmlns:a14="http://schemas.microsoft.com/office/drawing/2010/main"/>
+                      </a:ext>
+                    </a:extLst>
+                  </pic:spPr>
+                </pic:pic>
+              </a:graphicData>
+            </a:graphic>
+            <wp14:sizeRelH relativeFrom="margin">
+              <wp14:pctWidth>0</wp14:pctWidth>
+            </wp14:sizeRelH>
+          </wp:anchor>
+        </w:drawing>
       </w:r>
       <w:r>
         <w:rPr>
@@ -6079,9 +6115,8 @@
           <w:szCs w:val="22"/>
           <w:lang w:val="fr-CH" w:eastAsia="fr-FR"/>
         </w:rPr>
-        <w:t xml:space="preserve">La première chose qui s'affiche lorsque vous lancez cette application pour la première fois est la page de connexion. Vous devez y saisir votre adresse </w:t>
-      </w:r>
-      <w:proofErr w:type="gramStart"/>
+        <w:t xml:space="preserve">La première </w:t>
+      </w:r>
       <w:r>
         <w:rPr>
           <w:rFonts w:ascii="Century Gothic" w:hAnsi="Century Gothic"/>
@@ -6089,9 +6124,8 @@
           <w:szCs w:val="22"/>
           <w:lang w:val="fr-CH" w:eastAsia="fr-FR"/>
         </w:rPr>
-        <w:t>e-mail</w:t>
-      </w:r>
-      <w:proofErr w:type="gramEnd"/>
+        <w:t xml:space="preserve">fois </w:t>
+      </w:r>
       <w:r>
         <w:rPr>
           <w:rFonts w:ascii="Century Gothic" w:hAnsi="Century Gothic"/>
@@ -6099,7 +6133,187 @@
           <w:szCs w:val="22"/>
           <w:lang w:val="fr-CH" w:eastAsia="fr-FR"/>
         </w:rPr>
-        <w:t xml:space="preserve"> et votre mot de passe pour pouvoir y accéder. En cas d'erreur, un message s'affiche pour en expliquer la raison. Et si l'utilisateur n'a pas de compte, il peut remplir le formulaire de création de compte en un seul clic en indiquant son nom d'utilisateur et son rôle. </w:t>
+        <w:t xml:space="preserve">que </w:t>
+      </w:r>
+      <w:r>
+        <w:rPr>
+          <w:rFonts w:ascii="Century Gothic" w:hAnsi="Century Gothic"/>
+          <w:sz w:val="22"/>
+          <w:szCs w:val="22"/>
+          <w:lang w:val="fr-CH" w:eastAsia="fr-FR"/>
+        </w:rPr>
+        <w:t xml:space="preserve">l’utilisateur </w:t>
+      </w:r>
+      <w:r>
+        <w:rPr>
+          <w:rFonts w:ascii="Century Gothic" w:hAnsi="Century Gothic"/>
+          <w:sz w:val="22"/>
+          <w:szCs w:val="22"/>
+          <w:lang w:val="fr-CH" w:eastAsia="fr-FR"/>
+        </w:rPr>
+        <w:t>ouvre l’application, s’affiche directement à la</w:t>
+      </w:r>
+      <w:r>
+        <w:rPr>
+          <w:rFonts w:ascii="Century Gothic" w:hAnsi="Century Gothic"/>
+          <w:sz w:val="22"/>
+          <w:szCs w:val="22"/>
+          <w:lang w:val="fr-CH" w:eastAsia="fr-FR"/>
+        </w:rPr>
+        <w:t xml:space="preserve"> page de connexion. </w:t>
+      </w:r>
+      <w:r>
+        <w:rPr>
+          <w:rFonts w:ascii="Century Gothic" w:hAnsi="Century Gothic"/>
+          <w:sz w:val="22"/>
+          <w:szCs w:val="22"/>
+          <w:lang w:val="fr-CH" w:eastAsia="fr-FR"/>
+        </w:rPr>
+        <w:t>L’</w:t>
+      </w:r>
+      <w:r>
+        <w:rPr>
+          <w:rFonts w:ascii="Century Gothic" w:hAnsi="Century Gothic"/>
+          <w:sz w:val="22"/>
+          <w:szCs w:val="22"/>
+          <w:lang w:val="fr-CH" w:eastAsia="fr-FR"/>
+        </w:rPr>
+        <w:t xml:space="preserve">adresse </w:t>
+      </w:r>
+      <w:r>
+        <w:rPr>
+          <w:rFonts w:ascii="Century Gothic" w:hAnsi="Century Gothic"/>
+          <w:sz w:val="22"/>
+          <w:szCs w:val="22"/>
+          <w:lang w:val="fr-CH" w:eastAsia="fr-FR"/>
+        </w:rPr>
+        <w:t>électronique</w:t>
+      </w:r>
+      <w:r>
+        <w:rPr>
+          <w:rFonts w:ascii="Century Gothic" w:hAnsi="Century Gothic"/>
+          <w:sz w:val="22"/>
+          <w:szCs w:val="22"/>
+          <w:lang w:val="fr-CH" w:eastAsia="fr-FR"/>
+        </w:rPr>
+        <w:t xml:space="preserve"> et </w:t>
+      </w:r>
+      <w:r>
+        <w:rPr>
+          <w:rFonts w:ascii="Century Gothic" w:hAnsi="Century Gothic"/>
+          <w:sz w:val="22"/>
+          <w:szCs w:val="22"/>
+          <w:lang w:val="fr-CH" w:eastAsia="fr-FR"/>
+        </w:rPr>
+        <w:t>un</w:t>
+      </w:r>
+      <w:r>
+        <w:rPr>
+          <w:rFonts w:ascii="Century Gothic" w:hAnsi="Century Gothic"/>
+          <w:sz w:val="22"/>
+          <w:szCs w:val="22"/>
+          <w:lang w:val="fr-CH" w:eastAsia="fr-FR"/>
+        </w:rPr>
+        <w:t xml:space="preserve"> mot</w:t>
+      </w:r>
+      <w:r>
+        <w:rPr>
+          <w:rFonts w:ascii="Century Gothic" w:hAnsi="Century Gothic"/>
+          <w:sz w:val="22"/>
+          <w:szCs w:val="22"/>
+          <w:lang w:val="fr-CH" w:eastAsia="fr-FR"/>
+        </w:rPr>
+        <w:t xml:space="preserve"> de passe sont </w:t>
+      </w:r>
+      <w:r>
+        <w:rPr>
+          <w:rFonts w:ascii="Century Gothic" w:hAnsi="Century Gothic"/>
+          <w:sz w:val="22"/>
+          <w:szCs w:val="22"/>
+          <w:lang w:val="fr-CH" w:eastAsia="fr-FR"/>
+        </w:rPr>
+        <w:t>nécessaires</w:t>
+      </w:r>
+      <w:r>
+        <w:rPr>
+          <w:rFonts w:ascii="Century Gothic" w:hAnsi="Century Gothic"/>
+          <w:sz w:val="22"/>
+          <w:szCs w:val="22"/>
+          <w:lang w:val="fr-CH" w:eastAsia="fr-FR"/>
+        </w:rPr>
+        <w:t xml:space="preserve"> pour l’accès</w:t>
+      </w:r>
+      <w:r>
+        <w:rPr>
+          <w:rFonts w:ascii="Century Gothic" w:hAnsi="Century Gothic"/>
+          <w:sz w:val="22"/>
+          <w:szCs w:val="22"/>
+          <w:lang w:val="fr-CH" w:eastAsia="fr-FR"/>
+        </w:rPr>
+        <w:t xml:space="preserve">. Et si l'utilisateur n'a pas </w:t>
+      </w:r>
+      <w:r>
+        <w:rPr>
+          <w:rFonts w:ascii="Century Gothic" w:hAnsi="Century Gothic"/>
+          <w:sz w:val="22"/>
+          <w:szCs w:val="22"/>
+          <w:lang w:val="fr-CH" w:eastAsia="fr-FR"/>
+        </w:rPr>
+        <w:t>un compte</w:t>
+      </w:r>
+      <w:r>
+        <w:rPr>
+          <w:rFonts w:ascii="Century Gothic" w:hAnsi="Century Gothic"/>
+          <w:sz w:val="22"/>
+          <w:szCs w:val="22"/>
+          <w:lang w:val="fr-CH" w:eastAsia="fr-FR"/>
+        </w:rPr>
+        <w:t xml:space="preserve">, il peut remplir le formulaire de création de compte </w:t>
+      </w:r>
+      <w:r>
+        <w:rPr>
+          <w:rFonts w:ascii="Century Gothic" w:hAnsi="Century Gothic"/>
+          <w:sz w:val="22"/>
+          <w:szCs w:val="22"/>
+          <w:lang w:val="fr-CH" w:eastAsia="fr-FR"/>
+        </w:rPr>
+        <w:t>avec son courriel, nom d’utilisateur</w:t>
+      </w:r>
+      <w:r>
+        <w:rPr>
+          <w:rFonts w:ascii="Century Gothic" w:hAnsi="Century Gothic"/>
+          <w:sz w:val="22"/>
+          <w:szCs w:val="22"/>
+          <w:lang w:val="fr-CH" w:eastAsia="fr-FR"/>
+        </w:rPr>
+        <w:t xml:space="preserve"> et son rôle. </w:t>
+      </w:r>
+      <w:r>
+        <w:rPr>
+          <w:rFonts w:ascii="Century Gothic" w:hAnsi="Century Gothic"/>
+          <w:sz w:val="22"/>
+          <w:szCs w:val="22"/>
+          <w:lang w:val="fr-CH" w:eastAsia="fr-FR"/>
+        </w:rPr>
+        <w:t>En cas d'erreur</w:t>
+      </w:r>
+      <w:r>
+        <w:rPr>
+          <w:rFonts w:ascii="Century Gothic" w:hAnsi="Century Gothic"/>
+          <w:sz w:val="22"/>
+          <w:szCs w:val="22"/>
+          <w:lang w:val="fr-CH" w:eastAsia="fr-FR"/>
+        </w:rPr>
+        <w:t xml:space="preserve">, </w:t>
+      </w:r>
+      <w:r>
+        <w:rPr>
+          <w:rFonts w:ascii="Century Gothic" w:hAnsi="Century Gothic"/>
+          <w:sz w:val="22"/>
+          <w:szCs w:val="22"/>
+          <w:lang w:val="fr-CH" w:eastAsia="fr-FR"/>
+        </w:rPr>
+        <w:t>un message s'affiche pour en expliquer la raison</w:t>
       </w:r>
     </w:p>
     <w:p>
@@ -6120,17 +6334,12 @@
     <w:p>
       <w:pPr>
         <w:pStyle w:val="Retraitnormal1"/>
+        <w:keepNext/>
         <w:numPr>
           <w:ilvl w:val="0"/>
           <w:numId w:val="0"/>
         </w:numPr>
-        <w:ind w:left="360" w:hanging="360"/>
-        <w:rPr>
-          <w:rFonts w:ascii="Century Gothic" w:hAnsi="Century Gothic"/>
-          <w:sz w:val="22"/>
-          <w:szCs w:val="22"/>
-          <w:lang w:eastAsia="fr-FR"/>
-        </w:rPr>
+        <w:jc w:val="center"/>
       </w:pPr>
       <w:r>
         <w:rPr>
@@ -6141,9 +6350,9 @@
           <w:lang w:eastAsia="fr-FR"/>
         </w:rPr>
         <w:drawing>
-          <wp:inline distT="0" distB="0" distL="0" distR="0" wp14:anchorId="213F6FBD" wp14:editId="19AE7742">
-            <wp:extent cx="1980000" cy="4007245"/>
-            <wp:effectExtent l="0" t="0" r="1270" b="0"/>
+          <wp:inline distT="0" distB="0" distL="0" distR="0" wp14:anchorId="213F6FBD" wp14:editId="5828117B">
+            <wp:extent cx="1778779" cy="3600000"/>
+            <wp:effectExtent l="0" t="0" r="0" b="635"/>
             <wp:docPr id="367148628" name="Image 6"/>
             <wp:cNvGraphicFramePr>
               <a:graphicFrameLocks xmlns:a="http://schemas.openxmlformats.org/drawingml/2006/main" noChangeAspect="1"/>
@@ -6153,6 +6362,70 @@
                 <pic:pic xmlns:pic="http://schemas.openxmlformats.org/drawingml/2006/picture">
                   <pic:nvPicPr>
                     <pic:cNvPr id="0" name="Picture 11"/>
+                    <pic:cNvPicPr>
+                      <a:picLocks noChangeAspect="1" noChangeArrowheads="1"/>
+                    </pic:cNvPicPr>
+                  </pic:nvPicPr>
+                  <pic:blipFill>
+                    <a:blip r:embed="rId23">
+                      <a:extLst>
+                        <a:ext uri="{28A0092B-C50C-407E-A947-70E740481C1C}">
+                          <a14:useLocalDpi xmlns:a14="http://schemas.microsoft.com/office/drawing/2010/main" val="0"/>
+                        </a:ext>
+                      </a:extLst>
+                    </a:blip>
+                    <a:srcRect/>
+                    <a:stretch>
+                      <a:fillRect/>
+                    </a:stretch>
+                  </pic:blipFill>
+                  <pic:spPr bwMode="auto">
+                    <a:xfrm>
+                      <a:off x="0" y="0"/>
+                      <a:ext cx="1778779" cy="3600000"/>
+                    </a:xfrm>
+                    <a:prstGeom prst="rect">
+                      <a:avLst/>
+                    </a:prstGeom>
+                    <a:noFill/>
+                    <a:ln>
+                      <a:noFill/>
+                    </a:ln>
+                  </pic:spPr>
+                </pic:pic>
+              </a:graphicData>
+            </a:graphic>
+          </wp:inline>
+        </w:drawing>
+      </w:r>
+      <w:r>
+        <w:tab/>
+        <w:t xml:space="preserve"> </w:t>
+      </w:r>
+      <w:r>
+        <w:tab/>
+      </w:r>
+      <w:r>
+        <w:rPr>
+          <w:rFonts w:ascii="Century Gothic" w:hAnsi="Century Gothic"/>
+          <w:noProof/>
+          <w:sz w:val="22"/>
+          <w:szCs w:val="22"/>
+          <w:lang w:eastAsia="fr-FR"/>
+        </w:rPr>
+        <w:drawing>
+          <wp:inline distT="0" distB="0" distL="0" distR="0" wp14:anchorId="1CE19CA7" wp14:editId="213B05FA">
+            <wp:extent cx="1778398" cy="3600000"/>
+            <wp:effectExtent l="0" t="0" r="0" b="635"/>
+            <wp:docPr id="574064137" name="Image 7"/>
+            <wp:cNvGraphicFramePr>
+              <a:graphicFrameLocks xmlns:a="http://schemas.openxmlformats.org/drawingml/2006/main" noChangeAspect="1"/>
+            </wp:cNvGraphicFramePr>
+            <a:graphic xmlns:a="http://schemas.openxmlformats.org/drawingml/2006/main">
+              <a:graphicData uri="http://schemas.openxmlformats.org/drawingml/2006/picture">
+                <pic:pic xmlns:pic="http://schemas.openxmlformats.org/drawingml/2006/picture">
+                  <pic:nvPicPr>
+                    <pic:cNvPr id="0" name="Picture 12"/>
                     <pic:cNvPicPr>
                       <a:picLocks noChangeAspect="1" noChangeArrowheads="1"/>
                     </pic:cNvPicPr>
@@ -6173,7 +6446,7 @@
                   <pic:spPr bwMode="auto">
                     <a:xfrm>
                       <a:off x="0" y="0"/>
-                      <a:ext cx="1980000" cy="4007245"/>
+                      <a:ext cx="1778398" cy="3600000"/>
                     </a:xfrm>
                     <a:prstGeom prst="rect">
                       <a:avLst/>
@@ -6189,42 +6462,61 @@
           </wp:inline>
         </w:drawing>
       </w:r>
-      <w:r>
-        <w:rPr>
-          <w:rFonts w:ascii="Century Gothic" w:hAnsi="Century Gothic"/>
-          <w:sz w:val="22"/>
-          <w:szCs w:val="22"/>
-          <w:lang w:eastAsia="fr-FR"/>
-        </w:rPr>
-        <w:tab/>
-      </w:r>
-      <w:r>
-        <w:rPr>
-          <w:rFonts w:ascii="Century Gothic" w:hAnsi="Century Gothic"/>
-          <w:sz w:val="22"/>
-          <w:szCs w:val="22"/>
-          <w:lang w:eastAsia="fr-FR"/>
-        </w:rPr>
-        <w:tab/>
-      </w:r>
-      <w:r>
-        <w:rPr>
-          <w:rFonts w:ascii="Century Gothic" w:hAnsi="Century Gothic"/>
-          <w:sz w:val="22"/>
-          <w:szCs w:val="22"/>
-          <w:lang w:eastAsia="fr-FR"/>
-        </w:rPr>
-        <w:tab/>
-      </w:r>
-      <w:r>
-        <w:rPr>
-          <w:rFonts w:ascii="Century Gothic" w:hAnsi="Century Gothic"/>
-          <w:sz w:val="22"/>
-          <w:szCs w:val="22"/>
-          <w:lang w:eastAsia="fr-FR"/>
-        </w:rPr>
-        <w:tab/>
-      </w:r>
+      <w:proofErr w:type="gramStart"/>
+      <w:r>
+        <w:t>l</w:t>
+      </w:r>
+      <w:proofErr w:type="gramEnd"/>
+    </w:p>
+    <w:p>
+      <w:pPr>
+        <w:pStyle w:val="Lgende"/>
+        <w:jc w:val="center"/>
+      </w:pPr>
+      <w:r>
+        <w:t>Maquette</w:t>
+      </w:r>
+      <w:r>
+        <w:t>s</w:t>
+      </w:r>
+      <w:r>
+        <w:t xml:space="preserve"> </w:t>
+      </w:r>
+      <w:r>
+        <w:fldChar w:fldCharType="begin"/>
+      </w:r>
+      <w:r>
+        <w:instrText xml:space="preserve"> SEQ Maquette \* ARABIC </w:instrText>
+      </w:r>
+      <w:r>
+        <w:fldChar w:fldCharType="separate"/>
+      </w:r>
+      <w:r>
+        <w:rPr>
+          <w:noProof/>
+        </w:rPr>
+        <w:t>3</w:t>
+      </w:r>
+      <w:r>
+        <w:fldChar w:fldCharType="end"/>
+      </w:r>
+      <w:r>
+        <w:t xml:space="preserve"> </w:t>
+      </w:r>
+      <w:r>
+        <w:t>Authentification</w:t>
+      </w:r>
+    </w:p>
+    <w:p>
+      <w:pPr>
+        <w:pStyle w:val="Retraitnormal1"/>
+        <w:keepNext/>
+        <w:numPr>
+          <w:ilvl w:val="0"/>
+          <w:numId w:val="0"/>
+        </w:numPr>
+        <w:ind w:left="360" w:hanging="360"/>
+      </w:pPr>
       <w:r>
         <w:rPr>
           <w:rFonts w:ascii="Century Gothic" w:hAnsi="Century Gothic"/>
@@ -6233,11 +6525,237 @@
           <w:szCs w:val="22"/>
           <w:lang w:eastAsia="fr-FR"/>
         </w:rPr>
+        <w:t xml:space="preserve">               </w:t>
+      </w:r>
+    </w:p>
+    <w:p>
+      <w:pPr>
+        <w:pStyle w:val="Retraitnormal1"/>
+        <w:numPr>
+          <w:ilvl w:val="0"/>
+          <w:numId w:val="41"/>
+        </w:numPr>
+        <w:ind w:left="426"/>
+        <w:rPr>
+          <w:rFonts w:ascii="Century Gothic" w:hAnsi="Century Gothic"/>
+          <w:sz w:val="22"/>
+          <w:szCs w:val="22"/>
+          <w:lang w:eastAsia="fr-FR"/>
+        </w:rPr>
+      </w:pPr>
+      <w:r>
+        <w:rPr>
+          <w:rFonts w:ascii="Century Gothic" w:hAnsi="Century Gothic"/>
+          <w:b/>
+          <w:bCs/>
+          <w:sz w:val="22"/>
+          <w:szCs w:val="22"/>
+          <w:lang w:eastAsia="fr-FR"/>
+        </w:rPr>
+        <w:t>Catalogue</w:t>
+      </w:r>
+      <w:r>
+        <w:rPr>
+          <w:rFonts w:ascii="Century Gothic" w:hAnsi="Century Gothic"/>
+          <w:b/>
+          <w:bCs/>
+          <w:sz w:val="22"/>
+          <w:szCs w:val="22"/>
+          <w:lang w:eastAsia="fr-FR"/>
+        </w:rPr>
+        <w:t> :</w:t>
+      </w:r>
+      <w:r>
+        <w:rPr>
+          <w:rFonts w:ascii="Century Gothic" w:hAnsi="Century Gothic"/>
+          <w:sz w:val="22"/>
+          <w:szCs w:val="22"/>
+          <w:lang w:eastAsia="fr-FR"/>
+        </w:rPr>
+        <w:t xml:space="preserve"> </w:t>
+      </w:r>
+      <w:r>
+        <w:rPr>
+          <w:rFonts w:ascii="Century Gothic" w:hAnsi="Century Gothic"/>
+          <w:sz w:val="22"/>
+          <w:szCs w:val="22"/>
+          <w:lang w:eastAsia="fr-FR"/>
+        </w:rPr>
+        <w:t xml:space="preserve">Une fois connecté, la première page qui s'affiche est le catalogue d'images. Cette page à </w:t>
+      </w:r>
+      <w:r>
+        <w:rPr>
+          <w:rFonts w:ascii="Century Gothic" w:hAnsi="Century Gothic"/>
+          <w:sz w:val="22"/>
+          <w:szCs w:val="22"/>
+          <w:lang w:eastAsia="fr-FR"/>
+        </w:rPr>
+        <w:t>scroll</w:t>
+      </w:r>
+      <w:r>
+        <w:rPr>
+          <w:rFonts w:ascii="Century Gothic" w:hAnsi="Century Gothic"/>
+          <w:sz w:val="22"/>
+          <w:szCs w:val="22"/>
+          <w:lang w:eastAsia="fr-FR"/>
+        </w:rPr>
+        <w:t xml:space="preserve"> vertical affiche toutes les images actives publiées par les photographes avec un titre, le nom de l'artiste et les catégories. Pour les clients, le bouton d'achat s'affiche afin de procéder à la </w:t>
+      </w:r>
+      <w:r>
+        <w:rPr>
+          <w:rFonts w:ascii="Century Gothic" w:hAnsi="Century Gothic"/>
+          <w:sz w:val="22"/>
+          <w:szCs w:val="22"/>
+          <w:lang w:eastAsia="fr-FR"/>
+        </w:rPr>
+        <w:t>demande</w:t>
+      </w:r>
+      <w:r>
+        <w:rPr>
+          <w:rFonts w:ascii="Century Gothic" w:hAnsi="Century Gothic"/>
+          <w:sz w:val="22"/>
+          <w:szCs w:val="22"/>
+          <w:lang w:eastAsia="fr-FR"/>
+        </w:rPr>
+        <w:t xml:space="preserve"> d'un contrat. Les publications sont classées par popularité, </w:t>
+      </w:r>
+      <w:r>
+        <w:rPr>
+          <w:rFonts w:ascii="Century Gothic" w:hAnsi="Century Gothic"/>
+          <w:sz w:val="22"/>
+          <w:szCs w:val="22"/>
+          <w:lang w:eastAsia="fr-FR"/>
+        </w:rPr>
+        <w:t>de manière</w:t>
+      </w:r>
+      <w:r>
+        <w:rPr>
+          <w:rFonts w:ascii="Century Gothic" w:hAnsi="Century Gothic"/>
+          <w:sz w:val="22"/>
+          <w:szCs w:val="22"/>
+          <w:lang w:eastAsia="fr-FR"/>
+        </w:rPr>
+        <w:t xml:space="preserve"> que l'image ayant fait plus de contrats s'affiche en premier. Et, au choix de l'utilisateur, trois boutons</w:t>
+      </w:r>
+      <w:r>
+        <w:rPr>
+          <w:rFonts w:ascii="Century Gothic" w:hAnsi="Century Gothic"/>
+          <w:sz w:val="22"/>
+          <w:szCs w:val="22"/>
+          <w:lang w:eastAsia="fr-FR"/>
+        </w:rPr>
+        <w:t xml:space="preserve"> à sélectionner</w:t>
+      </w:r>
+      <w:r>
+        <w:rPr>
+          <w:rFonts w:ascii="Century Gothic" w:hAnsi="Century Gothic"/>
+          <w:sz w:val="22"/>
+          <w:szCs w:val="22"/>
+          <w:lang w:eastAsia="fr-FR"/>
+        </w:rPr>
+        <w:t xml:space="preserve"> permettant d'effectuer une recherche par tags en haut de la page. </w:t>
+      </w:r>
+    </w:p>
+    <w:p>
+      <w:pPr>
+        <w:pStyle w:val="Retraitnormal1"/>
+        <w:numPr>
+          <w:ilvl w:val="0"/>
+          <w:numId w:val="0"/>
+        </w:numPr>
+        <w:ind w:left="360"/>
+        <w:rPr>
+          <w:rFonts w:ascii="Century Gothic" w:hAnsi="Century Gothic"/>
+          <w:b/>
+          <w:bCs/>
+          <w:sz w:val="22"/>
+          <w:szCs w:val="22"/>
+          <w:lang w:eastAsia="fr-FR"/>
+        </w:rPr>
+      </w:pPr>
+    </w:p>
+    <w:p>
+      <w:pPr>
+        <w:pStyle w:val="Retraitnormal1"/>
+        <w:numPr>
+          <w:ilvl w:val="0"/>
+          <w:numId w:val="41"/>
+        </w:numPr>
+        <w:ind w:left="426"/>
+        <w:rPr>
+          <w:rFonts w:ascii="Century Gothic" w:hAnsi="Century Gothic"/>
+          <w:sz w:val="22"/>
+          <w:szCs w:val="22"/>
+          <w:lang w:val="fr-CH" w:eastAsia="fr-FR"/>
+        </w:rPr>
+      </w:pPr>
+      <w:r>
+        <w:rPr>
+          <w:rFonts w:ascii="Century Gothic" w:hAnsi="Century Gothic"/>
+          <w:b/>
+          <w:bCs/>
+          <w:sz w:val="22"/>
+          <w:szCs w:val="22"/>
+          <w:lang w:eastAsia="fr-FR"/>
+        </w:rPr>
+        <w:t>Confirmer contrat</w:t>
+      </w:r>
+      <w:r>
+        <w:rPr>
+          <w:rFonts w:ascii="Century Gothic" w:hAnsi="Century Gothic"/>
+          <w:b/>
+          <w:bCs/>
+          <w:sz w:val="22"/>
+          <w:szCs w:val="22"/>
+          <w:lang w:eastAsia="fr-FR"/>
+        </w:rPr>
+        <w:t> :</w:t>
+      </w:r>
+      <w:r>
+        <w:rPr>
+          <w:rFonts w:ascii="Century Gothic" w:hAnsi="Century Gothic"/>
+          <w:sz w:val="22"/>
+          <w:szCs w:val="22"/>
+          <w:lang w:eastAsia="fr-FR"/>
+        </w:rPr>
+        <w:t xml:space="preserve"> </w:t>
+      </w:r>
+      <w:r>
+        <w:rPr>
+          <w:rFonts w:ascii="Century Gothic" w:hAnsi="Century Gothic"/>
+          <w:sz w:val="22"/>
+          <w:szCs w:val="22"/>
+          <w:lang w:val="fr-CH" w:eastAsia="fr-FR"/>
+        </w:rPr>
+        <w:t xml:space="preserve">Cette page est réservée aux clients. Après avoir sélectionné une photo, les clients peuvent remplir le formulaire de contrat et procéder à l'achat. Pour ce formulaire, il est nécessaire de choisir le contrat souhaité et le mode d'utilisation, ce qui donne le prix total du contrat. </w:t>
+      </w:r>
+    </w:p>
+    <w:p>
+      <w:pPr>
+        <w:pStyle w:val="Retraitnormal1"/>
+        <w:keepNext/>
+        <w:numPr>
+          <w:ilvl w:val="0"/>
+          <w:numId w:val="0"/>
+        </w:numPr>
+        <w:ind w:left="360" w:hanging="360"/>
+        <w:jc w:val="center"/>
+      </w:pPr>
+      <w:r>
+        <w:rPr>
+          <w:rFonts w:ascii="Century Gothic" w:eastAsiaTheme="minorHAnsi" w:hAnsi="Century Gothic" w:cstheme="minorBidi"/>
+          <w:i/>
+          <w:iCs/>
+          <w:noProof/>
+          <w:color w:val="44546A" w:themeColor="text2"/>
+          <w:lang w:val="fr-CH" w:eastAsia="en-US"/>
+        </w:rPr>
+        <w:lastRenderedPageBreak/>
         <w:drawing>
-          <wp:inline distT="0" distB="0" distL="0" distR="0" wp14:anchorId="1073FFBB" wp14:editId="4D2651D8">
-            <wp:extent cx="1988289" cy="4024882"/>
-            <wp:effectExtent l="0" t="0" r="0" b="0"/>
-            <wp:docPr id="574064137" name="Image 7"/>
+          <wp:inline distT="0" distB="0" distL="0" distR="0" wp14:anchorId="6B164EFE" wp14:editId="6F6B953E">
+            <wp:extent cx="1778397" cy="3600000"/>
+            <wp:effectExtent l="0" t="0" r="0" b="635"/>
+            <wp:docPr id="107448446" name="Image 8"/>
             <wp:cNvGraphicFramePr>
               <a:graphicFrameLocks xmlns:a="http://schemas.openxmlformats.org/drawingml/2006/main" noChangeAspect="1"/>
             </wp:cNvGraphicFramePr>
@@ -6245,7 +6763,7 @@
               <a:graphicData uri="http://schemas.openxmlformats.org/drawingml/2006/picture">
                 <pic:pic xmlns:pic="http://schemas.openxmlformats.org/drawingml/2006/picture">
                   <pic:nvPicPr>
-                    <pic:cNvPr id="0" name="Picture 12"/>
+                    <pic:cNvPr id="0" name="Picture 13"/>
                     <pic:cNvPicPr>
                       <a:picLocks noChangeAspect="1" noChangeArrowheads="1"/>
                     </pic:cNvPicPr>
@@ -6266,7 +6784,7 @@
                   <pic:spPr bwMode="auto">
                     <a:xfrm>
                       <a:off x="0" y="0"/>
-                      <a:ext cx="1995539" cy="4039558"/>
+                      <a:ext cx="1778397" cy="3600000"/>
                     </a:xfrm>
                     <a:prstGeom prst="rect">
                       <a:avLst/>
@@ -6282,120 +6800,12 @@
           </wp:inline>
         </w:drawing>
       </w:r>
-    </w:p>
-    <w:p>
-      <w:pPr>
-        <w:pStyle w:val="Retraitnormal1"/>
-        <w:numPr>
-          <w:ilvl w:val="0"/>
-          <w:numId w:val="41"/>
-        </w:numPr>
-        <w:rPr>
-          <w:rFonts w:ascii="Century Gothic" w:hAnsi="Century Gothic"/>
-          <w:b/>
-          <w:bCs/>
-          <w:sz w:val="22"/>
-          <w:szCs w:val="22"/>
-          <w:lang w:eastAsia="fr-FR"/>
-        </w:rPr>
-      </w:pPr>
-      <w:r>
-        <w:rPr>
-          <w:rFonts w:ascii="Century Gothic" w:hAnsi="Century Gothic"/>
-          <w:b/>
-          <w:bCs/>
-          <w:sz w:val="22"/>
-          <w:szCs w:val="22"/>
-          <w:lang w:eastAsia="fr-FR"/>
-        </w:rPr>
-        <w:t>Catalogue</w:t>
-      </w:r>
-      <w:r>
-        <w:rPr>
-          <w:rFonts w:ascii="Century Gothic" w:hAnsi="Century Gothic"/>
-          <w:b/>
-          <w:bCs/>
-          <w:sz w:val="22"/>
-          <w:szCs w:val="22"/>
-          <w:lang w:eastAsia="fr-FR"/>
-        </w:rPr>
-        <w:t> :</w:t>
-      </w:r>
-    </w:p>
-    <w:p>
-      <w:pPr>
-        <w:pStyle w:val="Retraitnormal1"/>
-        <w:numPr>
-          <w:ilvl w:val="0"/>
-          <w:numId w:val="41"/>
-        </w:numPr>
-        <w:rPr>
-          <w:rFonts w:ascii="Century Gothic" w:hAnsi="Century Gothic"/>
-          <w:b/>
-          <w:bCs/>
-          <w:sz w:val="22"/>
-          <w:szCs w:val="22"/>
-          <w:lang w:eastAsia="fr-FR"/>
-        </w:rPr>
-      </w:pPr>
-      <w:r>
-        <w:rPr>
-          <w:rFonts w:ascii="Century Gothic" w:hAnsi="Century Gothic"/>
-          <w:b/>
-          <w:bCs/>
-          <w:sz w:val="22"/>
-          <w:szCs w:val="22"/>
-          <w:lang w:eastAsia="fr-FR"/>
-        </w:rPr>
-        <w:t>Confirmer contrat</w:t>
-      </w:r>
-      <w:r>
-        <w:rPr>
-          <w:rFonts w:ascii="Century Gothic" w:hAnsi="Century Gothic"/>
-          <w:b/>
-          <w:bCs/>
-          <w:sz w:val="22"/>
-          <w:szCs w:val="22"/>
-          <w:lang w:eastAsia="fr-FR"/>
-        </w:rPr>
-        <w:t> :</w:t>
-      </w:r>
-    </w:p>
-    <w:p>
-      <w:pPr>
-        <w:pStyle w:val="Retraitnormal1"/>
-        <w:numPr>
-          <w:ilvl w:val="0"/>
-          <w:numId w:val="0"/>
-        </w:numPr>
-        <w:ind w:left="360" w:hanging="360"/>
-        <w:rPr>
-          <w:rFonts w:ascii="Century Gothic" w:hAnsi="Century Gothic"/>
-          <w:b/>
-          <w:bCs/>
-          <w:sz w:val="22"/>
-          <w:szCs w:val="22"/>
-          <w:lang w:eastAsia="fr-FR"/>
-        </w:rPr>
-      </w:pPr>
-    </w:p>
-    <w:p>
-      <w:pPr>
-        <w:pStyle w:val="Retraitnormal1"/>
-        <w:numPr>
-          <w:ilvl w:val="0"/>
-          <w:numId w:val="0"/>
-        </w:numPr>
-        <w:ind w:left="360" w:hanging="360"/>
-        <w:rPr>
-          <w:rFonts w:ascii="Century Gothic" w:hAnsi="Century Gothic"/>
-          <w:b/>
-          <w:bCs/>
-          <w:sz w:val="22"/>
-          <w:szCs w:val="22"/>
-          <w:lang w:eastAsia="fr-FR"/>
-        </w:rPr>
-      </w:pPr>
+      <w:r>
+        <w:tab/>
+      </w:r>
+      <w:r>
+        <w:tab/>
+      </w:r>
       <w:r>
         <w:rPr>
           <w:rFonts w:ascii="Century Gothic" w:eastAsiaTheme="minorHAnsi" w:hAnsi="Century Gothic" w:cstheme="minorBidi"/>
@@ -6405,12 +6815,11 @@
           <w:color w:val="44546A" w:themeColor="text2"/>
           <w:lang w:val="fr-CH" w:eastAsia="en-US"/>
         </w:rPr>
-        <w:lastRenderedPageBreak/>
         <w:drawing>
-          <wp:inline distT="0" distB="0" distL="0" distR="0" wp14:anchorId="6B164EFE" wp14:editId="51E148F4">
-            <wp:extent cx="1864629" cy="3774559"/>
-            <wp:effectExtent l="0" t="0" r="2540" b="0"/>
-            <wp:docPr id="107448446" name="Image 8"/>
+          <wp:inline distT="0" distB="0" distL="0" distR="0" wp14:anchorId="48D38E04" wp14:editId="76FC1175">
+            <wp:extent cx="1778396" cy="3600000"/>
+            <wp:effectExtent l="0" t="0" r="0" b="635"/>
+            <wp:docPr id="79436984" name="Image 12"/>
             <wp:cNvGraphicFramePr>
               <a:graphicFrameLocks xmlns:a="http://schemas.openxmlformats.org/drawingml/2006/main" noChangeAspect="1"/>
             </wp:cNvGraphicFramePr>
@@ -6418,7 +6827,7 @@
               <a:graphicData uri="http://schemas.openxmlformats.org/drawingml/2006/picture">
                 <pic:pic xmlns:pic="http://schemas.openxmlformats.org/drawingml/2006/picture">
                   <pic:nvPicPr>
-                    <pic:cNvPr id="0" name="Picture 13"/>
+                    <pic:cNvPr id="0" name="Picture 23"/>
                     <pic:cNvPicPr>
                       <a:picLocks noChangeAspect="1" noChangeArrowheads="1"/>
                     </pic:cNvPicPr>
@@ -6439,7 +6848,7 @@
                   <pic:spPr bwMode="auto">
                     <a:xfrm>
                       <a:off x="0" y="0"/>
-                      <a:ext cx="1866611" cy="3778572"/>
+                      <a:ext cx="1778396" cy="3600000"/>
                     </a:xfrm>
                     <a:prstGeom prst="rect">
                       <a:avLst/>
@@ -6455,6 +6864,52 @@
           </wp:inline>
         </w:drawing>
       </w:r>
+    </w:p>
+    <w:p>
+      <w:pPr>
+        <w:pStyle w:val="Lgende"/>
+        <w:jc w:val="center"/>
+      </w:pPr>
+      <w:r>
+        <w:t xml:space="preserve">Maquette </w:t>
+      </w:r>
+      <w:r>
+        <w:fldChar w:fldCharType="begin"/>
+      </w:r>
+      <w:r>
+        <w:instrText xml:space="preserve"> SEQ Maquette \* ARABIC </w:instrText>
+      </w:r>
+      <w:r>
+        <w:fldChar w:fldCharType="separate"/>
+      </w:r>
+      <w:r>
+        <w:rPr>
+          <w:noProof/>
+        </w:rPr>
+        <w:t>4</w:t>
+      </w:r>
+      <w:r>
+        <w:fldChar w:fldCharType="end"/>
+      </w:r>
+      <w:r>
+        <w:t xml:space="preserve"> Catalogue et Confirmer Contrat</w:t>
+      </w:r>
+    </w:p>
+    <w:p>
+      <w:pPr>
+        <w:pStyle w:val="Retraitnormal1"/>
+        <w:numPr>
+          <w:ilvl w:val="0"/>
+          <w:numId w:val="42"/>
+        </w:numPr>
+        <w:ind w:left="426"/>
+        <w:rPr>
+          <w:rFonts w:ascii="Century Gothic" w:hAnsi="Century Gothic"/>
+          <w:sz w:val="22"/>
+          <w:szCs w:val="22"/>
+          <w:lang w:eastAsia="fr-FR"/>
+        </w:rPr>
+      </w:pPr>
       <w:r>
         <w:rPr>
           <w:rFonts w:ascii="Century Gothic" w:hAnsi="Century Gothic"/>
@@ -6464,7 +6919,7 @@
           <w:szCs w:val="22"/>
           <w:lang w:eastAsia="fr-FR"/>
         </w:rPr>
-        <w:tab/>
+        <w:t>Partage de photo :</w:t>
       </w:r>
       <w:r>
         <w:rPr>
@@ -6475,22 +6930,60 @@
           <w:szCs w:val="22"/>
           <w:lang w:eastAsia="fr-FR"/>
         </w:rPr>
-        <w:tab/>
-      </w:r>
-      <w:r>
-        <w:rPr>
-          <w:rFonts w:ascii="Century Gothic" w:eastAsiaTheme="minorHAnsi" w:hAnsi="Century Gothic" w:cstheme="minorBidi"/>
-          <w:i/>
-          <w:iCs/>
+        <w:t xml:space="preserve"> </w:t>
+      </w:r>
+      <w:r>
+        <w:rPr>
+          <w:rFonts w:ascii="Century Gothic" w:hAnsi="Century Gothic"/>
+          <w:sz w:val="22"/>
+          <w:szCs w:val="22"/>
+          <w:lang w:eastAsia="fr-FR"/>
+        </w:rPr>
+        <w:t>Cette page est réservée aux photographes. Ils ont ici la possibilité de partager leurs images enregistrées ou prises à l'instant avec l'appareil photo de leur téléphone portable. Il leur suffit ensuite de choisir un titre pour enregistrer l'image et, s'ils le souhaitent, d'ajouter quelques tags appropriés.</w:t>
+      </w:r>
+    </w:p>
+    <w:p>
+      <w:pPr>
+        <w:pStyle w:val="Retraitnormal1"/>
+        <w:numPr>
+          <w:ilvl w:val="0"/>
+          <w:numId w:val="0"/>
+        </w:numPr>
+        <w:ind w:left="720"/>
+        <w:rPr>
+          <w:rFonts w:ascii="Century Gothic" w:hAnsi="Century Gothic"/>
+          <w:b/>
+          <w:bCs/>
+          <w:sz w:val="22"/>
+          <w:szCs w:val="22"/>
+          <w:lang w:eastAsia="fr-FR"/>
+        </w:rPr>
+      </w:pPr>
+    </w:p>
+    <w:p>
+      <w:pPr>
+        <w:pStyle w:val="Retraitnormal1"/>
+        <w:keepNext/>
+        <w:numPr>
+          <w:ilvl w:val="0"/>
+          <w:numId w:val="0"/>
+        </w:numPr>
+        <w:ind w:hanging="360"/>
+        <w:jc w:val="center"/>
+      </w:pPr>
+      <w:r>
+        <w:rPr>
+          <w:rFonts w:ascii="Arial" w:hAnsi="Arial"/>
           <w:noProof/>
-          <w:color w:val="44546A" w:themeColor="text2"/>
-          <w:lang w:val="fr-CH" w:eastAsia="en-US"/>
+          <w:sz w:val="24"/>
+          <w:szCs w:val="14"/>
+          <w:lang w:eastAsia="fr-FR"/>
         </w:rPr>
         <w:drawing>
-          <wp:inline distT="0" distB="0" distL="0" distR="0" wp14:anchorId="5F4B2693" wp14:editId="0438A119">
-            <wp:extent cx="1871330" cy="3788125"/>
-            <wp:effectExtent l="0" t="0" r="0" b="3175"/>
-            <wp:docPr id="79436984" name="Image 12"/>
+          <wp:inline distT="0" distB="0" distL="0" distR="0" wp14:anchorId="5B1EB484" wp14:editId="2F2D2EFA">
+            <wp:extent cx="1778397" cy="3600000"/>
+            <wp:effectExtent l="0" t="0" r="0" b="635"/>
+            <wp:docPr id="787026944" name="Image 13"/>
             <wp:cNvGraphicFramePr>
               <a:graphicFrameLocks xmlns:a="http://schemas.openxmlformats.org/drawingml/2006/main" noChangeAspect="1"/>
             </wp:cNvGraphicFramePr>
@@ -6498,7 +6991,7 @@
               <a:graphicData uri="http://schemas.openxmlformats.org/drawingml/2006/picture">
                 <pic:pic xmlns:pic="http://schemas.openxmlformats.org/drawingml/2006/picture">
                   <pic:nvPicPr>
-                    <pic:cNvPr id="0" name="Picture 23"/>
+                    <pic:cNvPr id="0" name="Picture 24"/>
                     <pic:cNvPicPr>
                       <a:picLocks noChangeAspect="1" noChangeArrowheads="1"/>
                     </pic:cNvPicPr>
@@ -6519,7 +7012,7 @@
                   <pic:spPr bwMode="auto">
                     <a:xfrm>
                       <a:off x="0" y="0"/>
-                      <a:ext cx="1885368" cy="3816541"/>
+                      <a:ext cx="1778397" cy="3600000"/>
                     </a:xfrm>
                     <a:prstGeom prst="rect">
                       <a:avLst/>
@@ -6535,116 +7028,9 @@
           </wp:inline>
         </w:drawing>
       </w:r>
-    </w:p>
-    <w:p>
-      <w:pPr>
-        <w:pStyle w:val="Retraitnormal1"/>
-        <w:numPr>
-          <w:ilvl w:val="0"/>
-          <w:numId w:val="0"/>
-        </w:numPr>
-        <w:ind w:left="360" w:hanging="360"/>
-        <w:rPr>
-          <w:rFonts w:ascii="Century Gothic" w:hAnsi="Century Gothic"/>
-          <w:b/>
-          <w:bCs/>
-          <w:sz w:val="22"/>
-          <w:szCs w:val="22"/>
-          <w:lang w:eastAsia="fr-FR"/>
-        </w:rPr>
-      </w:pPr>
-    </w:p>
-    <w:p>
-      <w:pPr>
-        <w:pStyle w:val="Retraitnormal1"/>
-        <w:numPr>
-          <w:ilvl w:val="0"/>
-          <w:numId w:val="41"/>
-        </w:numPr>
-        <w:rPr>
-          <w:rFonts w:ascii="Century Gothic" w:hAnsi="Century Gothic"/>
-          <w:b/>
-          <w:bCs/>
-          <w:sz w:val="22"/>
-          <w:szCs w:val="22"/>
-          <w:lang w:eastAsia="fr-FR"/>
-        </w:rPr>
-      </w:pPr>
-      <w:r>
-        <w:rPr>
-          <w:rFonts w:ascii="Century Gothic" w:hAnsi="Century Gothic"/>
-          <w:b/>
-          <w:bCs/>
-          <w:sz w:val="22"/>
-          <w:szCs w:val="22"/>
-          <w:lang w:eastAsia="fr-FR"/>
-        </w:rPr>
-        <w:t>Prendre ou choisir photo</w:t>
-      </w:r>
-    </w:p>
-    <w:p>
-      <w:pPr>
-        <w:pStyle w:val="Retraitnormal1"/>
-        <w:numPr>
-          <w:ilvl w:val="0"/>
-          <w:numId w:val="41"/>
-        </w:numPr>
-        <w:rPr>
-          <w:rFonts w:ascii="Century Gothic" w:hAnsi="Century Gothic"/>
-          <w:b/>
-          <w:bCs/>
-          <w:sz w:val="22"/>
-          <w:szCs w:val="22"/>
-          <w:lang w:eastAsia="fr-FR"/>
-        </w:rPr>
-      </w:pPr>
-      <w:r>
-        <w:rPr>
-          <w:rFonts w:ascii="Century Gothic" w:hAnsi="Century Gothic"/>
-          <w:b/>
-          <w:bCs/>
-          <w:sz w:val="22"/>
-          <w:szCs w:val="22"/>
-          <w:lang w:eastAsia="fr-FR"/>
-        </w:rPr>
-        <w:t>Partage de photo</w:t>
-      </w:r>
-    </w:p>
-    <w:p>
-      <w:pPr>
-        <w:pStyle w:val="Retraitnormal1"/>
-        <w:numPr>
-          <w:ilvl w:val="0"/>
-          <w:numId w:val="0"/>
-        </w:numPr>
-        <w:ind w:left="360" w:hanging="360"/>
-        <w:rPr>
-          <w:rFonts w:ascii="Century Gothic" w:hAnsi="Century Gothic"/>
-          <w:b/>
-          <w:bCs/>
-          <w:sz w:val="22"/>
-          <w:szCs w:val="22"/>
-          <w:lang w:eastAsia="fr-FR"/>
-        </w:rPr>
-      </w:pPr>
-    </w:p>
-    <w:p>
-      <w:pPr>
-        <w:pStyle w:val="Retraitnormal1"/>
-        <w:numPr>
-          <w:ilvl w:val="0"/>
-          <w:numId w:val="0"/>
-        </w:numPr>
-        <w:ind w:left="360" w:hanging="360"/>
-        <w:rPr>
-          <w:rFonts w:ascii="Century Gothic" w:hAnsi="Century Gothic"/>
-          <w:b/>
-          <w:bCs/>
-          <w:sz w:val="22"/>
-          <w:szCs w:val="22"/>
-          <w:lang w:eastAsia="fr-FR"/>
-        </w:rPr>
-      </w:pPr>
+      <w:r>
+        <w:tab/>
+      </w:r>
       <w:r>
         <w:rPr>
           <w:rFonts w:ascii="Arial" w:hAnsi="Arial"/>
@@ -6654,10 +7040,10 @@
           <w:lang w:eastAsia="fr-FR"/>
         </w:rPr>
         <w:drawing>
-          <wp:inline distT="0" distB="0" distL="0" distR="0" wp14:anchorId="5B1EB484" wp14:editId="44002556">
-            <wp:extent cx="1828800" cy="3702031"/>
-            <wp:effectExtent l="0" t="0" r="0" b="0"/>
-            <wp:docPr id="787026944" name="Image 13"/>
+          <wp:inline distT="0" distB="0" distL="0" distR="0" wp14:anchorId="7792FCF4" wp14:editId="5CFF19C5">
+            <wp:extent cx="1765738" cy="3569457"/>
+            <wp:effectExtent l="0" t="0" r="6350" b="0"/>
+            <wp:docPr id="1241561797" name="Image 15"/>
             <wp:cNvGraphicFramePr>
               <a:graphicFrameLocks xmlns:a="http://schemas.openxmlformats.org/drawingml/2006/main" noChangeAspect="1"/>
             </wp:cNvGraphicFramePr>
@@ -6665,7 +7051,7 @@
               <a:graphicData uri="http://schemas.openxmlformats.org/drawingml/2006/picture">
                 <pic:pic xmlns:pic="http://schemas.openxmlformats.org/drawingml/2006/picture">
                   <pic:nvPicPr>
-                    <pic:cNvPr id="0" name="Picture 24"/>
+                    <pic:cNvPr id="0" name="Picture 26"/>
                     <pic:cNvPicPr>
                       <a:picLocks noChangeAspect="1" noChangeArrowheads="1"/>
                     </pic:cNvPicPr>
@@ -6686,7 +7072,7 @@
                   <pic:spPr bwMode="auto">
                     <a:xfrm>
                       <a:off x="0" y="0"/>
-                      <a:ext cx="1841071" cy="3726872"/>
+                      <a:ext cx="1770510" cy="3579104"/>
                     </a:xfrm>
                     <a:prstGeom prst="rect">
                       <a:avLst/>
@@ -6703,6 +7089,10 @@
         </w:drawing>
       </w:r>
       <w:r>
+        <w:tab/>
+        <w:t xml:space="preserve">     </w:t>
+      </w:r>
+      <w:r>
         <w:rPr>
           <w:rFonts w:ascii="Arial" w:hAnsi="Arial"/>
           <w:noProof/>
@@ -6711,9 +7101,9 @@
           <w:lang w:eastAsia="fr-FR"/>
         </w:rPr>
         <w:drawing>
-          <wp:inline distT="0" distB="0" distL="0" distR="0" wp14:anchorId="54A537F9" wp14:editId="244D18B2">
-            <wp:extent cx="1839433" cy="3718430"/>
-            <wp:effectExtent l="0" t="0" r="8890" b="0"/>
+          <wp:inline distT="0" distB="0" distL="0" distR="0" wp14:anchorId="15E18945" wp14:editId="085BD923">
+            <wp:extent cx="1780848" cy="3600000"/>
+            <wp:effectExtent l="0" t="0" r="0" b="635"/>
             <wp:docPr id="598644775" name="Image 14"/>
             <wp:cNvGraphicFramePr>
               <a:graphicFrameLocks xmlns:a="http://schemas.openxmlformats.org/drawingml/2006/main" noChangeAspect="1"/>
@@ -6743,7 +7133,7 @@
                   <pic:spPr bwMode="auto">
                     <a:xfrm>
                       <a:off x="0" y="0"/>
-                      <a:ext cx="1848389" cy="3736535"/>
+                      <a:ext cx="1780848" cy="3600000"/>
                     </a:xfrm>
                     <a:prstGeom prst="rect">
                       <a:avLst/>
@@ -6762,12 +7152,42 @@
     </w:p>
     <w:p>
       <w:pPr>
+        <w:pStyle w:val="Lgende"/>
+        <w:jc w:val="center"/>
+      </w:pPr>
+      <w:r>
+        <w:t xml:space="preserve">Maquette </w:t>
+      </w:r>
+      <w:r>
+        <w:fldChar w:fldCharType="begin"/>
+      </w:r>
+      <w:r>
+        <w:instrText xml:space="preserve"> SEQ Maquette \* ARABIC </w:instrText>
+      </w:r>
+      <w:r>
+        <w:fldChar w:fldCharType="separate"/>
+      </w:r>
+      <w:r>
+        <w:rPr>
+          <w:noProof/>
+        </w:rPr>
+        <w:t>5</w:t>
+      </w:r>
+      <w:r>
+        <w:fldChar w:fldCharType="end"/>
+      </w:r>
+      <w:r>
+        <w:t xml:space="preserve"> Publication d'image</w:t>
+      </w:r>
+    </w:p>
+    <w:p>
+      <w:pPr>
         <w:pStyle w:val="Retraitnormal1"/>
         <w:numPr>
           <w:ilvl w:val="0"/>
-          <w:numId w:val="0"/>
+          <w:numId w:val="41"/>
         </w:numPr>
-        <w:ind w:left="360" w:hanging="360"/>
+        <w:ind w:left="426"/>
         <w:rPr>
           <w:rFonts w:ascii="Century Gothic" w:hAnsi="Century Gothic"/>
           <w:b/>
@@ -6777,14 +7197,7 @@
           <w:lang w:eastAsia="fr-FR"/>
         </w:rPr>
       </w:pPr>
-    </w:p>
-    <w:p>
-      <w:pPr>
-        <w:pStyle w:val="Retraitnormal1"/>
-        <w:numPr>
-          <w:ilvl w:val="0"/>
-          <w:numId w:val="41"/>
-        </w:numPr>
+      <w:r>
         <w:rPr>
           <w:rFonts w:ascii="Century Gothic" w:hAnsi="Century Gothic"/>
           <w:b/>
@@ -6793,7 +7206,9 @@
           <w:szCs w:val="22"/>
           <w:lang w:eastAsia="fr-FR"/>
         </w:rPr>
-      </w:pPr>
+        <w:lastRenderedPageBreak/>
+        <w:t>Contrats</w:t>
+      </w:r>
       <w:r>
         <w:rPr>
           <w:rFonts w:ascii="Century Gothic" w:hAnsi="Century Gothic"/>
@@ -6803,7 +7218,79 @@
           <w:szCs w:val="22"/>
           <w:lang w:eastAsia="fr-FR"/>
         </w:rPr>
-        <w:t>Camera</w:t>
+        <w:t> :</w:t>
+      </w:r>
+      <w:r>
+        <w:rPr>
+          <w:rFonts w:ascii="Century Gothic" w:hAnsi="Century Gothic"/>
+          <w:sz w:val="22"/>
+          <w:szCs w:val="22"/>
+          <w:lang w:eastAsia="fr-FR"/>
+        </w:rPr>
+        <w:t xml:space="preserve"> </w:t>
+      </w:r>
+      <w:r>
+        <w:rPr>
+          <w:rFonts w:ascii="Century Gothic" w:hAnsi="Century Gothic"/>
+          <w:sz w:val="22"/>
+          <w:szCs w:val="22"/>
+          <w:lang w:eastAsia="fr-FR"/>
+        </w:rPr>
+        <w:t>p</w:t>
+      </w:r>
+      <w:r>
+        <w:rPr>
+          <w:rFonts w:ascii="Century Gothic" w:hAnsi="Century Gothic"/>
+          <w:sz w:val="22"/>
+          <w:szCs w:val="22"/>
+          <w:lang w:eastAsia="fr-FR"/>
+        </w:rPr>
+        <w:t>our les client et photographes, c</w:t>
+      </w:r>
+      <w:r>
+        <w:rPr>
+          <w:rFonts w:ascii="Century Gothic" w:hAnsi="Century Gothic"/>
+          <w:sz w:val="22"/>
+          <w:szCs w:val="22"/>
+          <w:lang w:eastAsia="fr-FR"/>
+        </w:rPr>
+        <w:t>haque contrat actif ou expiré sera affiché</w:t>
+      </w:r>
+      <w:r>
+        <w:rPr>
+          <w:rFonts w:ascii="Century Gothic" w:hAnsi="Century Gothic"/>
+          <w:sz w:val="22"/>
+          <w:szCs w:val="22"/>
+          <w:lang w:eastAsia="fr-FR"/>
+        </w:rPr>
+        <w:t xml:space="preserve"> </w:t>
+      </w:r>
+      <w:r>
+        <w:rPr>
+          <w:rFonts w:ascii="Century Gothic" w:hAnsi="Century Gothic"/>
+          <w:sz w:val="22"/>
+          <w:szCs w:val="22"/>
+          <w:lang w:eastAsia="fr-FR"/>
+        </w:rPr>
+        <w:t>avec toutes les informations pertinentes : numéro de contrat, image, auteur, titre, type de contrat et dépenses ou gains générés</w:t>
+      </w:r>
+      <w:r>
+        <w:rPr>
+          <w:rFonts w:ascii="Century Gothic" w:hAnsi="Century Gothic"/>
+          <w:sz w:val="22"/>
+          <w:szCs w:val="22"/>
+          <w:lang w:eastAsia="fr-FR"/>
+        </w:rPr>
+        <w:t xml:space="preserve">. </w:t>
+      </w:r>
+      <w:r>
+        <w:rPr>
+          <w:rFonts w:ascii="Century Gothic" w:hAnsi="Century Gothic"/>
+          <w:sz w:val="22"/>
+          <w:szCs w:val="22"/>
+          <w:lang w:eastAsia="fr-FR"/>
+        </w:rPr>
+        <w:t>Pour les administrateurs, la page des contrats correspond au chiffre d'affaires mensuel de l'entreprise. Vous pouvez y consulter toutes les informations relatives aux contrats facturés en sélectionnant le mois, les photographes et les photos publiées.</w:t>
       </w:r>
     </w:p>
     <w:p>
@@ -6813,7 +7300,7 @@
           <w:ilvl w:val="0"/>
           <w:numId w:val="0"/>
         </w:numPr>
-        <w:ind w:left="360" w:hanging="360"/>
+        <w:ind w:left="426"/>
         <w:rPr>
           <w:rFonts w:ascii="Century Gothic" w:hAnsi="Century Gothic"/>
           <w:b/>
@@ -6827,34 +7314,12 @@
     <w:p>
       <w:pPr>
         <w:pStyle w:val="Retraitnormal1"/>
+        <w:keepNext/>
         <w:numPr>
           <w:ilvl w:val="0"/>
           <w:numId w:val="0"/>
         </w:numPr>
-        <w:ind w:left="360" w:hanging="360"/>
-        <w:rPr>
-          <w:rFonts w:ascii="Century Gothic" w:hAnsi="Century Gothic"/>
-          <w:b/>
-          <w:bCs/>
-          <w:sz w:val="22"/>
-          <w:szCs w:val="22"/>
-          <w:lang w:eastAsia="fr-FR"/>
-        </w:rPr>
-      </w:pPr>
-    </w:p>
-    <w:p>
-      <w:pPr>
-        <w:pStyle w:val="Retraitnormal1"/>
-        <w:numPr>
-          <w:ilvl w:val="0"/>
-          <w:numId w:val="0"/>
-        </w:numPr>
-        <w:rPr>
-          <w:rFonts w:ascii="Arial" w:hAnsi="Arial"/>
-          <w:sz w:val="24"/>
-          <w:szCs w:val="14"/>
-          <w:lang w:eastAsia="fr-FR"/>
-        </w:rPr>
+        <w:jc w:val="center"/>
       </w:pPr>
       <w:r>
         <w:rPr>
@@ -6864,12 +7329,11 @@
           <w:szCs w:val="14"/>
           <w:lang w:eastAsia="fr-FR"/>
         </w:rPr>
-        <w:lastRenderedPageBreak/>
         <w:drawing>
-          <wp:inline distT="0" distB="0" distL="0" distR="0" wp14:anchorId="20C22861" wp14:editId="5393D6FF">
-            <wp:extent cx="1765738" cy="3569457"/>
-            <wp:effectExtent l="0" t="0" r="6350" b="0"/>
-            <wp:docPr id="2034956304" name="Image 15"/>
+          <wp:inline distT="0" distB="0" distL="0" distR="0" wp14:anchorId="7812CC9B" wp14:editId="4371A65A">
+            <wp:extent cx="1780728" cy="3600000"/>
+            <wp:effectExtent l="0" t="0" r="0" b="635"/>
+            <wp:docPr id="573373643" name="Image 17"/>
             <wp:cNvGraphicFramePr>
               <a:graphicFrameLocks xmlns:a="http://schemas.openxmlformats.org/drawingml/2006/main" noChangeAspect="1"/>
             </wp:cNvGraphicFramePr>
@@ -6877,7 +7341,7 @@
               <a:graphicData uri="http://schemas.openxmlformats.org/drawingml/2006/picture">
                 <pic:pic xmlns:pic="http://schemas.openxmlformats.org/drawingml/2006/picture">
                   <pic:nvPicPr>
-                    <pic:cNvPr id="0" name="Picture 26"/>
+                    <pic:cNvPr id="0" name="Picture 28"/>
                     <pic:cNvPicPr>
                       <a:picLocks noChangeAspect="1" noChangeArrowheads="1"/>
                     </pic:cNvPicPr>
@@ -6898,7 +7362,7 @@
                   <pic:spPr bwMode="auto">
                     <a:xfrm>
                       <a:off x="0" y="0"/>
-                      <a:ext cx="1770510" cy="3579104"/>
+                      <a:ext cx="1780728" cy="3600000"/>
                     </a:xfrm>
                     <a:prstGeom prst="rect">
                       <a:avLst/>
@@ -6915,6 +7379,12 @@
         </w:drawing>
       </w:r>
       <w:r>
+        <w:tab/>
+      </w:r>
+      <w:r>
+        <w:tab/>
+      </w:r>
+      <w:r>
         <w:rPr>
           <w:rFonts w:ascii="Arial" w:hAnsi="Arial"/>
           <w:noProof/>
@@ -6923,10 +7393,10 @@
           <w:lang w:eastAsia="fr-FR"/>
         </w:rPr>
         <w:drawing>
-          <wp:inline distT="0" distB="0" distL="0" distR="0" wp14:anchorId="69ABD298" wp14:editId="7FBB08E0">
-            <wp:extent cx="1676400" cy="3388861"/>
-            <wp:effectExtent l="0" t="0" r="0" b="2540"/>
-            <wp:docPr id="9569714" name="Image 16"/>
+          <wp:inline distT="0" distB="0" distL="0" distR="0" wp14:anchorId="02AB600E" wp14:editId="03909A0F">
+            <wp:extent cx="1780728" cy="3600000"/>
+            <wp:effectExtent l="0" t="0" r="0" b="635"/>
+            <wp:docPr id="1651947227" name="Image 18"/>
             <wp:cNvGraphicFramePr>
               <a:graphicFrameLocks xmlns:a="http://schemas.openxmlformats.org/drawingml/2006/main" noChangeAspect="1"/>
             </wp:cNvGraphicFramePr>
@@ -6934,7 +7404,7 @@
               <a:graphicData uri="http://schemas.openxmlformats.org/drawingml/2006/picture">
                 <pic:pic xmlns:pic="http://schemas.openxmlformats.org/drawingml/2006/picture">
                   <pic:nvPicPr>
-                    <pic:cNvPr id="0" name="Picture 27"/>
+                    <pic:cNvPr id="0" name="Picture 29"/>
                     <pic:cNvPicPr>
                       <a:picLocks noChangeAspect="1" noChangeArrowheads="1"/>
                     </pic:cNvPicPr>
@@ -6955,7 +7425,7 @@
                   <pic:spPr bwMode="auto">
                     <a:xfrm>
                       <a:off x="0" y="0"/>
-                      <a:ext cx="1679851" cy="3395837"/>
+                      <a:ext cx="1780728" cy="3600000"/>
                     </a:xfrm>
                     <a:prstGeom prst="rect">
                       <a:avLst/>
@@ -6974,107 +7444,58 @@
     </w:p>
     <w:p>
       <w:pPr>
+        <w:pStyle w:val="Lgende"/>
+        <w:jc w:val="center"/>
+      </w:pPr>
+      <w:r>
+        <w:t xml:space="preserve">Maquette </w:t>
+      </w:r>
+      <w:r>
+        <w:fldChar w:fldCharType="begin"/>
+      </w:r>
+      <w:r>
+        <w:instrText xml:space="preserve"> SEQ Maquette \* ARABIC </w:instrText>
+      </w:r>
+      <w:r>
+        <w:fldChar w:fldCharType="separate"/>
+      </w:r>
+      <w:r>
+        <w:rPr>
+          <w:noProof/>
+        </w:rPr>
+        <w:t>6</w:t>
+      </w:r>
+      <w:r>
+        <w:fldChar w:fldCharType="end"/>
+      </w:r>
+      <w:r>
+        <w:t xml:space="preserve"> Contrats et Chiffre d'affaires</w:t>
+      </w:r>
+      <w:r>
+        <w:rPr>
+          <w:rFonts w:ascii="Arial" w:hAnsi="Arial"/>
+          <w:sz w:val="24"/>
+          <w:szCs w:val="14"/>
+          <w:lang w:eastAsia="fr-FR"/>
+        </w:rPr>
+        <w:tab/>
+      </w:r>
+    </w:p>
+    <w:p>
+      <w:pPr>
         <w:pStyle w:val="Retraitnormal1"/>
         <w:numPr>
           <w:ilvl w:val="0"/>
-          <w:numId w:val="0"/>
+          <w:numId w:val="41"/>
         </w:numPr>
-        <w:ind w:left="360" w:hanging="360"/>
+        <w:ind w:left="426" w:right="1275"/>
         <w:rPr>
           <w:rFonts w:ascii="Century Gothic" w:hAnsi="Century Gothic"/>
           <w:b/>
           <w:bCs/>
           <w:sz w:val="22"/>
           <w:szCs w:val="22"/>
-          <w:lang w:eastAsia="fr-FR"/>
-        </w:rPr>
-      </w:pPr>
-    </w:p>
-    <w:p>
-      <w:pPr>
-        <w:pStyle w:val="Retraitnormal1"/>
-        <w:numPr>
-          <w:ilvl w:val="0"/>
-          <w:numId w:val="41"/>
-        </w:numPr>
-        <w:rPr>
-          <w:rFonts w:ascii="Century Gothic" w:hAnsi="Century Gothic"/>
-          <w:b/>
-          <w:bCs/>
-          <w:sz w:val="22"/>
-          <w:szCs w:val="22"/>
-          <w:lang w:eastAsia="fr-FR"/>
-        </w:rPr>
-      </w:pPr>
-      <w:r>
-        <w:rPr>
-          <w:rFonts w:ascii="Century Gothic" w:hAnsi="Century Gothic"/>
-          <w:b/>
-          <w:bCs/>
-          <w:sz w:val="22"/>
-          <w:szCs w:val="22"/>
-          <w:lang w:eastAsia="fr-FR"/>
-        </w:rPr>
-        <w:t>Contrats</w:t>
-      </w:r>
-    </w:p>
-    <w:p>
-      <w:pPr>
-        <w:pStyle w:val="Retraitnormal1"/>
-        <w:numPr>
-          <w:ilvl w:val="0"/>
-          <w:numId w:val="41"/>
-        </w:numPr>
-        <w:rPr>
-          <w:rFonts w:ascii="Century Gothic" w:hAnsi="Century Gothic"/>
-          <w:b/>
-          <w:bCs/>
-          <w:sz w:val="22"/>
-          <w:szCs w:val="22"/>
-          <w:lang w:eastAsia="fr-FR"/>
-        </w:rPr>
-      </w:pPr>
-      <w:r>
-        <w:rPr>
-          <w:rFonts w:ascii="Century Gothic" w:hAnsi="Century Gothic"/>
-          <w:b/>
-          <w:bCs/>
-          <w:sz w:val="22"/>
-          <w:szCs w:val="22"/>
-          <w:lang w:eastAsia="fr-FR"/>
-        </w:rPr>
-        <w:t xml:space="preserve">Chiffre d’affaires </w:t>
-      </w:r>
-    </w:p>
-    <w:p>
-      <w:pPr>
-        <w:pStyle w:val="Retraitnormal1"/>
-        <w:numPr>
-          <w:ilvl w:val="0"/>
-          <w:numId w:val="0"/>
-        </w:numPr>
-        <w:rPr>
-          <w:rFonts w:ascii="Century Gothic" w:hAnsi="Century Gothic"/>
-          <w:b/>
-          <w:bCs/>
-          <w:sz w:val="22"/>
-          <w:szCs w:val="22"/>
-          <w:lang w:eastAsia="fr-FR"/>
-        </w:rPr>
-      </w:pPr>
-    </w:p>
-    <w:p>
-      <w:pPr>
-        <w:pStyle w:val="Retraitnormal1"/>
-        <w:numPr>
-          <w:ilvl w:val="0"/>
-          <w:numId w:val="0"/>
-        </w:numPr>
-        <w:rPr>
-          <w:rFonts w:ascii="Arial" w:hAnsi="Arial"/>
-          <w:sz w:val="24"/>
-          <w:szCs w:val="14"/>
-          <w:lang w:eastAsia="fr-FR"/>
+          <w:lang w:val="fr-CH" w:eastAsia="fr-FR"/>
         </w:rPr>
       </w:pPr>
       <w:r>
@@ -7086,10 +7507,26 @@
           <w:lang w:eastAsia="fr-FR"/>
         </w:rPr>
         <w:drawing>
-          <wp:inline distT="0" distB="0" distL="0" distR="0" wp14:anchorId="7812CC9B" wp14:editId="04404A3A">
-            <wp:extent cx="1997680" cy="4038600"/>
-            <wp:effectExtent l="0" t="0" r="3175" b="0"/>
-            <wp:docPr id="573373643" name="Image 17"/>
+          <wp:anchor distT="0" distB="0" distL="114300" distR="114300" simplePos="0" relativeHeight="251665415" behindDoc="0" locked="0" layoutInCell="1" allowOverlap="1" wp14:anchorId="292CF6FF" wp14:editId="17FDDE50">
+            <wp:simplePos x="0" y="0"/>
+            <wp:positionH relativeFrom="column">
+              <wp:posOffset>3089844</wp:posOffset>
+            </wp:positionH>
+            <wp:positionV relativeFrom="paragraph">
+              <wp:posOffset>-31238</wp:posOffset>
+            </wp:positionV>
+            <wp:extent cx="1780728" cy="3600000"/>
+            <wp:effectExtent l="0" t="0" r="0" b="635"/>
+            <wp:wrapThrough wrapText="bothSides">
+              <wp:wrapPolygon edited="0">
+                <wp:start x="0" y="0"/>
+                <wp:lineTo x="0" y="21490"/>
+                <wp:lineTo x="21261" y="21490"/>
+                <wp:lineTo x="21261" y="0"/>
+                <wp:lineTo x="0" y="0"/>
+              </wp:wrapPolygon>
+            </wp:wrapThrough>
+            <wp:docPr id="2068526941" name="Image 19"/>
             <wp:cNvGraphicFramePr>
               <a:graphicFrameLocks xmlns:a="http://schemas.openxmlformats.org/drawingml/2006/main" noChangeAspect="1"/>
             </wp:cNvGraphicFramePr>
@@ -7097,7 +7534,7 @@
               <a:graphicData uri="http://schemas.openxmlformats.org/drawingml/2006/picture">
                 <pic:pic xmlns:pic="http://schemas.openxmlformats.org/drawingml/2006/picture">
                   <pic:nvPicPr>
-                    <pic:cNvPr id="0" name="Picture 28"/>
+                    <pic:cNvPr id="0" name="Picture 30"/>
                     <pic:cNvPicPr>
                       <a:picLocks noChangeAspect="1" noChangeArrowheads="1"/>
                     </pic:cNvPicPr>
@@ -7118,7 +7555,7 @@
                   <pic:spPr bwMode="auto">
                     <a:xfrm>
                       <a:off x="0" y="0"/>
-                      <a:ext cx="2000552" cy="4044406"/>
+                      <a:ext cx="1780728" cy="3600000"/>
                     </a:xfrm>
                     <a:prstGeom prst="rect">
                       <a:avLst/>
@@ -7131,65 +7568,68 @@
                 </pic:pic>
               </a:graphicData>
             </a:graphic>
-          </wp:inline>
+          </wp:anchor>
         </w:drawing>
       </w:r>
       <w:r>
         <w:rPr>
-          <w:rFonts w:ascii="Arial" w:hAnsi="Arial"/>
-          <w:noProof/>
-          <w:sz w:val="24"/>
-          <w:szCs w:val="14"/>
-          <w:lang w:eastAsia="fr-FR"/>
-        </w:rPr>
-        <w:drawing>
-          <wp:inline distT="0" distB="0" distL="0" distR="0" wp14:anchorId="316C468C" wp14:editId="21DB3A89">
-            <wp:extent cx="1924050" cy="3889746"/>
-            <wp:effectExtent l="0" t="0" r="0" b="0"/>
-            <wp:docPr id="1651947227" name="Image 18"/>
-            <wp:cNvGraphicFramePr>
-              <a:graphicFrameLocks xmlns:a="http://schemas.openxmlformats.org/drawingml/2006/main" noChangeAspect="1"/>
-            </wp:cNvGraphicFramePr>
-            <a:graphic xmlns:a="http://schemas.openxmlformats.org/drawingml/2006/main">
-              <a:graphicData uri="http://schemas.openxmlformats.org/drawingml/2006/picture">
-                <pic:pic xmlns:pic="http://schemas.openxmlformats.org/drawingml/2006/picture">
-                  <pic:nvPicPr>
-                    <pic:cNvPr id="0" name="Picture 29"/>
-                    <pic:cNvPicPr>
-                      <a:picLocks noChangeAspect="1" noChangeArrowheads="1"/>
-                    </pic:cNvPicPr>
-                  </pic:nvPicPr>
-                  <pic:blipFill>
-                    <a:blip r:embed="rId33">
-                      <a:extLst>
-                        <a:ext uri="{28A0092B-C50C-407E-A947-70E740481C1C}">
-                          <a14:useLocalDpi xmlns:a14="http://schemas.microsoft.com/office/drawing/2010/main" val="0"/>
-                        </a:ext>
-                      </a:extLst>
-                    </a:blip>
-                    <a:srcRect/>
-                    <a:stretch>
-                      <a:fillRect/>
-                    </a:stretch>
-                  </pic:blipFill>
-                  <pic:spPr bwMode="auto">
-                    <a:xfrm>
-                      <a:off x="0" y="0"/>
-                      <a:ext cx="1924801" cy="3891264"/>
-                    </a:xfrm>
-                    <a:prstGeom prst="rect">
-                      <a:avLst/>
-                    </a:prstGeom>
-                    <a:noFill/>
-                    <a:ln>
-                      <a:noFill/>
-                    </a:ln>
-                  </pic:spPr>
-                </pic:pic>
-              </a:graphicData>
-            </a:graphic>
-          </wp:inline>
-        </w:drawing>
+          <w:rFonts w:ascii="Century Gothic" w:hAnsi="Century Gothic"/>
+          <w:b/>
+          <w:bCs/>
+          <w:sz w:val="22"/>
+          <w:szCs w:val="22"/>
+          <w:lang w:val="fr-CH" w:eastAsia="fr-FR"/>
+        </w:rPr>
+        <w:t>Utilisateur</w:t>
+      </w:r>
+      <w:r>
+        <w:rPr>
+          <w:rFonts w:ascii="Century Gothic" w:hAnsi="Century Gothic"/>
+          <w:b/>
+          <w:bCs/>
+          <w:sz w:val="22"/>
+          <w:szCs w:val="22"/>
+          <w:lang w:val="fr-CH" w:eastAsia="fr-FR"/>
+        </w:rPr>
+        <w:t xml:space="preserve"> : </w:t>
+      </w:r>
+      <w:r>
+        <w:rPr>
+          <w:rFonts w:ascii="Century Gothic" w:hAnsi="Century Gothic"/>
+          <w:sz w:val="22"/>
+          <w:szCs w:val="22"/>
+          <w:lang w:val="fr-CH" w:eastAsia="fr-FR"/>
+        </w:rPr>
+        <w:t>e</w:t>
+      </w:r>
+      <w:r>
+        <w:rPr>
+          <w:rFonts w:ascii="Century Gothic" w:hAnsi="Century Gothic"/>
+          <w:sz w:val="22"/>
+          <w:szCs w:val="22"/>
+          <w:lang w:val="fr-CH" w:eastAsia="fr-FR"/>
+        </w:rPr>
+        <w:t xml:space="preserve">nfin, cette page contient toutes les informations relatives à l'utilisateur. Comme son nom d'utilisateur, son adresse </w:t>
+      </w:r>
+      <w:proofErr w:type="gramStart"/>
+      <w:r>
+        <w:rPr>
+          <w:rFonts w:ascii="Century Gothic" w:hAnsi="Century Gothic"/>
+          <w:sz w:val="22"/>
+          <w:szCs w:val="22"/>
+          <w:lang w:val="fr-CH" w:eastAsia="fr-FR"/>
+        </w:rPr>
+        <w:t>e-mail</w:t>
+      </w:r>
+      <w:proofErr w:type="gramEnd"/>
+      <w:r>
+        <w:rPr>
+          <w:rFonts w:ascii="Century Gothic" w:hAnsi="Century Gothic"/>
+          <w:sz w:val="22"/>
+          <w:szCs w:val="22"/>
+          <w:lang w:val="fr-CH" w:eastAsia="fr-FR"/>
+        </w:rPr>
+        <w:t xml:space="preserve"> d'accès, son rôle dans le compte et le compteur des contrats correspondants. De plus, il est possible de se déconnecter de son compte.</w:t>
       </w:r>
     </w:p>
     <w:p>
@@ -7199,13 +7639,14 @@
           <w:ilvl w:val="0"/>
           <w:numId w:val="0"/>
         </w:numPr>
+        <w:ind w:left="720" w:hanging="360"/>
         <w:rPr>
           <w:rFonts w:ascii="Century Gothic" w:hAnsi="Century Gothic"/>
           <w:b/>
           <w:bCs/>
           <w:sz w:val="22"/>
           <w:szCs w:val="22"/>
-          <w:lang w:eastAsia="fr-FR"/>
+          <w:lang w:val="fr-CH" w:eastAsia="fr-FR"/>
         </w:rPr>
       </w:pPr>
     </w:p>
@@ -7216,13 +7657,14 @@
           <w:ilvl w:val="0"/>
           <w:numId w:val="0"/>
         </w:numPr>
+        <w:ind w:left="720" w:hanging="360"/>
         <w:rPr>
           <w:rFonts w:ascii="Century Gothic" w:hAnsi="Century Gothic"/>
           <w:b/>
           <w:bCs/>
           <w:sz w:val="22"/>
           <w:szCs w:val="22"/>
-          <w:lang w:eastAsia="fr-FR"/>
+          <w:lang w:val="fr-CH" w:eastAsia="fr-FR"/>
         </w:rPr>
       </w:pPr>
     </w:p>
@@ -7234,217 +7676,12 @@
           <w:numId w:val="0"/>
         </w:numPr>
         <w:rPr>
-          <w:rFonts w:ascii="Century Gothic" w:hAnsi="Century Gothic"/>
-          <w:b/>
-          <w:bCs/>
-          <w:sz w:val="22"/>
-          <w:szCs w:val="22"/>
-          <w:lang w:eastAsia="fr-FR"/>
-        </w:rPr>
-      </w:pPr>
-    </w:p>
-    <w:p>
-      <w:pPr>
-        <w:pStyle w:val="Retraitnormal1"/>
-        <w:numPr>
-          <w:ilvl w:val="0"/>
-          <w:numId w:val="41"/>
-        </w:numPr>
-        <w:rPr>
-          <w:rFonts w:ascii="Century Gothic" w:hAnsi="Century Gothic"/>
-          <w:b/>
-          <w:bCs/>
-          <w:sz w:val="22"/>
-          <w:szCs w:val="22"/>
-          <w:lang w:eastAsia="fr-FR"/>
-        </w:rPr>
-      </w:pPr>
-      <w:r>
-        <w:rPr>
-          <w:rFonts w:ascii="Century Gothic" w:hAnsi="Century Gothic"/>
-          <w:b/>
-          <w:bCs/>
-          <w:sz w:val="22"/>
-          <w:szCs w:val="22"/>
-          <w:lang w:eastAsia="fr-FR"/>
-        </w:rPr>
-        <w:lastRenderedPageBreak/>
-        <w:t xml:space="preserve">Profil </w:t>
-      </w:r>
-    </w:p>
-    <w:p>
-      <w:pPr>
-        <w:pStyle w:val="Retraitnormal1"/>
-        <w:numPr>
-          <w:ilvl w:val="0"/>
-          <w:numId w:val="41"/>
-        </w:numPr>
-        <w:rPr>
-          <w:rFonts w:ascii="Century Gothic" w:hAnsi="Century Gothic"/>
-          <w:b/>
-          <w:bCs/>
-          <w:sz w:val="22"/>
-          <w:szCs w:val="22"/>
-          <w:lang w:eastAsia="fr-FR"/>
-        </w:rPr>
-      </w:pPr>
-      <w:proofErr w:type="spellStart"/>
-      <w:r>
-        <w:rPr>
-          <w:rFonts w:ascii="Century Gothic" w:hAnsi="Century Gothic"/>
-          <w:b/>
-          <w:bCs/>
-          <w:sz w:val="22"/>
-          <w:szCs w:val="22"/>
-          <w:lang w:eastAsia="fr-FR"/>
-        </w:rPr>
-        <w:t>Splash</w:t>
-      </w:r>
-      <w:proofErr w:type="spellEnd"/>
-    </w:p>
-    <w:p>
-      <w:pPr>
-        <w:pStyle w:val="Retraitnormal1"/>
-        <w:numPr>
-          <w:ilvl w:val="0"/>
-          <w:numId w:val="0"/>
-        </w:numPr>
-        <w:rPr>
           <w:rFonts w:ascii="Arial" w:hAnsi="Arial"/>
           <w:sz w:val="24"/>
           <w:szCs w:val="14"/>
-          <w:lang w:eastAsia="fr-FR"/>
-        </w:rPr>
-      </w:pPr>
-    </w:p>
-    <w:p>
-      <w:pPr>
-        <w:pStyle w:val="Retraitnormal1"/>
-        <w:numPr>
-          <w:ilvl w:val="0"/>
-          <w:numId w:val="0"/>
-        </w:numPr>
-        <w:rPr>
-          <w:rFonts w:ascii="Arial" w:hAnsi="Arial"/>
-          <w:sz w:val="24"/>
-          <w:szCs w:val="14"/>
-          <w:lang w:eastAsia="fr-FR"/>
-        </w:rPr>
-      </w:pPr>
-      <w:r>
-        <w:rPr>
-          <w:rFonts w:ascii="Arial" w:hAnsi="Arial"/>
-          <w:noProof/>
-          <w:sz w:val="24"/>
-          <w:szCs w:val="14"/>
-          <w:lang w:eastAsia="fr-FR"/>
-        </w:rPr>
-        <w:drawing>
-          <wp:inline distT="0" distB="0" distL="0" distR="0" wp14:anchorId="292CF6FF" wp14:editId="7D29EBE8">
-            <wp:extent cx="2019300" cy="4082308"/>
-            <wp:effectExtent l="0" t="0" r="0" b="0"/>
-            <wp:docPr id="2068526941" name="Image 19"/>
-            <wp:cNvGraphicFramePr>
-              <a:graphicFrameLocks xmlns:a="http://schemas.openxmlformats.org/drawingml/2006/main" noChangeAspect="1"/>
-            </wp:cNvGraphicFramePr>
-            <a:graphic xmlns:a="http://schemas.openxmlformats.org/drawingml/2006/main">
-              <a:graphicData uri="http://schemas.openxmlformats.org/drawingml/2006/picture">
-                <pic:pic xmlns:pic="http://schemas.openxmlformats.org/drawingml/2006/picture">
-                  <pic:nvPicPr>
-                    <pic:cNvPr id="0" name="Picture 30"/>
-                    <pic:cNvPicPr>
-                      <a:picLocks noChangeAspect="1" noChangeArrowheads="1"/>
-                    </pic:cNvPicPr>
-                  </pic:nvPicPr>
-                  <pic:blipFill>
-                    <a:blip r:embed="rId34">
-                      <a:extLst>
-                        <a:ext uri="{28A0092B-C50C-407E-A947-70E740481C1C}">
-                          <a14:useLocalDpi xmlns:a14="http://schemas.microsoft.com/office/drawing/2010/main" val="0"/>
-                        </a:ext>
-                      </a:extLst>
-                    </a:blip>
-                    <a:srcRect/>
-                    <a:stretch>
-                      <a:fillRect/>
-                    </a:stretch>
-                  </pic:blipFill>
-                  <pic:spPr bwMode="auto">
-                    <a:xfrm>
-                      <a:off x="0" y="0"/>
-                      <a:ext cx="2020887" cy="4085515"/>
-                    </a:xfrm>
-                    <a:prstGeom prst="rect">
-                      <a:avLst/>
-                    </a:prstGeom>
-                    <a:noFill/>
-                    <a:ln>
-                      <a:noFill/>
-                    </a:ln>
-                  </pic:spPr>
-                </pic:pic>
-              </a:graphicData>
-            </a:graphic>
-          </wp:inline>
-        </w:drawing>
-      </w:r>
-      <w:r>
-        <w:rPr>
-          <w:rFonts w:ascii="Arial" w:hAnsi="Arial"/>
-          <w:noProof/>
-          <w:sz w:val="24"/>
-          <w:szCs w:val="14"/>
-          <w:lang w:eastAsia="fr-FR"/>
-        </w:rPr>
-        <w:drawing>
-          <wp:inline distT="0" distB="0" distL="0" distR="0" wp14:anchorId="16B73E25" wp14:editId="3EA60BBE">
-            <wp:extent cx="1771650" cy="3581647"/>
-            <wp:effectExtent l="0" t="0" r="0" b="0"/>
-            <wp:docPr id="268370254" name="Image 20"/>
-            <wp:cNvGraphicFramePr>
-              <a:graphicFrameLocks xmlns:a="http://schemas.openxmlformats.org/drawingml/2006/main" noChangeAspect="1"/>
-            </wp:cNvGraphicFramePr>
-            <a:graphic xmlns:a="http://schemas.openxmlformats.org/drawingml/2006/main">
-              <a:graphicData uri="http://schemas.openxmlformats.org/drawingml/2006/picture">
-                <pic:pic xmlns:pic="http://schemas.openxmlformats.org/drawingml/2006/picture">
-                  <pic:nvPicPr>
-                    <pic:cNvPr id="0" name="Picture 31"/>
-                    <pic:cNvPicPr>
-                      <a:picLocks noChangeAspect="1" noChangeArrowheads="1"/>
-                    </pic:cNvPicPr>
-                  </pic:nvPicPr>
-                  <pic:blipFill>
-                    <a:blip r:embed="rId35">
-                      <a:extLst>
-                        <a:ext uri="{28A0092B-C50C-407E-A947-70E740481C1C}">
-                          <a14:useLocalDpi xmlns:a14="http://schemas.microsoft.com/office/drawing/2010/main" val="0"/>
-                        </a:ext>
-                      </a:extLst>
-                    </a:blip>
-                    <a:srcRect/>
-                    <a:stretch>
-                      <a:fillRect/>
-                    </a:stretch>
-                  </pic:blipFill>
-                  <pic:spPr bwMode="auto">
-                    <a:xfrm>
-                      <a:off x="0" y="0"/>
-                      <a:ext cx="1772429" cy="3583221"/>
-                    </a:xfrm>
-                    <a:prstGeom prst="rect">
-                      <a:avLst/>
-                    </a:prstGeom>
-                    <a:noFill/>
-                    <a:ln>
-                      <a:noFill/>
-                    </a:ln>
-                  </pic:spPr>
-                </pic:pic>
-              </a:graphicData>
-            </a:graphic>
-          </wp:inline>
-        </w:drawing>
-      </w:r>
+          <w:lang w:val="fr-CH" w:eastAsia="fr-FR"/>
+        </w:rPr>
+      </w:pPr>
     </w:p>
     <w:p>
       <w:pPr>
@@ -7458,7 +7695,7 @@
           <w:rFonts w:ascii="Arial" w:hAnsi="Arial"/>
           <w:sz w:val="24"/>
           <w:szCs w:val="14"/>
-          <w:lang w:eastAsia="fr-FR"/>
+          <w:lang w:val="fr-CH" w:eastAsia="fr-FR"/>
         </w:rPr>
       </w:pPr>
     </w:p>
@@ -7475,7 +7712,7 @@
           <w:rFonts w:ascii="Arial" w:hAnsi="Arial"/>
           <w:sz w:val="24"/>
           <w:szCs w:val="14"/>
-          <w:lang w:eastAsia="fr-FR"/>
+          <w:lang w:val="fr-CH" w:eastAsia="fr-FR"/>
         </w:rPr>
       </w:pPr>
       <w:r>
@@ -7483,10 +7720,112 @@
           <w:rFonts w:ascii="Arial" w:hAnsi="Arial"/>
           <w:sz w:val="24"/>
           <w:szCs w:val="14"/>
-          <w:lang w:eastAsia="fr-FR"/>
+          <w:lang w:val="fr-CH" w:eastAsia="fr-FR"/>
         </w:rPr>
         <w:tab/>
       </w:r>
+    </w:p>
+    <w:p>
+      <w:pPr>
+        <w:pStyle w:val="Retraitnormal1"/>
+        <w:numPr>
+          <w:ilvl w:val="0"/>
+          <w:numId w:val="0"/>
+        </w:numPr>
+        <w:ind w:left="360" w:hanging="360"/>
+        <w:jc w:val="center"/>
+        <w:rPr>
+          <w:rFonts w:ascii="Arial" w:hAnsi="Arial"/>
+          <w:sz w:val="24"/>
+          <w:szCs w:val="14"/>
+          <w:lang w:val="fr-CH" w:eastAsia="fr-FR"/>
+        </w:rPr>
+      </w:pPr>
+    </w:p>
+    <w:p>
+      <w:pPr>
+        <w:pStyle w:val="Retraitnormal1"/>
+        <w:numPr>
+          <w:ilvl w:val="0"/>
+          <w:numId w:val="0"/>
+        </w:numPr>
+        <w:ind w:left="360" w:hanging="360"/>
+        <w:jc w:val="center"/>
+        <w:rPr>
+          <w:rFonts w:ascii="Arial" w:hAnsi="Arial"/>
+          <w:sz w:val="24"/>
+          <w:szCs w:val="14"/>
+          <w:lang w:val="fr-CH" w:eastAsia="fr-FR"/>
+        </w:rPr>
+      </w:pPr>
+    </w:p>
+    <w:p>
+      <w:pPr>
+        <w:pStyle w:val="Retraitnormal1"/>
+        <w:numPr>
+          <w:ilvl w:val="0"/>
+          <w:numId w:val="0"/>
+        </w:numPr>
+        <w:ind w:left="360" w:hanging="360"/>
+        <w:jc w:val="center"/>
+        <w:rPr>
+          <w:rFonts w:ascii="Arial" w:hAnsi="Arial"/>
+          <w:sz w:val="24"/>
+          <w:szCs w:val="14"/>
+          <w:lang w:val="fr-CH" w:eastAsia="fr-FR"/>
+        </w:rPr>
+      </w:pPr>
+    </w:p>
+    <w:p>
+      <w:pPr>
+        <w:pStyle w:val="Retraitnormal1"/>
+        <w:numPr>
+          <w:ilvl w:val="0"/>
+          <w:numId w:val="0"/>
+        </w:numPr>
+        <w:ind w:left="360" w:hanging="360"/>
+        <w:jc w:val="center"/>
+        <w:rPr>
+          <w:rFonts w:ascii="Arial" w:hAnsi="Arial"/>
+          <w:sz w:val="24"/>
+          <w:szCs w:val="14"/>
+          <w:lang w:val="fr-CH" w:eastAsia="fr-FR"/>
+        </w:rPr>
+      </w:pPr>
+    </w:p>
+    <w:p>
+      <w:pPr>
+        <w:pStyle w:val="Retraitnormal1"/>
+        <w:numPr>
+          <w:ilvl w:val="0"/>
+          <w:numId w:val="0"/>
+        </w:numPr>
+        <w:ind w:left="360" w:hanging="360"/>
+        <w:jc w:val="center"/>
+        <w:rPr>
+          <w:rFonts w:ascii="Arial" w:hAnsi="Arial"/>
+          <w:sz w:val="24"/>
+          <w:szCs w:val="14"/>
+          <w:lang w:val="fr-CH" w:eastAsia="fr-FR"/>
+        </w:rPr>
+      </w:pPr>
+    </w:p>
+    <w:p>
+      <w:pPr>
+        <w:pStyle w:val="Retraitnormal1"/>
+        <w:numPr>
+          <w:ilvl w:val="0"/>
+          <w:numId w:val="0"/>
+        </w:numPr>
+        <w:ind w:left="360" w:hanging="360"/>
+        <w:jc w:val="center"/>
+        <w:rPr>
+          <w:rFonts w:ascii="Arial" w:hAnsi="Arial"/>
+          <w:sz w:val="24"/>
+          <w:szCs w:val="14"/>
+          <w:lang w:val="fr-CH" w:eastAsia="fr-FR"/>
+        </w:rPr>
+      </w:pPr>
     </w:p>
     <w:p>
       <w:pPr>
@@ -7500,9 +7839,146 @@
           <w:rFonts w:ascii="Arial" w:hAnsi="Arial"/>
           <w:sz w:val="24"/>
           <w:szCs w:val="14"/>
-          <w:lang w:eastAsia="fr-FR"/>
-        </w:rPr>
-      </w:pPr>
+          <w:lang w:val="fr-CH" w:eastAsia="fr-FR"/>
+        </w:rPr>
+      </w:pPr>
+      <w:r>
+        <w:rPr>
+          <w:noProof/>
+        </w:rPr>
+        <mc:AlternateContent>
+          <mc:Choice Requires="wps">
+            <w:drawing>
+              <wp:anchor distT="0" distB="0" distL="114300" distR="114300" simplePos="0" relativeHeight="251667463" behindDoc="0" locked="0" layoutInCell="1" allowOverlap="1" wp14:anchorId="07B16A18" wp14:editId="61F305AD">
+                <wp:simplePos x="0" y="0"/>
+                <wp:positionH relativeFrom="column">
+                  <wp:posOffset>3427478</wp:posOffset>
+                </wp:positionH>
+                <wp:positionV relativeFrom="paragraph">
+                  <wp:posOffset>300916</wp:posOffset>
+                </wp:positionV>
+                <wp:extent cx="1780540" cy="635"/>
+                <wp:effectExtent l="0" t="0" r="0" b="0"/>
+                <wp:wrapNone/>
+                <wp:docPr id="1959854484" name="Zone de texte 1"/>
+                <wp:cNvGraphicFramePr/>
+                <a:graphic xmlns:a="http://schemas.openxmlformats.org/drawingml/2006/main">
+                  <a:graphicData uri="http://schemas.microsoft.com/office/word/2010/wordprocessingShape">
+                    <wps:wsp>
+                      <wps:cNvSpPr txBox="1"/>
+                      <wps:spPr>
+                        <a:xfrm>
+                          <a:off x="0" y="0"/>
+                          <a:ext cx="1780540" cy="635"/>
+                        </a:xfrm>
+                        <a:prstGeom prst="rect">
+                          <a:avLst/>
+                        </a:prstGeom>
+                        <a:solidFill>
+                          <a:prstClr val="white"/>
+                        </a:solidFill>
+                        <a:ln>
+                          <a:noFill/>
+                        </a:ln>
+                      </wps:spPr>
+                      <wps:txbx>
+                        <w:txbxContent>
+                          <w:p>
+                            <w:pPr>
+                              <w:pStyle w:val="Lgende"/>
+                              <w:rPr>
+                                <w:rFonts w:ascii="Arial" w:eastAsia="Times New Roman" w:hAnsi="Arial" w:cs="Times New Roman"/>
+                                <w:noProof/>
+                                <w:szCs w:val="14"/>
+                                <w:lang w:val="fr-FR" w:eastAsia="fr-FR"/>
+                              </w:rPr>
+                            </w:pPr>
+                            <w:r>
+                              <w:t xml:space="preserve">Maquette </w:t>
+                            </w:r>
+                            <w:r>
+                              <w:fldChar w:fldCharType="begin"/>
+                            </w:r>
+                            <w:r>
+                              <w:instrText xml:space="preserve"> SEQ Maquette \* ARABIC </w:instrText>
+                            </w:r>
+                            <w:r>
+                              <w:fldChar w:fldCharType="separate"/>
+                            </w:r>
+                            <w:r>
+                              <w:rPr>
+                                <w:noProof/>
+                              </w:rPr>
+                              <w:t>7</w:t>
+                            </w:r>
+                            <w:r>
+                              <w:fldChar w:fldCharType="end"/>
+                            </w:r>
+                            <w:r>
+                              <w:t xml:space="preserve"> Profil</w:t>
+                            </w:r>
+                          </w:p>
+                        </w:txbxContent>
+                      </wps:txbx>
+                      <wps:bodyPr rot="0" spcFirstLastPara="0" vertOverflow="overflow" horzOverflow="overflow" vert="horz" wrap="square" lIns="0" tIns="0" rIns="0" bIns="0" numCol="1" spcCol="0" rtlCol="0" fromWordArt="0" anchor="t" anchorCtr="0" forceAA="0" compatLnSpc="1">
+                        <a:prstTxWarp prst="textNoShape">
+                          <a:avLst/>
+                        </a:prstTxWarp>
+                        <a:spAutoFit/>
+                      </wps:bodyPr>
+                    </wps:wsp>
+                  </a:graphicData>
+                </a:graphic>
+              </wp:anchor>
+            </w:drawing>
+          </mc:Choice>
+          <mc:Fallback>
+            <w:pict>
+              <v:shape w14:anchorId="07B16A18" id="_x0000_s1029" type="#_x0000_t202" style="position:absolute;left:0;text-align:left;margin-left:269.9pt;margin-top:23.7pt;width:140.2pt;height:.05pt;z-index:251667463;visibility:visible;mso-wrap-style:square;mso-wrap-distance-left:9pt;mso-wrap-distance-top:0;mso-wrap-distance-right:9pt;mso-wrap-distance-bottom:0;mso-position-horizontal:absolute;mso-position-horizontal-relative:text;mso-position-vertical:absolute;mso-position-vertical-relative:text;v-text-anchor:top" o:gfxdata="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" stroked="f">
+                <v:textbox style="mso-fit-shape-to-text:t" inset="0,0,0,0">
+                  <w:txbxContent>
+                    <w:p>
+                      <w:pPr>
+                        <w:pStyle w:val="Lgende"/>
+                        <w:rPr>
+                          <w:rFonts w:ascii="Arial" w:eastAsia="Times New Roman" w:hAnsi="Arial" w:cs="Times New Roman"/>
+                          <w:noProof/>
+                          <w:szCs w:val="14"/>
+                          <w:lang w:val="fr-FR" w:eastAsia="fr-FR"/>
+                        </w:rPr>
+                      </w:pPr>
+                      <w:r>
+                        <w:t xml:space="preserve">Maquette </w:t>
+                      </w:r>
+                      <w:r>
+                        <w:fldChar w:fldCharType="begin"/>
+                      </w:r>
+                      <w:r>
+                        <w:instrText xml:space="preserve"> SEQ Maquette \* ARABIC </w:instrText>
+                      </w:r>
+                      <w:r>
+                        <w:fldChar w:fldCharType="separate"/>
+                      </w:r>
+                      <w:r>
+                        <w:rPr>
+                          <w:noProof/>
+                        </w:rPr>
+                        <w:t>7</w:t>
+                      </w:r>
+                      <w:r>
+                        <w:fldChar w:fldCharType="end"/>
+                      </w:r>
+                      <w:r>
+                        <w:t xml:space="preserve"> Profil</w:t>
+                      </w:r>
+                    </w:p>
+                  </w:txbxContent>
+                </v:textbox>
+              </v:shape>
+            </w:pict>
+          </mc:Fallback>
+        </mc:AlternateContent>
+      </w:r>
     </w:p>
     <w:p>
       <w:pPr>
@@ -7515,13 +7991,14 @@
           <w:iCs/>
         </w:rPr>
       </w:pPr>
-      <w:bookmarkStart w:id="14" w:name="_Toc71691012"/>
-      <w:bookmarkStart w:id="15" w:name="_Toc499021838"/>
-      <w:bookmarkStart w:id="16" w:name="_Toc221526538"/>
+      <w:bookmarkStart w:id="15" w:name="_Toc71691012"/>
+      <w:bookmarkStart w:id="16" w:name="_Toc499021838"/>
+      <w:bookmarkStart w:id="17" w:name="_Toc221526538"/>
       <w:r>
         <w:rPr>
           <w:iCs/>
         </w:rPr>
+        <w:lastRenderedPageBreak/>
         <w:t xml:space="preserve">Modélisation des Données </w:t>
       </w:r>
     </w:p>
@@ -7537,6 +8014,7 @@
           <w:ilvl w:val="0"/>
           <w:numId w:val="40"/>
         </w:numPr>
+        <w:ind w:left="426"/>
       </w:pPr>
       <w:r>
         <w:t>Modèle Conceptuel de Données (MCD)</w:t>
@@ -7566,7 +8044,7 @@
                     <pic:cNvPicPr/>
                   </pic:nvPicPr>
                   <pic:blipFill>
-                    <a:blip r:embed="rId36"/>
+                    <a:blip r:embed="rId33"/>
                     <a:stretch>
                       <a:fillRect/>
                     </a:stretch>
@@ -7605,7 +8083,6 @@
         </w:numPr>
       </w:pPr>
       <w:r>
-        <w:lastRenderedPageBreak/>
         <w:t>Gestion des Utilisateurs : L'entité Utilisateur centralise les informations de connexion (</w:t>
       </w:r>
       <w:proofErr w:type="gramStart"/>
@@ -7616,11 +8093,9 @@
       <w:r>
         <w:t xml:space="preserve">, mot de passe) et définit le </w:t>
       </w:r>
-      <w:proofErr w:type="spellStart"/>
-      <w:r>
-        <w:t>role</w:t>
-      </w:r>
-      <w:proofErr w:type="spellEnd"/>
+      <w:r>
+        <w:t>rôle</w:t>
+      </w:r>
       <w:r>
         <w:t xml:space="preserve"> qui conditionne les accès dans l'application.</w:t>
       </w:r>
@@ -7638,10 +8113,7 @@
       </w:r>
       <w:proofErr w:type="gramStart"/>
       <w:r>
-        <w:t xml:space="preserve">un </w:t>
-      </w:r>
-      <w:r>
-        <w:t>statuts</w:t>
+        <w:t>un statuts</w:t>
       </w:r>
       <w:proofErr w:type="gramEnd"/>
       <w:r>
@@ -7657,19 +8129,7 @@
         </w:numPr>
       </w:pPr>
       <w:r>
-        <w:t xml:space="preserve">Contrats : </w:t>
-      </w:r>
-      <w:r>
-        <w:t>le tableau</w:t>
-      </w:r>
-      <w:r>
-        <w:t xml:space="preserve"> Contrat lie un </w:t>
-      </w:r>
-      <w:r>
-        <w:t>Client</w:t>
-      </w:r>
-      <w:r>
-        <w:t xml:space="preserve"> à une Photo via la relation Concerner. Chaque contrat enregistre la </w:t>
+        <w:t xml:space="preserve">Contrats : le tableau Contrat lie un Client à une Photo via la relation Concerner. Chaque contrat enregistre la </w:t>
       </w:r>
       <w:proofErr w:type="spellStart"/>
       <w:r>
@@ -7685,10 +8145,7 @@
       </w:r>
       <w:proofErr w:type="spellEnd"/>
       <w:r>
-        <w:t xml:space="preserve"> et le prix appliqué</w:t>
-      </w:r>
-      <w:r>
-        <w:t xml:space="preserve"> selon les préférences du </w:t>
+        <w:t xml:space="preserve"> et le prix appliqué selon les préférences du </w:t>
       </w:r>
       <w:proofErr w:type="spellStart"/>
       <w:r>
@@ -7755,7 +8212,7 @@
                     <pic:cNvPicPr/>
                   </pic:nvPicPr>
                   <pic:blipFill rotWithShape="1">
-                    <a:blip r:embed="rId37"/>
+                    <a:blip r:embed="rId34"/>
                     <a:srcRect t="41138"/>
                     <a:stretch>
                       <a:fillRect/>
@@ -7811,6 +8268,7 @@
     </w:p>
     <w:p>
       <w:r>
+        <w:lastRenderedPageBreak/>
         <w:t>Le MLD représente la structure finale des tables telles qu'elles sont implémentées dans la base de données MySQL</w:t>
       </w:r>
       <w:r>
@@ -7834,9 +8292,9 @@
         </w:rPr>
         <w:t>Stratégie de test</w:t>
       </w:r>
-      <w:bookmarkEnd w:id="14"/>
       <w:bookmarkEnd w:id="15"/>
       <w:bookmarkEnd w:id="16"/>
+      <w:bookmarkEnd w:id="17"/>
     </w:p>
     <w:p>
       <w:pPr>
@@ -8278,15 +8736,14 @@
           <w:iCs/>
         </w:rPr>
       </w:pPr>
-      <w:bookmarkStart w:id="17" w:name="_Toc25553310"/>
-      <w:bookmarkStart w:id="18" w:name="_Toc71691015"/>
-      <w:bookmarkStart w:id="19" w:name="_Toc499021839"/>
-      <w:bookmarkStart w:id="20" w:name="_Toc221526539"/>
+      <w:bookmarkStart w:id="18" w:name="_Toc25553310"/>
+      <w:bookmarkStart w:id="19" w:name="_Toc71691015"/>
+      <w:bookmarkStart w:id="20" w:name="_Toc499021839"/>
+      <w:bookmarkStart w:id="21" w:name="_Toc221526539"/>
       <w:r>
         <w:rPr>
           <w:rFonts w:cs="Arial"/>
         </w:rPr>
-        <w:lastRenderedPageBreak/>
         <w:t>R</w:t>
       </w:r>
       <w:r>
@@ -8295,10 +8752,10 @@
         </w:rPr>
         <w:t>isques techniques</w:t>
       </w:r>
-      <w:bookmarkEnd w:id="17"/>
       <w:bookmarkEnd w:id="18"/>
       <w:bookmarkEnd w:id="19"/>
       <w:bookmarkEnd w:id="20"/>
+      <w:bookmarkEnd w:id="21"/>
     </w:p>
     <w:p>
       <w:pPr>
@@ -8315,106 +8772,514 @@
         </w:rPr>
       </w:pPr>
     </w:p>
-    <w:p>
-      <w:pPr>
-        <w:pStyle w:val="Retraitnormal1"/>
-        <w:numPr>
-          <w:ilvl w:val="0"/>
-          <w:numId w:val="32"/>
-        </w:numPr>
-        <w:rPr>
-          <w:rFonts w:ascii="Century Gothic" w:hAnsi="Century Gothic" w:cs="Arial"/>
-          <w:iCs/>
-          <w:sz w:val="22"/>
-          <w:szCs w:val="16"/>
-        </w:rPr>
-      </w:pPr>
-      <w:r>
-        <w:rPr>
-          <w:rFonts w:ascii="Century Gothic" w:hAnsi="Century Gothic" w:cs="Arial"/>
-          <w:iCs/>
-          <w:sz w:val="22"/>
-          <w:szCs w:val="16"/>
-          <w:lang w:val="fr-CH"/>
-        </w:rPr>
-        <w:t>Manque d'expérience avec les technologies choisies Maui Backend</w:t>
-      </w:r>
-    </w:p>
-    <w:p>
-      <w:pPr>
-        <w:pStyle w:val="Retraitnormal1"/>
-        <w:numPr>
-          <w:ilvl w:val="0"/>
-          <w:numId w:val="32"/>
-        </w:numPr>
-        <w:rPr>
-          <w:rFonts w:ascii="Century Gothic" w:hAnsi="Century Gothic" w:cs="Arial"/>
-          <w:iCs/>
-          <w:sz w:val="22"/>
-          <w:szCs w:val="16"/>
-        </w:rPr>
-      </w:pPr>
-      <w:r>
-        <w:rPr>
-          <w:rFonts w:ascii="Century Gothic" w:hAnsi="Century Gothic" w:cs="Arial"/>
-          <w:iCs/>
-          <w:sz w:val="22"/>
-          <w:szCs w:val="16"/>
-          <w:lang w:val="fr-CH"/>
-        </w:rPr>
-        <w:t>Complexité de la mise en place de l'environnement complet</w:t>
-      </w:r>
-    </w:p>
-    <w:p>
-      <w:pPr>
-        <w:pStyle w:val="Retraitnormal1"/>
-        <w:numPr>
-          <w:ilvl w:val="0"/>
-          <w:numId w:val="32"/>
-        </w:numPr>
-        <w:rPr>
-          <w:rFonts w:ascii="Century Gothic" w:hAnsi="Century Gothic" w:cs="Arial"/>
-          <w:iCs/>
-          <w:sz w:val="22"/>
-          <w:szCs w:val="16"/>
-        </w:rPr>
-      </w:pPr>
-      <w:r>
-        <w:rPr>
-          <w:rFonts w:ascii="Century Gothic" w:hAnsi="Century Gothic" w:cs="Arial"/>
-          <w:iCs/>
-          <w:sz w:val="22"/>
-          <w:szCs w:val="16"/>
-          <w:lang w:val="fr-CH"/>
-        </w:rPr>
-        <w:t>Imprévus et erreurs d'intégration (Routes et Base de données)</w:t>
-      </w:r>
-    </w:p>
-    <w:p>
-      <w:pPr>
-        <w:pStyle w:val="Retraitnormal1"/>
-        <w:numPr>
-          <w:ilvl w:val="0"/>
-          <w:numId w:val="32"/>
-        </w:numPr>
-        <w:rPr>
-          <w:rFonts w:ascii="Century Gothic" w:hAnsi="Century Gothic" w:cs="Arial"/>
-          <w:iCs/>
-          <w:sz w:val="22"/>
-          <w:szCs w:val="16"/>
-        </w:rPr>
-      </w:pPr>
-      <w:r>
-        <w:rPr>
-          <w:rFonts w:ascii="Century Gothic" w:hAnsi="Century Gothic" w:cs="Arial"/>
-          <w:iCs/>
-          <w:sz w:val="22"/>
-          <w:szCs w:val="16"/>
-          <w:lang w:val="fr-CH"/>
-        </w:rPr>
-        <w:t>Gestion des médias</w:t>
-      </w:r>
-    </w:p>
+    <w:tbl>
+      <w:tblPr>
+        <w:tblStyle w:val="Grilledutableau"/>
+        <w:tblW w:w="0" w:type="auto"/>
+        <w:tblInd w:w="360" w:type="dxa"/>
+        <w:tblLook w:val="04A0" w:firstRow="1" w:lastRow="0" w:firstColumn="1" w:lastColumn="0" w:noHBand="0" w:noVBand="1"/>
+      </w:tblPr>
+      <w:tblGrid>
+        <w:gridCol w:w="4355"/>
+        <w:gridCol w:w="4347"/>
+      </w:tblGrid>
+      <w:tr>
+        <w:tc>
+          <w:tcPr>
+            <w:tcW w:w="4531" w:type="dxa"/>
+          </w:tcPr>
+          <w:p>
+            <w:pPr>
+              <w:pStyle w:val="Retraitnormal1"/>
+              <w:numPr>
+                <w:ilvl w:val="0"/>
+                <w:numId w:val="0"/>
+              </w:numPr>
+              <w:jc w:val="center"/>
+              <w:rPr>
+                <w:rFonts w:ascii="Arial" w:hAnsi="Arial" w:cs="Arial"/>
+                <w:b/>
+                <w:bCs/>
+                <w:iCs/>
+                <w:sz w:val="24"/>
+              </w:rPr>
+            </w:pPr>
+            <w:r>
+              <w:rPr>
+                <w:rFonts w:ascii="Arial" w:hAnsi="Arial" w:cs="Arial"/>
+                <w:b/>
+                <w:bCs/>
+                <w:iCs/>
+                <w:sz w:val="24"/>
+              </w:rPr>
+              <w:t>Risques techniques</w:t>
+            </w:r>
+          </w:p>
+        </w:tc>
+        <w:tc>
+          <w:tcPr>
+            <w:tcW w:w="4531" w:type="dxa"/>
+          </w:tcPr>
+          <w:p>
+            <w:pPr>
+              <w:pStyle w:val="Retraitnormal1"/>
+              <w:numPr>
+                <w:ilvl w:val="0"/>
+                <w:numId w:val="0"/>
+              </w:numPr>
+              <w:jc w:val="center"/>
+              <w:rPr>
+                <w:rFonts w:ascii="Arial" w:hAnsi="Arial" w:cs="Arial"/>
+                <w:b/>
+                <w:bCs/>
+                <w:iCs/>
+                <w:sz w:val="24"/>
+              </w:rPr>
+            </w:pPr>
+            <w:r>
+              <w:rPr>
+                <w:rFonts w:ascii="Arial" w:hAnsi="Arial" w:cs="Arial"/>
+                <w:b/>
+                <w:bCs/>
+                <w:iCs/>
+                <w:sz w:val="24"/>
+              </w:rPr>
+              <w:t>Solutions proposées</w:t>
+            </w:r>
+          </w:p>
+        </w:tc>
+      </w:tr>
+      <w:tr>
+        <w:tc>
+          <w:tcPr>
+            <w:tcW w:w="4531" w:type="dxa"/>
+          </w:tcPr>
+          <w:p>
+            <w:pPr>
+              <w:pStyle w:val="Retraitnormal1"/>
+              <w:numPr>
+                <w:ilvl w:val="0"/>
+                <w:numId w:val="0"/>
+              </w:numPr>
+              <w:rPr>
+                <w:rFonts w:ascii="Arial" w:hAnsi="Arial" w:cs="Arial"/>
+                <w:iCs/>
+                <w:sz w:val="24"/>
+              </w:rPr>
+            </w:pPr>
+            <w:r>
+              <w:rPr>
+                <w:rFonts w:ascii="Arial" w:hAnsi="Arial" w:cs="Arial"/>
+                <w:iCs/>
+                <w:sz w:val="24"/>
+                <w:lang w:val="fr-CH"/>
+              </w:rPr>
+              <w:t>Manque de pratique récente avec MAUI et le développement backend</w:t>
+            </w:r>
+          </w:p>
+        </w:tc>
+        <w:tc>
+          <w:tcPr>
+            <w:tcW w:w="4531" w:type="dxa"/>
+          </w:tcPr>
+          <w:p>
+            <w:pPr>
+              <w:pStyle w:val="Retraitnormal1"/>
+              <w:numPr>
+                <w:ilvl w:val="0"/>
+                <w:numId w:val="0"/>
+              </w:numPr>
+              <w:rPr>
+                <w:rFonts w:ascii="Arial" w:hAnsi="Arial" w:cs="Arial"/>
+                <w:iCs/>
+                <w:sz w:val="24"/>
+                <w:lang w:val="fr-CH"/>
+              </w:rPr>
+            </w:pPr>
+            <w:r>
+              <w:rPr>
+                <w:rFonts w:ascii="Arial" w:hAnsi="Arial" w:cs="Arial"/>
+                <w:iCs/>
+                <w:sz w:val="24"/>
+                <w:lang w:val="fr-CH"/>
+              </w:rPr>
+              <w:t>Revoir la théorie</w:t>
+            </w:r>
+            <w:r>
+              <w:rPr>
+                <w:rFonts w:ascii="Arial" w:hAnsi="Arial" w:cs="Arial"/>
+                <w:iCs/>
+                <w:sz w:val="24"/>
+                <w:lang w:val="fr-CH"/>
+              </w:rPr>
+              <w:t xml:space="preserve"> et projets précédents. Utiliser documentation et tutoriels</w:t>
+            </w:r>
+          </w:p>
+        </w:tc>
+      </w:tr>
+      <w:tr>
+        <w:tc>
+          <w:tcPr>
+            <w:tcW w:w="4531" w:type="dxa"/>
+          </w:tcPr>
+          <w:p>
+            <w:pPr>
+              <w:pStyle w:val="Retraitnormal1"/>
+              <w:numPr>
+                <w:ilvl w:val="0"/>
+                <w:numId w:val="0"/>
+              </w:numPr>
+              <w:rPr>
+                <w:rFonts w:ascii="Arial" w:hAnsi="Arial" w:cs="Arial"/>
+                <w:iCs/>
+                <w:sz w:val="24"/>
+              </w:rPr>
+            </w:pPr>
+            <w:r>
+              <w:rPr>
+                <w:rFonts w:ascii="Arial" w:hAnsi="Arial" w:cs="Arial"/>
+                <w:iCs/>
+                <w:sz w:val="24"/>
+                <w:lang w:val="fr-CH"/>
+              </w:rPr>
+              <w:t>Complexité de la mise en place de l’environnement</w:t>
+            </w:r>
+          </w:p>
+        </w:tc>
+        <w:tc>
+          <w:tcPr>
+            <w:tcW w:w="4531" w:type="dxa"/>
+          </w:tcPr>
+          <w:p>
+            <w:pPr>
+              <w:pStyle w:val="Retraitnormal1"/>
+              <w:numPr>
+                <w:ilvl w:val="0"/>
+                <w:numId w:val="0"/>
+              </w:numPr>
+              <w:rPr>
+                <w:rFonts w:ascii="Arial" w:hAnsi="Arial" w:cs="Arial"/>
+                <w:iCs/>
+                <w:sz w:val="24"/>
+              </w:rPr>
+            </w:pPr>
+            <w:r>
+              <w:rPr>
+                <w:rFonts w:ascii="Arial" w:hAnsi="Arial" w:cs="Arial"/>
+                <w:iCs/>
+                <w:sz w:val="24"/>
+                <w:lang w:val="fr-CH"/>
+              </w:rPr>
+              <w:t>Tester chaque composant avant l’intégration.</w:t>
+            </w:r>
+          </w:p>
+          <w:p>
+            <w:pPr>
+              <w:pStyle w:val="Retraitnormal1"/>
+              <w:numPr>
+                <w:ilvl w:val="0"/>
+                <w:numId w:val="0"/>
+              </w:numPr>
+              <w:rPr>
+                <w:rFonts w:ascii="Arial" w:hAnsi="Arial" w:cs="Arial"/>
+                <w:iCs/>
+                <w:sz w:val="24"/>
+              </w:rPr>
+            </w:pPr>
+            <w:r>
+              <w:rPr>
+                <w:rFonts w:ascii="Arial" w:hAnsi="Arial" w:cs="Arial"/>
+                <w:iCs/>
+                <w:sz w:val="24"/>
+              </w:rPr>
+              <w:t>Suivi mes guides du projets similaires précédents</w:t>
+            </w:r>
+          </w:p>
+        </w:tc>
+      </w:tr>
+      <w:tr>
+        <w:tc>
+          <w:tcPr>
+            <w:tcW w:w="4531" w:type="dxa"/>
+          </w:tcPr>
+          <w:p>
+            <w:pPr>
+              <w:pStyle w:val="Retraitnormal1"/>
+              <w:numPr>
+                <w:ilvl w:val="0"/>
+                <w:numId w:val="0"/>
+              </w:numPr>
+              <w:rPr>
+                <w:rFonts w:ascii="Arial" w:hAnsi="Arial" w:cs="Arial"/>
+                <w:iCs/>
+                <w:sz w:val="24"/>
+              </w:rPr>
+            </w:pPr>
+            <w:r>
+              <w:rPr>
+                <w:rFonts w:ascii="Arial" w:hAnsi="Arial" w:cs="Arial"/>
+                <w:iCs/>
+                <w:sz w:val="24"/>
+                <w:lang w:val="fr-CH"/>
+              </w:rPr>
+              <w:t xml:space="preserve">Imprévus et </w:t>
+            </w:r>
+            <w:r>
+              <w:rPr>
+                <w:rFonts w:ascii="Arial" w:hAnsi="Arial" w:cs="Arial"/>
+                <w:iCs/>
+                <w:sz w:val="24"/>
+                <w:lang w:val="fr-CH"/>
+              </w:rPr>
+              <w:t>incohérences</w:t>
+            </w:r>
+            <w:r>
+              <w:rPr>
+                <w:rFonts w:ascii="Arial" w:hAnsi="Arial" w:cs="Arial"/>
+                <w:iCs/>
+                <w:sz w:val="24"/>
+                <w:lang w:val="fr-CH"/>
+              </w:rPr>
+              <w:t xml:space="preserve"> d’intégration (routes, base de données, API</w:t>
+            </w:r>
+            <w:r>
+              <w:rPr>
+                <w:rFonts w:ascii="Arial" w:hAnsi="Arial" w:cs="Arial"/>
+                <w:iCs/>
+                <w:sz w:val="24"/>
+                <w:lang w:val="fr-CH"/>
+              </w:rPr>
+              <w:t>, code</w:t>
+            </w:r>
+            <w:r>
+              <w:rPr>
+                <w:rFonts w:ascii="Arial" w:hAnsi="Arial" w:cs="Arial"/>
+                <w:iCs/>
+                <w:sz w:val="24"/>
+                <w:lang w:val="fr-CH"/>
+              </w:rPr>
+              <w:t>…</w:t>
+            </w:r>
+            <w:r>
+              <w:rPr>
+                <w:rFonts w:ascii="Arial" w:hAnsi="Arial" w:cs="Arial"/>
+                <w:iCs/>
+                <w:sz w:val="24"/>
+                <w:lang w:val="fr-CH"/>
+              </w:rPr>
+              <w:t>)</w:t>
+            </w:r>
+          </w:p>
+        </w:tc>
+        <w:tc>
+          <w:tcPr>
+            <w:tcW w:w="4531" w:type="dxa"/>
+          </w:tcPr>
+          <w:p>
+            <w:pPr>
+              <w:pStyle w:val="Retraitnormal1"/>
+              <w:numPr>
+                <w:ilvl w:val="0"/>
+                <w:numId w:val="0"/>
+              </w:numPr>
+              <w:rPr>
+                <w:rFonts w:ascii="Arial" w:hAnsi="Arial" w:cs="Arial"/>
+                <w:iCs/>
+                <w:sz w:val="24"/>
+                <w:lang w:val="fr-CH"/>
+              </w:rPr>
+            </w:pPr>
+            <w:r>
+              <w:rPr>
+                <w:rFonts w:ascii="Arial" w:hAnsi="Arial" w:cs="Arial"/>
+                <w:iCs/>
+                <w:sz w:val="24"/>
+                <w:lang w:val="fr-CH"/>
+              </w:rPr>
+              <w:t>Tester les routes</w:t>
+            </w:r>
+            <w:r>
+              <w:rPr>
+                <w:rFonts w:ascii="Arial" w:hAnsi="Arial" w:cs="Arial"/>
+                <w:iCs/>
+                <w:sz w:val="24"/>
+                <w:lang w:val="fr-CH"/>
+              </w:rPr>
+              <w:t xml:space="preserve"> et des test unitaires.</w:t>
+            </w:r>
+          </w:p>
+          <w:p>
+            <w:pPr>
+              <w:pStyle w:val="Retraitnormal1"/>
+              <w:numPr>
+                <w:ilvl w:val="0"/>
+                <w:numId w:val="0"/>
+              </w:numPr>
+              <w:rPr>
+                <w:rFonts w:ascii="Arial" w:hAnsi="Arial" w:cs="Arial"/>
+                <w:iCs/>
+                <w:sz w:val="24"/>
+              </w:rPr>
+            </w:pPr>
+            <w:r>
+              <w:rPr>
+                <w:rFonts w:ascii="Arial" w:hAnsi="Arial" w:cs="Arial"/>
+                <w:iCs/>
+                <w:sz w:val="24"/>
+              </w:rPr>
+              <w:t>Une schéma SQL respectable.</w:t>
+            </w:r>
+          </w:p>
+          <w:p>
+            <w:pPr>
+              <w:pStyle w:val="Retraitnormal1"/>
+              <w:numPr>
+                <w:ilvl w:val="0"/>
+                <w:numId w:val="0"/>
+              </w:numPr>
+              <w:rPr>
+                <w:rFonts w:ascii="Arial" w:hAnsi="Arial" w:cs="Arial"/>
+                <w:iCs/>
+                <w:sz w:val="24"/>
+              </w:rPr>
+            </w:pPr>
+            <w:r>
+              <w:rPr>
+                <w:rFonts w:ascii="Arial" w:hAnsi="Arial" w:cs="Arial"/>
+                <w:iCs/>
+                <w:sz w:val="24"/>
+              </w:rPr>
+              <w:t>Logs pour identifier des erreurs</w:t>
+            </w:r>
+          </w:p>
+        </w:tc>
+      </w:tr>
+      <w:tr>
+        <w:tc>
+          <w:tcPr>
+            <w:tcW w:w="4531" w:type="dxa"/>
+          </w:tcPr>
+          <w:p>
+            <w:pPr>
+              <w:pStyle w:val="Retraitnormal1"/>
+              <w:numPr>
+                <w:ilvl w:val="0"/>
+                <w:numId w:val="0"/>
+              </w:numPr>
+              <w:rPr>
+                <w:rFonts w:ascii="Arial" w:hAnsi="Arial" w:cs="Arial"/>
+                <w:iCs/>
+                <w:sz w:val="24"/>
+              </w:rPr>
+            </w:pPr>
+            <w:r>
+              <w:rPr>
+                <w:rFonts w:ascii="Arial" w:hAnsi="Arial" w:cs="Arial"/>
+                <w:iCs/>
+                <w:sz w:val="24"/>
+                <w:lang w:val="fr-CH"/>
+              </w:rPr>
+              <w:t>Gestion des médias</w:t>
+            </w:r>
+          </w:p>
+        </w:tc>
+        <w:tc>
+          <w:tcPr>
+            <w:tcW w:w="4531" w:type="dxa"/>
+          </w:tcPr>
+          <w:p>
+            <w:pPr>
+              <w:pStyle w:val="Retraitnormal1"/>
+              <w:numPr>
+                <w:ilvl w:val="0"/>
+                <w:numId w:val="0"/>
+              </w:numPr>
+              <w:rPr>
+                <w:rFonts w:ascii="Arial" w:hAnsi="Arial" w:cs="Arial"/>
+                <w:iCs/>
+                <w:sz w:val="24"/>
+              </w:rPr>
+            </w:pPr>
+            <w:r>
+              <w:rPr>
+                <w:rFonts w:ascii="Arial" w:hAnsi="Arial" w:cs="Arial"/>
+                <w:iCs/>
+                <w:sz w:val="24"/>
+              </w:rPr>
+              <w:t>Système inconnu de ma part, à apprendre avec projets similaires sur Google ou IA et documentation</w:t>
+            </w:r>
+          </w:p>
+        </w:tc>
+      </w:tr>
+      <w:tr>
+        <w:tc>
+          <w:tcPr>
+            <w:tcW w:w="4531" w:type="dxa"/>
+          </w:tcPr>
+          <w:p>
+            <w:pPr>
+              <w:pStyle w:val="Retraitnormal1"/>
+              <w:numPr>
+                <w:ilvl w:val="0"/>
+                <w:numId w:val="0"/>
+              </w:numPr>
+              <w:rPr>
+                <w:rFonts w:ascii="Arial" w:hAnsi="Arial" w:cs="Arial"/>
+                <w:iCs/>
+                <w:sz w:val="24"/>
+                <w:lang w:val="fr-CH"/>
+              </w:rPr>
+            </w:pPr>
+            <w:r>
+              <w:rPr>
+                <w:rFonts w:ascii="Arial" w:hAnsi="Arial" w:cs="Arial"/>
+                <w:iCs/>
+                <w:sz w:val="24"/>
+                <w:lang w:val="fr-CH"/>
+              </w:rPr>
+              <w:t>Manque de références et alors, r</w:t>
+            </w:r>
+            <w:r>
+              <w:rPr>
+                <w:rFonts w:ascii="Arial" w:hAnsi="Arial" w:cs="Arial"/>
+                <w:iCs/>
+                <w:sz w:val="24"/>
+                <w:lang w:val="fr-CH"/>
+              </w:rPr>
+              <w:t>isque de faire des choix sous-optimaux au début du projet.</w:t>
+            </w:r>
+          </w:p>
+        </w:tc>
+        <w:tc>
+          <w:tcPr>
+            <w:tcW w:w="4531" w:type="dxa"/>
+          </w:tcPr>
+          <w:p>
+            <w:pPr>
+              <w:pStyle w:val="Retraitnormal1"/>
+              <w:numPr>
+                <w:ilvl w:val="0"/>
+                <w:numId w:val="0"/>
+              </w:numPr>
+              <w:rPr>
+                <w:rFonts w:ascii="Arial" w:hAnsi="Arial" w:cs="Arial"/>
+                <w:iCs/>
+                <w:sz w:val="24"/>
+              </w:rPr>
+            </w:pPr>
+            <w:r>
+              <w:rPr>
+                <w:rFonts w:ascii="Arial" w:hAnsi="Arial" w:cs="Arial"/>
+                <w:iCs/>
+                <w:sz w:val="24"/>
+                <w:lang w:val="fr-CH"/>
+              </w:rPr>
+              <w:t>Organiser des mini-meetings avec la cheffe d’équipe pour valider les choix.</w:t>
+            </w:r>
+          </w:p>
+        </w:tc>
+      </w:tr>
+    </w:tbl>
     <w:p>
       <w:pPr>
         <w:pStyle w:val="Retraitnormal1"/>
@@ -8422,199 +9287,6 @@
           <w:ilvl w:val="0"/>
           <w:numId w:val="0"/>
         </w:numPr>
-        <w:ind w:left="360" w:hanging="360"/>
-        <w:rPr>
-          <w:rFonts w:ascii="Century Gothic" w:hAnsi="Century Gothic" w:cs="Arial"/>
-          <w:iCs/>
-          <w:sz w:val="22"/>
-          <w:szCs w:val="16"/>
-          <w:lang w:val="fr-CH"/>
-        </w:rPr>
-      </w:pPr>
-    </w:p>
-    <w:p>
-      <w:pPr>
-        <w:pStyle w:val="Retraitnormal1"/>
-        <w:numPr>
-          <w:ilvl w:val="0"/>
-          <w:numId w:val="0"/>
-        </w:numPr>
-        <w:ind w:left="360"/>
-        <w:rPr>
-          <w:rFonts w:ascii="Century Gothic" w:hAnsi="Century Gothic" w:cs="Arial"/>
-          <w:iCs/>
-          <w:sz w:val="22"/>
-          <w:szCs w:val="16"/>
-        </w:rPr>
-      </w:pPr>
-      <w:r>
-        <w:rPr>
-          <w:rFonts w:ascii="Century Gothic" w:hAnsi="Century Gothic" w:cs="Arial"/>
-          <w:iCs/>
-          <w:sz w:val="22"/>
-          <w:szCs w:val="16"/>
-        </w:rPr>
-        <w:t xml:space="preserve">+ </w:t>
-      </w:r>
-      <w:r>
-        <w:rPr>
-          <w:rFonts w:ascii="Century Gothic" w:hAnsi="Century Gothic" w:cs="Arial"/>
-          <w:iCs/>
-          <w:sz w:val="22"/>
-          <w:szCs w:val="16"/>
-        </w:rPr>
-        <w:t>Répondre</w:t>
-      </w:r>
-      <w:r>
-        <w:rPr>
-          <w:rFonts w:ascii="Century Gothic" w:hAnsi="Century Gothic" w:cs="Arial"/>
-          <w:iCs/>
-          <w:sz w:val="22"/>
-          <w:szCs w:val="16"/>
-        </w:rPr>
-        <w:t xml:space="preserve"> anciens projets et </w:t>
-      </w:r>
-      <w:r>
-        <w:rPr>
-          <w:rFonts w:ascii="Century Gothic" w:hAnsi="Century Gothic" w:cs="Arial"/>
-          <w:iCs/>
-          <w:sz w:val="22"/>
-          <w:szCs w:val="16"/>
-        </w:rPr>
-        <w:t>théorie</w:t>
-      </w:r>
-    </w:p>
-    <w:p>
-      <w:pPr>
-        <w:pStyle w:val="Retraitnormal1"/>
-        <w:numPr>
-          <w:ilvl w:val="0"/>
-          <w:numId w:val="0"/>
-        </w:numPr>
-        <w:ind w:left="360"/>
-        <w:rPr>
-          <w:rFonts w:ascii="Century Gothic" w:hAnsi="Century Gothic" w:cs="Arial"/>
-          <w:iCs/>
-          <w:sz w:val="22"/>
-          <w:szCs w:val="16"/>
-        </w:rPr>
-      </w:pPr>
-      <w:r>
-        <w:rPr>
-          <w:rFonts w:ascii="Century Gothic" w:hAnsi="Century Gothic" w:cs="Arial"/>
-          <w:iCs/>
-          <w:sz w:val="22"/>
-          <w:szCs w:val="16"/>
-        </w:rPr>
-        <w:t xml:space="preserve">+ </w:t>
-      </w:r>
-      <w:r>
-        <w:rPr>
-          <w:rFonts w:ascii="Century Gothic" w:hAnsi="Century Gothic" w:cs="Arial"/>
-          <w:iCs/>
-          <w:sz w:val="22"/>
-          <w:szCs w:val="16"/>
-        </w:rPr>
-        <w:t>Recherche des projets similaire</w:t>
-      </w:r>
-    </w:p>
-    <w:p>
-      <w:pPr>
-        <w:pStyle w:val="Retraitnormal1"/>
-        <w:numPr>
-          <w:ilvl w:val="0"/>
-          <w:numId w:val="0"/>
-        </w:numPr>
-        <w:ind w:left="360"/>
-        <w:rPr>
-          <w:rFonts w:ascii="Century Gothic" w:hAnsi="Century Gothic" w:cs="Arial"/>
-          <w:iCs/>
-          <w:sz w:val="24"/>
-          <w:lang w:val="fr-CH"/>
-        </w:rPr>
-      </w:pPr>
-      <w:r>
-        <w:rPr>
-          <w:rFonts w:ascii="Century Gothic" w:hAnsi="Century Gothic" w:cs="Arial"/>
-          <w:iCs/>
-          <w:sz w:val="22"/>
-          <w:szCs w:val="16"/>
-          <w:lang w:val="fr-CH"/>
-        </w:rPr>
-        <w:t xml:space="preserve">+ </w:t>
-      </w:r>
-      <w:proofErr w:type="spellStart"/>
-      <w:r>
-        <w:rPr>
-          <w:rFonts w:ascii="Century Gothic" w:hAnsi="Century Gothic" w:cs="Arial"/>
-          <w:iCs/>
-          <w:sz w:val="22"/>
-          <w:szCs w:val="16"/>
-          <w:lang w:val="fr-CH"/>
-        </w:rPr>
-        <w:t>Googling</w:t>
-      </w:r>
-      <w:proofErr w:type="spellEnd"/>
-      <w:r>
-        <w:rPr>
-          <w:rFonts w:ascii="Century Gothic" w:hAnsi="Century Gothic" w:cs="Arial"/>
-          <w:iCs/>
-          <w:sz w:val="22"/>
-          <w:szCs w:val="16"/>
-          <w:lang w:val="fr-CH"/>
-        </w:rPr>
-        <w:t xml:space="preserve"> et AI</w:t>
-      </w:r>
-      <w:r>
-        <w:rPr>
-          <w:rFonts w:ascii="Century Gothic" w:hAnsi="Century Gothic" w:cs="Arial"/>
-          <w:iCs/>
-          <w:sz w:val="22"/>
-          <w:szCs w:val="16"/>
-          <w:lang w:val="fr-CH"/>
-        </w:rPr>
-        <w:br/>
-        <w:t>+ Meeting</w:t>
-      </w:r>
-      <w:r>
-        <w:rPr>
-          <w:rFonts w:ascii="Century Gothic" w:hAnsi="Century Gothic" w:cs="Arial"/>
-          <w:iCs/>
-          <w:sz w:val="22"/>
-          <w:szCs w:val="16"/>
-          <w:lang w:val="fr-CH"/>
-        </w:rPr>
-        <w:t>s</w:t>
-      </w:r>
-      <w:r>
-        <w:rPr>
-          <w:rFonts w:ascii="Century Gothic" w:hAnsi="Century Gothic" w:cs="Arial"/>
-          <w:iCs/>
-          <w:sz w:val="22"/>
-          <w:szCs w:val="16"/>
-          <w:lang w:val="fr-CH"/>
-        </w:rPr>
-        <w:t xml:space="preserve"> avec ma cheffe d’</w:t>
-      </w:r>
-      <w:r>
-        <w:rPr>
-          <w:rFonts w:ascii="Century Gothic" w:hAnsi="Century Gothic" w:cs="Arial"/>
-          <w:iCs/>
-          <w:sz w:val="22"/>
-          <w:szCs w:val="16"/>
-          <w:lang w:val="fr-CH"/>
-        </w:rPr>
-        <w:t>équipe</w:t>
-      </w:r>
-    </w:p>
-    <w:p>
-      <w:pPr>
-        <w:pStyle w:val="Retraitnormal1"/>
-        <w:numPr>
-          <w:ilvl w:val="0"/>
-          <w:numId w:val="0"/>
-        </w:numPr>
-        <w:ind w:left="360"/>
         <w:rPr>
           <w:rFonts w:ascii="Century Gothic" w:hAnsi="Century Gothic" w:cs="Arial"/>
           <w:iCs/>
@@ -8635,16 +9307,16 @@
           <w:iCs/>
         </w:rPr>
       </w:pPr>
-      <w:bookmarkStart w:id="21" w:name="_Toc499021840"/>
-      <w:bookmarkStart w:id="22" w:name="_Toc221526540"/>
+      <w:bookmarkStart w:id="22" w:name="_Toc499021840"/>
+      <w:bookmarkStart w:id="23" w:name="_Toc221526540"/>
       <w:r>
         <w:rPr>
           <w:iCs/>
         </w:rPr>
         <w:t>Planification</w:t>
       </w:r>
-      <w:bookmarkEnd w:id="21"/>
       <w:bookmarkEnd w:id="22"/>
+      <w:bookmarkEnd w:id="23"/>
     </w:p>
     <w:p>
       <w:pPr>
@@ -8738,7 +9410,7 @@
           <w:szCs w:val="12"/>
           <w:lang w:eastAsia="fr-FR"/>
         </w:rPr>
-        <w:t xml:space="preserve"> : Le projet se déroule sur une période de 5 semaines, débutant le </w:t>
+        <w:t xml:space="preserve"> : Le projet se déroule sur une période de 5 semaines, débutant le jeudi 5 février 2026 et se terminant le vendredi </w:t>
       </w:r>
       <w:r>
         <w:rPr>
@@ -8747,7 +9419,7 @@
           <w:szCs w:val="12"/>
           <w:lang w:eastAsia="fr-FR"/>
         </w:rPr>
-        <w:t xml:space="preserve">jeudi 5 février 2026 </w:t>
+        <w:t>13</w:t>
       </w:r>
       <w:r>
         <w:rPr>
@@ -8756,25 +9428,7 @@
           <w:szCs w:val="12"/>
           <w:lang w:eastAsia="fr-FR"/>
         </w:rPr>
-        <w:t>et se terminant le</w:t>
-      </w:r>
-      <w:r>
-        <w:rPr>
-          <w:rFonts w:ascii="Century Gothic" w:hAnsi="Century Gothic"/>
-          <w:sz w:val="22"/>
-          <w:szCs w:val="12"/>
-          <w:lang w:eastAsia="fr-FR"/>
-        </w:rPr>
-        <w:t xml:space="preserve"> vendredi 6 mars 2026</w:t>
-      </w:r>
-      <w:r>
-        <w:rPr>
-          <w:rFonts w:ascii="Century Gothic" w:hAnsi="Century Gothic"/>
-          <w:sz w:val="22"/>
-          <w:szCs w:val="12"/>
-          <w:lang w:eastAsia="fr-FR"/>
-        </w:rPr>
-        <w:t>.</w:t>
+        <w:t xml:space="preserve"> mars 2026.</w:t>
       </w:r>
     </w:p>
     <w:p>
@@ -8809,8 +9463,9 @@
           <w:szCs w:val="12"/>
           <w:lang w:eastAsia="fr-FR"/>
         </w:rPr>
-        <w:t xml:space="preserve"> : Bien que la structure </w:t>
-      </w:r>
+        <w:t xml:space="preserve"> : Bien que la structure base reste fidèle au modèle </w:t>
+      </w:r>
+      <w:proofErr w:type="spellStart"/>
       <w:r>
         <w:rPr>
           <w:rFonts w:ascii="Century Gothic" w:hAnsi="Century Gothic"/>
@@ -8818,8 +9473,9 @@
           <w:szCs w:val="12"/>
           <w:lang w:eastAsia="fr-FR"/>
         </w:rPr>
-        <w:t>base</w:t>
-      </w:r>
+        <w:t>Waterfall</w:t>
+      </w:r>
+      <w:proofErr w:type="spellEnd"/>
       <w:r>
         <w:rPr>
           <w:rFonts w:ascii="Century Gothic" w:hAnsi="Century Gothic"/>
@@ -8827,9 +9483,8 @@
           <w:szCs w:val="12"/>
           <w:lang w:eastAsia="fr-FR"/>
         </w:rPr>
-        <w:t xml:space="preserve"> reste fidèle au modèle </w:t>
-      </w:r>
-      <w:proofErr w:type="spellStart"/>
+        <w:t xml:space="preserve">, j'ai décidé de donner temps dans la Réalisation (représentant 41.9% </w:t>
+      </w:r>
       <w:r>
         <w:rPr>
           <w:rFonts w:ascii="Century Gothic" w:hAnsi="Century Gothic"/>
@@ -8837,53 +9492,8 @@
           <w:szCs w:val="12"/>
           <w:lang w:eastAsia="fr-FR"/>
         </w:rPr>
-        <w:t>Waterfall</w:t>
-      </w:r>
-      <w:proofErr w:type="spellEnd"/>
-      <w:r>
-        <w:rPr>
-          <w:rFonts w:ascii="Century Gothic" w:hAnsi="Century Gothic"/>
-          <w:sz w:val="22"/>
-          <w:szCs w:val="12"/>
-          <w:lang w:eastAsia="fr-FR"/>
-        </w:rPr>
-        <w:t xml:space="preserve">, j'ai décidé </w:t>
-      </w:r>
-      <w:r>
-        <w:rPr>
-          <w:rFonts w:ascii="Century Gothic" w:hAnsi="Century Gothic"/>
-          <w:sz w:val="22"/>
-          <w:szCs w:val="12"/>
-          <w:lang w:eastAsia="fr-FR"/>
-        </w:rPr>
-        <w:t>de donner temps dans la</w:t>
-      </w:r>
-      <w:r>
-        <w:rPr>
-          <w:rFonts w:ascii="Century Gothic" w:hAnsi="Century Gothic"/>
-          <w:sz w:val="22"/>
-          <w:szCs w:val="12"/>
-          <w:lang w:eastAsia="fr-FR"/>
-        </w:rPr>
-        <w:t xml:space="preserve"> Réalisation (représentant 41.9% du temps total soit environ 36 heures) pour pallier les imprévus liés à l'intégration de l'API Node.js</w:t>
-      </w:r>
-      <w:r>
-        <w:rPr>
-          <w:rFonts w:ascii="Century Gothic" w:hAnsi="Century Gothic"/>
-          <w:sz w:val="22"/>
-          <w:szCs w:val="12"/>
-          <w:lang w:eastAsia="fr-FR"/>
-        </w:rPr>
-        <w:t xml:space="preserve"> avec MAUI et Docker</w:t>
-      </w:r>
-      <w:r>
-        <w:rPr>
-          <w:rFonts w:ascii="Century Gothic" w:hAnsi="Century Gothic"/>
-          <w:sz w:val="22"/>
-          <w:szCs w:val="12"/>
-          <w:lang w:eastAsia="fr-FR"/>
-        </w:rPr>
-        <w:t>.</w:t>
+        <w:lastRenderedPageBreak/>
+        <w:t>du temps total soit environ 36 heures) pour pallier les imprévus liés à l'intégration de l'API Node.js avec MAUI et Docker.</w:t>
       </w:r>
     </w:p>
     <w:p>
@@ -8936,43 +9546,7 @@
           <w:szCs w:val="12"/>
           <w:lang w:eastAsia="fr-FR"/>
         </w:rPr>
-        <w:t xml:space="preserve">Conception &amp; Analyse </w:t>
-      </w:r>
-      <w:r>
-        <w:rPr>
-          <w:rFonts w:ascii="Century Gothic" w:hAnsi="Century Gothic"/>
-          <w:sz w:val="22"/>
-          <w:szCs w:val="12"/>
-          <w:lang w:eastAsia="fr-FR"/>
-        </w:rPr>
-        <w:t xml:space="preserve">-&gt; </w:t>
-      </w:r>
-      <w:r>
-        <w:rPr>
-          <w:rFonts w:ascii="Century Gothic" w:hAnsi="Century Gothic"/>
-          <w:sz w:val="22"/>
-          <w:szCs w:val="12"/>
-          <w:lang w:eastAsia="fr-FR"/>
-        </w:rPr>
-        <w:t xml:space="preserve">Réalisation </w:t>
-      </w:r>
-      <w:r>
-        <w:rPr>
-          <w:rFonts w:ascii="Century Gothic" w:hAnsi="Century Gothic"/>
-          <w:sz w:val="22"/>
-          <w:szCs w:val="12"/>
-          <w:lang w:eastAsia="fr-FR"/>
-        </w:rPr>
-        <w:t xml:space="preserve">-&gt; </w:t>
-      </w:r>
-      <w:r>
-        <w:rPr>
-          <w:rFonts w:ascii="Century Gothic" w:hAnsi="Century Gothic"/>
-          <w:sz w:val="22"/>
-          <w:szCs w:val="12"/>
-          <w:lang w:eastAsia="fr-FR"/>
-        </w:rPr>
-        <w:t>Tests &amp; Corrections</w:t>
+        <w:t>Conception &amp; Analyse -&gt; Réalisation -&gt; Tests &amp; Corrections</w:t>
       </w:r>
     </w:p>
     <w:p>
@@ -8999,16 +9573,7 @@
           <w:szCs w:val="12"/>
           <w:lang w:eastAsia="fr-FR"/>
         </w:rPr>
-        <w:t xml:space="preserve">Et en parallèle la </w:t>
-      </w:r>
-      <w:r>
-        <w:rPr>
-          <w:rFonts w:ascii="Century Gothic" w:hAnsi="Century Gothic"/>
-          <w:sz w:val="22"/>
-          <w:szCs w:val="12"/>
-          <w:lang w:eastAsia="fr-FR"/>
-        </w:rPr>
-        <w:t>Documentation</w:t>
+        <w:t>Et en parallèle la Documentation</w:t>
       </w:r>
       <w:r>
         <w:rPr>
@@ -9027,7 +9592,88 @@
           <w:ilvl w:val="0"/>
           <w:numId w:val="0"/>
         </w:numPr>
-        <w:ind w:left="360"/>
+        <w:rPr>
+          <w:rFonts w:ascii="Arial" w:hAnsi="Arial"/>
+          <w:i/>
+          <w:iCs/>
+          <w:sz w:val="24"/>
+          <w:szCs w:val="14"/>
+          <w:lang w:eastAsia="fr-FR"/>
+        </w:rPr>
+      </w:pPr>
+    </w:p>
+    <w:p>
+      <w:pPr>
+        <w:rPr>
+          <w:szCs w:val="14"/>
+        </w:rPr>
+      </w:pPr>
+      <w:r>
+        <w:rPr>
+          <w:szCs w:val="14"/>
+        </w:rPr>
+        <w:t>Le tableau suivant présente une liste complète des tâches et le temps nécessaire à leur réalisation</w:t>
+      </w:r>
+      <w:r>
+        <w:rPr>
+          <w:szCs w:val="14"/>
+        </w:rPr>
+        <w:t> :</w:t>
+      </w:r>
+    </w:p>
+    <w:p>
+      <w:pPr>
+        <w:keepNext/>
+      </w:pPr>
+      <w:r>
+        <w:rPr>
+          <w:noProof/>
+        </w:rPr>
+        <w:drawing>
+          <wp:inline distT="0" distB="0" distL="0" distR="0" wp14:anchorId="629EF322" wp14:editId="06E257FD">
+            <wp:extent cx="5760720" cy="3124200"/>
+            <wp:effectExtent l="0" t="0" r="11430" b="0"/>
+            <wp:docPr id="1356957015" name="Graphique 1">
+              <a:extLst xmlns:a="http://schemas.openxmlformats.org/drawingml/2006/main">
+                <a:ext uri="{FF2B5EF4-FFF2-40B4-BE49-F238E27FC236}">
+                  <a16:creationId xmlns:a16="http://schemas.microsoft.com/office/drawing/2014/main" id="{00000000-0008-0000-0000-000002000000}"/>
+                </a:ext>
+              </a:extLst>
+            </wp:docPr>
+            <wp:cNvGraphicFramePr/>
+            <a:graphic xmlns:a="http://schemas.openxmlformats.org/drawingml/2006/main">
+              <a:graphicData uri="http://schemas.openxmlformats.org/drawingml/2006/chart">
+                <c:chart xmlns:c="http://schemas.openxmlformats.org/drawingml/2006/chart" xmlns:r="http://schemas.openxmlformats.org/officeDocument/2006/relationships" r:id="rId35"/>
+              </a:graphicData>
+            </a:graphic>
+          </wp:inline>
+        </w:drawing>
+      </w:r>
+    </w:p>
+    <w:p>
+      <w:pPr>
+        <w:pStyle w:val="Retraitnormal1"/>
+        <w:numPr>
+          <w:ilvl w:val="0"/>
+          <w:numId w:val="0"/>
+        </w:numPr>
+        <w:rPr>
+          <w:rFonts w:ascii="Arial" w:hAnsi="Arial"/>
+          <w:i/>
+          <w:iCs/>
+          <w:sz w:val="24"/>
+          <w:szCs w:val="14"/>
+          <w:lang w:eastAsia="fr-FR"/>
+        </w:rPr>
+      </w:pPr>
+    </w:p>
+    <w:p>
+      <w:pPr>
+        <w:pStyle w:val="Retraitnormal1"/>
+        <w:numPr>
+          <w:ilvl w:val="0"/>
+          <w:numId w:val="0"/>
+        </w:numPr>
         <w:rPr>
           <w:rFonts w:ascii="Arial" w:hAnsi="Arial"/>
           <w:i/>
@@ -9050,20 +9696,20 @@
           <w:iCs/>
         </w:rPr>
       </w:pPr>
-      <w:bookmarkStart w:id="23" w:name="_Toc25553314"/>
-      <w:bookmarkStart w:id="24" w:name="_Toc71691019"/>
-      <w:bookmarkStart w:id="25" w:name="_Toc499021841"/>
-      <w:bookmarkStart w:id="26" w:name="_Toc221526541"/>
+      <w:bookmarkStart w:id="24" w:name="_Toc25553314"/>
+      <w:bookmarkStart w:id="25" w:name="_Toc71691019"/>
+      <w:bookmarkStart w:id="26" w:name="_Toc499021841"/>
+      <w:bookmarkStart w:id="27" w:name="_Toc221526541"/>
       <w:r>
         <w:rPr>
           <w:iCs/>
         </w:rPr>
         <w:t>Dossier de conception</w:t>
       </w:r>
-      <w:bookmarkEnd w:id="23"/>
       <w:bookmarkEnd w:id="24"/>
       <w:bookmarkEnd w:id="25"/>
       <w:bookmarkEnd w:id="26"/>
+      <w:bookmarkEnd w:id="27"/>
     </w:p>
     <w:p>
       <w:pPr>
@@ -9072,328 +9718,6 @@
           <w:ilvl w:val="0"/>
           <w:numId w:val="0"/>
         </w:numPr>
-        <w:ind w:left="360"/>
-        <w:rPr>
-          <w:i/>
-          <w:sz w:val="24"/>
-        </w:rPr>
-      </w:pPr>
-    </w:p>
-    <w:p>
-      <w:pPr>
-        <w:pStyle w:val="Retraitnormal1"/>
-        <w:numPr>
-          <w:ilvl w:val="0"/>
-          <w:numId w:val="0"/>
-        </w:numPr>
-        <w:ind w:left="360"/>
-        <w:rPr>
-          <w:rFonts w:ascii="Arial" w:hAnsi="Arial" w:cs="Arial"/>
-          <w:i/>
-          <w:sz w:val="24"/>
-        </w:rPr>
-      </w:pPr>
-      <w:r>
-        <w:rPr>
-          <w:rFonts w:ascii="Arial" w:hAnsi="Arial" w:cs="Arial"/>
-          <w:i/>
-          <w:sz w:val="24"/>
-        </w:rPr>
-        <w:t xml:space="preserve">Fournir tous les document de </w:t>
-      </w:r>
-      <w:proofErr w:type="gramStart"/>
-      <w:r>
-        <w:rPr>
-          <w:rFonts w:ascii="Arial" w:hAnsi="Arial" w:cs="Arial"/>
-          <w:i/>
-          <w:sz w:val="24"/>
-        </w:rPr>
-        <w:t>conception:</w:t>
-      </w:r>
-      <w:proofErr w:type="gramEnd"/>
-    </w:p>
-    <w:p>
-      <w:pPr>
-        <w:pStyle w:val="Retraitnormal1"/>
-        <w:numPr>
-          <w:ilvl w:val="0"/>
-          <w:numId w:val="0"/>
-        </w:numPr>
-        <w:ind w:left="360"/>
-        <w:rPr>
-          <w:rFonts w:ascii="Arial" w:hAnsi="Arial" w:cs="Arial"/>
-          <w:i/>
-          <w:sz w:val="24"/>
-        </w:rPr>
-      </w:pPr>
-    </w:p>
-    <w:p>
-      <w:pPr>
-        <w:pStyle w:val="Retraitnormal1"/>
-        <w:numPr>
-          <w:ilvl w:val="0"/>
-          <w:numId w:val="18"/>
-        </w:numPr>
-        <w:rPr>
-          <w:rFonts w:ascii="Arial" w:hAnsi="Arial" w:cs="Arial"/>
-          <w:i/>
-          <w:sz w:val="24"/>
-        </w:rPr>
-      </w:pPr>
-      <w:proofErr w:type="gramStart"/>
-      <w:r>
-        <w:rPr>
-          <w:rFonts w:ascii="Arial" w:hAnsi="Arial" w:cs="Arial"/>
-          <w:i/>
-          <w:sz w:val="24"/>
-        </w:rPr>
-        <w:t>le</w:t>
-      </w:r>
-      <w:proofErr w:type="gramEnd"/>
-      <w:r>
-        <w:rPr>
-          <w:rFonts w:ascii="Arial" w:hAnsi="Arial" w:cs="Arial"/>
-          <w:i/>
-          <w:sz w:val="24"/>
-        </w:rPr>
-        <w:t xml:space="preserve"> choix du matériel HW</w:t>
-      </w:r>
-    </w:p>
-    <w:p>
-      <w:pPr>
-        <w:pStyle w:val="Retraitnormal1"/>
-        <w:numPr>
-          <w:ilvl w:val="0"/>
-          <w:numId w:val="18"/>
-        </w:numPr>
-        <w:rPr>
-          <w:rFonts w:ascii="Arial" w:hAnsi="Arial" w:cs="Arial"/>
-          <w:i/>
-          <w:sz w:val="24"/>
-        </w:rPr>
-      </w:pPr>
-      <w:proofErr w:type="gramStart"/>
-      <w:r>
-        <w:rPr>
-          <w:rFonts w:ascii="Arial" w:hAnsi="Arial" w:cs="Arial"/>
-          <w:i/>
-          <w:sz w:val="24"/>
-        </w:rPr>
-        <w:t>le</w:t>
-      </w:r>
-      <w:proofErr w:type="gramEnd"/>
-      <w:r>
-        <w:rPr>
-          <w:rFonts w:ascii="Arial" w:hAnsi="Arial" w:cs="Arial"/>
-          <w:i/>
-          <w:sz w:val="24"/>
-        </w:rPr>
-        <w:t xml:space="preserve"> choix des systèmes d'exploitation pour la réalisation </w:t>
-      </w:r>
-      <w:r>
-        <w:rPr>
-          <w:rFonts w:ascii="Arial" w:hAnsi="Arial" w:cs="Arial"/>
-          <w:i/>
-          <w:sz w:val="24"/>
-          <w:u w:val="single"/>
-        </w:rPr>
-        <w:t>et</w:t>
-      </w:r>
-      <w:r>
-        <w:rPr>
-          <w:rFonts w:ascii="Arial" w:hAnsi="Arial" w:cs="Arial"/>
-          <w:i/>
-          <w:sz w:val="24"/>
-        </w:rPr>
-        <w:t xml:space="preserve"> l'utilisation</w:t>
-      </w:r>
-    </w:p>
-    <w:p>
-      <w:pPr>
-        <w:pStyle w:val="Retraitnormal1"/>
-        <w:numPr>
-          <w:ilvl w:val="0"/>
-          <w:numId w:val="18"/>
-        </w:numPr>
-        <w:rPr>
-          <w:rFonts w:ascii="Arial" w:hAnsi="Arial" w:cs="Arial"/>
-          <w:i/>
-          <w:sz w:val="24"/>
-        </w:rPr>
-      </w:pPr>
-      <w:proofErr w:type="gramStart"/>
-      <w:r>
-        <w:rPr>
-          <w:rFonts w:ascii="Arial" w:hAnsi="Arial" w:cs="Arial"/>
-          <w:i/>
-          <w:sz w:val="24"/>
-        </w:rPr>
-        <w:t>le</w:t>
-      </w:r>
-      <w:proofErr w:type="gramEnd"/>
-      <w:r>
-        <w:rPr>
-          <w:rFonts w:ascii="Arial" w:hAnsi="Arial" w:cs="Arial"/>
-          <w:i/>
-          <w:sz w:val="24"/>
-        </w:rPr>
-        <w:t xml:space="preserve"> choix des outils logiciels pour la réalisation </w:t>
-      </w:r>
-      <w:r>
-        <w:rPr>
-          <w:rFonts w:ascii="Arial" w:hAnsi="Arial" w:cs="Arial"/>
-          <w:i/>
-          <w:sz w:val="24"/>
-          <w:u w:val="single"/>
-        </w:rPr>
-        <w:t>et</w:t>
-      </w:r>
-      <w:r>
-        <w:rPr>
-          <w:rFonts w:ascii="Arial" w:hAnsi="Arial" w:cs="Arial"/>
-          <w:i/>
-          <w:sz w:val="24"/>
-        </w:rPr>
-        <w:t xml:space="preserve"> l'utilisation</w:t>
-      </w:r>
-    </w:p>
-    <w:p>
-      <w:pPr>
-        <w:pStyle w:val="Retraitnormal1"/>
-        <w:numPr>
-          <w:ilvl w:val="0"/>
-          <w:numId w:val="18"/>
-        </w:numPr>
-        <w:rPr>
-          <w:rFonts w:ascii="Arial" w:hAnsi="Arial" w:cs="Arial"/>
-          <w:i/>
-          <w:sz w:val="24"/>
-        </w:rPr>
-      </w:pPr>
-      <w:proofErr w:type="gramStart"/>
-      <w:r>
-        <w:rPr>
-          <w:rFonts w:ascii="Arial" w:hAnsi="Arial" w:cs="Arial"/>
-          <w:i/>
-          <w:sz w:val="24"/>
-        </w:rPr>
-        <w:t>site</w:t>
-      </w:r>
-      <w:proofErr w:type="gramEnd"/>
-      <w:r>
-        <w:rPr>
-          <w:rFonts w:ascii="Arial" w:hAnsi="Arial" w:cs="Arial"/>
-          <w:i/>
-          <w:sz w:val="24"/>
-        </w:rPr>
-        <w:t xml:space="preserve"> web: réaliser les maquettes avec un logiciel, décrire toutes les animations sur papier, définir les mots-clés, choisir une formule d'hébergement, définir la méthode de mise à jour, …</w:t>
-      </w:r>
-    </w:p>
-    <w:p>
-      <w:pPr>
-        <w:pStyle w:val="Retraitnormal1"/>
-        <w:numPr>
-          <w:ilvl w:val="0"/>
-          <w:numId w:val="14"/>
-        </w:numPr>
-        <w:rPr>
-          <w:rFonts w:ascii="Arial" w:hAnsi="Arial" w:cs="Arial"/>
-          <w:i/>
-          <w:sz w:val="24"/>
-        </w:rPr>
-      </w:pPr>
-      <w:proofErr w:type="gramStart"/>
-      <w:r>
-        <w:rPr>
-          <w:rFonts w:ascii="Arial" w:hAnsi="Arial" w:cs="Arial"/>
-          <w:i/>
-          <w:sz w:val="24"/>
-        </w:rPr>
-        <w:t>bases</w:t>
-      </w:r>
-      <w:proofErr w:type="gramEnd"/>
-      <w:r>
-        <w:rPr>
-          <w:rFonts w:ascii="Arial" w:hAnsi="Arial" w:cs="Arial"/>
-          <w:i/>
-          <w:sz w:val="24"/>
-        </w:rPr>
-        <w:t xml:space="preserve"> de données: décrire le modèle relationnel, le contenu détaillé des tables (caractéristiques de chaque champs) et les requêtes.</w:t>
-      </w:r>
-    </w:p>
-    <w:p>
-      <w:pPr>
-        <w:pStyle w:val="Retraitnormal1"/>
-        <w:numPr>
-          <w:ilvl w:val="0"/>
-          <w:numId w:val="14"/>
-        </w:numPr>
-        <w:rPr>
-          <w:rFonts w:ascii="Arial" w:hAnsi="Arial" w:cs="Arial"/>
-          <w:i/>
-          <w:sz w:val="24"/>
-        </w:rPr>
-      </w:pPr>
-      <w:proofErr w:type="gramStart"/>
-      <w:r>
-        <w:rPr>
-          <w:rFonts w:ascii="Arial" w:hAnsi="Arial" w:cs="Arial"/>
-          <w:i/>
-          <w:sz w:val="24"/>
-        </w:rPr>
-        <w:t>programmation</w:t>
-      </w:r>
-      <w:proofErr w:type="gramEnd"/>
-      <w:r>
-        <w:rPr>
-          <w:rFonts w:ascii="Arial" w:hAnsi="Arial" w:cs="Arial"/>
-          <w:i/>
-          <w:sz w:val="24"/>
-        </w:rPr>
-        <w:t xml:space="preserve"> et scripts: organigramme, architecture du programme, découpage modulaire, entrées-sorties des modules, pseudo-code / </w:t>
-      </w:r>
-      <w:proofErr w:type="spellStart"/>
-      <w:r>
-        <w:rPr>
-          <w:rFonts w:ascii="Arial" w:hAnsi="Arial" w:cs="Arial"/>
-          <w:i/>
-          <w:sz w:val="24"/>
-        </w:rPr>
-        <w:t>structogramme</w:t>
-      </w:r>
-      <w:proofErr w:type="spellEnd"/>
-      <w:r>
-        <w:rPr>
-          <w:rFonts w:ascii="Arial" w:hAnsi="Arial" w:cs="Arial"/>
-          <w:i/>
-          <w:sz w:val="24"/>
-        </w:rPr>
-        <w:t>…</w:t>
-      </w:r>
-    </w:p>
-    <w:p>
-      <w:pPr>
-        <w:pStyle w:val="Retraitnormal1"/>
-        <w:numPr>
-          <w:ilvl w:val="0"/>
-          <w:numId w:val="0"/>
-        </w:numPr>
-        <w:ind w:left="720"/>
-        <w:rPr>
-          <w:rFonts w:ascii="Arial" w:hAnsi="Arial" w:cs="Arial"/>
-          <w:i/>
-          <w:sz w:val="24"/>
-        </w:rPr>
-      </w:pPr>
-    </w:p>
-    <w:p>
-      <w:pPr>
-        <w:pStyle w:val="Retraitnormal1"/>
-        <w:numPr>
-          <w:ilvl w:val="0"/>
-          <w:numId w:val="0"/>
-        </w:numPr>
-        <w:ind w:left="360"/>
         <w:rPr>
           <w:rFonts w:ascii="Arial" w:hAnsi="Arial" w:cs="Arial"/>
           <w:b/>
@@ -9402,72 +9726,6 @@
           <w:sz w:val="24"/>
         </w:rPr>
       </w:pPr>
-      <w:r>
-        <w:rPr>
-          <w:rFonts w:ascii="Arial" w:hAnsi="Arial" w:cs="Arial"/>
-          <w:b/>
-          <w:bCs/>
-          <w:i/>
-          <w:sz w:val="24"/>
-        </w:rPr>
-        <w:t xml:space="preserve">Le </w:t>
-      </w:r>
-      <w:smartTag w:uri="urn:schemas-microsoft-com:office:smarttags" w:element="PersonName">
-        <w:r>
-          <w:rPr>
-            <w:rFonts w:ascii="Arial" w:hAnsi="Arial" w:cs="Arial"/>
-            <w:b/>
-            <w:bCs/>
-            <w:i/>
-            <w:sz w:val="24"/>
-          </w:rPr>
-          <w:t>dos</w:t>
-        </w:r>
-      </w:smartTag>
-      <w:r>
-        <w:rPr>
-          <w:rFonts w:ascii="Arial" w:hAnsi="Arial" w:cs="Arial"/>
-          <w:b/>
-          <w:bCs/>
-          <w:i/>
-          <w:sz w:val="24"/>
-        </w:rPr>
-        <w:t>sier de conception devrait permettre de sous-traiter la réalisation du projet !</w:t>
-      </w:r>
-    </w:p>
-    <w:p>
-      <w:pPr>
-        <w:pStyle w:val="Retraitnormal1"/>
-        <w:numPr>
-          <w:ilvl w:val="0"/>
-          <w:numId w:val="0"/>
-        </w:numPr>
-        <w:ind w:left="360"/>
-        <w:rPr>
-          <w:rFonts w:ascii="Arial" w:hAnsi="Arial" w:cs="Arial"/>
-          <w:b/>
-          <w:bCs/>
-          <w:i/>
-          <w:sz w:val="24"/>
-        </w:rPr>
-      </w:pPr>
-    </w:p>
-    <w:p>
-      <w:pPr>
-        <w:pStyle w:val="Retraitnormal1"/>
-        <w:numPr>
-          <w:ilvl w:val="0"/>
-          <w:numId w:val="0"/>
-        </w:numPr>
-        <w:ind w:left="360"/>
-        <w:rPr>
-          <w:rFonts w:ascii="Arial" w:hAnsi="Arial" w:cs="Arial"/>
-          <w:b/>
-          <w:bCs/>
-          <w:i/>
-          <w:sz w:val="24"/>
-        </w:rPr>
-      </w:pPr>
     </w:p>
     <w:p>
       <w:pPr>
@@ -9476,6 +9734,7 @@
           <w:ilvl w:val="0"/>
           <w:numId w:val="38"/>
         </w:numPr>
+        <w:ind w:left="426"/>
         <w:rPr>
           <w:b/>
           <w:bCs/>
@@ -9486,7 +9745,21 @@
           <w:b/>
           <w:bCs/>
         </w:rPr>
-        <w:t>Choix du matériel (Hardware) et Systèmes d'exploitation</w:t>
+        <w:t xml:space="preserve">Choix du matériel (Hardware) et </w:t>
+      </w:r>
+      <w:r>
+        <w:rPr>
+          <w:b/>
+          <w:bCs/>
+        </w:rPr>
+        <w:t>s</w:t>
+      </w:r>
+      <w:r>
+        <w:rPr>
+          <w:b/>
+          <w:bCs/>
+        </w:rPr>
+        <w:t>ystèmes d'exploitation</w:t>
       </w:r>
     </w:p>
     <w:p>
@@ -9496,12 +9769,10 @@
           <w:ilvl w:val="1"/>
           <w:numId w:val="38"/>
         </w:numPr>
-      </w:pPr>
-      <w:r>
-        <w:t>Environnement de développement : Un PC sous Windows 11 avec un processeur</w:t>
-      </w:r>
-      <w:r>
-        <w:t xml:space="preserve"> Intel 11th </w:t>
+        <w:ind w:left="993"/>
+      </w:pPr>
+      <w:r>
+        <w:t xml:space="preserve">Environnement de développement : Un PC sous Windows 11 avec un processeur Intel 11th </w:t>
       </w:r>
       <w:proofErr w:type="spellStart"/>
       <w:r>
@@ -9509,13 +9780,7 @@
       </w:r>
       <w:proofErr w:type="spellEnd"/>
       <w:r>
-        <w:t xml:space="preserve"> i7 et </w:t>
-      </w:r>
-      <w:r>
-        <w:t>16 Go de RAM</w:t>
-      </w:r>
-      <w:r>
-        <w:t>.</w:t>
+        <w:t xml:space="preserve"> i7 et 16 Go de RAM.</w:t>
       </w:r>
     </w:p>
     <w:p>
@@ -9525,13 +9790,10 @@
           <w:ilvl w:val="1"/>
           <w:numId w:val="38"/>
         </w:numPr>
-      </w:pPr>
-      <w:r>
-        <w:lastRenderedPageBreak/>
-        <w:t>Environnement d'utilisation : L'application est conçue pour des smartphones Android 11.0</w:t>
-      </w:r>
-      <w:r>
-        <w:t xml:space="preserve"> ou Superior. </w:t>
+        <w:ind w:left="993"/>
+      </w:pPr>
+      <w:r>
+        <w:t xml:space="preserve">Environnement d'utilisation : L'application est conçue pour des smartphones Android 11.0 ou Superior. </w:t>
       </w:r>
       <w:r>
         <w:t>Testé avec émulateur de l’ETML Google Pixel 7.</w:t>
@@ -9544,6 +9806,7 @@
           <w:ilvl w:val="1"/>
           <w:numId w:val="38"/>
         </w:numPr>
+        <w:ind w:left="993"/>
       </w:pPr>
       <w:r>
         <w:t>Infrastructure Serveur : Un serveur local hébergeant des conteneurs Docker pour l'API et la base de données.</w:t>
@@ -9556,6 +9819,7 @@
           <w:ilvl w:val="0"/>
           <w:numId w:val="38"/>
         </w:numPr>
+        <w:ind w:left="426"/>
         <w:rPr>
           <w:b/>
           <w:bCs/>
@@ -9583,6 +9847,7 @@
           <w:ilvl w:val="1"/>
           <w:numId w:val="38"/>
         </w:numPr>
+        <w:ind w:left="993"/>
       </w:pPr>
       <w:r>
         <w:t>Frontend : Visual Studio 2022 avec le SDK .NET MAUI.</w:t>
@@ -9595,6 +9860,7 @@
           <w:ilvl w:val="1"/>
           <w:numId w:val="38"/>
         </w:numPr>
+        <w:ind w:left="993"/>
       </w:pPr>
       <w:r>
         <w:t>Backend : Visual Studio Code pour le développement de l'API Node.js</w:t>
@@ -9602,11 +9868,9 @@
       <w:r>
         <w:t xml:space="preserve"> et </w:t>
       </w:r>
-      <w:proofErr w:type="spellStart"/>
-      <w:r>
-        <w:t>ThunderClient</w:t>
-      </w:r>
-      <w:proofErr w:type="spellEnd"/>
+      <w:r>
+        <w:t>Thunder Client</w:t>
+      </w:r>
       <w:r>
         <w:t xml:space="preserve"> pour </w:t>
       </w:r>
@@ -9630,6 +9894,7 @@
           <w:ilvl w:val="1"/>
           <w:numId w:val="38"/>
         </w:numPr>
+        <w:ind w:left="993"/>
       </w:pPr>
       <w:r>
         <w:t>Gestion de base de données : MySQL et Docker Desktop.</w:t>
@@ -9641,13 +9906,658 @@
     <w:p>
       <w:pPr>
         <w:pStyle w:val="Paragraphedeliste"/>
-        <w:spacing w:after="0" w:line="240" w:lineRule="auto"/>
-        <w:jc w:val="center"/>
-        <w:rPr>
-          <w:rFonts w:ascii="Times New Roman" w:eastAsia="Times New Roman" w:hAnsi="Times New Roman" w:cs="Times New Roman"/>
-          <w:sz w:val="24"/>
-          <w:szCs w:val="24"/>
-          <w:lang w:eastAsia="fr-CH"/>
+        <w:numPr>
+          <w:ilvl w:val="1"/>
+          <w:numId w:val="38"/>
+        </w:numPr>
+        <w:ind w:left="993"/>
+      </w:pPr>
+      <w:r>
+        <w:t xml:space="preserve">Services tiers : </w:t>
+      </w:r>
+      <w:r>
+        <w:t>Git</w:t>
+      </w:r>
+      <w:r>
+        <w:t xml:space="preserve"> </w:t>
+      </w:r>
+      <w:r>
+        <w:t xml:space="preserve">et </w:t>
+      </w:r>
+      <w:proofErr w:type="spellStart"/>
+      <w:r>
+        <w:t>Cloudinary</w:t>
+      </w:r>
+      <w:proofErr w:type="spellEnd"/>
+      <w:r>
+        <w:t>.</w:t>
+      </w:r>
+    </w:p>
+    <w:p>
+      <w:pPr>
+        <w:pStyle w:val="Paragraphedeliste"/>
+        <w:numPr>
+          <w:ilvl w:val="0"/>
+          <w:numId w:val="38"/>
+        </w:numPr>
+        <w:ind w:left="426"/>
+      </w:pPr>
+      <w:r>
+        <w:rPr>
+          <w:b/>
+          <w:bCs/>
+        </w:rPr>
+        <w:t>Base de données</w:t>
+      </w:r>
+    </w:p>
+    <w:p>
+      <w:pPr>
+        <w:pStyle w:val="Paragraphedeliste"/>
+        <w:numPr>
+          <w:ilvl w:val="1"/>
+          <w:numId w:val="38"/>
+        </w:numPr>
+        <w:ind w:left="993"/>
+      </w:pPr>
+      <w:r>
+        <w:rPr>
+          <w:b/>
+          <w:bCs/>
+        </w:rPr>
+        <w:t>Modèle Relationnel (MLD</w:t>
+      </w:r>
+      <w:r>
+        <w:rPr>
+          <w:b/>
+          <w:bCs/>
+        </w:rPr>
+        <w:t xml:space="preserve"> et MCD</w:t>
+      </w:r>
+      <w:r>
+        <w:rPr>
+          <w:b/>
+          <w:bCs/>
+        </w:rPr>
+        <w:t>)</w:t>
+      </w:r>
+      <w:r>
+        <w:t xml:space="preserve"> :</w:t>
+      </w:r>
+      <w:r>
+        <w:t xml:space="preserve"> </w:t>
+      </w:r>
+      <w:r>
+        <w:t>Le système repose sur un modèle relationnel structuré pour garantir l'intégrité des contrats.</w:t>
+      </w:r>
+      <w:r>
+        <w:t xml:space="preserve"> Les tables principales sont Utilisateurs, Photos, Contrats et </w:t>
+      </w:r>
+      <w:r>
+        <w:t>Tags</w:t>
+      </w:r>
+      <w:r>
+        <w:t>.</w:t>
+      </w:r>
+    </w:p>
+    <w:p>
+      <w:pPr>
+        <w:pStyle w:val="Paragraphedeliste"/>
+        <w:numPr>
+          <w:ilvl w:val="1"/>
+          <w:numId w:val="38"/>
+        </w:numPr>
+        <w:ind w:left="993"/>
+      </w:pPr>
+      <w:r>
+        <w:rPr>
+          <w:b/>
+          <w:bCs/>
+        </w:rPr>
+        <w:t>Requêtes clés</w:t>
+      </w:r>
+      <w:r>
+        <w:t xml:space="preserve"> : </w:t>
+      </w:r>
+      <w:r>
+        <w:t xml:space="preserve">pour le bon fonctionnement </w:t>
+      </w:r>
+      <w:r>
+        <w:t xml:space="preserve">des requêtes doit être formulaire pour les suivent fonctionnalités vitales : l’authentification, </w:t>
+      </w:r>
+      <w:r>
+        <w:lastRenderedPageBreak/>
+        <w:t xml:space="preserve">l’affichage des images, créer des contrats, montrer mes contrats et information du profil. </w:t>
+      </w:r>
+    </w:p>
+    <w:p>
+      <w:pPr>
+        <w:pStyle w:val="Paragraphedeliste"/>
+        <w:numPr>
+          <w:ilvl w:val="0"/>
+          <w:numId w:val="38"/>
+        </w:numPr>
+        <w:ind w:left="426"/>
+      </w:pPr>
+      <w:r>
+        <w:rPr>
+          <w:b/>
+          <w:bCs/>
+        </w:rPr>
+        <w:t xml:space="preserve">Application mobile : </w:t>
+      </w:r>
+      <w:r>
+        <w:t xml:space="preserve">la conception de frontend est dessinée avec l’outil Figma, qui permet nous réaliser sur </w:t>
+      </w:r>
+      <w:r>
+        <w:t>une maquette</w:t>
+      </w:r>
+      <w:r>
+        <w:t xml:space="preserve"> de </w:t>
+      </w:r>
+      <w:proofErr w:type="gramStart"/>
+      <w:r>
+        <w:t>vrais smartphone</w:t>
+      </w:r>
+      <w:proofErr w:type="gramEnd"/>
+      <w:r>
+        <w:t xml:space="preserve">, une conception high </w:t>
+      </w:r>
+      <w:r>
+        <w:t>qualité</w:t>
+      </w:r>
+      <w:r>
+        <w:t xml:space="preserve"> de notre interface. </w:t>
+      </w:r>
+    </w:p>
+    <w:p>
+      <w:pPr>
+        <w:pStyle w:val="Paragraphedeliste"/>
+        <w:numPr>
+          <w:ilvl w:val="0"/>
+          <w:numId w:val="38"/>
+        </w:numPr>
+        <w:ind w:left="426"/>
+      </w:pPr>
+      <w:r>
+        <w:rPr>
+          <w:b/>
+          <w:bCs/>
+        </w:rPr>
+        <w:t>Architecture du programme</w:t>
+      </w:r>
+      <w:r>
+        <w:t xml:space="preserve"> </w:t>
+      </w:r>
+    </w:p>
+    <w:p>
+      <w:pPr>
+        <w:ind w:left="66"/>
+      </w:pPr>
+      <w:r>
+        <w:rPr>
+          <w:noProof/>
+        </w:rPr>
+        <w:drawing>
+          <wp:inline distT="0" distB="0" distL="0" distR="0" wp14:anchorId="50D14549" wp14:editId="2D257677">
+            <wp:extent cx="5760720" cy="5897880"/>
+            <wp:effectExtent l="0" t="0" r="0" b="7620"/>
+            <wp:docPr id="1955728083" name="Image 2"/>
+            <wp:cNvGraphicFramePr>
+              <a:graphicFrameLocks xmlns:a="http://schemas.openxmlformats.org/drawingml/2006/main" noChangeAspect="1"/>
+            </wp:cNvGraphicFramePr>
+            <a:graphic xmlns:a="http://schemas.openxmlformats.org/drawingml/2006/main">
+              <a:graphicData uri="http://schemas.openxmlformats.org/drawingml/2006/picture">
+                <pic:pic xmlns:pic="http://schemas.openxmlformats.org/drawingml/2006/picture">
+                  <pic:nvPicPr>
+                    <pic:cNvPr id="0" name="Picture 2"/>
+                    <pic:cNvPicPr>
+                      <a:picLocks noChangeAspect="1" noChangeArrowheads="1"/>
+                    </pic:cNvPicPr>
+                  </pic:nvPicPr>
+                  <pic:blipFill>
+                    <a:blip r:embed="rId36">
+                      <a:extLst>
+                        <a:ext uri="{28A0092B-C50C-407E-A947-70E740481C1C}">
+                          <a14:useLocalDpi xmlns:a14="http://schemas.microsoft.com/office/drawing/2010/main" val="0"/>
+                        </a:ext>
+                      </a:extLst>
+                    </a:blip>
+                    <a:srcRect/>
+                    <a:stretch>
+                      <a:fillRect/>
+                    </a:stretch>
+                  </pic:blipFill>
+                  <pic:spPr bwMode="auto">
+                    <a:xfrm>
+                      <a:off x="0" y="0"/>
+                      <a:ext cx="5760720" cy="5897880"/>
+                    </a:xfrm>
+                    <a:prstGeom prst="rect">
+                      <a:avLst/>
+                    </a:prstGeom>
+                    <a:noFill/>
+                    <a:ln>
+                      <a:noFill/>
+                    </a:ln>
+                  </pic:spPr>
+                </pic:pic>
+              </a:graphicData>
+            </a:graphic>
+          </wp:inline>
+        </w:drawing>
+      </w:r>
+    </w:p>
+    <w:p>
+      <w:pPr>
+        <w:pStyle w:val="Paragraphedeliste"/>
+        <w:numPr>
+          <w:ilvl w:val="0"/>
+          <w:numId w:val="38"/>
+        </w:numPr>
+        <w:ind w:left="426"/>
+      </w:pPr>
+      <w:r>
+        <w:rPr>
+          <w:b/>
+          <w:bCs/>
+        </w:rPr>
+        <w:t>Logique d</w:t>
+      </w:r>
+      <w:r>
+        <w:rPr>
+          <w:b/>
+          <w:bCs/>
+        </w:rPr>
+        <w:t>u code</w:t>
+      </w:r>
+      <w:r>
+        <w:t xml:space="preserve"> :</w:t>
+      </w:r>
+      <w:r>
+        <w:t xml:space="preserve"> </w:t>
+      </w:r>
+      <w:r>
+        <w:t xml:space="preserve">La logique de mon code est conçue pour être modulaire </w:t>
+      </w:r>
+      <w:r>
+        <w:t xml:space="preserve">MVVA </w:t>
+      </w:r>
+      <w:r>
+        <w:t>et sécurisée</w:t>
+      </w:r>
+      <w:r>
+        <w:t>. L</w:t>
+      </w:r>
+      <w:r>
+        <w:t>’organisation du le code</w:t>
+      </w:r>
+      <w:r>
+        <w:t xml:space="preserve"> </w:t>
+      </w:r>
+      <w:r>
+        <w:t>est construit par la s</w:t>
+      </w:r>
+      <w:r>
+        <w:t>éparation entre les services de données (</w:t>
+      </w:r>
+      <w:proofErr w:type="spellStart"/>
+      <w:r>
+        <w:t>ApiService.cs</w:t>
+      </w:r>
+      <w:proofErr w:type="spellEnd"/>
+      <w:r>
+        <w:t>), les modèles d'objets (</w:t>
+      </w:r>
+      <w:proofErr w:type="spellStart"/>
+      <w:r>
+        <w:t>Models</w:t>
+      </w:r>
+      <w:proofErr w:type="spellEnd"/>
+      <w:r>
+        <w:t>) et les interfaces utilisateur (</w:t>
+      </w:r>
+      <w:proofErr w:type="spellStart"/>
+      <w:r>
+        <w:t>Views</w:t>
+      </w:r>
+      <w:proofErr w:type="spellEnd"/>
+      <w:r>
+        <w:t>).</w:t>
+      </w:r>
+      <w:r>
+        <w:t xml:space="preserve"> L</w:t>
+      </w:r>
+      <w:r>
+        <w:t xml:space="preserve">e Frontend MAUI s'occupe de l'expérience utilisateur et de la conversion des médias, le Backend Node.js garantit que toutes les transactions </w:t>
+      </w:r>
+      <w:r>
+        <w:t>d’</w:t>
+      </w:r>
+      <w:r>
+        <w:t>achats</w:t>
+      </w:r>
+      <w:r>
+        <w:t xml:space="preserve"> et</w:t>
+      </w:r>
+      <w:r>
+        <w:t xml:space="preserve"> publications respectent les règles définies dans mon modèle de données relationnel."</w:t>
+      </w:r>
+    </w:p>
+    <w:p>
+      <w:pPr>
+        <w:pStyle w:val="Paragraphedeliste"/>
+      </w:pPr>
+    </w:p>
+    <w:p>
+      <w:pPr>
+        <w:pStyle w:val="Titre2"/>
+        <w:numPr>
+          <w:ilvl w:val="0"/>
+          <w:numId w:val="23"/>
+        </w:numPr>
+        <w:rPr>
+          <w:i/>
+          <w:iCs/>
+        </w:rPr>
+      </w:pPr>
+      <w:bookmarkStart w:id="28" w:name="_Toc25553317"/>
+      <w:bookmarkStart w:id="29" w:name="_Toc71691022"/>
+      <w:bookmarkStart w:id="30" w:name="_Toc499021843"/>
+      <w:bookmarkStart w:id="31" w:name="_Toc221526543"/>
+      <w:r>
+        <w:rPr>
+          <w:iCs/>
+        </w:rPr>
+        <w:lastRenderedPageBreak/>
+        <w:t>Dossier de réalisation</w:t>
+      </w:r>
+      <w:bookmarkStart w:id="32" w:name="_Toc25553318"/>
+      <w:bookmarkEnd w:id="28"/>
+      <w:bookmarkEnd w:id="29"/>
+      <w:bookmarkEnd w:id="30"/>
+      <w:bookmarkEnd w:id="31"/>
+    </w:p>
+    <w:bookmarkEnd w:id="32"/>
+    <w:p>
+      <w:pPr>
+        <w:pStyle w:val="Paragraphedeliste"/>
+        <w:numPr>
+          <w:ilvl w:val="0"/>
+          <w:numId w:val="38"/>
+        </w:numPr>
+        <w:rPr>
+          <w:i/>
+          <w:iCs/>
+        </w:rPr>
+      </w:pPr>
+      <w:r>
+        <w:rPr>
+          <w:i/>
+          <w:iCs/>
+        </w:rPr>
+        <w:t xml:space="preserve">Arborescence : </w:t>
+      </w:r>
+    </w:p>
+    <w:p>
+      <w:pPr>
+        <w:pStyle w:val="Paragraphedeliste"/>
+        <w:numPr>
+          <w:ilvl w:val="1"/>
+          <w:numId w:val="38"/>
+        </w:numPr>
+        <w:rPr>
+          <w:i/>
+          <w:iCs/>
+          <w:lang w:val="en-US"/>
+        </w:rPr>
+      </w:pPr>
+      <w:r>
+        <w:rPr>
+          <w:i/>
+          <w:iCs/>
+          <w:lang w:val="en-US"/>
+        </w:rPr>
+        <w:t>P_APPRO1_ProPhotoStock</w:t>
+      </w:r>
+      <w:r>
+        <w:rPr>
+          <w:i/>
+          <w:iCs/>
+          <w:lang w:val="en-US"/>
+        </w:rPr>
+        <w:t xml:space="preserve">/app et </w:t>
+      </w:r>
+      <w:r>
+        <w:rPr>
+          <w:i/>
+          <w:iCs/>
+          <w:lang w:val="en-US"/>
+        </w:rPr>
+        <w:t>P_APPRO1_ProPhotoStock/</w:t>
+      </w:r>
+      <w:proofErr w:type="gramStart"/>
+      <w:r>
+        <w:rPr>
+          <w:i/>
+          <w:iCs/>
+          <w:lang w:val="en-US"/>
+        </w:rPr>
+        <w:t>backend</w:t>
+      </w:r>
+      <w:r>
+        <w:rPr>
+          <w:i/>
+          <w:iCs/>
+          <w:lang w:val="en-US"/>
+        </w:rPr>
+        <w:t xml:space="preserve"> </w:t>
+      </w:r>
+      <w:r>
+        <w:rPr>
+          <w:i/>
+          <w:iCs/>
+          <w:lang w:val="en-US"/>
+        </w:rPr>
+        <w:t>:</w:t>
+      </w:r>
+      <w:proofErr w:type="gramEnd"/>
+    </w:p>
+    <w:p>
+      <w:pPr>
+        <w:rPr>
+          <w:i/>
+          <w:iCs/>
+        </w:rPr>
+      </w:pPr>
+      <w:r>
+        <w:rPr>
+          <w:noProof/>
+        </w:rPr>
+        <w:drawing>
+          <wp:inline distT="0" distB="0" distL="0" distR="0" wp14:anchorId="3A9301E6" wp14:editId="34BCB6C9">
+            <wp:extent cx="2609850" cy="6029325"/>
+            <wp:effectExtent l="0" t="0" r="0" b="9525"/>
+            <wp:docPr id="2036793687" name="Image 1"/>
+            <wp:cNvGraphicFramePr>
+              <a:graphicFrameLocks xmlns:a="http://schemas.openxmlformats.org/drawingml/2006/main" noChangeAspect="1"/>
+            </wp:cNvGraphicFramePr>
+            <a:graphic xmlns:a="http://schemas.openxmlformats.org/drawingml/2006/main">
+              <a:graphicData uri="http://schemas.openxmlformats.org/drawingml/2006/picture">
+                <pic:pic xmlns:pic="http://schemas.openxmlformats.org/drawingml/2006/picture">
+                  <pic:nvPicPr>
+                    <pic:cNvPr id="2036793687" name=""/>
+                    <pic:cNvPicPr/>
+                  </pic:nvPicPr>
+                  <pic:blipFill>
+                    <a:blip r:embed="rId37"/>
+                    <a:stretch>
+                      <a:fillRect/>
+                    </a:stretch>
+                  </pic:blipFill>
+                  <pic:spPr>
+                    <a:xfrm>
+                      <a:off x="0" y="0"/>
+                      <a:ext cx="2609850" cy="6029325"/>
+                    </a:xfrm>
+                    <a:prstGeom prst="rect">
+                      <a:avLst/>
+                    </a:prstGeom>
+                  </pic:spPr>
+                </pic:pic>
+              </a:graphicData>
+            </a:graphic>
+          </wp:inline>
+        </w:drawing>
+      </w:r>
+      <w:r>
+        <w:rPr>
+          <w:i/>
+          <w:iCs/>
+        </w:rPr>
+        <w:t xml:space="preserve"> </w:t>
+      </w:r>
+      <w:r>
+        <w:rPr>
+          <w:noProof/>
+        </w:rPr>
+        <w:drawing>
+          <wp:inline distT="0" distB="0" distL="0" distR="0" wp14:anchorId="7059DEE2" wp14:editId="42C881FB">
+            <wp:extent cx="1790700" cy="5934075"/>
+            <wp:effectExtent l="0" t="0" r="0" b="9525"/>
+            <wp:docPr id="1608051916" name="Image 1"/>
+            <wp:cNvGraphicFramePr>
+              <a:graphicFrameLocks xmlns:a="http://schemas.openxmlformats.org/drawingml/2006/main" noChangeAspect="1"/>
+            </wp:cNvGraphicFramePr>
+            <a:graphic xmlns:a="http://schemas.openxmlformats.org/drawingml/2006/main">
+              <a:graphicData uri="http://schemas.openxmlformats.org/drawingml/2006/picture">
+                <pic:pic xmlns:pic="http://schemas.openxmlformats.org/drawingml/2006/picture">
+                  <pic:nvPicPr>
+                    <pic:cNvPr id="1608051916" name=""/>
+                    <pic:cNvPicPr/>
+                  </pic:nvPicPr>
+                  <pic:blipFill>
+                    <a:blip r:embed="rId38"/>
+                    <a:stretch>
+                      <a:fillRect/>
+                    </a:stretch>
+                  </pic:blipFill>
+                  <pic:spPr>
+                    <a:xfrm>
+                      <a:off x="0" y="0"/>
+                      <a:ext cx="1790700" cy="5934075"/>
+                    </a:xfrm>
+                    <a:prstGeom prst="rect">
+                      <a:avLst/>
+                    </a:prstGeom>
+                  </pic:spPr>
+                </pic:pic>
+              </a:graphicData>
+            </a:graphic>
+          </wp:inline>
+        </w:drawing>
+      </w:r>
+    </w:p>
+    <w:p>
+      <w:pPr>
+        <w:pStyle w:val="Paragraphedeliste"/>
+        <w:numPr>
+          <w:ilvl w:val="1"/>
+          <w:numId w:val="38"/>
+        </w:numPr>
+        <w:rPr>
+          <w:i/>
+          <w:iCs/>
+        </w:rPr>
+      </w:pPr>
+      <w:r>
+        <w:rPr>
+          <w:i/>
+          <w:iCs/>
+        </w:rPr>
+        <w:t>P_APPRO1_ProPhotoStock</w:t>
+      </w:r>
+      <w:r>
+        <w:rPr>
+          <w:i/>
+          <w:iCs/>
+        </w:rPr>
+        <w:t>/doc :</w:t>
+      </w:r>
+    </w:p>
+    <w:p>
+      <w:pPr>
+        <w:rPr>
+          <w:i/>
+          <w:iCs/>
+        </w:rPr>
+      </w:pPr>
+      <w:r>
+        <w:rPr>
+          <w:noProof/>
+        </w:rPr>
+        <w:drawing>
+          <wp:inline distT="0" distB="0" distL="0" distR="0" wp14:anchorId="750AF1DE" wp14:editId="3FEDB800">
+            <wp:extent cx="1381125" cy="1019175"/>
+            <wp:effectExtent l="0" t="0" r="9525" b="9525"/>
+            <wp:docPr id="1327513136" name="Image 1"/>
+            <wp:cNvGraphicFramePr>
+              <a:graphicFrameLocks xmlns:a="http://schemas.openxmlformats.org/drawingml/2006/main" noChangeAspect="1"/>
+            </wp:cNvGraphicFramePr>
+            <a:graphic xmlns:a="http://schemas.openxmlformats.org/drawingml/2006/main">
+              <a:graphicData uri="http://schemas.openxmlformats.org/drawingml/2006/picture">
+                <pic:pic xmlns:pic="http://schemas.openxmlformats.org/drawingml/2006/picture">
+                  <pic:nvPicPr>
+                    <pic:cNvPr id="1327513136" name=""/>
+                    <pic:cNvPicPr/>
+                  </pic:nvPicPr>
+                  <pic:blipFill>
+                    <a:blip r:embed="rId39"/>
+                    <a:stretch>
+                      <a:fillRect/>
+                    </a:stretch>
+                  </pic:blipFill>
+                  <pic:spPr>
+                    <a:xfrm>
+                      <a:off x="0" y="0"/>
+                      <a:ext cx="1381125" cy="1019175"/>
+                    </a:xfrm>
+                    <a:prstGeom prst="rect">
+                      <a:avLst/>
+                    </a:prstGeom>
+                  </pic:spPr>
+                </pic:pic>
+              </a:graphicData>
+            </a:graphic>
+          </wp:inline>
+        </w:drawing>
+      </w:r>
+    </w:p>
+    <w:p>
+      <w:pPr>
+        <w:pStyle w:val="Paragraphedeliste"/>
+        <w:numPr>
+          <w:ilvl w:val="0"/>
+          <w:numId w:val="38"/>
+        </w:numPr>
+        <w:rPr>
+          <w:i/>
+          <w:iCs/>
+        </w:rPr>
+      </w:pPr>
+      <w:r>
+        <w:rPr>
+          <w:i/>
+          <w:iCs/>
+        </w:rPr>
+        <w:t xml:space="preserve">Docker Container </w:t>
+      </w:r>
+    </w:p>
+    <w:p>
+      <w:pPr>
+        <w:ind w:left="1134" w:hanging="774"/>
+        <w:rPr>
+          <w:i/>
+          <w:iCs/>
         </w:rPr>
       </w:pPr>
       <w:r>
@@ -9655,8 +10565,9 @@
           <w:noProof/>
           <w:lang w:eastAsia="fr-CH"/>
         </w:rPr>
+        <w:lastRenderedPageBreak/>
         <w:drawing>
-          <wp:inline distT="0" distB="0" distL="0" distR="0" wp14:anchorId="1BEC672B" wp14:editId="3322AF9E">
+          <wp:inline distT="0" distB="0" distL="0" distR="0" wp14:anchorId="1B3DBD5A" wp14:editId="2A95F951">
             <wp:extent cx="4486910" cy="2328545"/>
             <wp:effectExtent l="0" t="0" r="8890" b="0"/>
             <wp:docPr id="1898293963" name="Image 11"/>
@@ -9673,7 +10584,7 @@
                     </pic:cNvPicPr>
                   </pic:nvPicPr>
                   <pic:blipFill>
-                    <a:blip r:embed="rId38">
+                    <a:blip r:embed="rId40">
                       <a:extLst>
                         <a:ext uri="{28A0092B-C50C-407E-A947-70E740481C1C}">
                           <a14:useLocalDpi xmlns:a14="http://schemas.microsoft.com/office/drawing/2010/main" val="0"/>
@@ -9705,262 +10616,72 @@
         </w:drawing>
       </w:r>
     </w:p>
-    <w:p/>
-    <w:p>
-      <w:pPr>
-        <w:pStyle w:val="Paragraphedeliste"/>
-        <w:numPr>
-          <w:ilvl w:val="1"/>
-          <w:numId w:val="38"/>
-        </w:numPr>
-      </w:pPr>
-      <w:r>
-        <w:t xml:space="preserve">Services tiers : </w:t>
-      </w:r>
-      <w:r>
-        <w:t>Git (versionnage)</w:t>
-      </w:r>
-      <w:r>
-        <w:t xml:space="preserve">et </w:t>
-      </w:r>
-      <w:proofErr w:type="spellStart"/>
-      <w:r>
-        <w:t>Cloudinary</w:t>
-      </w:r>
-      <w:proofErr w:type="spellEnd"/>
-      <w:r>
-        <w:t xml:space="preserve"> (stockage cloud).</w:t>
-      </w:r>
-    </w:p>
     <w:p>
       <w:pPr>
         <w:pStyle w:val="Paragraphedeliste"/>
         <w:numPr>
           <w:ilvl w:val="0"/>
-          <w:numId w:val="38"/>
+          <w:numId w:val="43"/>
         </w:numPr>
-      </w:pPr>
-      <w:r>
-        <w:rPr>
-          <w:b/>
-          <w:bCs/>
-        </w:rPr>
-        <w:t>Base de données</w:t>
-      </w:r>
-    </w:p>
-    <w:p>
-      <w:pPr>
-        <w:pStyle w:val="Paragraphedeliste"/>
-        <w:numPr>
-          <w:ilvl w:val="1"/>
-          <w:numId w:val="38"/>
-        </w:numPr>
-      </w:pPr>
-      <w:r>
-        <w:rPr>
-          <w:b/>
-          <w:bCs/>
-        </w:rPr>
-        <w:t>Modèle Relationnel (MLD</w:t>
-      </w:r>
-      <w:r>
-        <w:rPr>
-          <w:b/>
-          <w:bCs/>
-        </w:rPr>
-        <w:t xml:space="preserve"> et MCD</w:t>
-      </w:r>
-      <w:r>
-        <w:rPr>
-          <w:b/>
-          <w:bCs/>
-        </w:rPr>
-        <w:t>)</w:t>
-      </w:r>
-      <w:r>
-        <w:t xml:space="preserve"> :</w:t>
-      </w:r>
-      <w:r>
-        <w:t xml:space="preserve"> </w:t>
-      </w:r>
-      <w:r>
-        <w:t>Le système repose sur un modèle relationnel structuré pour garantir l'intégrité des contrats.</w:t>
-      </w:r>
-      <w:r>
-        <w:t xml:space="preserve"> Les tables principales sont Utilisateurs, Photos, Contrats et </w:t>
-      </w:r>
-      <w:r>
-        <w:t>Tags</w:t>
-      </w:r>
-      <w:r>
-        <w:t>.</w:t>
-      </w:r>
-    </w:p>
-    <w:p>
-      <w:pPr>
-        <w:pStyle w:val="Paragraphedeliste"/>
-        <w:numPr>
-          <w:ilvl w:val="1"/>
-          <w:numId w:val="38"/>
-        </w:numPr>
-      </w:pPr>
-      <w:r>
-        <w:rPr>
-          <w:b/>
-          <w:bCs/>
-        </w:rPr>
-        <w:t>Requêtes clés</w:t>
-      </w:r>
-      <w:r>
-        <w:t xml:space="preserve"> : </w:t>
-      </w:r>
-      <w:r>
-        <w:t xml:space="preserve">pour le bon fonctionnement </w:t>
-      </w:r>
-      <w:r>
-        <w:t xml:space="preserve">des requêtes doit être formulaire pour les suivent fonctionnalités vitales : l’authentification, l’affichage des images, créer des contrats, montrer mes contrats et information du profil. </w:t>
-      </w:r>
-    </w:p>
-    <w:p>
-      <w:pPr>
-        <w:pStyle w:val="Paragraphedeliste"/>
-        <w:numPr>
-          <w:ilvl w:val="0"/>
-          <w:numId w:val="38"/>
-        </w:numPr>
-      </w:pPr>
-      <w:r>
-        <w:rPr>
-          <w:b/>
-          <w:bCs/>
-        </w:rPr>
-        <w:t xml:space="preserve">Application mobile : </w:t>
-      </w:r>
-      <w:r>
-        <w:t xml:space="preserve">la conception de frontend est dessinée avec l’outil Figma, qui permet nous réaliser sur </w:t>
-      </w:r>
-      <w:r>
-        <w:t>une maquette</w:t>
-      </w:r>
-      <w:r>
-        <w:t xml:space="preserve"> de </w:t>
-      </w:r>
-      <w:proofErr w:type="gramStart"/>
-      <w:r>
-        <w:t>vrais smartphone</w:t>
-      </w:r>
-      <w:proofErr w:type="gramEnd"/>
-      <w:r>
-        <w:t xml:space="preserve">, une conception high </w:t>
-      </w:r>
-      <w:r>
-        <w:t>qualité</w:t>
-      </w:r>
-      <w:r>
-        <w:t xml:space="preserve"> de notre interface. </w:t>
-      </w:r>
-    </w:p>
-    <w:p>
-      <w:pPr>
-        <w:pStyle w:val="Paragraphedeliste"/>
-        <w:numPr>
-          <w:ilvl w:val="0"/>
-          <w:numId w:val="38"/>
-        </w:numPr>
-      </w:pPr>
-      <w:r>
-        <w:rPr>
-          <w:b/>
-          <w:bCs/>
-        </w:rPr>
-        <w:t>Architecture du programme</w:t>
-      </w:r>
-      <w:r>
-        <w:t xml:space="preserve"> :</w:t>
-      </w:r>
-      <w:r>
-        <w:t xml:space="preserve"> est de type modulaire, où </w:t>
-      </w:r>
-      <w:r>
-        <w:t>l’organisation du le code est construit par la s</w:t>
-      </w:r>
-      <w:r>
-        <w:t>éparation entre les services de données (</w:t>
-      </w:r>
-      <w:proofErr w:type="spellStart"/>
-      <w:r>
-        <w:t>ApiService.cs</w:t>
-      </w:r>
-      <w:proofErr w:type="spellEnd"/>
-      <w:r>
-        <w:t>), les modèles d'objets (</w:t>
-      </w:r>
-      <w:proofErr w:type="spellStart"/>
-      <w:r>
-        <w:t>Models</w:t>
-      </w:r>
-      <w:proofErr w:type="spellEnd"/>
-      <w:r>
-        <w:t>) et les interfaces utilisateur (</w:t>
-      </w:r>
-      <w:proofErr w:type="spellStart"/>
-      <w:r>
-        <w:t>Views</w:t>
-      </w:r>
-      <w:proofErr w:type="spellEnd"/>
-      <w:r>
-        <w:t>).</w:t>
-      </w:r>
-    </w:p>
-    <w:p>
-      <w:pPr>
-        <w:pStyle w:val="Paragraphedeliste"/>
-        <w:numPr>
-          <w:ilvl w:val="0"/>
-          <w:numId w:val="38"/>
-        </w:numPr>
-      </w:pPr>
-      <w:r>
-        <w:rPr>
-          <w:b/>
-          <w:bCs/>
-        </w:rPr>
-        <w:t>Logique d</w:t>
-      </w:r>
-      <w:r>
-        <w:rPr>
-          <w:b/>
-          <w:bCs/>
-        </w:rPr>
-        <w:t>u code</w:t>
-      </w:r>
-      <w:r>
-        <w:t xml:space="preserve"> :</w:t>
-      </w:r>
-      <w:r>
-        <w:t xml:space="preserve"> …</w:t>
-      </w:r>
-    </w:p>
-    <w:p>
-      <w:pPr>
-        <w:pStyle w:val="Titre1"/>
-        <w:numPr>
-          <w:ilvl w:val="0"/>
-          <w:numId w:val="23"/>
-        </w:numPr>
-      </w:pPr>
-      <w:bookmarkStart w:id="27" w:name="_Toc71703259"/>
-      <w:bookmarkStart w:id="28" w:name="_Toc499021842"/>
-      <w:bookmarkStart w:id="29" w:name="_Toc221526542"/>
-      <w:r>
-        <w:t>R</w:t>
-      </w:r>
-      <w:bookmarkEnd w:id="27"/>
-      <w:r>
-        <w:t>éalisation</w:t>
-      </w:r>
-      <w:bookmarkEnd w:id="28"/>
-      <w:bookmarkEnd w:id="29"/>
+        <w:rPr>
+          <w:i/>
+          <w:iCs/>
+        </w:rPr>
+      </w:pPr>
+      <w:r>
+        <w:rPr>
+          <w:i/>
+          <w:iCs/>
+        </w:rPr>
+        <w:t>Base de données :</w:t>
+      </w:r>
+      <w:r>
+        <w:rPr>
+          <w:i/>
+          <w:iCs/>
+        </w:rPr>
+        <w:br/>
+      </w:r>
+      <w:r>
+        <w:rPr>
+          <w:noProof/>
+        </w:rPr>
+        <w:drawing>
+          <wp:inline distT="0" distB="0" distL="0" distR="0" wp14:anchorId="58725FE0" wp14:editId="36D5084A">
+            <wp:extent cx="2000250" cy="2238375"/>
+            <wp:effectExtent l="0" t="0" r="0" b="9525"/>
+            <wp:docPr id="342966072" name="Image 1"/>
+            <wp:cNvGraphicFramePr>
+              <a:graphicFrameLocks xmlns:a="http://schemas.openxmlformats.org/drawingml/2006/main" noChangeAspect="1"/>
+            </wp:cNvGraphicFramePr>
+            <a:graphic xmlns:a="http://schemas.openxmlformats.org/drawingml/2006/main">
+              <a:graphicData uri="http://schemas.openxmlformats.org/drawingml/2006/picture">
+                <pic:pic xmlns:pic="http://schemas.openxmlformats.org/drawingml/2006/picture">
+                  <pic:nvPicPr>
+                    <pic:cNvPr id="342966072" name=""/>
+                    <pic:cNvPicPr/>
+                  </pic:nvPicPr>
+                  <pic:blipFill>
+                    <a:blip r:embed="rId41"/>
+                    <a:stretch>
+                      <a:fillRect/>
+                    </a:stretch>
+                  </pic:blipFill>
+                  <pic:spPr>
+                    <a:xfrm>
+                      <a:off x="0" y="0"/>
+                      <a:ext cx="2000250" cy="2238375"/>
+                    </a:xfrm>
+                    <a:prstGeom prst="rect">
+                      <a:avLst/>
+                    </a:prstGeom>
+                  </pic:spPr>
+                </pic:pic>
+              </a:graphicData>
+            </a:graphic>
+          </wp:inline>
+        </w:drawing>
+      </w:r>
     </w:p>
     <w:p>
       <w:pPr>
@@ -9970,352 +10691,29 @@
           <w:numId w:val="23"/>
         </w:numPr>
         <w:rPr>
-          <w:i/>
           <w:iCs/>
         </w:rPr>
       </w:pPr>
-      <w:bookmarkStart w:id="30" w:name="_Toc25553317"/>
-      <w:bookmarkStart w:id="31" w:name="_Toc71691022"/>
-      <w:bookmarkStart w:id="32" w:name="_Toc499021843"/>
-      <w:bookmarkStart w:id="33" w:name="_Toc221526543"/>
+      <w:bookmarkStart w:id="33" w:name="_Toc25553321"/>
+      <w:bookmarkStart w:id="34" w:name="_Toc71691025"/>
+      <w:bookmarkStart w:id="35" w:name="_Toc499021844"/>
+      <w:bookmarkStart w:id="36" w:name="_Toc221526544"/>
       <w:r>
         <w:rPr>
           <w:iCs/>
         </w:rPr>
-        <w:t>Dossier de réalisation</w:t>
-      </w:r>
-      <w:bookmarkStart w:id="34" w:name="_Toc25553318"/>
-      <w:bookmarkEnd w:id="30"/>
-      <w:bookmarkEnd w:id="31"/>
-      <w:bookmarkEnd w:id="32"/>
+        <w:t>Description des test</w:t>
+      </w:r>
       <w:bookmarkEnd w:id="33"/>
-    </w:p>
-    <w:bookmarkEnd w:id="34"/>
-    <w:p>
-      <w:pPr>
-        <w:ind w:firstLine="360"/>
-        <w:rPr>
-          <w:i/>
+      <w:r>
+        <w:rPr>
           <w:iCs/>
         </w:rPr>
-      </w:pPr>
-    </w:p>
-    <w:p>
-      <w:pPr>
-        <w:ind w:firstLine="360"/>
-        <w:rPr>
-          <w:i/>
-          <w:iCs/>
-        </w:rPr>
-      </w:pPr>
-      <w:r>
-        <w:rPr>
-          <w:i/>
-          <w:iCs/>
-        </w:rPr>
-        <w:t>Décrire la réalisation "physique" de votre projet</w:t>
-      </w:r>
-    </w:p>
-    <w:p>
-      <w:pPr>
-        <w:ind w:firstLine="360"/>
-        <w:rPr>
-          <w:i/>
-          <w:iCs/>
-        </w:rPr>
-      </w:pPr>
-    </w:p>
-    <w:p>
-      <w:pPr>
-        <w:numPr>
-          <w:ilvl w:val="0"/>
-          <w:numId w:val="20"/>
-        </w:numPr>
-        <w:tabs>
-          <w:tab w:val="clear" w:pos="720"/>
-          <w:tab w:val="num" w:pos="927"/>
-        </w:tabs>
-        <w:spacing w:after="0" w:line="240" w:lineRule="auto"/>
-        <w:ind w:left="927"/>
-        <w:rPr>
-          <w:i/>
-          <w:iCs/>
-        </w:rPr>
-      </w:pPr>
-      <w:r>
-        <w:rPr>
-          <w:i/>
-          <w:iCs/>
-        </w:rPr>
-        <w:t>Les</w:t>
-      </w:r>
-      <w:r>
-        <w:rPr>
-          <w:i/>
-          <w:iCs/>
-        </w:rPr>
-        <w:t xml:space="preserve"> répertoires où le logiciel est installé</w:t>
-      </w:r>
-    </w:p>
-    <w:p>
-      <w:pPr>
-        <w:numPr>
-          <w:ilvl w:val="0"/>
-          <w:numId w:val="19"/>
-        </w:numPr>
-        <w:tabs>
-          <w:tab w:val="clear" w:pos="720"/>
-          <w:tab w:val="num" w:pos="927"/>
-        </w:tabs>
-        <w:spacing w:after="0" w:line="240" w:lineRule="auto"/>
-        <w:ind w:left="927"/>
-        <w:rPr>
-          <w:i/>
-          <w:iCs/>
-        </w:rPr>
-      </w:pPr>
-      <w:r>
-        <w:rPr>
-          <w:i/>
-          <w:iCs/>
-        </w:rPr>
-        <w:t>La</w:t>
-      </w:r>
-      <w:r>
-        <w:rPr>
-          <w:i/>
-          <w:iCs/>
-        </w:rPr>
-        <w:t xml:space="preserve"> liste de tous les fichiers et une rapide description de leur contenu (des noms qui parlent !)</w:t>
-      </w:r>
-    </w:p>
-    <w:p>
-      <w:pPr>
-        <w:numPr>
-          <w:ilvl w:val="0"/>
-          <w:numId w:val="19"/>
-        </w:numPr>
-        <w:tabs>
-          <w:tab w:val="clear" w:pos="720"/>
-          <w:tab w:val="num" w:pos="927"/>
-        </w:tabs>
-        <w:spacing w:after="0" w:line="240" w:lineRule="auto"/>
-        <w:ind w:left="927"/>
-        <w:rPr>
-          <w:i/>
-          <w:iCs/>
-        </w:rPr>
-      </w:pPr>
-      <w:proofErr w:type="gramStart"/>
-      <w:r>
-        <w:rPr>
-          <w:i/>
-          <w:iCs/>
-        </w:rPr>
-        <w:t>les</w:t>
-      </w:r>
-      <w:proofErr w:type="gramEnd"/>
-      <w:r>
-        <w:rPr>
-          <w:i/>
-          <w:iCs/>
-        </w:rPr>
-        <w:t xml:space="preserve"> versions des systèmes d'exploitation et des outils logiciels</w:t>
-      </w:r>
-    </w:p>
-    <w:p>
-      <w:pPr>
-        <w:numPr>
-          <w:ilvl w:val="0"/>
-          <w:numId w:val="19"/>
-        </w:numPr>
-        <w:tabs>
-          <w:tab w:val="clear" w:pos="720"/>
-          <w:tab w:val="num" w:pos="927"/>
-        </w:tabs>
-        <w:spacing w:after="0" w:line="240" w:lineRule="auto"/>
-        <w:ind w:left="927"/>
-        <w:rPr>
-          <w:i/>
-          <w:iCs/>
-        </w:rPr>
-      </w:pPr>
-      <w:proofErr w:type="gramStart"/>
-      <w:r>
-        <w:rPr>
-          <w:i/>
-          <w:iCs/>
-        </w:rPr>
-        <w:t>la</w:t>
-      </w:r>
-      <w:proofErr w:type="gramEnd"/>
-      <w:r>
-        <w:rPr>
-          <w:i/>
-          <w:iCs/>
-        </w:rPr>
-        <w:t xml:space="preserve"> description exacte du matériel</w:t>
-      </w:r>
-    </w:p>
-    <w:p>
-      <w:pPr>
-        <w:numPr>
-          <w:ilvl w:val="0"/>
-          <w:numId w:val="19"/>
-        </w:numPr>
-        <w:tabs>
-          <w:tab w:val="clear" w:pos="720"/>
-          <w:tab w:val="num" w:pos="927"/>
-        </w:tabs>
-        <w:spacing w:after="0" w:line="240" w:lineRule="auto"/>
-        <w:ind w:left="927"/>
-        <w:rPr>
-          <w:i/>
-          <w:iCs/>
-        </w:rPr>
-      </w:pPr>
-      <w:proofErr w:type="gramStart"/>
-      <w:r>
-        <w:rPr>
-          <w:i/>
-          <w:iCs/>
-        </w:rPr>
-        <w:t>le</w:t>
-      </w:r>
-      <w:proofErr w:type="gramEnd"/>
-      <w:r>
-        <w:rPr>
-          <w:i/>
-          <w:iCs/>
-        </w:rPr>
-        <w:t xml:space="preserve"> numéro de version de votre produit !</w:t>
-      </w:r>
-    </w:p>
-    <w:p>
-      <w:pPr>
-        <w:numPr>
-          <w:ilvl w:val="0"/>
-          <w:numId w:val="19"/>
-        </w:numPr>
-        <w:tabs>
-          <w:tab w:val="clear" w:pos="720"/>
-          <w:tab w:val="num" w:pos="927"/>
-        </w:tabs>
-        <w:spacing w:after="0" w:line="240" w:lineRule="auto"/>
-        <w:ind w:left="927"/>
-        <w:rPr>
-          <w:i/>
-          <w:iCs/>
-          <w:u w:val="single"/>
-        </w:rPr>
-      </w:pPr>
-      <w:proofErr w:type="gramStart"/>
-      <w:r>
-        <w:rPr>
-          <w:i/>
-          <w:iCs/>
-        </w:rPr>
-        <w:t>programmation</w:t>
-      </w:r>
-      <w:proofErr w:type="gramEnd"/>
-      <w:r>
-        <w:rPr>
-          <w:i/>
-          <w:iCs/>
-        </w:rPr>
-        <w:t xml:space="preserve"> et scripts: librairies externes, dictionnaire des données, reconstruction du logiciel - cible à partir des sources.</w:t>
-      </w:r>
-    </w:p>
-    <w:p>
-      <w:pPr>
-        <w:ind w:left="567"/>
-        <w:rPr>
-          <w:i/>
-          <w:iCs/>
-          <w:u w:val="single"/>
-        </w:rPr>
-      </w:pPr>
-    </w:p>
-    <w:p>
-      <w:pPr>
-        <w:ind w:left="1134" w:hanging="774"/>
-        <w:rPr>
-          <w:i/>
-          <w:iCs/>
-        </w:rPr>
-      </w:pPr>
-      <w:r>
-        <w:rPr>
-          <w:i/>
-          <w:iCs/>
-        </w:rPr>
-        <w:t xml:space="preserve">NOTE : </w:t>
-      </w:r>
-      <w:r>
-        <w:rPr>
-          <w:i/>
-          <w:iCs/>
-          <w:u w:val="single"/>
-        </w:rPr>
-        <w:t xml:space="preserve">Evitez d’inclure les </w:t>
-      </w:r>
-      <w:proofErr w:type="gramStart"/>
-      <w:r>
-        <w:rPr>
-          <w:i/>
-          <w:iCs/>
-          <w:u w:val="single"/>
-        </w:rPr>
-        <w:t>listings</w:t>
-      </w:r>
-      <w:proofErr w:type="gramEnd"/>
-      <w:r>
-        <w:rPr>
-          <w:i/>
-          <w:iCs/>
-          <w:u w:val="single"/>
-        </w:rPr>
-        <w:t xml:space="preserve"> des sources</w:t>
-      </w:r>
-      <w:r>
-        <w:rPr>
-          <w:i/>
-          <w:iCs/>
-        </w:rPr>
-        <w:t>, à moins que vous ne désiriez en expliquer une partie vous paraissant importante. Dans ce cas n’incluez que cette partie…</w:t>
-      </w:r>
-    </w:p>
-    <w:p>
-      <w:pPr>
-        <w:pStyle w:val="Titre2"/>
-        <w:numPr>
-          <w:ilvl w:val="1"/>
-          <w:numId w:val="23"/>
-        </w:numPr>
-        <w:rPr>
-          <w:iCs/>
-        </w:rPr>
-      </w:pPr>
-      <w:bookmarkStart w:id="35" w:name="_Toc25553321"/>
-      <w:bookmarkStart w:id="36" w:name="_Toc71691025"/>
-      <w:bookmarkStart w:id="37" w:name="_Toc499021844"/>
-      <w:bookmarkStart w:id="38" w:name="_Toc221526544"/>
-      <w:r>
-        <w:rPr>
-          <w:iCs/>
-        </w:rPr>
-        <w:t>Description des test</w:t>
-      </w:r>
+        <w:t>s effectués</w:t>
+      </w:r>
+      <w:bookmarkEnd w:id="34"/>
       <w:bookmarkEnd w:id="35"/>
-      <w:r>
-        <w:rPr>
-          <w:iCs/>
-        </w:rPr>
-        <w:t>s effectués</w:t>
-      </w:r>
       <w:bookmarkEnd w:id="36"/>
-      <w:bookmarkEnd w:id="37"/>
-      <w:bookmarkEnd w:id="38"/>
     </w:p>
     <w:p>
       <w:pPr>
@@ -10338,7 +10736,9 @@
       <w:r>
         <w:rPr>
           <w:i/>
-        </w:rPr>
+          <w:noProof/>
+        </w:rPr>
+        <w:lastRenderedPageBreak/>
         <w:drawing>
           <wp:inline distT="0" distB="0" distL="0" distR="0" wp14:anchorId="07F2FC00" wp14:editId="748280E5">
             <wp:extent cx="3137126" cy="5794744"/>
@@ -10357,7 +10757,7 @@
                     </pic:cNvPicPr>
                   </pic:nvPicPr>
                   <pic:blipFill rotWithShape="1">
-                    <a:blip r:embed="rId39">
+                    <a:blip r:embed="rId42">
                       <a:extLst>
                         <a:ext uri="{28A0092B-C50C-407E-A947-70E740481C1C}">
                           <a14:useLocalDpi xmlns:a14="http://schemas.microsoft.com/office/drawing/2010/main" val="0"/>
@@ -10425,7 +10825,7 @@
         <w:rPr>
           <w:i/>
         </w:rPr>
-        <w:t xml:space="preserve"> Tests</w:t>
+        <w:t>Tests</w:t>
       </w:r>
       <w:r>
         <w:rPr>
@@ -10669,30 +11069,30 @@
           <w:iCs/>
         </w:rPr>
       </w:pPr>
-      <w:bookmarkStart w:id="39" w:name="_Toc25553322"/>
-      <w:bookmarkStart w:id="40" w:name="_Toc71691026"/>
-      <w:bookmarkStart w:id="41" w:name="_Toc499021845"/>
-      <w:bookmarkStart w:id="42" w:name="_Toc221526545"/>
+      <w:bookmarkStart w:id="37" w:name="_Toc25553322"/>
+      <w:bookmarkStart w:id="38" w:name="_Toc71691026"/>
+      <w:bookmarkStart w:id="39" w:name="_Toc499021845"/>
+      <w:bookmarkStart w:id="40" w:name="_Toc221526545"/>
       <w:r>
         <w:rPr>
           <w:iCs/>
         </w:rPr>
         <w:t xml:space="preserve">Erreurs </w:t>
       </w:r>
+      <w:bookmarkEnd w:id="37"/>
+      <w:r>
+        <w:rPr>
+          <w:iCs/>
+        </w:rPr>
+        <w:t>restantes</w:t>
+      </w:r>
+      <w:bookmarkEnd w:id="38"/>
       <w:bookmarkEnd w:id="39"/>
+      <w:bookmarkEnd w:id="40"/>
       <w:r>
         <w:rPr>
           <w:iCs/>
         </w:rPr>
-        <w:t>restantes</w:t>
-      </w:r>
-      <w:bookmarkEnd w:id="40"/>
-      <w:bookmarkEnd w:id="41"/>
-      <w:bookmarkEnd w:id="42"/>
-      <w:r>
-        <w:rPr>
-          <w:iCs/>
-        </w:rPr>
         <w:t xml:space="preserve">  </w:t>
       </w:r>
     </w:p>
@@ -10703,7 +11103,7 @@
           <w:i/>
         </w:rPr>
       </w:pPr>
-      <w:bookmarkStart w:id="43" w:name="_Toc25553323"/>
+      <w:bookmarkStart w:id="41" w:name="_Toc25553323"/>
     </w:p>
     <w:p>
       <w:pPr>
@@ -10766,9 +11166,10 @@
         <w:rPr>
           <w:i/>
         </w:rPr>
+        <w:lastRenderedPageBreak/>
         <w:t>Conséquences sur l'utilisation du produit</w:t>
       </w:r>
-      <w:bookmarkEnd w:id="43"/>
+      <w:bookmarkEnd w:id="41"/>
     </w:p>
     <w:p>
       <w:pPr>
@@ -10809,26 +11210,26 @@
           <w:iCs/>
         </w:rPr>
       </w:pPr>
-      <w:bookmarkStart w:id="44" w:name="_Toc25553326"/>
-      <w:bookmarkStart w:id="45" w:name="_Toc71691029"/>
-      <w:bookmarkStart w:id="46" w:name="_Toc499021846"/>
-      <w:bookmarkStart w:id="47" w:name="_Toc221526546"/>
+      <w:bookmarkStart w:id="42" w:name="_Toc25553326"/>
+      <w:bookmarkStart w:id="43" w:name="_Toc71691029"/>
+      <w:bookmarkStart w:id="44" w:name="_Toc499021846"/>
+      <w:bookmarkStart w:id="45" w:name="_Toc221526546"/>
       <w:r>
         <w:rPr>
           <w:iCs/>
         </w:rPr>
         <w:t>Liste des documents</w:t>
       </w:r>
+      <w:bookmarkEnd w:id="42"/>
+      <w:r>
+        <w:rPr>
+          <w:iCs/>
+        </w:rPr>
+        <w:t xml:space="preserve"> fournis</w:t>
+      </w:r>
+      <w:bookmarkEnd w:id="43"/>
       <w:bookmarkEnd w:id="44"/>
-      <w:r>
-        <w:rPr>
-          <w:iCs/>
-        </w:rPr>
-        <w:t xml:space="preserve"> fournis</w:t>
-      </w:r>
       <w:bookmarkEnd w:id="45"/>
-      <w:bookmarkEnd w:id="46"/>
-      <w:bookmarkEnd w:id="47"/>
     </w:p>
     <w:p>
       <w:pPr>
@@ -10989,10 +11390,51 @@
     </w:p>
     <w:p>
       <w:pPr>
-        <w:rPr>
-          <w:szCs w:val="14"/>
-        </w:rPr>
-      </w:pPr>
+        <w:ind w:left="-851"/>
+        <w:rPr>
+          <w:szCs w:val="14"/>
+        </w:rPr>
+      </w:pPr>
+      <w:r>
+        <w:rPr>
+          <w:noProof/>
+        </w:rPr>
+        <w:drawing>
+          <wp:inline distT="0" distB="0" distL="0" distR="0" wp14:anchorId="3B678F45" wp14:editId="6B0E0D19">
+            <wp:extent cx="6921795" cy="2333207"/>
+            <wp:effectExtent l="0" t="0" r="0" b="0"/>
+            <wp:docPr id="1329124887" name="Image 1"/>
+            <wp:cNvGraphicFramePr>
+              <a:graphicFrameLocks xmlns:a="http://schemas.openxmlformats.org/drawingml/2006/main" noChangeAspect="1"/>
+            </wp:cNvGraphicFramePr>
+            <a:graphic xmlns:a="http://schemas.openxmlformats.org/drawingml/2006/main">
+              <a:graphicData uri="http://schemas.openxmlformats.org/drawingml/2006/picture">
+                <pic:pic xmlns:pic="http://schemas.openxmlformats.org/drawingml/2006/picture">
+                  <pic:nvPicPr>
+                    <pic:cNvPr id="1329124887" name=""/>
+                    <pic:cNvPicPr/>
+                  </pic:nvPicPr>
+                  <pic:blipFill>
+                    <a:blip r:embed="rId43"/>
+                    <a:stretch>
+                      <a:fillRect/>
+                    </a:stretch>
+                  </pic:blipFill>
+                  <pic:spPr>
+                    <a:xfrm>
+                      <a:off x="0" y="0"/>
+                      <a:ext cx="6942249" cy="2340102"/>
+                    </a:xfrm>
+                    <a:prstGeom prst="rect">
+                      <a:avLst/>
+                    </a:prstGeom>
+                  </pic:spPr>
+                </pic:pic>
+              </a:graphicData>
+            </a:graphic>
+          </wp:inline>
+        </w:drawing>
+      </w:r>
     </w:p>
     <w:p>
       <w:pPr>
@@ -11009,20 +11451,20 @@
           <w:numId w:val="23"/>
         </w:numPr>
       </w:pPr>
-      <w:bookmarkStart w:id="48" w:name="_Toc25553328"/>
-      <w:bookmarkStart w:id="49" w:name="_Toc71703263"/>
-      <w:bookmarkStart w:id="50" w:name="_Toc499021847"/>
-      <w:bookmarkStart w:id="51" w:name="_Toc221526547"/>
+      <w:bookmarkStart w:id="46" w:name="_Toc25553328"/>
+      <w:bookmarkStart w:id="47" w:name="_Toc71703263"/>
+      <w:bookmarkStart w:id="48" w:name="_Toc499021847"/>
+      <w:bookmarkStart w:id="49" w:name="_Toc221526547"/>
       <w:r>
         <w:t>C</w:t>
+      </w:r>
+      <w:bookmarkEnd w:id="46"/>
+      <w:bookmarkEnd w:id="47"/>
+      <w:r>
+        <w:t>onclusions</w:t>
       </w:r>
       <w:bookmarkEnd w:id="48"/>
       <w:bookmarkEnd w:id="49"/>
-      <w:r>
-        <w:t>onclusions</w:t>
-      </w:r>
-      <w:bookmarkEnd w:id="50"/>
-      <w:bookmarkEnd w:id="51"/>
     </w:p>
     <w:p>
       <w:pPr>
@@ -11194,19 +11636,19 @@
           <w:numId w:val="23"/>
         </w:numPr>
       </w:pPr>
-      <w:bookmarkStart w:id="52" w:name="_Toc71703264"/>
-      <w:bookmarkStart w:id="53" w:name="_Toc499021848"/>
-      <w:bookmarkStart w:id="54" w:name="_Toc221526548"/>
+      <w:bookmarkStart w:id="50" w:name="_Toc71703264"/>
+      <w:bookmarkStart w:id="51" w:name="_Toc499021848"/>
+      <w:bookmarkStart w:id="52" w:name="_Toc221526548"/>
       <w:r>
         <w:lastRenderedPageBreak/>
         <w:t>A</w:t>
       </w:r>
+      <w:bookmarkEnd w:id="50"/>
+      <w:r>
+        <w:t>nnexes</w:t>
+      </w:r>
+      <w:bookmarkEnd w:id="51"/>
       <w:bookmarkEnd w:id="52"/>
-      <w:r>
-        <w:t>nnexes</w:t>
-      </w:r>
-      <w:bookmarkEnd w:id="53"/>
-      <w:bookmarkEnd w:id="54"/>
     </w:p>
     <w:p/>
     <w:p>
@@ -11221,16 +11663,16 @@
           <w:iCs/>
         </w:rPr>
       </w:pPr>
-      <w:bookmarkStart w:id="55" w:name="_Toc499021849"/>
-      <w:bookmarkStart w:id="56" w:name="_Toc221526549"/>
+      <w:bookmarkStart w:id="53" w:name="_Toc499021849"/>
+      <w:bookmarkStart w:id="54" w:name="_Toc221526549"/>
       <w:r>
         <w:rPr>
           <w:iCs/>
         </w:rPr>
         <w:t>Résumé du rapport du TPI / version succincte de la documentation</w:t>
       </w:r>
-      <w:bookmarkEnd w:id="55"/>
-      <w:bookmarkEnd w:id="56"/>
+      <w:bookmarkEnd w:id="53"/>
+      <w:bookmarkEnd w:id="54"/>
     </w:p>
     <w:p/>
     <w:p>
@@ -11245,18 +11687,18 @@
           <w:iCs/>
         </w:rPr>
       </w:pPr>
-      <w:bookmarkStart w:id="57" w:name="_Toc71703265"/>
-      <w:bookmarkStart w:id="58" w:name="_Toc499021850"/>
-      <w:bookmarkStart w:id="59" w:name="_Toc221526550"/>
+      <w:bookmarkStart w:id="55" w:name="_Toc71703265"/>
+      <w:bookmarkStart w:id="56" w:name="_Toc499021850"/>
+      <w:bookmarkStart w:id="57" w:name="_Toc221526550"/>
       <w:r>
         <w:rPr>
           <w:iCs/>
         </w:rPr>
         <w:t>Sources – Bibliographie</w:t>
       </w:r>
+      <w:bookmarkEnd w:id="55"/>
+      <w:bookmarkEnd w:id="56"/>
       <w:bookmarkEnd w:id="57"/>
-      <w:bookmarkEnd w:id="58"/>
-      <w:bookmarkEnd w:id="59"/>
     </w:p>
     <w:p>
       <w:pPr>
@@ -11318,26 +11760,26 @@
           <w:iCs/>
         </w:rPr>
       </w:pPr>
-      <w:bookmarkStart w:id="60" w:name="_Toc25553330"/>
-      <w:bookmarkStart w:id="61" w:name="_Toc71703266"/>
-      <w:bookmarkStart w:id="62" w:name="_Toc499021851"/>
-      <w:bookmarkStart w:id="63" w:name="_Toc221526551"/>
+      <w:bookmarkStart w:id="58" w:name="_Toc25553330"/>
+      <w:bookmarkStart w:id="59" w:name="_Toc71703266"/>
+      <w:bookmarkStart w:id="60" w:name="_Toc499021851"/>
+      <w:bookmarkStart w:id="61" w:name="_Toc221526551"/>
       <w:r>
         <w:rPr>
           <w:iCs/>
         </w:rPr>
         <w:t xml:space="preserve">Journal de </w:t>
+      </w:r>
+      <w:bookmarkEnd w:id="58"/>
+      <w:bookmarkEnd w:id="59"/>
+      <w:r>
+        <w:rPr>
+          <w:iCs/>
+        </w:rPr>
+        <w:t>travail</w:t>
       </w:r>
       <w:bookmarkEnd w:id="60"/>
       <w:bookmarkEnd w:id="61"/>
-      <w:r>
-        <w:rPr>
-          <w:iCs/>
-        </w:rPr>
-        <w:t>travail</w:t>
-      </w:r>
-      <w:bookmarkEnd w:id="62"/>
-      <w:bookmarkEnd w:id="63"/>
     </w:p>
     <w:p/>
     <w:tbl>
@@ -11501,7 +11943,7 @@
           <w:iCs/>
         </w:rPr>
       </w:pPr>
-      <w:bookmarkStart w:id="64" w:name="_Toc25553331"/>
+      <w:bookmarkStart w:id="62" w:name="_Toc25553331"/>
     </w:p>
     <w:p>
       <w:pPr>
@@ -11515,19 +11957,19 @@
           <w:iCs/>
         </w:rPr>
       </w:pPr>
-      <w:bookmarkStart w:id="65" w:name="_Toc71703267"/>
-      <w:bookmarkStart w:id="66" w:name="_Toc499021852"/>
-      <w:bookmarkStart w:id="67" w:name="_Toc221526552"/>
+      <w:bookmarkStart w:id="63" w:name="_Toc71703267"/>
+      <w:bookmarkStart w:id="64" w:name="_Toc499021852"/>
+      <w:bookmarkStart w:id="65" w:name="_Toc221526552"/>
       <w:r>
         <w:rPr>
           <w:iCs/>
         </w:rPr>
         <w:t>Manuel d'Installation</w:t>
       </w:r>
+      <w:bookmarkEnd w:id="62"/>
+      <w:bookmarkEnd w:id="63"/>
       <w:bookmarkEnd w:id="64"/>
       <w:bookmarkEnd w:id="65"/>
-      <w:bookmarkEnd w:id="66"/>
-      <w:bookmarkEnd w:id="67"/>
     </w:p>
     <w:p/>
     <w:p>
@@ -11542,20 +11984,20 @@
           <w:iCs/>
         </w:rPr>
       </w:pPr>
-      <w:bookmarkStart w:id="68" w:name="_Toc25553332"/>
-      <w:bookmarkStart w:id="69" w:name="_Toc71703268"/>
-      <w:bookmarkStart w:id="70" w:name="_Toc499021853"/>
-      <w:bookmarkStart w:id="71" w:name="_Toc221526553"/>
+      <w:bookmarkStart w:id="66" w:name="_Toc25553332"/>
+      <w:bookmarkStart w:id="67" w:name="_Toc71703268"/>
+      <w:bookmarkStart w:id="68" w:name="_Toc499021853"/>
+      <w:bookmarkStart w:id="69" w:name="_Toc221526553"/>
       <w:r>
         <w:rPr>
           <w:iCs/>
         </w:rPr>
         <w:t>Manuel d'Utilisation</w:t>
       </w:r>
+      <w:bookmarkEnd w:id="66"/>
+      <w:bookmarkEnd w:id="67"/>
       <w:bookmarkEnd w:id="68"/>
       <w:bookmarkEnd w:id="69"/>
-      <w:bookmarkEnd w:id="70"/>
-      <w:bookmarkEnd w:id="71"/>
     </w:p>
     <w:p/>
     <w:p>
@@ -11570,26 +12012,26 @@
           <w:iCs/>
         </w:rPr>
       </w:pPr>
-      <w:bookmarkStart w:id="72" w:name="_Toc71703270"/>
-      <w:bookmarkStart w:id="73" w:name="_Toc499021854"/>
-      <w:bookmarkStart w:id="74" w:name="_Toc221526554"/>
-      <w:bookmarkStart w:id="75" w:name="_Toc25553334"/>
+      <w:bookmarkStart w:id="70" w:name="_Toc71703270"/>
+      <w:bookmarkStart w:id="71" w:name="_Toc499021854"/>
+      <w:bookmarkStart w:id="72" w:name="_Toc221526554"/>
+      <w:bookmarkStart w:id="73" w:name="_Toc25553334"/>
       <w:r>
         <w:rPr>
           <w:iCs/>
         </w:rPr>
         <w:t>Archives du projet</w:t>
       </w:r>
+      <w:bookmarkEnd w:id="70"/>
+      <w:bookmarkEnd w:id="71"/>
       <w:bookmarkEnd w:id="72"/>
+      <w:r>
+        <w:rPr>
+          <w:iCs/>
+        </w:rPr>
+        <w:t xml:space="preserve"> </w:t>
+      </w:r>
       <w:bookmarkEnd w:id="73"/>
-      <w:bookmarkEnd w:id="74"/>
-      <w:r>
-        <w:rPr>
-          <w:iCs/>
-        </w:rPr>
-        <w:t xml:space="preserve"> </w:t>
-      </w:r>
-      <w:bookmarkEnd w:id="75"/>
     </w:p>
     <w:p/>
     <w:p>
@@ -11980,10 +12422,10 @@
       </w:r>
     </w:p>
     <w:sectPr>
-      <w:headerReference w:type="default" r:id="rId40"/>
-      <w:footerReference w:type="default" r:id="rId41"/>
-      <w:headerReference w:type="first" r:id="rId42"/>
-      <w:footerReference w:type="first" r:id="rId43"/>
+      <w:headerReference w:type="default" r:id="rId44"/>
+      <w:footerReference w:type="default" r:id="rId45"/>
+      <w:headerReference w:type="first" r:id="rId46"/>
+      <w:footerReference w:type="first" r:id="rId47"/>
       <w:pgSz w:w="11906" w:h="16838"/>
       <w:pgMar w:top="1417" w:right="1417" w:bottom="1417" w:left="1417" w:header="708" w:footer="708" w:gutter="0"/>
       <w:cols w:space="708"/>
@@ -12087,7 +12529,7 @@
             </wp:anchor>
           </w:drawing>
         </mc:Choice>
-        <mc:Fallback xmlns:arto="http://schemas.microsoft.com/office/word/2006/arto" xmlns:a="http://schemas.openxmlformats.org/drawingml/2006/main" xmlns:w16sdtfl="http://schemas.microsoft.com/office/word/2024/wordml/sdtformatlock" xmlns:w16du="http://schemas.microsoft.com/office/word/2023/wordml/word16du">
+        <mc:Fallback xmlns:w16du="http://schemas.microsoft.com/office/word/2023/wordml/word16du" xmlns:w16sdtfl="http://schemas.microsoft.com/office/word/2024/wordml/sdtformatlock" xmlns:a="http://schemas.openxmlformats.org/drawingml/2006/main" xmlns:arto="http://schemas.microsoft.com/office/word/2006/arto">
           <w:pict w14:anchorId="2AC6186A">
             <v:line id="Conector recto 2" style="position:absolute;z-index:251659264;visibility:visible;mso-wrap-style:square;mso-width-percent:0;mso-wrap-distance-left:9pt;mso-wrap-distance-top:0;mso-wrap-distance-right:9pt;mso-wrap-distance-bottom:0;mso-position-horizontal:left;mso-position-horizontal-relative:margin;mso-position-vertical:absolute;mso-position-vertical-relative:text;mso-width-percent:0;mso-width-relative:margin" o:spid="_x0000_s1026" strokecolor="#4472c4 [3204]" strokeweight=".5pt" from="0,20.1pt" to="452.9pt,20.1pt" w14:anchorId="378E8825" o:gfxdata="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">
               <v:stroke joinstyle="miter"/>
@@ -12290,7 +12732,7 @@
         <wp:inline distT="0" distB="0" distL="0" distR="0" wp14:anchorId="6666675C" wp14:editId="019815C2">
           <wp:extent cx="600075" cy="153800"/>
           <wp:effectExtent l="0" t="0" r="0" b="0"/>
-          <wp:docPr id="7" name="Imagen 3" descr="Logotipo, Icono&#10;&#10;Descripción generada automáticamente"/>
+          <wp:docPr id="1455577819" name="Imagen 3" descr="Logotipo, Icono&#10;&#10;Descripción generada automáticamente"/>
           <wp:cNvGraphicFramePr>
             <a:graphicFrameLocks xmlns:a="http://schemas.openxmlformats.org/drawingml/2006/main" noChangeAspect="1"/>
           </wp:cNvGraphicFramePr>
@@ -12457,6 +12899,119 @@
 <file path=word/numbering.xml><?xml version="1.0" encoding="utf-8"?>
 <w:numbering xmlns:wpc="http://schemas.microsoft.com/office/word/2010/wordprocessingCanvas" xmlns:cx="http://schemas.microsoft.com/office/drawing/2014/chartex" xmlns:cx1="http://schemas.microsoft.com/office/drawing/2015/9/8/chartex" xmlns:cx2="http://schemas.microsoft.com/office/drawing/2015/10/21/chartex" xmlns:cx3="http://schemas.microsoft.com/office/drawing/2016/5/9/chartex" xmlns:cx4="http://schemas.microsoft.com/office/drawing/2016/5/10/chartex" xmlns:cx5="http://schemas.microsoft.com/office/drawing/2016/5/11/chartex" xmlns:cx6="http://schemas.microsoft.com/office/drawing/2016/5/12/chartex" xmlns:cx7="http://schemas.microsoft.com/office/drawing/2016/5/13/chartex" xmlns:cx8="http://schemas.microsoft.com/office/drawing/2016/5/14/chartex" xmlns:mc="http://schemas.openxmlformats.org/markup-compatibility/2006" xmlns:aink="http://schemas.microsoft.com/office/drawing/2016/ink" xmlns:am3d="http://schemas.microsoft.com/office/drawing/2017/model3d" xmlns:o="urn:schemas-microsoft-com:office:office" xmlns:oel="http://schemas.microsoft.com/office/2019/extlst" xmlns:r="http://schemas.openxmlformats.org/officeDocument/2006/relationships" xmlns:m="http://schemas.openxmlformats.org/officeDocument/2006/math" xmlns:v="urn:schemas-microsoft-com:vml" xmlns:wp14="http://schemas.microsoft.com/office/word/2010/wordprocessingDrawing" xmlns:wp="http://schemas.openxmlformats.org/drawingml/2006/wordprocessingDrawing" xmlns:w10="urn:schemas-microsoft-com:office:word" xmlns:w="http://schemas.openxmlformats.org/wordprocessingml/2006/main" xmlns:w14="http://schemas.microsoft.com/office/word/2010/wordml" xmlns:w15="http://schemas.microsoft.com/office/word/2012/wordml" xmlns:w16cex="http://schemas.microsoft.com/office/word/2018/wordml/cex" xmlns:w16cid="http://schemas.microsoft.com/office/word/2016/wordml/cid" xmlns:w16="http://schemas.microsoft.com/office/word/2018/wordml" xmlns:w16sdtdh="http://schemas.microsoft.com/office/word/2020/wordml/sdtdatahash" xmlns:w16se="http://schemas.microsoft.com/office/word/2015/wordml/symex" xmlns:wpg="http://schemas.microsoft.com/office/word/2010/wordprocessingGroup" xmlns:wpi="http://schemas.microsoft.com/office/word/2010/wordprocessingInk" xmlns:wne="http://schemas.microsoft.com/office/word/2006/wordml" xmlns:wps="http://schemas.microsoft.com/office/word/2010/wordprocessingShape" mc:Ignorable="w14 w15 w16se w16cid w16 w16cex w16sdtdh wp14">
   <w:abstractNum w:abstractNumId="0" w15:restartNumberingAfterBreak="0">
+    <w:nsid w:val="014C5D44"/>
+    <w:multiLevelType w:val="hybridMultilevel"/>
+    <w:tmpl w:val="6C0456F0"/>
+    <w:lvl w:ilvl="0" w:tplc="100C0001">
+      <w:start w:val="1"/>
+      <w:numFmt w:val="bullet"/>
+      <w:lvlText w:val=""/>
+      <w:lvlJc w:val="left"/>
+      <w:pPr>
+        <w:ind w:left="1440" w:hanging="360"/>
+      </w:pPr>
+      <w:rPr>
+        <w:rFonts w:ascii="Symbol" w:hAnsi="Symbol" w:hint="default"/>
+      </w:rPr>
+    </w:lvl>
+    <w:lvl w:ilvl="1" w:tplc="100C0003" w:tentative="1">
+      <w:start w:val="1"/>
+      <w:numFmt w:val="bullet"/>
+      <w:lvlText w:val="o"/>
+      <w:lvlJc w:val="left"/>
+      <w:pPr>
+        <w:ind w:left="2160" w:hanging="360"/>
+      </w:pPr>
+      <w:rPr>
+        <w:rFonts w:ascii="Courier New" w:hAnsi="Courier New" w:cs="Courier New" w:hint="default"/>
+      </w:rPr>
+    </w:lvl>
+    <w:lvl w:ilvl="2" w:tplc="100C0005" w:tentative="1">
+      <w:start w:val="1"/>
+      <w:numFmt w:val="bullet"/>
+      <w:lvlText w:val=""/>
+      <w:lvlJc w:val="left"/>
+      <w:pPr>
+        <w:ind w:left="2880" w:hanging="360"/>
+      </w:pPr>
+      <w:rPr>
+        <w:rFonts w:ascii="Wingdings" w:hAnsi="Wingdings" w:hint="default"/>
+      </w:rPr>
+    </w:lvl>
+    <w:lvl w:ilvl="3" w:tplc="100C0001" w:tentative="1">
+      <w:start w:val="1"/>
+      <w:numFmt w:val="bullet"/>
+      <w:lvlText w:val=""/>
+      <w:lvlJc w:val="left"/>
+      <w:pPr>
+        <w:ind w:left="3600" w:hanging="360"/>
+      </w:pPr>
+      <w:rPr>
+        <w:rFonts w:ascii="Symbol" w:hAnsi="Symbol" w:hint="default"/>
+      </w:rPr>
+    </w:lvl>
+    <w:lvl w:ilvl="4" w:tplc="100C0003" w:tentative="1">
+      <w:start w:val="1"/>
+      <w:numFmt w:val="bullet"/>
+      <w:lvlText w:val="o"/>
+      <w:lvlJc w:val="left"/>
+      <w:pPr>
+        <w:ind w:left="4320" w:hanging="360"/>
+      </w:pPr>
+      <w:rPr>
+        <w:rFonts w:ascii="Courier New" w:hAnsi="Courier New" w:cs="Courier New" w:hint="default"/>
+      </w:rPr>
+    </w:lvl>
+    <w:lvl w:ilvl="5" w:tplc="100C0005" w:tentative="1">
+      <w:start w:val="1"/>
+      <w:numFmt w:val="bullet"/>
+      <w:lvlText w:val=""/>
+      <w:lvlJc w:val="left"/>
+      <w:pPr>
+        <w:ind w:left="5040" w:hanging="360"/>
+      </w:pPr>
+      <w:rPr>
+        <w:rFonts w:ascii="Wingdings" w:hAnsi="Wingdings" w:hint="default"/>
+      </w:rPr>
+    </w:lvl>
+    <w:lvl w:ilvl="6" w:tplc="100C0001" w:tentative="1">
+      <w:start w:val="1"/>
+      <w:numFmt w:val="bullet"/>
+      <w:lvlText w:val=""/>
+      <w:lvlJc w:val="left"/>
+      <w:pPr>
+        <w:ind w:left="5760" w:hanging="360"/>
+      </w:pPr>
+      <w:rPr>
+        <w:rFonts w:ascii="Symbol" w:hAnsi="Symbol" w:hint="default"/>
+      </w:rPr>
+    </w:lvl>
+    <w:lvl w:ilvl="7" w:tplc="100C0003" w:tentative="1">
+      <w:start w:val="1"/>
+      <w:numFmt w:val="bullet"/>
+      <w:lvlText w:val="o"/>
+      <w:lvlJc w:val="left"/>
+      <w:pPr>
+        <w:ind w:left="6480" w:hanging="360"/>
+      </w:pPr>
+      <w:rPr>
+        <w:rFonts w:ascii="Courier New" w:hAnsi="Courier New" w:cs="Courier New" w:hint="default"/>
+      </w:rPr>
+    </w:lvl>
+    <w:lvl w:ilvl="8" w:tplc="100C0005" w:tentative="1">
+      <w:start w:val="1"/>
+      <w:numFmt w:val="bullet"/>
+      <w:lvlText w:val=""/>
+      <w:lvlJc w:val="left"/>
+      <w:pPr>
+        <w:ind w:left="7200" w:hanging="360"/>
+      </w:pPr>
+      <w:rPr>
+        <w:rFonts w:ascii="Wingdings" w:hAnsi="Wingdings" w:hint="default"/>
+      </w:rPr>
+    </w:lvl>
+  </w:abstractNum>
+  <w:abstractNum w:abstractNumId="1" w15:restartNumberingAfterBreak="0">
     <w:nsid w:val="073D5D27"/>
     <w:multiLevelType w:val="hybridMultilevel"/>
     <w:tmpl w:val="F176EEF6"/>
@@ -12569,7 +13124,7 @@
       </w:rPr>
     </w:lvl>
   </w:abstractNum>
-  <w:abstractNum w:abstractNumId="1" w15:restartNumberingAfterBreak="0">
+  <w:abstractNum w:abstractNumId="2" w15:restartNumberingAfterBreak="0">
     <w:nsid w:val="0A7C7405"/>
     <w:multiLevelType w:val="singleLevel"/>
     <w:tmpl w:val="92869324"/>
@@ -12590,7 +13145,7 @@
       </w:rPr>
     </w:lvl>
   </w:abstractNum>
-  <w:abstractNum w:abstractNumId="2" w15:restartNumberingAfterBreak="0">
+  <w:abstractNum w:abstractNumId="3" w15:restartNumberingAfterBreak="0">
     <w:nsid w:val="0E712AE9"/>
     <w:multiLevelType w:val="multilevel"/>
     <w:tmpl w:val="BA5AA9DA"/>
@@ -12739,7 +13294,7 @@
       </w:rPr>
     </w:lvl>
   </w:abstractNum>
-  <w:abstractNum w:abstractNumId="3" w15:restartNumberingAfterBreak="0">
+  <w:abstractNum w:abstractNumId="4" w15:restartNumberingAfterBreak="0">
     <w:nsid w:val="0E7377CF"/>
     <w:multiLevelType w:val="multilevel"/>
     <w:tmpl w:val="5E30E34E"/>
@@ -12834,7 +13389,7 @@
       </w:pPr>
     </w:lvl>
   </w:abstractNum>
-  <w:abstractNum w:abstractNumId="4" w15:restartNumberingAfterBreak="0">
+  <w:abstractNum w:abstractNumId="5" w15:restartNumberingAfterBreak="0">
     <w:nsid w:val="16794E2B"/>
     <w:multiLevelType w:val="hybridMultilevel"/>
     <w:tmpl w:val="641AD2C2"/>
@@ -12974,7 +13529,7 @@
       </w:rPr>
     </w:lvl>
   </w:abstractNum>
-  <w:abstractNum w:abstractNumId="5" w15:restartNumberingAfterBreak="0">
+  <w:abstractNum w:abstractNumId="6" w15:restartNumberingAfterBreak="0">
     <w:nsid w:val="180C4791"/>
     <w:multiLevelType w:val="hybridMultilevel"/>
     <w:tmpl w:val="B4BE5920"/>
@@ -13087,7 +13642,7 @@
       </w:rPr>
     </w:lvl>
   </w:abstractNum>
-  <w:abstractNum w:abstractNumId="6" w15:restartNumberingAfterBreak="0">
+  <w:abstractNum w:abstractNumId="7" w15:restartNumberingAfterBreak="0">
     <w:nsid w:val="19FF01AE"/>
     <w:multiLevelType w:val="hybridMultilevel"/>
     <w:tmpl w:val="EC6A3956"/>
@@ -13227,7 +13782,7 @@
       </w:rPr>
     </w:lvl>
   </w:abstractNum>
-  <w:abstractNum w:abstractNumId="7" w15:restartNumberingAfterBreak="0">
+  <w:abstractNum w:abstractNumId="8" w15:restartNumberingAfterBreak="0">
     <w:nsid w:val="25C069A4"/>
     <w:multiLevelType w:val="hybridMultilevel"/>
     <w:tmpl w:val="67C20EEE"/>
@@ -13340,10 +13895,10 @@
       </w:rPr>
     </w:lvl>
   </w:abstractNum>
-  <w:abstractNum w:abstractNumId="8" w15:restartNumberingAfterBreak="0">
+  <w:abstractNum w:abstractNumId="9" w15:restartNumberingAfterBreak="0">
     <w:nsid w:val="261A6FE2"/>
     <w:multiLevelType w:val="hybridMultilevel"/>
-    <w:tmpl w:val="15440F14"/>
+    <w:tmpl w:val="555C00B6"/>
     <w:lvl w:ilvl="0" w:tplc="100C0001">
       <w:start w:val="1"/>
       <w:numFmt w:val="bullet"/>
@@ -13453,7 +14008,7 @@
       </w:rPr>
     </w:lvl>
   </w:abstractNum>
-  <w:abstractNum w:abstractNumId="9" w15:restartNumberingAfterBreak="0">
+  <w:abstractNum w:abstractNumId="10" w15:restartNumberingAfterBreak="0">
     <w:nsid w:val="27A404D8"/>
     <w:multiLevelType w:val="hybridMultilevel"/>
     <w:tmpl w:val="E4483B56"/>
@@ -13593,7 +14148,7 @@
       </w:rPr>
     </w:lvl>
   </w:abstractNum>
-  <w:abstractNum w:abstractNumId="10" w15:restartNumberingAfterBreak="0">
+  <w:abstractNum w:abstractNumId="11" w15:restartNumberingAfterBreak="0">
     <w:nsid w:val="28230C4E"/>
     <w:multiLevelType w:val="hybridMultilevel"/>
     <w:tmpl w:val="C518D0B4"/>
@@ -13706,7 +14261,7 @@
       </w:rPr>
     </w:lvl>
   </w:abstractNum>
-  <w:abstractNum w:abstractNumId="11" w15:restartNumberingAfterBreak="0">
+  <w:abstractNum w:abstractNumId="12" w15:restartNumberingAfterBreak="0">
     <w:nsid w:val="28B67D98"/>
     <w:multiLevelType w:val="multilevel"/>
     <w:tmpl w:val="FEEA1FA8"/>
@@ -13855,7 +14410,7 @@
       </w:rPr>
     </w:lvl>
   </w:abstractNum>
-  <w:abstractNum w:abstractNumId="12" w15:restartNumberingAfterBreak="0">
+  <w:abstractNum w:abstractNumId="13" w15:restartNumberingAfterBreak="0">
     <w:nsid w:val="28EC183C"/>
     <w:multiLevelType w:val="hybridMultilevel"/>
     <w:tmpl w:val="2D4E5EEE"/>
@@ -13944,7 +14499,7 @@
       </w:pPr>
     </w:lvl>
   </w:abstractNum>
-  <w:abstractNum w:abstractNumId="13" w15:restartNumberingAfterBreak="0">
+  <w:abstractNum w:abstractNumId="14" w15:restartNumberingAfterBreak="0">
     <w:nsid w:val="2A943D55"/>
     <w:multiLevelType w:val="hybridMultilevel"/>
     <w:tmpl w:val="5E7C4DCC"/>
@@ -14030,7 +14585,7 @@
       </w:pPr>
     </w:lvl>
   </w:abstractNum>
-  <w:abstractNum w:abstractNumId="14" w15:restartNumberingAfterBreak="0">
+  <w:abstractNum w:abstractNumId="15" w15:restartNumberingAfterBreak="0">
     <w:nsid w:val="3427701B"/>
     <w:multiLevelType w:val="multilevel"/>
     <w:tmpl w:val="F99A3A04"/>
@@ -14160,7 +14715,7 @@
       </w:rPr>
     </w:lvl>
   </w:abstractNum>
-  <w:abstractNum w:abstractNumId="15" w15:restartNumberingAfterBreak="0">
+  <w:abstractNum w:abstractNumId="16" w15:restartNumberingAfterBreak="0">
     <w:nsid w:val="354E36DF"/>
     <w:multiLevelType w:val="hybridMultilevel"/>
     <w:tmpl w:val="DA8E061C"/>
@@ -14252,7 +14807,7 @@
       </w:pPr>
     </w:lvl>
   </w:abstractNum>
-  <w:abstractNum w:abstractNumId="16" w15:restartNumberingAfterBreak="0">
+  <w:abstractNum w:abstractNumId="17" w15:restartNumberingAfterBreak="0">
     <w:nsid w:val="36B15146"/>
     <w:multiLevelType w:val="hybridMultilevel"/>
     <w:tmpl w:val="FC9EF8FA"/>
@@ -14365,7 +14920,7 @@
       </w:rPr>
     </w:lvl>
   </w:abstractNum>
-  <w:abstractNum w:abstractNumId="17" w15:restartNumberingAfterBreak="0">
+  <w:abstractNum w:abstractNumId="18" w15:restartNumberingAfterBreak="0">
     <w:nsid w:val="385D0B94"/>
     <w:multiLevelType w:val="hybridMultilevel"/>
     <w:tmpl w:val="C43494B8"/>
@@ -14454,7 +15009,7 @@
       </w:pPr>
     </w:lvl>
   </w:abstractNum>
-  <w:abstractNum w:abstractNumId="18" w15:restartNumberingAfterBreak="0">
+  <w:abstractNum w:abstractNumId="19" w15:restartNumberingAfterBreak="0">
     <w:nsid w:val="3AD70DD7"/>
     <w:multiLevelType w:val="multilevel"/>
     <w:tmpl w:val="27322536"/>
@@ -14603,7 +15158,7 @@
       </w:rPr>
     </w:lvl>
   </w:abstractNum>
-  <w:abstractNum w:abstractNumId="19" w15:restartNumberingAfterBreak="0">
+  <w:abstractNum w:abstractNumId="20" w15:restartNumberingAfterBreak="0">
     <w:nsid w:val="408C02FF"/>
     <w:multiLevelType w:val="hybridMultilevel"/>
     <w:tmpl w:val="1C925AC4"/>
@@ -14740,7 +15295,7 @@
       </w:rPr>
     </w:lvl>
   </w:abstractNum>
-  <w:abstractNum w:abstractNumId="20" w15:restartNumberingAfterBreak="0">
+  <w:abstractNum w:abstractNumId="21" w15:restartNumberingAfterBreak="0">
     <w:nsid w:val="42F31DAB"/>
     <w:multiLevelType w:val="hybridMultilevel"/>
     <w:tmpl w:val="A46C5D1C"/>
@@ -14880,7 +15435,7 @@
       </w:rPr>
     </w:lvl>
   </w:abstractNum>
-  <w:abstractNum w:abstractNumId="21" w15:restartNumberingAfterBreak="0">
+  <w:abstractNum w:abstractNumId="22" w15:restartNumberingAfterBreak="0">
     <w:nsid w:val="4319457B"/>
     <w:multiLevelType w:val="hybridMultilevel"/>
     <w:tmpl w:val="96BC1744"/>
@@ -14966,7 +15521,7 @@
       </w:pPr>
     </w:lvl>
   </w:abstractNum>
-  <w:abstractNum w:abstractNumId="22" w15:restartNumberingAfterBreak="0">
+  <w:abstractNum w:abstractNumId="23" w15:restartNumberingAfterBreak="0">
     <w:nsid w:val="43A84245"/>
     <w:multiLevelType w:val="multilevel"/>
     <w:tmpl w:val="482C2280"/>
@@ -15115,7 +15670,7 @@
       </w:rPr>
     </w:lvl>
   </w:abstractNum>
-  <w:abstractNum w:abstractNumId="23" w15:restartNumberingAfterBreak="0">
+  <w:abstractNum w:abstractNumId="24" w15:restartNumberingAfterBreak="0">
     <w:nsid w:val="47DF7E0C"/>
     <w:multiLevelType w:val="hybridMultilevel"/>
     <w:tmpl w:val="7E341900"/>
@@ -15228,7 +15783,7 @@
       </w:rPr>
     </w:lvl>
   </w:abstractNum>
-  <w:abstractNum w:abstractNumId="24" w15:restartNumberingAfterBreak="0">
+  <w:abstractNum w:abstractNumId="25" w15:restartNumberingAfterBreak="0">
     <w:nsid w:val="4907469F"/>
     <w:multiLevelType w:val="hybridMultilevel"/>
     <w:tmpl w:val="521EE0C6"/>
@@ -15341,7 +15896,7 @@
       </w:rPr>
     </w:lvl>
   </w:abstractNum>
-  <w:abstractNum w:abstractNumId="25" w15:restartNumberingAfterBreak="0">
+  <w:abstractNum w:abstractNumId="26" w15:restartNumberingAfterBreak="0">
     <w:nsid w:val="5082572C"/>
     <w:multiLevelType w:val="hybridMultilevel"/>
     <w:tmpl w:val="ED4ACFA4"/>
@@ -15481,7 +16036,7 @@
       </w:rPr>
     </w:lvl>
   </w:abstractNum>
-  <w:abstractNum w:abstractNumId="26" w15:restartNumberingAfterBreak="0">
+  <w:abstractNum w:abstractNumId="27" w15:restartNumberingAfterBreak="0">
     <w:nsid w:val="52B247CA"/>
     <w:multiLevelType w:val="hybridMultilevel"/>
     <w:tmpl w:val="B7D4D45A"/>
@@ -15621,7 +16176,7 @@
       </w:rPr>
     </w:lvl>
   </w:abstractNum>
-  <w:abstractNum w:abstractNumId="27" w15:restartNumberingAfterBreak="0">
+  <w:abstractNum w:abstractNumId="28" w15:restartNumberingAfterBreak="0">
     <w:nsid w:val="561E1630"/>
     <w:multiLevelType w:val="multilevel"/>
     <w:tmpl w:val="100C001F"/>
@@ -15711,7 +16266,120 @@
       </w:pPr>
     </w:lvl>
   </w:abstractNum>
-  <w:abstractNum w:abstractNumId="28" w15:restartNumberingAfterBreak="0">
+  <w:abstractNum w:abstractNumId="29" w15:restartNumberingAfterBreak="0">
+    <w:nsid w:val="57FD4494"/>
+    <w:multiLevelType w:val="hybridMultilevel"/>
+    <w:tmpl w:val="7CAE8428"/>
+    <w:lvl w:ilvl="0" w:tplc="100C0001">
+      <w:start w:val="1"/>
+      <w:numFmt w:val="bullet"/>
+      <w:lvlText w:val=""/>
+      <w:lvlJc w:val="left"/>
+      <w:pPr>
+        <w:ind w:left="720" w:hanging="360"/>
+      </w:pPr>
+      <w:rPr>
+        <w:rFonts w:ascii="Symbol" w:hAnsi="Symbol" w:hint="default"/>
+      </w:rPr>
+    </w:lvl>
+    <w:lvl w:ilvl="1" w:tplc="100C0003" w:tentative="1">
+      <w:start w:val="1"/>
+      <w:numFmt w:val="bullet"/>
+      <w:lvlText w:val="o"/>
+      <w:lvlJc w:val="left"/>
+      <w:pPr>
+        <w:ind w:left="1440" w:hanging="360"/>
+      </w:pPr>
+      <w:rPr>
+        <w:rFonts w:ascii="Courier New" w:hAnsi="Courier New" w:cs="Courier New" w:hint="default"/>
+      </w:rPr>
+    </w:lvl>
+    <w:lvl w:ilvl="2" w:tplc="100C0005" w:tentative="1">
+      <w:start w:val="1"/>
+      <w:numFmt w:val="bullet"/>
+      <w:lvlText w:val=""/>
+      <w:lvlJc w:val="left"/>
+      <w:pPr>
+        <w:ind w:left="2160" w:hanging="360"/>
+      </w:pPr>
+      <w:rPr>
+        <w:rFonts w:ascii="Wingdings" w:hAnsi="Wingdings" w:hint="default"/>
+      </w:rPr>
+    </w:lvl>
+    <w:lvl w:ilvl="3" w:tplc="100C0001" w:tentative="1">
+      <w:start w:val="1"/>
+      <w:numFmt w:val="bullet"/>
+      <w:lvlText w:val=""/>
+      <w:lvlJc w:val="left"/>
+      <w:pPr>
+        <w:ind w:left="2880" w:hanging="360"/>
+      </w:pPr>
+      <w:rPr>
+        <w:rFonts w:ascii="Symbol" w:hAnsi="Symbol" w:hint="default"/>
+      </w:rPr>
+    </w:lvl>
+    <w:lvl w:ilvl="4" w:tplc="100C0003" w:tentative="1">
+      <w:start w:val="1"/>
+      <w:numFmt w:val="bullet"/>
+      <w:lvlText w:val="o"/>
+      <w:lvlJc w:val="left"/>
+      <w:pPr>
+        <w:ind w:left="3600" w:hanging="360"/>
+      </w:pPr>
+      <w:rPr>
+        <w:rFonts w:ascii="Courier New" w:hAnsi="Courier New" w:cs="Courier New" w:hint="default"/>
+      </w:rPr>
+    </w:lvl>
+    <w:lvl w:ilvl="5" w:tplc="100C0005" w:tentative="1">
+      <w:start w:val="1"/>
+      <w:numFmt w:val="bullet"/>
+      <w:lvlText w:val=""/>
+      <w:lvlJc w:val="left"/>
+      <w:pPr>
+        <w:ind w:left="4320" w:hanging="360"/>
+      </w:pPr>
+      <w:rPr>
+        <w:rFonts w:ascii="Wingdings" w:hAnsi="Wingdings" w:hint="default"/>
+      </w:rPr>
+    </w:lvl>
+    <w:lvl w:ilvl="6" w:tplc="100C0001" w:tentative="1">
+      <w:start w:val="1"/>
+      <w:numFmt w:val="bullet"/>
+      <w:lvlText w:val=""/>
+      <w:lvlJc w:val="left"/>
+      <w:pPr>
+        <w:ind w:left="5040" w:hanging="360"/>
+      </w:pPr>
+      <w:rPr>
+        <w:rFonts w:ascii="Symbol" w:hAnsi="Symbol" w:hint="default"/>
+      </w:rPr>
+    </w:lvl>
+    <w:lvl w:ilvl="7" w:tplc="100C0003" w:tentative="1">
+      <w:start w:val="1"/>
+      <w:numFmt w:val="bullet"/>
+      <w:lvlText w:val="o"/>
+      <w:lvlJc w:val="left"/>
+      <w:pPr>
+        <w:ind w:left="5760" w:hanging="360"/>
+      </w:pPr>
+      <w:rPr>
+        <w:rFonts w:ascii="Courier New" w:hAnsi="Courier New" w:cs="Courier New" w:hint="default"/>
+      </w:rPr>
+    </w:lvl>
+    <w:lvl w:ilvl="8" w:tplc="100C0005" w:tentative="1">
+      <w:start w:val="1"/>
+      <w:numFmt w:val="bullet"/>
+      <w:lvlText w:val=""/>
+      <w:lvlJc w:val="left"/>
+      <w:pPr>
+        <w:ind w:left="6480" w:hanging="360"/>
+      </w:pPr>
+      <w:rPr>
+        <w:rFonts w:ascii="Wingdings" w:hAnsi="Wingdings" w:hint="default"/>
+      </w:rPr>
+    </w:lvl>
+  </w:abstractNum>
+  <w:abstractNum w:abstractNumId="30" w15:restartNumberingAfterBreak="0">
     <w:nsid w:val="594C1361"/>
     <w:multiLevelType w:val="hybridMultilevel"/>
     <w:tmpl w:val="5C243628"/>
@@ -15851,7 +16519,7 @@
       </w:rPr>
     </w:lvl>
   </w:abstractNum>
-  <w:abstractNum w:abstractNumId="29" w15:restartNumberingAfterBreak="0">
+  <w:abstractNum w:abstractNumId="31" w15:restartNumberingAfterBreak="0">
     <w:nsid w:val="611769E3"/>
     <w:multiLevelType w:val="hybridMultilevel"/>
     <w:tmpl w:val="5BE605B2"/>
@@ -15964,7 +16632,7 @@
       </w:rPr>
     </w:lvl>
   </w:abstractNum>
-  <w:abstractNum w:abstractNumId="30" w15:restartNumberingAfterBreak="0">
+  <w:abstractNum w:abstractNumId="32" w15:restartNumberingAfterBreak="0">
     <w:nsid w:val="6695391E"/>
     <w:multiLevelType w:val="hybridMultilevel"/>
     <w:tmpl w:val="7FCEA6AE"/>
@@ -16077,7 +16745,7 @@
       </w:rPr>
     </w:lvl>
   </w:abstractNum>
-  <w:abstractNum w:abstractNumId="31" w15:restartNumberingAfterBreak="0">
+  <w:abstractNum w:abstractNumId="33" w15:restartNumberingAfterBreak="0">
     <w:nsid w:val="67754525"/>
     <w:multiLevelType w:val="multilevel"/>
     <w:tmpl w:val="A9ACCBAE"/>
@@ -16226,7 +16894,7 @@
       </w:rPr>
     </w:lvl>
   </w:abstractNum>
-  <w:abstractNum w:abstractNumId="32" w15:restartNumberingAfterBreak="0">
+  <w:abstractNum w:abstractNumId="34" w15:restartNumberingAfterBreak="0">
     <w:nsid w:val="6B8464C6"/>
     <w:multiLevelType w:val="hybridMultilevel"/>
     <w:tmpl w:val="9B1A9ABE"/>
@@ -16339,7 +17007,7 @@
       </w:rPr>
     </w:lvl>
   </w:abstractNum>
-  <w:abstractNum w:abstractNumId="33" w15:restartNumberingAfterBreak="0">
+  <w:abstractNum w:abstractNumId="35" w15:restartNumberingAfterBreak="0">
     <w:nsid w:val="71E06583"/>
     <w:multiLevelType w:val="hybridMultilevel"/>
     <w:tmpl w:val="26C81FCE"/>
@@ -16479,7 +17147,7 @@
       </w:rPr>
     </w:lvl>
   </w:abstractNum>
-  <w:abstractNum w:abstractNumId="34" w15:restartNumberingAfterBreak="0">
+  <w:abstractNum w:abstractNumId="36" w15:restartNumberingAfterBreak="0">
     <w:nsid w:val="74D14648"/>
     <w:multiLevelType w:val="hybridMultilevel"/>
     <w:tmpl w:val="E63C2170"/>
@@ -16565,7 +17233,7 @@
       </w:pPr>
     </w:lvl>
   </w:abstractNum>
-  <w:abstractNum w:abstractNumId="35" w15:restartNumberingAfterBreak="0">
+  <w:abstractNum w:abstractNumId="37" w15:restartNumberingAfterBreak="0">
     <w:nsid w:val="74D90BA9"/>
     <w:multiLevelType w:val="hybridMultilevel"/>
     <w:tmpl w:val="0952F0EC"/>
@@ -16678,7 +17346,7 @@
       </w:rPr>
     </w:lvl>
   </w:abstractNum>
-  <w:abstractNum w:abstractNumId="36" w15:restartNumberingAfterBreak="0">
+  <w:abstractNum w:abstractNumId="38" w15:restartNumberingAfterBreak="0">
     <w:nsid w:val="75A3529B"/>
     <w:multiLevelType w:val="hybridMultilevel"/>
     <w:tmpl w:val="819EEA64"/>
@@ -16818,7 +17486,7 @@
       </w:rPr>
     </w:lvl>
   </w:abstractNum>
-  <w:abstractNum w:abstractNumId="37" w15:restartNumberingAfterBreak="0">
+  <w:abstractNum w:abstractNumId="39" w15:restartNumberingAfterBreak="0">
     <w:nsid w:val="76F972FA"/>
     <w:multiLevelType w:val="multilevel"/>
     <w:tmpl w:val="514E7E32"/>
@@ -16963,7 +17631,7 @@
       </w:rPr>
     </w:lvl>
   </w:abstractNum>
-  <w:abstractNum w:abstractNumId="38" w15:restartNumberingAfterBreak="0">
+  <w:abstractNum w:abstractNumId="40" w15:restartNumberingAfterBreak="0">
     <w:nsid w:val="7A100765"/>
     <w:multiLevelType w:val="multilevel"/>
     <w:tmpl w:val="C5945ED8"/>
@@ -17112,7 +17780,7 @@
       </w:rPr>
     </w:lvl>
   </w:abstractNum>
-  <w:abstractNum w:abstractNumId="39" w15:restartNumberingAfterBreak="0">
+  <w:abstractNum w:abstractNumId="41" w15:restartNumberingAfterBreak="0">
     <w:nsid w:val="7AEA372D"/>
     <w:multiLevelType w:val="hybridMultilevel"/>
     <w:tmpl w:val="CA7691F6"/>
@@ -17226,127 +17894,133 @@
     </w:lvl>
   </w:abstractNum>
   <w:num w:numId="1" w16cid:durableId="1899513107">
+    <w:abstractNumId w:val="4"/>
+  </w:num>
+  <w:num w:numId="2" w16cid:durableId="1258829174">
+    <w:abstractNumId w:val="32"/>
+  </w:num>
+  <w:num w:numId="3" w16cid:durableId="1763644739">
+    <w:abstractNumId w:val="28"/>
+  </w:num>
+  <w:num w:numId="4" w16cid:durableId="603995374">
+    <w:abstractNumId w:val="4"/>
+  </w:num>
+  <w:num w:numId="5" w16cid:durableId="1547598861">
+    <w:abstractNumId w:val="22"/>
+  </w:num>
+  <w:num w:numId="6" w16cid:durableId="1048069619">
+    <w:abstractNumId w:val="13"/>
+  </w:num>
+  <w:num w:numId="7" w16cid:durableId="1250655058">
+    <w:abstractNumId w:val="11"/>
+  </w:num>
+  <w:num w:numId="8" w16cid:durableId="571701790">
+    <w:abstractNumId w:val="14"/>
+  </w:num>
+  <w:num w:numId="9" w16cid:durableId="841050521">
+    <w:abstractNumId w:val="16"/>
+  </w:num>
+  <w:num w:numId="10" w16cid:durableId="842742887">
+    <w:abstractNumId w:val="36"/>
+  </w:num>
+  <w:num w:numId="11" w16cid:durableId="1267081335">
+    <w:abstractNumId w:val="18"/>
+  </w:num>
+  <w:num w:numId="12" w16cid:durableId="1443065803">
+    <w:abstractNumId w:val="2"/>
+  </w:num>
+  <w:num w:numId="13" w16cid:durableId="2101169785">
+    <w:abstractNumId w:val="7"/>
+  </w:num>
+  <w:num w:numId="14" w16cid:durableId="2000571232">
+    <w:abstractNumId w:val="38"/>
+  </w:num>
+  <w:num w:numId="15" w16cid:durableId="968047355">
+    <w:abstractNumId w:val="27"/>
+  </w:num>
+  <w:num w:numId="16" w16cid:durableId="1097023024">
+    <w:abstractNumId w:val="10"/>
+  </w:num>
+  <w:num w:numId="17" w16cid:durableId="65684629">
+    <w:abstractNumId w:val="30"/>
+  </w:num>
+  <w:num w:numId="18" w16cid:durableId="958688195">
+    <w:abstractNumId w:val="5"/>
+  </w:num>
+  <w:num w:numId="19" w16cid:durableId="724256071">
+    <w:abstractNumId w:val="20"/>
+  </w:num>
+  <w:num w:numId="20" w16cid:durableId="616840162">
+    <w:abstractNumId w:val="26"/>
+  </w:num>
+  <w:num w:numId="21" w16cid:durableId="1053192307">
+    <w:abstractNumId w:val="21"/>
+  </w:num>
+  <w:num w:numId="22" w16cid:durableId="1971786229">
+    <w:abstractNumId w:val="35"/>
+  </w:num>
+  <w:num w:numId="23" w16cid:durableId="23753644">
+    <w:abstractNumId w:val="15"/>
+  </w:num>
+  <w:num w:numId="24" w16cid:durableId="389811751">
+    <w:abstractNumId w:val="8"/>
+  </w:num>
+  <w:num w:numId="25" w16cid:durableId="346636581">
+    <w:abstractNumId w:val="1"/>
+  </w:num>
+  <w:num w:numId="26" w16cid:durableId="2027704813">
+    <w:abstractNumId w:val="24"/>
+  </w:num>
+  <w:num w:numId="27" w16cid:durableId="2049405115">
+    <w:abstractNumId w:val="12"/>
+  </w:num>
+  <w:num w:numId="28" w16cid:durableId="1372415855">
     <w:abstractNumId w:val="3"/>
   </w:num>
-  <w:num w:numId="2" w16cid:durableId="1258829174">
-    <w:abstractNumId w:val="30"/>
+  <w:num w:numId="29" w16cid:durableId="931088406">
+    <w:abstractNumId w:val="31"/>
   </w:num>
-  <w:num w:numId="3" w16cid:durableId="1763644739">
-    <w:abstractNumId w:val="27"/>
+  <w:num w:numId="30" w16cid:durableId="468279052">
+    <w:abstractNumId w:val="6"/>
   </w:num>
-  <w:num w:numId="4" w16cid:durableId="603995374">
-    <w:abstractNumId w:val="3"/>
-  </w:num>
-  <w:num w:numId="5" w16cid:durableId="1547598861">
-    <w:abstractNumId w:val="21"/>
-  </w:num>
-  <w:num w:numId="6" w16cid:durableId="1048069619">
-    <w:abstractNumId w:val="12"/>
-  </w:num>
-  <w:num w:numId="7" w16cid:durableId="1250655058">
-    <w:abstractNumId w:val="10"/>
-  </w:num>
-  <w:num w:numId="8" w16cid:durableId="571701790">
-    <w:abstractNumId w:val="13"/>
-  </w:num>
-  <w:num w:numId="9" w16cid:durableId="841050521">
-    <w:abstractNumId w:val="15"/>
-  </w:num>
-  <w:num w:numId="10" w16cid:durableId="842742887">
+  <w:num w:numId="31" w16cid:durableId="1248349101">
     <w:abstractNumId w:val="34"/>
   </w:num>
-  <w:num w:numId="11" w16cid:durableId="1267081335">
+  <w:num w:numId="32" w16cid:durableId="667246138">
+    <w:abstractNumId w:val="37"/>
+  </w:num>
+  <w:num w:numId="33" w16cid:durableId="107702948">
+    <w:abstractNumId w:val="19"/>
+  </w:num>
+  <w:num w:numId="34" w16cid:durableId="1874152151">
+    <w:abstractNumId w:val="23"/>
+  </w:num>
+  <w:num w:numId="35" w16cid:durableId="1066798477">
+    <w:abstractNumId w:val="33"/>
+  </w:num>
+  <w:num w:numId="36" w16cid:durableId="249049430">
+    <w:abstractNumId w:val="40"/>
+  </w:num>
+  <w:num w:numId="37" w16cid:durableId="1566796664">
+    <w:abstractNumId w:val="39"/>
+  </w:num>
+  <w:num w:numId="38" w16cid:durableId="2057003338">
+    <w:abstractNumId w:val="9"/>
+  </w:num>
+  <w:num w:numId="39" w16cid:durableId="687634883">
+    <w:abstractNumId w:val="25"/>
+  </w:num>
+  <w:num w:numId="40" w16cid:durableId="1100874035">
     <w:abstractNumId w:val="17"/>
   </w:num>
-  <w:num w:numId="12" w16cid:durableId="1443065803">
-    <w:abstractNumId w:val="1"/>
+  <w:num w:numId="41" w16cid:durableId="214128852">
+    <w:abstractNumId w:val="41"/>
   </w:num>
-  <w:num w:numId="13" w16cid:durableId="2101169785">
-    <w:abstractNumId w:val="6"/>
-  </w:num>
-  <w:num w:numId="14" w16cid:durableId="2000571232">
-    <w:abstractNumId w:val="36"/>
-  </w:num>
-  <w:num w:numId="15" w16cid:durableId="968047355">
-    <w:abstractNumId w:val="26"/>
-  </w:num>
-  <w:num w:numId="16" w16cid:durableId="1097023024">
-    <w:abstractNumId w:val="9"/>
-  </w:num>
-  <w:num w:numId="17" w16cid:durableId="65684629">
-    <w:abstractNumId w:val="28"/>
-  </w:num>
-  <w:num w:numId="18" w16cid:durableId="958688195">
-    <w:abstractNumId w:val="4"/>
-  </w:num>
-  <w:num w:numId="19" w16cid:durableId="724256071">
-    <w:abstractNumId w:val="19"/>
-  </w:num>
-  <w:num w:numId="20" w16cid:durableId="616840162">
-    <w:abstractNumId w:val="25"/>
-  </w:num>
-  <w:num w:numId="21" w16cid:durableId="1053192307">
-    <w:abstractNumId w:val="20"/>
-  </w:num>
-  <w:num w:numId="22" w16cid:durableId="1971786229">
-    <w:abstractNumId w:val="33"/>
-  </w:num>
-  <w:num w:numId="23" w16cid:durableId="23753644">
-    <w:abstractNumId w:val="14"/>
-  </w:num>
-  <w:num w:numId="24" w16cid:durableId="389811751">
-    <w:abstractNumId w:val="7"/>
-  </w:num>
-  <w:num w:numId="25" w16cid:durableId="346636581">
+  <w:num w:numId="42" w16cid:durableId="727070833">
     <w:abstractNumId w:val="0"/>
   </w:num>
-  <w:num w:numId="26" w16cid:durableId="2027704813">
-    <w:abstractNumId w:val="23"/>
-  </w:num>
-  <w:num w:numId="27" w16cid:durableId="2049405115">
-    <w:abstractNumId w:val="11"/>
-  </w:num>
-  <w:num w:numId="28" w16cid:durableId="1372415855">
-    <w:abstractNumId w:val="2"/>
-  </w:num>
-  <w:num w:numId="29" w16cid:durableId="931088406">
+  <w:num w:numId="43" w16cid:durableId="1354575882">
     <w:abstractNumId w:val="29"/>
-  </w:num>
-  <w:num w:numId="30" w16cid:durableId="468279052">
-    <w:abstractNumId w:val="5"/>
-  </w:num>
-  <w:num w:numId="31" w16cid:durableId="1248349101">
-    <w:abstractNumId w:val="32"/>
-  </w:num>
-  <w:num w:numId="32" w16cid:durableId="667246138">
-    <w:abstractNumId w:val="35"/>
-  </w:num>
-  <w:num w:numId="33" w16cid:durableId="107702948">
-    <w:abstractNumId w:val="18"/>
-  </w:num>
-  <w:num w:numId="34" w16cid:durableId="1874152151">
-    <w:abstractNumId w:val="22"/>
-  </w:num>
-  <w:num w:numId="35" w16cid:durableId="1066798477">
-    <w:abstractNumId w:val="31"/>
-  </w:num>
-  <w:num w:numId="36" w16cid:durableId="249049430">
-    <w:abstractNumId w:val="38"/>
-  </w:num>
-  <w:num w:numId="37" w16cid:durableId="1566796664">
-    <w:abstractNumId w:val="37"/>
-  </w:num>
-  <w:num w:numId="38" w16cid:durableId="2057003338">
-    <w:abstractNumId w:val="8"/>
-  </w:num>
-  <w:num w:numId="39" w16cid:durableId="687634883">
-    <w:abstractNumId w:val="24"/>
-  </w:num>
-  <w:num w:numId="40" w16cid:durableId="1100874035">
-    <w:abstractNumId w:val="16"/>
-  </w:num>
-  <w:num w:numId="41" w16cid:durableId="214128852">
-    <w:abstractNumId w:val="39"/>
   </w:num>
   <w:numIdMacAtCleanup w:val="7"/>
 </w:numbering>
@@ -18960,7 +19634,7 @@
                   <c15:showDataLabelsRange val="0"/>
                 </c:ext>
                 <c:ext xmlns:c16="http://schemas.microsoft.com/office/drawing/2014/chart" uri="{C3380CC4-5D6E-409C-BE32-E72D297353CC}">
-                  <c16:uniqueId val="{00000000-A3B1-40CA-BFB6-65AEE8F248D1}"/>
+                  <c16:uniqueId val="{00000000-15E1-41E6-BE77-11C5214A131F}"/>
                 </c:ext>
               </c:extLst>
             </c:dLbl>
@@ -18990,7 +19664,7 @@
                   <c15:showDataLabelsRange val="0"/>
                 </c:ext>
                 <c:ext xmlns:c16="http://schemas.microsoft.com/office/drawing/2014/chart" uri="{C3380CC4-5D6E-409C-BE32-E72D297353CC}">
-                  <c16:uniqueId val="{00000001-A3B1-40CA-BFB6-65AEE8F248D1}"/>
+                  <c16:uniqueId val="{00000001-15E1-41E6-BE77-11C5214A131F}"/>
                 </c:ext>
               </c:extLst>
             </c:dLbl>
@@ -19020,7 +19694,7 @@
                   <c15:showDataLabelsRange val="0"/>
                 </c:ext>
                 <c:ext xmlns:c16="http://schemas.microsoft.com/office/drawing/2014/chart" uri="{C3380CC4-5D6E-409C-BE32-E72D297353CC}">
-                  <c16:uniqueId val="{00000002-A3B1-40CA-BFB6-65AEE8F248D1}"/>
+                  <c16:uniqueId val="{00000002-15E1-41E6-BE77-11C5214A131F}"/>
                 </c:ext>
               </c:extLst>
             </c:dLbl>
@@ -19050,7 +19724,7 @@
                   <c15:showDataLabelsRange val="0"/>
                 </c:ext>
                 <c:ext xmlns:c16="http://schemas.microsoft.com/office/drawing/2014/chart" uri="{C3380CC4-5D6E-409C-BE32-E72D297353CC}">
-                  <c16:uniqueId val="{00000003-A3B1-40CA-BFB6-65AEE8F248D1}"/>
+                  <c16:uniqueId val="{00000003-15E1-41E6-BE77-11C5214A131F}"/>
                 </c:ext>
               </c:extLst>
             </c:dLbl>
@@ -19080,7 +19754,7 @@
                   <c15:showDataLabelsRange val="0"/>
                 </c:ext>
                 <c:ext xmlns:c16="http://schemas.microsoft.com/office/drawing/2014/chart" uri="{C3380CC4-5D6E-409C-BE32-E72D297353CC}">
-                  <c16:uniqueId val="{00000004-A3B1-40CA-BFB6-65AEE8F248D1}"/>
+                  <c16:uniqueId val="{00000004-15E1-41E6-BE77-11C5214A131F}"/>
                 </c:ext>
               </c:extLst>
             </c:dLbl>
@@ -19110,7 +19784,7 @@
                   <c15:showDataLabelsRange val="0"/>
                 </c:ext>
                 <c:ext xmlns:c16="http://schemas.microsoft.com/office/drawing/2014/chart" uri="{C3380CC4-5D6E-409C-BE32-E72D297353CC}">
-                  <c16:uniqueId val="{00000005-A3B1-40CA-BFB6-65AEE8F248D1}"/>
+                  <c16:uniqueId val="{00000005-15E1-41E6-BE77-11C5214A131F}"/>
                 </c:ext>
               </c:extLst>
             </c:dLbl>
@@ -19140,7 +19814,7 @@
                   <c15:showDataLabelsRange val="0"/>
                 </c:ext>
                 <c:ext xmlns:c16="http://schemas.microsoft.com/office/drawing/2014/chart" uri="{C3380CC4-5D6E-409C-BE32-E72D297353CC}">
-                  <c16:uniqueId val="{00000006-A3B1-40CA-BFB6-65AEE8F248D1}"/>
+                  <c16:uniqueId val="{00000006-15E1-41E6-BE77-11C5214A131F}"/>
                 </c:ext>
               </c:extLst>
             </c:dLbl>
@@ -19170,7 +19844,7 @@
                   <c15:showDataLabelsRange val="0"/>
                 </c:ext>
                 <c:ext xmlns:c16="http://schemas.microsoft.com/office/drawing/2014/chart" uri="{C3380CC4-5D6E-409C-BE32-E72D297353CC}">
-                  <c16:uniqueId val="{00000007-A3B1-40CA-BFB6-65AEE8F248D1}"/>
+                  <c16:uniqueId val="{00000007-15E1-41E6-BE77-11C5214A131F}"/>
                 </c:ext>
               </c:extLst>
             </c:dLbl>
@@ -19200,7 +19874,7 @@
                   <c15:showDataLabelsRange val="0"/>
                 </c:ext>
                 <c:ext xmlns:c16="http://schemas.microsoft.com/office/drawing/2014/chart" uri="{C3380CC4-5D6E-409C-BE32-E72D297353CC}">
-                  <c16:uniqueId val="{00000008-A3B1-40CA-BFB6-65AEE8F248D1}"/>
+                  <c16:uniqueId val="{00000008-15E1-41E6-BE77-11C5214A131F}"/>
                 </c:ext>
               </c:extLst>
             </c:dLbl>
@@ -19230,7 +19904,7 @@
                   <c15:showDataLabelsRange val="0"/>
                 </c:ext>
                 <c:ext xmlns:c16="http://schemas.microsoft.com/office/drawing/2014/chart" uri="{C3380CC4-5D6E-409C-BE32-E72D297353CC}">
-                  <c16:uniqueId val="{00000009-A3B1-40CA-BFB6-65AEE8F248D1}"/>
+                  <c16:uniqueId val="{00000009-15E1-41E6-BE77-11C5214A131F}"/>
                 </c:ext>
               </c:extLst>
             </c:dLbl>
@@ -19260,7 +19934,7 @@
                   <c15:showDataLabelsRange val="0"/>
                 </c:ext>
                 <c:ext xmlns:c16="http://schemas.microsoft.com/office/drawing/2014/chart" uri="{C3380CC4-5D6E-409C-BE32-E72D297353CC}">
-                  <c16:uniqueId val="{0000000A-A3B1-40CA-BFB6-65AEE8F248D1}"/>
+                  <c16:uniqueId val="{0000000A-15E1-41E6-BE77-11C5214A131F}"/>
                 </c:ext>
               </c:extLst>
             </c:dLbl>
@@ -19290,7 +19964,7 @@
                   <c15:showDataLabelsRange val="0"/>
                 </c:ext>
                 <c:ext xmlns:c16="http://schemas.microsoft.com/office/drawing/2014/chart" uri="{C3380CC4-5D6E-409C-BE32-E72D297353CC}">
-                  <c16:uniqueId val="{0000000B-A3B1-40CA-BFB6-65AEE8F248D1}"/>
+                  <c16:uniqueId val="{0000000B-15E1-41E6-BE77-11C5214A131F}"/>
                 </c:ext>
               </c:extLst>
             </c:dLbl>
@@ -19320,7 +19994,7 @@
                   <c15:showDataLabelsRange val="0"/>
                 </c:ext>
                 <c:ext xmlns:c16="http://schemas.microsoft.com/office/drawing/2014/chart" uri="{C3380CC4-5D6E-409C-BE32-E72D297353CC}">
-                  <c16:uniqueId val="{0000000C-A3B1-40CA-BFB6-65AEE8F248D1}"/>
+                  <c16:uniqueId val="{0000000C-15E1-41E6-BE77-11C5214A131F}"/>
                 </c:ext>
               </c:extLst>
             </c:dLbl>
@@ -19350,7 +20024,7 @@
                   <c15:showDataLabelsRange val="0"/>
                 </c:ext>
                 <c:ext xmlns:c16="http://schemas.microsoft.com/office/drawing/2014/chart" uri="{C3380CC4-5D6E-409C-BE32-E72D297353CC}">
-                  <c16:uniqueId val="{0000000D-A3B1-40CA-BFB6-65AEE8F248D1}"/>
+                  <c16:uniqueId val="{0000000D-15E1-41E6-BE77-11C5214A131F}"/>
                 </c:ext>
               </c:extLst>
             </c:dLbl>
@@ -19380,7 +20054,7 @@
                   <c15:showDataLabelsRange val="0"/>
                 </c:ext>
                 <c:ext xmlns:c16="http://schemas.microsoft.com/office/drawing/2014/chart" uri="{C3380CC4-5D6E-409C-BE32-E72D297353CC}">
-                  <c16:uniqueId val="{0000000E-A3B1-40CA-BFB6-65AEE8F248D1}"/>
+                  <c16:uniqueId val="{0000000E-15E1-41E6-BE77-11C5214A131F}"/>
                 </c:ext>
               </c:extLst>
             </c:dLbl>
@@ -19410,7 +20084,7 @@
                   <c15:showDataLabelsRange val="0"/>
                 </c:ext>
                 <c:ext xmlns:c16="http://schemas.microsoft.com/office/drawing/2014/chart" uri="{C3380CC4-5D6E-409C-BE32-E72D297353CC}">
-                  <c16:uniqueId val="{0000000F-A3B1-40CA-BFB6-65AEE8F248D1}"/>
+                  <c16:uniqueId val="{0000000F-15E1-41E6-BE77-11C5214A131F}"/>
                 </c:ext>
               </c:extLst>
             </c:dLbl>
@@ -19440,7 +20114,7 @@
                   <c15:showDataLabelsRange val="0"/>
                 </c:ext>
                 <c:ext xmlns:c16="http://schemas.microsoft.com/office/drawing/2014/chart" uri="{C3380CC4-5D6E-409C-BE32-E72D297353CC}">
-                  <c16:uniqueId val="{00000010-A3B1-40CA-BFB6-65AEE8F248D1}"/>
+                  <c16:uniqueId val="{00000010-15E1-41E6-BE77-11C5214A131F}"/>
                 </c:ext>
               </c:extLst>
             </c:dLbl>
@@ -19470,7 +20144,7 @@
                   <c15:showDataLabelsRange val="0"/>
                 </c:ext>
                 <c:ext xmlns:c16="http://schemas.microsoft.com/office/drawing/2014/chart" uri="{C3380CC4-5D6E-409C-BE32-E72D297353CC}">
-                  <c16:uniqueId val="{00000011-A3B1-40CA-BFB6-65AEE8F248D1}"/>
+                  <c16:uniqueId val="{00000011-15E1-41E6-BE77-11C5214A131F}"/>
                 </c:ext>
               </c:extLst>
             </c:dLbl>
@@ -19500,7 +20174,7 @@
                   <c15:showDataLabelsRange val="0"/>
                 </c:ext>
                 <c:ext xmlns:c16="http://schemas.microsoft.com/office/drawing/2014/chart" uri="{C3380CC4-5D6E-409C-BE32-E72D297353CC}">
-                  <c16:uniqueId val="{00000012-A3B1-40CA-BFB6-65AEE8F248D1}"/>
+                  <c16:uniqueId val="{00000012-15E1-41E6-BE77-11C5214A131F}"/>
                 </c:ext>
               </c:extLst>
             </c:dLbl>
@@ -19530,7 +20204,7 @@
                   <c15:showDataLabelsRange val="0"/>
                 </c:ext>
                 <c:ext xmlns:c16="http://schemas.microsoft.com/office/drawing/2014/chart" uri="{C3380CC4-5D6E-409C-BE32-E72D297353CC}">
-                  <c16:uniqueId val="{00000013-A3B1-40CA-BFB6-65AEE8F248D1}"/>
+                  <c16:uniqueId val="{00000013-15E1-41E6-BE77-11C5214A131F}"/>
                 </c:ext>
               </c:extLst>
             </c:dLbl>
@@ -19560,7 +20234,7 @@
                   <c15:showDataLabelsRange val="0"/>
                 </c:ext>
                 <c:ext xmlns:c16="http://schemas.microsoft.com/office/drawing/2014/chart" uri="{C3380CC4-5D6E-409C-BE32-E72D297353CC}">
-                  <c16:uniqueId val="{00000014-A3B1-40CA-BFB6-65AEE8F248D1}"/>
+                  <c16:uniqueId val="{00000014-15E1-41E6-BE77-11C5214A131F}"/>
                 </c:ext>
               </c:extLst>
             </c:dLbl>
@@ -19743,7 +20417,7 @@
           </c:val>
           <c:extLst>
             <c:ext xmlns:c16="http://schemas.microsoft.com/office/drawing/2014/chart" uri="{C3380CC4-5D6E-409C-BE32-E72D297353CC}">
-              <c16:uniqueId val="{00000015-A3B1-40CA-BFB6-65AEE8F248D1}"/>
+              <c16:uniqueId val="{00000015-15E1-41E6-BE77-11C5214A131F}"/>
             </c:ext>
           </c:extLst>
         </c:ser>
@@ -19806,7 +20480,7 @@
                         <c15:showDataLabelsRange val="0"/>
                       </c:ext>
                       <c:ext xmlns:c16="http://schemas.microsoft.com/office/drawing/2014/chart" uri="{C3380CC4-5D6E-409C-BE32-E72D297353CC}">
-                        <c16:uniqueId val="{00000016-A3B1-40CA-BFB6-65AEE8F248D1}"/>
+                        <c16:uniqueId val="{00000016-15E1-41E6-BE77-11C5214A131F}"/>
                       </c:ext>
                     </c:extLst>
                   </c:dLbl>
@@ -19836,7 +20510,7 @@
                         <c15:showDataLabelsRange val="0"/>
                       </c:ext>
                       <c:ext xmlns:c16="http://schemas.microsoft.com/office/drawing/2014/chart" uri="{C3380CC4-5D6E-409C-BE32-E72D297353CC}">
-                        <c16:uniqueId val="{00000017-A3B1-40CA-BFB6-65AEE8F248D1}"/>
+                        <c16:uniqueId val="{00000017-15E1-41E6-BE77-11C5214A131F}"/>
                       </c:ext>
                     </c:extLst>
                   </c:dLbl>
@@ -19866,7 +20540,7 @@
                         <c15:showDataLabelsRange val="0"/>
                       </c:ext>
                       <c:ext xmlns:c16="http://schemas.microsoft.com/office/drawing/2014/chart" uri="{C3380CC4-5D6E-409C-BE32-E72D297353CC}">
-                        <c16:uniqueId val="{00000018-A3B1-40CA-BFB6-65AEE8F248D1}"/>
+                        <c16:uniqueId val="{00000018-15E1-41E6-BE77-11C5214A131F}"/>
                       </c:ext>
                     </c:extLst>
                   </c:dLbl>
@@ -19896,7 +20570,7 @@
                         <c15:showDataLabelsRange val="0"/>
                       </c:ext>
                       <c:ext xmlns:c16="http://schemas.microsoft.com/office/drawing/2014/chart" uri="{C3380CC4-5D6E-409C-BE32-E72D297353CC}">
-                        <c16:uniqueId val="{00000019-A3B1-40CA-BFB6-65AEE8F248D1}"/>
+                        <c16:uniqueId val="{00000019-15E1-41E6-BE77-11C5214A131F}"/>
                       </c:ext>
                     </c:extLst>
                   </c:dLbl>
@@ -19926,7 +20600,7 @@
                         <c15:showDataLabelsRange val="0"/>
                       </c:ext>
                       <c:ext xmlns:c16="http://schemas.microsoft.com/office/drawing/2014/chart" uri="{C3380CC4-5D6E-409C-BE32-E72D297353CC}">
-                        <c16:uniqueId val="{0000001A-A3B1-40CA-BFB6-65AEE8F248D1}"/>
+                        <c16:uniqueId val="{0000001A-15E1-41E6-BE77-11C5214A131F}"/>
                       </c:ext>
                     </c:extLst>
                   </c:dLbl>
@@ -19956,7 +20630,7 @@
                         <c15:showDataLabelsRange val="0"/>
                       </c:ext>
                       <c:ext xmlns:c16="http://schemas.microsoft.com/office/drawing/2014/chart" uri="{C3380CC4-5D6E-409C-BE32-E72D297353CC}">
-                        <c16:uniqueId val="{0000001B-A3B1-40CA-BFB6-65AEE8F248D1}"/>
+                        <c16:uniqueId val="{0000001B-15E1-41E6-BE77-11C5214A131F}"/>
                       </c:ext>
                     </c:extLst>
                   </c:dLbl>
@@ -19986,7 +20660,7 @@
                         <c15:showDataLabelsRange val="0"/>
                       </c:ext>
                       <c:ext xmlns:c16="http://schemas.microsoft.com/office/drawing/2014/chart" uri="{C3380CC4-5D6E-409C-BE32-E72D297353CC}">
-                        <c16:uniqueId val="{0000001C-A3B1-40CA-BFB6-65AEE8F248D1}"/>
+                        <c16:uniqueId val="{0000001C-15E1-41E6-BE77-11C5214A131F}"/>
                       </c:ext>
                     </c:extLst>
                   </c:dLbl>
@@ -20016,7 +20690,7 @@
                         <c15:showDataLabelsRange val="0"/>
                       </c:ext>
                       <c:ext xmlns:c16="http://schemas.microsoft.com/office/drawing/2014/chart" uri="{C3380CC4-5D6E-409C-BE32-E72D297353CC}">
-                        <c16:uniqueId val="{0000001D-A3B1-40CA-BFB6-65AEE8F248D1}"/>
+                        <c16:uniqueId val="{0000001D-15E1-41E6-BE77-11C5214A131F}"/>
                       </c:ext>
                     </c:extLst>
                   </c:dLbl>
@@ -20046,7 +20720,7 @@
                         <c15:showDataLabelsRange val="0"/>
                       </c:ext>
                       <c:ext xmlns:c16="http://schemas.microsoft.com/office/drawing/2014/chart" uri="{C3380CC4-5D6E-409C-BE32-E72D297353CC}">
-                        <c16:uniqueId val="{0000001E-A3B1-40CA-BFB6-65AEE8F248D1}"/>
+                        <c16:uniqueId val="{0000001E-15E1-41E6-BE77-11C5214A131F}"/>
                       </c:ext>
                     </c:extLst>
                   </c:dLbl>
@@ -20158,7 +20832,7 @@
                 </c:val>
                 <c:extLst>
                   <c:ext xmlns:c16="http://schemas.microsoft.com/office/drawing/2014/chart" uri="{C3380CC4-5D6E-409C-BE32-E72D297353CC}">
-                    <c16:uniqueId val="{0000001F-A3B1-40CA-BFB6-65AEE8F248D1}"/>
+                    <c16:uniqueId val="{0000001F-15E1-41E6-BE77-11C5214A131F}"/>
                   </c:ext>
                 </c:extLst>
               </c15:ser>
@@ -20785,19 +21459,12 @@
 
 <file path=word/glossary/fontTable.xml><?xml version="1.0" encoding="utf-8"?>
 <w:fonts xmlns:mc="http://schemas.openxmlformats.org/markup-compatibility/2006" xmlns:r="http://schemas.openxmlformats.org/officeDocument/2006/relationships" xmlns:w="http://schemas.openxmlformats.org/wordprocessingml/2006/main" xmlns:w14="http://schemas.microsoft.com/office/word/2010/wordml" xmlns:w15="http://schemas.microsoft.com/office/word/2012/wordml" xmlns:w16cex="http://schemas.microsoft.com/office/word/2018/wordml/cex" xmlns:w16cid="http://schemas.microsoft.com/office/word/2016/wordml/cid" xmlns:w16="http://schemas.microsoft.com/office/word/2018/wordml" xmlns:w16sdtdh="http://schemas.microsoft.com/office/word/2020/wordml/sdtdatahash" xmlns:w16se="http://schemas.microsoft.com/office/word/2015/wordml/symex" mc:Ignorable="w14 w15 w16se w16cid w16 w16cex w16sdtdh">
-  <w:font w:name="Wingdings">
-    <w:panose1 w:val="05000000000000000000"/>
+  <w:font w:name="Symbol">
+    <w:panose1 w:val="05050102010706020507"/>
     <w:charset w:val="02"/>
-    <w:family w:val="auto"/>
+    <w:family w:val="roman"/>
     <w:pitch w:val="variable"/>
     <w:sig w:usb0="00000000" w:usb1="10000000" w:usb2="00000000" w:usb3="00000000" w:csb0="80000000" w:csb1="00000000"/>
-  </w:font>
-  <w:font w:name="Calibri">
-    <w:panose1 w:val="020F0502020204030204"/>
-    <w:charset w:val="00"/>
-    <w:family w:val="swiss"/>
-    <w:pitch w:val="variable"/>
-    <w:sig w:usb0="E4002EFF" w:usb1="C000247B" w:usb2="00000009" w:usb3="00000000" w:csb0="000001FF" w:csb1="00000000"/>
   </w:font>
   <w:font w:name="Times New Roman">
     <w:panose1 w:val="02020603050405020304"/>
@@ -20813,12 +21480,19 @@
     <w:pitch w:val="fixed"/>
     <w:sig w:usb0="E0002EFF" w:usb1="C0007843" w:usb2="00000009" w:usb3="00000000" w:csb0="000001FF" w:csb1="00000000"/>
   </w:font>
-  <w:font w:name="Symbol">
-    <w:panose1 w:val="05050102010706020507"/>
+  <w:font w:name="Wingdings">
+    <w:panose1 w:val="05000000000000000000"/>
     <w:charset w:val="02"/>
-    <w:family w:val="roman"/>
+    <w:family w:val="auto"/>
     <w:pitch w:val="variable"/>
     <w:sig w:usb0="00000000" w:usb1="10000000" w:usb2="00000000" w:usb3="00000000" w:csb0="80000000" w:csb1="00000000"/>
+  </w:font>
+  <w:font w:name="Calibri">
+    <w:panose1 w:val="020F0502020204030204"/>
+    <w:charset w:val="00"/>
+    <w:family w:val="swiss"/>
+    <w:pitch w:val="variable"/>
+    <w:sig w:usb0="E4002EFF" w:usb1="C000247B" w:usb2="00000009" w:usb3="00000000" w:csb0="000001FF" w:csb1="00000000"/>
   </w:font>
   <w:font w:name="Calibri Light">
     <w:panose1 w:val="020F0302020204030204"/>
@@ -20893,6 +21567,7 @@
     <w:rsid w:val="006C65B6"/>
     <w:rsid w:val="006C65DA"/>
     <w:rsid w:val="007F5410"/>
+    <w:rsid w:val="008B2920"/>
     <w:rsid w:val="00926C6E"/>
     <w:rsid w:val="00956963"/>
     <w:rsid w:val="009A7EC6"/>
@@ -20902,11 +21577,13 @@
     <w:rsid w:val="00A56C08"/>
     <w:rsid w:val="00A90ECC"/>
     <w:rsid w:val="00AD0009"/>
+    <w:rsid w:val="00B10AE8"/>
     <w:rsid w:val="00B51986"/>
     <w:rsid w:val="00BA108E"/>
     <w:rsid w:val="00C46579"/>
     <w:rsid w:val="00E07D08"/>
     <w:rsid w:val="00E124E3"/>
+    <w:rsid w:val="00E72BAA"/>
     <w:rsid w:val="00EB6A2D"/>
     <w:rsid w:val="00F775C9"/>
   </w:rsids>
@@ -21895,14 +22572,7 @@
 </file>
 
 <file path=customXml/item3.xml><?xml version="1.0" encoding="utf-8"?>
-<p:properties xmlns:p="http://schemas.microsoft.com/office/2006/metadata/properties" xmlns:xsi="http://www.w3.org/2001/XMLSchema-instance" xmlns:pc="http://schemas.microsoft.com/office/infopath/2007/PartnerControls">
-  <documentManagement>
-    <TaxCatchAll xmlns="dfa80de1-e9bb-4cf2-893d-d06220b3971a" xsi:nil="true"/>
-    <lcf76f155ced4ddcb4097134ff3c332f xmlns="98d92101-24da-4498-9971-a24673344bd8">
-      <Terms xmlns="http://schemas.microsoft.com/office/infopath/2007/PartnerControls"/>
-    </lcf76f155ced4ddcb4097134ff3c332f>
-  </documentManagement>
-</p:properties>
+<b:Sources xmlns:b="http://schemas.openxmlformats.org/officeDocument/2006/bibliography" xmlns="http://schemas.openxmlformats.org/officeDocument/2006/bibliography" SelectedStyle="\APASixthEditionOfficeOnline.xsl" StyleName="APA" Version="6"/>
 </file>
 
 <file path=customXml/item4.xml><?xml version="1.0" encoding="utf-8"?>
@@ -21915,7 +22585,14 @@
 </file>
 
 <file path=customXml/item5.xml><?xml version="1.0" encoding="utf-8"?>
-<b:Sources xmlns:b="http://schemas.openxmlformats.org/officeDocument/2006/bibliography" xmlns="http://schemas.openxmlformats.org/officeDocument/2006/bibliography" SelectedStyle="\APASixthEditionOfficeOnline.xsl" StyleName="APA" Version="6"/>
+<p:properties xmlns:p="http://schemas.microsoft.com/office/2006/metadata/properties" xmlns:xsi="http://www.w3.org/2001/XMLSchema-instance" xmlns:pc="http://schemas.microsoft.com/office/infopath/2007/PartnerControls">
+  <documentManagement>
+    <TaxCatchAll xmlns="dfa80de1-e9bb-4cf2-893d-d06220b3971a" xsi:nil="true"/>
+    <lcf76f155ced4ddcb4097134ff3c332f xmlns="98d92101-24da-4498-9971-a24673344bd8">
+      <Terms xmlns="http://schemas.microsoft.com/office/infopath/2007/PartnerControls"/>
+    </lcf76f155ced4ddcb4097134ff3c332f>
+  </documentManagement>
+</p:properties>
 </file>
 
 <file path=customXml/itemProps1.xml><?xml version="1.0" encoding="utf-8"?>
@@ -21946,12 +22623,9 @@
 </file>
 
 <file path=customXml/itemProps3.xml><?xml version="1.0" encoding="utf-8"?>
-<ds:datastoreItem xmlns:ds="http://schemas.openxmlformats.org/officeDocument/2006/customXml" ds:itemID="{C94D97F5-7F04-4398-BD4F-61F68830E426}">
+<ds:datastoreItem xmlns:ds="http://schemas.openxmlformats.org/officeDocument/2006/customXml" ds:itemID="{FE924DA7-0126-48C5-870A-49921258AF89}">
   <ds:schemaRefs>
-    <ds:schemaRef ds:uri="http://schemas.microsoft.com/office/2006/metadata/properties"/>
-    <ds:schemaRef ds:uri="http://schemas.microsoft.com/office/infopath/2007/PartnerControls"/>
-    <ds:schemaRef ds:uri="dfa80de1-e9bb-4cf2-893d-d06220b3971a"/>
-    <ds:schemaRef ds:uri="98d92101-24da-4498-9971-a24673344bd8"/>
+    <ds:schemaRef ds:uri="http://schemas.openxmlformats.org/officeDocument/2006/bibliography"/>
   </ds:schemaRefs>
 </ds:datastoreItem>
 </file>
@@ -21965,9 +22639,12 @@
 </file>
 
 <file path=customXml/itemProps5.xml><?xml version="1.0" encoding="utf-8"?>
-<ds:datastoreItem xmlns:ds="http://schemas.openxmlformats.org/officeDocument/2006/customXml" ds:itemID="{FE924DA7-0126-48C5-870A-49921258AF89}">
+<ds:datastoreItem xmlns:ds="http://schemas.openxmlformats.org/officeDocument/2006/customXml" ds:itemID="{C94D97F5-7F04-4398-BD4F-61F68830E426}">
   <ds:schemaRefs>
-    <ds:schemaRef ds:uri="http://schemas.openxmlformats.org/officeDocument/2006/bibliography"/>
+    <ds:schemaRef ds:uri="http://schemas.microsoft.com/office/2006/metadata/properties"/>
+    <ds:schemaRef ds:uri="http://schemas.microsoft.com/office/infopath/2007/PartnerControls"/>
+    <ds:schemaRef ds:uri="dfa80de1-e9bb-4cf2-893d-d06220b3971a"/>
+    <ds:schemaRef ds:uri="98d92101-24da-4498-9971-a24673344bd8"/>
   </ds:schemaRefs>
 </ds:datastoreItem>
 </file>
--- a/docs/03_Rapport/Rapport_PAPPRO1_Toledo.docx
+++ b/docs/03_Rapport/Rapport_PAPPRO1_Toledo.docx
@@ -784,8 +784,8 @@
         </w:p>
       </w:sdtContent>
     </w:sdt>
-    <w:bookmarkStart w:id="1" w:name="_Toc155697347" w:displacedByCustomXml="prev"/>
-    <w:bookmarkStart w:id="2" w:name="_Toc155696314" w:displacedByCustomXml="prev"/>
+    <w:bookmarkStart w:id="1" w:name="_Toc155696314" w:displacedByCustomXml="prev"/>
+    <w:bookmarkStart w:id="2" w:name="_Toc155697347" w:displacedByCustomXml="prev"/>
     <w:sdt>
       <w:sdtPr>
         <w:rPr>
@@ -5114,7 +5114,7 @@
         </w:rPr>
         <w:lastRenderedPageBreak/>
         <w:drawing>
-          <wp:anchor distT="0" distB="0" distL="114300" distR="114300" simplePos="0" relativeHeight="251662343" behindDoc="0" locked="0" layoutInCell="1" allowOverlap="1" wp14:anchorId="1E648DC0" wp14:editId="662858FA">
+          <wp:anchor distT="0" distB="0" distL="114300" distR="114300" simplePos="0" relativeHeight="251662343" behindDoc="0" locked="0" layoutInCell="1" allowOverlap="1" wp14:anchorId="1E648DC0" wp14:editId="6219D138">
             <wp:simplePos x="0" y="0"/>
             <wp:positionH relativeFrom="column">
               <wp:posOffset>653726</wp:posOffset>
@@ -5947,7 +5947,7 @@
           <w:noProof/>
         </w:rPr>
         <w:drawing>
-          <wp:anchor distT="0" distB="0" distL="114300" distR="114300" simplePos="0" relativeHeight="251658241" behindDoc="0" locked="0" layoutInCell="1" allowOverlap="1" wp14:anchorId="63B951CB" wp14:editId="0F92FB26">
+          <wp:anchor distT="0" distB="0" distL="114300" distR="114300" simplePos="0" relativeHeight="251658241" behindDoc="0" locked="0" layoutInCell="1" allowOverlap="1" wp14:anchorId="63B951CB" wp14:editId="1B27D4C2">
             <wp:simplePos x="0" y="0"/>
             <wp:positionH relativeFrom="column">
               <wp:posOffset>4541520</wp:posOffset>
@@ -6617,25 +6617,7 @@
           <w:szCs w:val="22"/>
           <w:lang w:eastAsia="fr-FR"/>
         </w:rPr>
-        <w:t xml:space="preserve"> d'un contrat. Les publications sont classées par popularité, </w:t>
-      </w:r>
-      <w:r>
-        <w:rPr>
-          <w:rFonts w:ascii="Century Gothic" w:hAnsi="Century Gothic"/>
-          <w:sz w:val="22"/>
-          <w:szCs w:val="22"/>
-          <w:lang w:eastAsia="fr-FR"/>
-        </w:rPr>
-        <w:t>de manière</w:t>
-      </w:r>
-      <w:r>
-        <w:rPr>
-          <w:rFonts w:ascii="Century Gothic" w:hAnsi="Century Gothic"/>
-          <w:sz w:val="22"/>
-          <w:szCs w:val="22"/>
-          <w:lang w:eastAsia="fr-FR"/>
-        </w:rPr>
-        <w:t xml:space="preserve"> que l'image ayant fait plus de contrats s'affiche en premier. Et, au choix de l'utilisateur, trois boutons</w:t>
+        <w:t xml:space="preserve"> d'un contrat. Les publications sont classées par popularité, de manière que l'image ayant fait plus de contrats s'affiche en premier. Et, au choix de l'utilisateur, trois boutons</w:t>
       </w:r>
       <w:r>
         <w:rPr>
@@ -10098,10 +10080,10 @@
           <w:noProof/>
         </w:rPr>
         <w:drawing>
-          <wp:inline distT="0" distB="0" distL="0" distR="0" wp14:anchorId="50D14549" wp14:editId="2D257677">
-            <wp:extent cx="5760720" cy="5897880"/>
-            <wp:effectExtent l="0" t="0" r="0" b="7620"/>
-            <wp:docPr id="1955728083" name="Image 2"/>
+          <wp:inline distT="0" distB="0" distL="0" distR="0" wp14:anchorId="30CF5481" wp14:editId="16A437EA">
+            <wp:extent cx="5760720" cy="5897245"/>
+            <wp:effectExtent l="0" t="0" r="0" b="8255"/>
+            <wp:docPr id="637001460" name="Image 3" descr="PlantUML Diagram"/>
             <wp:cNvGraphicFramePr>
               <a:graphicFrameLocks xmlns:a="http://schemas.openxmlformats.org/drawingml/2006/main" noChangeAspect="1"/>
             </wp:cNvGraphicFramePr>
@@ -10109,7 +10091,7 @@
               <a:graphicData uri="http://schemas.openxmlformats.org/drawingml/2006/picture">
                 <pic:pic xmlns:pic="http://schemas.openxmlformats.org/drawingml/2006/picture">
                   <pic:nvPicPr>
-                    <pic:cNvPr id="0" name="Picture 2"/>
+                    <pic:cNvPr id="0" name="Picture 5" descr="PlantUML Diagram"/>
                     <pic:cNvPicPr>
                       <a:picLocks noChangeAspect="1" noChangeArrowheads="1"/>
                     </pic:cNvPicPr>
@@ -10130,7 +10112,7 @@
                   <pic:spPr bwMode="auto">
                     <a:xfrm>
                       <a:off x="0" y="0"/>
-                      <a:ext cx="5760720" cy="5897880"/>
+                      <a:ext cx="5760720" cy="5897245"/>
                     </a:xfrm>
                     <a:prstGeom prst="rect">
                       <a:avLst/>
@@ -10180,22 +10162,13 @@
         <w:t xml:space="preserve">La logique de mon code est conçue pour être modulaire </w:t>
       </w:r>
       <w:r>
-        <w:t xml:space="preserve">MVVA </w:t>
+        <w:t xml:space="preserve">MVA </w:t>
       </w:r>
       <w:r>
         <w:t>et sécurisée</w:t>
       </w:r>
       <w:r>
-        <w:t>. L</w:t>
-      </w:r>
-      <w:r>
-        <w:t>’organisation du le code</w:t>
-      </w:r>
-      <w:r>
-        <w:t xml:space="preserve"> </w:t>
-      </w:r>
-      <w:r>
-        <w:t>est construit par la s</w:t>
+        <w:t>. L’organisation du le code est construit par la s</w:t>
       </w:r>
       <w:r>
         <w:t>éparation entre les services de données (</w:t>
@@ -10317,67 +10290,26 @@
           <w:iCs/>
           <w:lang w:val="en-US"/>
         </w:rPr>
-        <w:t>P_APPRO1_ProPhotoStock</w:t>
-      </w:r>
-      <w:r>
+        <w:t>P_APPRO1_ProPhotoStock/app</w:t>
+      </w:r>
+    </w:p>
+    <w:p>
+      <w:pPr>
         <w:rPr>
           <w:i/>
           <w:iCs/>
           <w:lang w:val="en-US"/>
         </w:rPr>
-        <w:t xml:space="preserve">/app et </w:t>
-      </w:r>
-      <w:r>
-        <w:rPr>
-          <w:i/>
-          <w:iCs/>
-          <w:lang w:val="en-US"/>
-        </w:rPr>
-        <w:t>P_APPRO1_ProPhotoStock/</w:t>
-      </w:r>
-      <w:proofErr w:type="gramStart"/>
-      <w:r>
-        <w:rPr>
-          <w:i/>
-          <w:iCs/>
-          <w:lang w:val="en-US"/>
-        </w:rPr>
-        <w:t>backend</w:t>
-      </w:r>
-      <w:r>
-        <w:rPr>
-          <w:i/>
-          <w:iCs/>
-          <w:lang w:val="en-US"/>
-        </w:rPr>
-        <w:t xml:space="preserve"> </w:t>
-      </w:r>
-      <w:r>
-        <w:rPr>
-          <w:i/>
-          <w:iCs/>
-          <w:lang w:val="en-US"/>
-        </w:rPr>
-        <w:t>:</w:t>
-      </w:r>
-      <w:proofErr w:type="gramEnd"/>
-    </w:p>
-    <w:p>
-      <w:pPr>
-        <w:rPr>
-          <w:i/>
-          <w:iCs/>
-        </w:rPr>
       </w:pPr>
       <w:r>
         <w:rPr>
           <w:noProof/>
         </w:rPr>
         <w:drawing>
-          <wp:inline distT="0" distB="0" distL="0" distR="0" wp14:anchorId="3A9301E6" wp14:editId="34BCB6C9">
-            <wp:extent cx="2609850" cy="6029325"/>
-            <wp:effectExtent l="0" t="0" r="0" b="9525"/>
-            <wp:docPr id="2036793687" name="Image 1"/>
+          <wp:inline distT="0" distB="0" distL="0" distR="0" wp14:anchorId="4C5D845C" wp14:editId="0D711B57">
+            <wp:extent cx="5760720" cy="6711950"/>
+            <wp:effectExtent l="0" t="0" r="0" b="0"/>
+            <wp:docPr id="922197044" name="Image 2" descr="PlantUML Diagram"/>
             <wp:cNvGraphicFramePr>
               <a:graphicFrameLocks xmlns:a="http://schemas.openxmlformats.org/drawingml/2006/main" noChangeAspect="1"/>
             </wp:cNvGraphicFramePr>
@@ -10385,23 +10317,36 @@
               <a:graphicData uri="http://schemas.openxmlformats.org/drawingml/2006/picture">
                 <pic:pic xmlns:pic="http://schemas.openxmlformats.org/drawingml/2006/picture">
                   <pic:nvPicPr>
-                    <pic:cNvPr id="2036793687" name=""/>
-                    <pic:cNvPicPr/>
+                    <pic:cNvPr id="0" name="Picture 3" descr="PlantUML Diagram"/>
+                    <pic:cNvPicPr>
+                      <a:picLocks noChangeAspect="1" noChangeArrowheads="1"/>
+                    </pic:cNvPicPr>
                   </pic:nvPicPr>
                   <pic:blipFill>
-                    <a:blip r:embed="rId37"/>
+                    <a:blip r:embed="rId37">
+                      <a:extLst>
+                        <a:ext uri="{28A0092B-C50C-407E-A947-70E740481C1C}">
+                          <a14:useLocalDpi xmlns:a14="http://schemas.microsoft.com/office/drawing/2010/main" val="0"/>
+                        </a:ext>
+                      </a:extLst>
+                    </a:blip>
+                    <a:srcRect/>
                     <a:stretch>
                       <a:fillRect/>
                     </a:stretch>
                   </pic:blipFill>
-                  <pic:spPr>
+                  <pic:spPr bwMode="auto">
                     <a:xfrm>
                       <a:off x="0" y="0"/>
-                      <a:ext cx="2609850" cy="6029325"/>
+                      <a:ext cx="5760720" cy="6711950"/>
                     </a:xfrm>
                     <a:prstGeom prst="rect">
                       <a:avLst/>
                     </a:prstGeom>
+                    <a:noFill/>
+                    <a:ln>
+                      <a:noFill/>
+                    </a:ln>
                   </pic:spPr>
                 </pic:pic>
               </a:graphicData>
@@ -10409,53 +10354,6 @@
           </wp:inline>
         </w:drawing>
       </w:r>
-      <w:r>
-        <w:rPr>
-          <w:i/>
-          <w:iCs/>
-        </w:rPr>
-        <w:t xml:space="preserve"> </w:t>
-      </w:r>
-      <w:r>
-        <w:rPr>
-          <w:noProof/>
-        </w:rPr>
-        <w:drawing>
-          <wp:inline distT="0" distB="0" distL="0" distR="0" wp14:anchorId="7059DEE2" wp14:editId="42C881FB">
-            <wp:extent cx="1790700" cy="5934075"/>
-            <wp:effectExtent l="0" t="0" r="0" b="9525"/>
-            <wp:docPr id="1608051916" name="Image 1"/>
-            <wp:cNvGraphicFramePr>
-              <a:graphicFrameLocks xmlns:a="http://schemas.openxmlformats.org/drawingml/2006/main" noChangeAspect="1"/>
-            </wp:cNvGraphicFramePr>
-            <a:graphic xmlns:a="http://schemas.openxmlformats.org/drawingml/2006/main">
-              <a:graphicData uri="http://schemas.openxmlformats.org/drawingml/2006/picture">
-                <pic:pic xmlns:pic="http://schemas.openxmlformats.org/drawingml/2006/picture">
-                  <pic:nvPicPr>
-                    <pic:cNvPr id="1608051916" name=""/>
-                    <pic:cNvPicPr/>
-                  </pic:nvPicPr>
-                  <pic:blipFill>
-                    <a:blip r:embed="rId38"/>
-                    <a:stretch>
-                      <a:fillRect/>
-                    </a:stretch>
-                  </pic:blipFill>
-                  <pic:spPr>
-                    <a:xfrm>
-                      <a:off x="0" y="0"/>
-                      <a:ext cx="1790700" cy="5934075"/>
-                    </a:xfrm>
-                    <a:prstGeom prst="rect">
-                      <a:avLst/>
-                    </a:prstGeom>
-                  </pic:spPr>
-                </pic:pic>
-              </a:graphicData>
-            </a:graphic>
-          </wp:inline>
-        </w:drawing>
-      </w:r>
     </w:p>
     <w:p>
       <w:pPr>
@@ -10467,34 +10365,92 @@
         <w:rPr>
           <w:i/>
           <w:iCs/>
+          <w:lang w:val="en-US"/>
         </w:rPr>
       </w:pPr>
       <w:r>
         <w:rPr>
           <w:i/>
           <w:iCs/>
-        </w:rPr>
-        <w:t>P_APPRO1_ProPhotoStock</w:t>
-      </w:r>
-      <w:r>
+          <w:lang w:val="en-US"/>
+        </w:rPr>
+        <w:t>P_APPRO1_ProPhotoStock/backend</w:t>
+      </w:r>
+    </w:p>
+    <w:p>
+      <w:pPr>
         <w:rPr>
           <w:i/>
           <w:iCs/>
-        </w:rPr>
-        <w:t>/doc :</w:t>
-      </w:r>
+          <w:lang w:val="en-US"/>
+        </w:rPr>
+      </w:pPr>
     </w:p>
     <w:p>
       <w:pPr>
         <w:rPr>
           <w:i/>
           <w:iCs/>
+          <w:lang w:val="en-US"/>
+        </w:rPr>
+      </w:pPr>
+    </w:p>
+    <w:p>
+      <w:pPr>
+        <w:rPr>
+          <w:i/>
+          <w:iCs/>
+          <w:lang w:val="en-US"/>
+        </w:rPr>
+      </w:pPr>
+      <w:r>
+        <w:rPr>
+          <w:i/>
+          <w:iCs/>
+          <w:lang w:val="en-US"/>
+        </w:rPr>
+        <w:t xml:space="preserve"> </w:t>
+      </w:r>
+    </w:p>
+    <w:p>
+      <w:pPr>
+        <w:pStyle w:val="Paragraphedeliste"/>
+        <w:numPr>
+          <w:ilvl w:val="1"/>
+          <w:numId w:val="38"/>
+        </w:numPr>
+        <w:rPr>
+          <w:i/>
+          <w:iCs/>
+        </w:rPr>
+      </w:pPr>
+      <w:r>
+        <w:rPr>
+          <w:i/>
+          <w:iCs/>
+        </w:rPr>
+        <w:t>P_APPRO1_ProPhotoStock</w:t>
+      </w:r>
+      <w:r>
+        <w:rPr>
+          <w:i/>
+          <w:iCs/>
+        </w:rPr>
+        <w:t>/doc :</w:t>
+      </w:r>
+    </w:p>
+    <w:p>
+      <w:pPr>
+        <w:rPr>
+          <w:i/>
+          <w:iCs/>
         </w:rPr>
       </w:pPr>
       <w:r>
         <w:rPr>
           <w:noProof/>
         </w:rPr>
+        <w:lastRenderedPageBreak/>
         <w:drawing>
           <wp:inline distT="0" distB="0" distL="0" distR="0" wp14:anchorId="750AF1DE" wp14:editId="3FEDB800">
             <wp:extent cx="1381125" cy="1019175"/>
@@ -10511,7 +10467,7 @@
                     <pic:cNvPicPr/>
                   </pic:nvPicPr>
                   <pic:blipFill>
-                    <a:blip r:embed="rId39"/>
+                    <a:blip r:embed="rId38"/>
                     <a:stretch>
                       <a:fillRect/>
                     </a:stretch>
@@ -10565,7 +10521,6 @@
           <w:noProof/>
           <w:lang w:eastAsia="fr-CH"/>
         </w:rPr>
-        <w:lastRenderedPageBreak/>
         <w:drawing>
           <wp:inline distT="0" distB="0" distL="0" distR="0" wp14:anchorId="1B3DBD5A" wp14:editId="2A95F951">
             <wp:extent cx="4486910" cy="2328545"/>
@@ -10584,7 +10539,7 @@
                     </pic:cNvPicPr>
                   </pic:nvPicPr>
                   <pic:blipFill>
-                    <a:blip r:embed="rId40">
+                    <a:blip r:embed="rId39">
                       <a:extLst>
                         <a:ext uri="{28A0092B-C50C-407E-A947-70E740481C1C}">
                           <a14:useLocalDpi xmlns:a14="http://schemas.microsoft.com/office/drawing/2010/main" val="0"/>
@@ -10662,7 +10617,7 @@
                     <pic:cNvPicPr/>
                   </pic:nvPicPr>
                   <pic:blipFill>
-                    <a:blip r:embed="rId41"/>
+                    <a:blip r:embed="rId40"/>
                     <a:stretch>
                       <a:fillRect/>
                     </a:stretch>
@@ -10740,9 +10695,9 @@
         </w:rPr>
         <w:lastRenderedPageBreak/>
         <w:drawing>
-          <wp:inline distT="0" distB="0" distL="0" distR="0" wp14:anchorId="07F2FC00" wp14:editId="748280E5">
-            <wp:extent cx="3137126" cy="5794744"/>
-            <wp:effectExtent l="0" t="0" r="6350" b="0"/>
+          <wp:inline distT="0" distB="0" distL="0" distR="0" wp14:anchorId="07F2FC00" wp14:editId="4600CAFF">
+            <wp:extent cx="2320506" cy="6064883"/>
+            <wp:effectExtent l="0" t="0" r="3810" b="0"/>
             <wp:docPr id="999513633" name="Image 10"/>
             <wp:cNvGraphicFramePr>
               <a:graphicFrameLocks xmlns:a="http://schemas.openxmlformats.org/drawingml/2006/main" noChangeAspect="1"/>
@@ -10757,20 +10712,20 @@
                     </pic:cNvPicPr>
                   </pic:nvPicPr>
                   <pic:blipFill rotWithShape="1">
-                    <a:blip r:embed="rId42">
+                    <a:blip r:embed="rId41">
                       <a:extLst>
                         <a:ext uri="{28A0092B-C50C-407E-A947-70E740481C1C}">
                           <a14:useLocalDpi xmlns:a14="http://schemas.microsoft.com/office/drawing/2010/main" val="0"/>
                         </a:ext>
                       </a:extLst>
                     </a:blip>
-                    <a:srcRect r="56811"/>
+                    <a:srcRect l="1425" t="149" r="68052" b="-149"/>
                     <a:stretch/>
                   </pic:blipFill>
                   <pic:spPr bwMode="auto">
                     <a:xfrm>
                       <a:off x="0" y="0"/>
-                      <a:ext cx="3154385" cy="5826624"/>
+                      <a:ext cx="2335324" cy="6103611"/>
                     </a:xfrm>
                     <a:prstGeom prst="rect">
                       <a:avLst/>
@@ -11148,6 +11103,7 @@
         <w:rPr>
           <w:i/>
         </w:rPr>
+        <w:lastRenderedPageBreak/>
         <w:t>Description détaillée</w:t>
       </w:r>
     </w:p>
@@ -11166,7 +11122,6 @@
         <w:rPr>
           <w:i/>
         </w:rPr>
-        <w:lastRenderedPageBreak/>
         <w:t>Conséquences sur l'utilisation du produit</w:t>
       </w:r>
       <w:bookmarkEnd w:id="41"/>
@@ -11390,7 +11345,7 @@
     </w:p>
     <w:p>
       <w:pPr>
-        <w:ind w:left="-851"/>
+        <w:jc w:val="center"/>
         <w:rPr>
           <w:szCs w:val="14"/>
         </w:rPr>
@@ -11400,9 +11355,9 @@
           <w:noProof/>
         </w:rPr>
         <w:drawing>
-          <wp:inline distT="0" distB="0" distL="0" distR="0" wp14:anchorId="3B678F45" wp14:editId="6B0E0D19">
-            <wp:extent cx="6921795" cy="2333207"/>
-            <wp:effectExtent l="0" t="0" r="0" b="0"/>
+          <wp:inline distT="0" distB="0" distL="0" distR="0" wp14:anchorId="3B678F45" wp14:editId="632D09C3">
+            <wp:extent cx="5132040" cy="3234906"/>
+            <wp:effectExtent l="0" t="0" r="0" b="3810"/>
             <wp:docPr id="1329124887" name="Image 1"/>
             <wp:cNvGraphicFramePr>
               <a:graphicFrameLocks xmlns:a="http://schemas.openxmlformats.org/drawingml/2006/main" noChangeAspect="1"/>
@@ -11414,20 +11369,83 @@
                     <pic:cNvPr id="1329124887" name=""/>
                     <pic:cNvPicPr/>
                   </pic:nvPicPr>
-                  <pic:blipFill>
-                    <a:blip r:embed="rId43"/>
-                    <a:stretch>
-                      <a:fillRect/>
-                    </a:stretch>
+                  <pic:blipFill rotWithShape="1">
+                    <a:blip r:embed="rId42"/>
+                    <a:srcRect l="1583" t="11361" r="53538" b="4716"/>
+                    <a:stretch/>
                   </pic:blipFill>
-                  <pic:spPr>
+                  <pic:spPr bwMode="auto">
                     <a:xfrm>
                       <a:off x="0" y="0"/>
-                      <a:ext cx="6942249" cy="2340102"/>
+                      <a:ext cx="5167963" cy="3257549"/>
                     </a:xfrm>
                     <a:prstGeom prst="rect">
                       <a:avLst/>
                     </a:prstGeom>
+                    <a:ln>
+                      <a:noFill/>
+                    </a:ln>
+                    <a:extLst>
+                      <a:ext uri="{53640926-AAD7-44D8-BBD7-CCE9431645EC}">
+                        <a14:shadowObscured xmlns:a14="http://schemas.microsoft.com/office/drawing/2010/main"/>
+                      </a:ext>
+                    </a:extLst>
+                  </pic:spPr>
+                </pic:pic>
+              </a:graphicData>
+            </a:graphic>
+          </wp:inline>
+        </w:drawing>
+      </w:r>
+    </w:p>
+    <w:p>
+      <w:pPr>
+        <w:ind w:left="-851"/>
+        <w:rPr>
+          <w:szCs w:val="14"/>
+        </w:rPr>
+      </w:pPr>
+      <w:r>
+        <w:rPr>
+          <w:noProof/>
+        </w:rPr>
+        <w:lastRenderedPageBreak/>
+        <w:drawing>
+          <wp:inline distT="0" distB="0" distL="0" distR="0" wp14:anchorId="0F55D41E" wp14:editId="0AAA2019">
+            <wp:extent cx="5323973" cy="3136605"/>
+            <wp:effectExtent l="0" t="0" r="0" b="6985"/>
+            <wp:docPr id="1699468174" name="Image 1"/>
+            <wp:cNvGraphicFramePr>
+              <a:graphicFrameLocks xmlns:a="http://schemas.openxmlformats.org/drawingml/2006/main" noChangeAspect="1"/>
+            </wp:cNvGraphicFramePr>
+            <a:graphic xmlns:a="http://schemas.openxmlformats.org/drawingml/2006/main">
+              <a:graphicData uri="http://schemas.openxmlformats.org/drawingml/2006/picture">
+                <pic:pic xmlns:pic="http://schemas.openxmlformats.org/drawingml/2006/picture">
+                  <pic:nvPicPr>
+                    <pic:cNvPr id="1329124887" name=""/>
+                    <pic:cNvPicPr/>
+                  </pic:nvPicPr>
+                  <pic:blipFill rotWithShape="1">
+                    <a:blip r:embed="rId42"/>
+                    <a:srcRect l="49848" t="11502" r="2513" b="5231"/>
+                    <a:stretch/>
+                  </pic:blipFill>
+                  <pic:spPr bwMode="auto">
+                    <a:xfrm>
+                      <a:off x="0" y="0"/>
+                      <a:ext cx="5331451" cy="3141010"/>
+                    </a:xfrm>
+                    <a:prstGeom prst="rect">
+                      <a:avLst/>
+                    </a:prstGeom>
+                    <a:ln>
+                      <a:noFill/>
+                    </a:ln>
+                    <a:extLst>
+                      <a:ext uri="{53640926-AAD7-44D8-BBD7-CCE9431645EC}">
+                        <a14:shadowObscured xmlns:a14="http://schemas.microsoft.com/office/drawing/2010/main"/>
+                      </a:ext>
+                    </a:extLst>
                   </pic:spPr>
                 </pic:pic>
               </a:graphicData>
@@ -12420,12 +12438,104 @@
         </w:rPr>
         <w:t>résultat</w:t>
       </w:r>
+      <w:r>
+        <w:rPr>
+          <w:lang w:eastAsia="fr-CH"/>
+        </w:rPr>
+        <w:br/>
+      </w:r>
+      <w:r>
+        <w:rPr>
+          <w:lang w:eastAsia="fr-CH"/>
+        </w:rPr>
+        <w:br/>
+      </w:r>
+      <w:r>
+        <w:rPr>
+          <w:noProof/>
+        </w:rPr>
+        <w:drawing>
+          <wp:inline distT="0" distB="0" distL="0" distR="0" wp14:anchorId="17DC9463" wp14:editId="0435613A">
+            <wp:extent cx="2609850" cy="6029325"/>
+            <wp:effectExtent l="0" t="0" r="0" b="9525"/>
+            <wp:docPr id="1840497602" name="Image 1"/>
+            <wp:cNvGraphicFramePr>
+              <a:graphicFrameLocks xmlns:a="http://schemas.openxmlformats.org/drawingml/2006/main" noChangeAspect="1"/>
+            </wp:cNvGraphicFramePr>
+            <a:graphic xmlns:a="http://schemas.openxmlformats.org/drawingml/2006/main">
+              <a:graphicData uri="http://schemas.openxmlformats.org/drawingml/2006/picture">
+                <pic:pic xmlns:pic="http://schemas.openxmlformats.org/drawingml/2006/picture">
+                  <pic:nvPicPr>
+                    <pic:cNvPr id="2036793687" name=""/>
+                    <pic:cNvPicPr/>
+                  </pic:nvPicPr>
+                  <pic:blipFill>
+                    <a:blip r:embed="rId43"/>
+                    <a:stretch>
+                      <a:fillRect/>
+                    </a:stretch>
+                  </pic:blipFill>
+                  <pic:spPr>
+                    <a:xfrm>
+                      <a:off x="0" y="0"/>
+                      <a:ext cx="2609850" cy="6029325"/>
+                    </a:xfrm>
+                    <a:prstGeom prst="rect">
+                      <a:avLst/>
+                    </a:prstGeom>
+                  </pic:spPr>
+                </pic:pic>
+              </a:graphicData>
+            </a:graphic>
+          </wp:inline>
+        </w:drawing>
+      </w:r>
+      <w:r>
+        <w:rPr>
+          <w:noProof/>
+        </w:rPr>
+        <w:drawing>
+          <wp:inline distT="0" distB="0" distL="0" distR="0" wp14:anchorId="246C4903" wp14:editId="6939B814">
+            <wp:extent cx="1790700" cy="5934075"/>
+            <wp:effectExtent l="0" t="0" r="0" b="9525"/>
+            <wp:docPr id="1659940431" name="Image 1"/>
+            <wp:cNvGraphicFramePr>
+              <a:graphicFrameLocks xmlns:a="http://schemas.openxmlformats.org/drawingml/2006/main" noChangeAspect="1"/>
+            </wp:cNvGraphicFramePr>
+            <a:graphic xmlns:a="http://schemas.openxmlformats.org/drawingml/2006/main">
+              <a:graphicData uri="http://schemas.openxmlformats.org/drawingml/2006/picture">
+                <pic:pic xmlns:pic="http://schemas.openxmlformats.org/drawingml/2006/picture">
+                  <pic:nvPicPr>
+                    <pic:cNvPr id="1608051916" name=""/>
+                    <pic:cNvPicPr/>
+                  </pic:nvPicPr>
+                  <pic:blipFill>
+                    <a:blip r:embed="rId44"/>
+                    <a:stretch>
+                      <a:fillRect/>
+                    </a:stretch>
+                  </pic:blipFill>
+                  <pic:spPr>
+                    <a:xfrm>
+                      <a:off x="0" y="0"/>
+                      <a:ext cx="1790700" cy="5934075"/>
+                    </a:xfrm>
+                    <a:prstGeom prst="rect">
+                      <a:avLst/>
+                    </a:prstGeom>
+                  </pic:spPr>
+                </pic:pic>
+              </a:graphicData>
+            </a:graphic>
+          </wp:inline>
+        </w:drawing>
+      </w:r>
     </w:p>
     <w:sectPr>
-      <w:headerReference w:type="default" r:id="rId44"/>
-      <w:footerReference w:type="default" r:id="rId45"/>
-      <w:headerReference w:type="first" r:id="rId46"/>
-      <w:footerReference w:type="first" r:id="rId47"/>
+      <w:headerReference w:type="default" r:id="rId45"/>
+      <w:footerReference w:type="default" r:id="rId46"/>
+      <w:headerReference w:type="first" r:id="rId47"/>
+      <w:footerReference w:type="first" r:id="rId48"/>
       <w:pgSz w:w="11906" w:h="16838"/>
       <w:pgMar w:top="1417" w:right="1417" w:bottom="1417" w:left="1417" w:header="708" w:footer="708" w:gutter="0"/>
       <w:cols w:space="708"/>
@@ -12529,7 +12639,7 @@
             </wp:anchor>
           </w:drawing>
         </mc:Choice>
-        <mc:Fallback xmlns:w16du="http://schemas.microsoft.com/office/word/2023/wordml/word16du" xmlns:w16sdtfl="http://schemas.microsoft.com/office/word/2024/wordml/sdtformatlock" xmlns:a="http://schemas.openxmlformats.org/drawingml/2006/main" xmlns:arto="http://schemas.microsoft.com/office/word/2006/arto">
+        <mc:Fallback xmlns:arto="http://schemas.microsoft.com/office/word/2006/arto" xmlns:a="http://schemas.openxmlformats.org/drawingml/2006/main" xmlns:w16sdtfl="http://schemas.microsoft.com/office/word/2024/wordml/sdtformatlock" xmlns:w16du="http://schemas.microsoft.com/office/word/2023/wordml/word16du">
           <w:pict w14:anchorId="2AC6186A">
             <v:line id="Conector recto 2" style="position:absolute;z-index:251659264;visibility:visible;mso-wrap-style:square;mso-width-percent:0;mso-wrap-distance-left:9pt;mso-wrap-distance-top:0;mso-wrap-distance-right:9pt;mso-wrap-distance-bottom:0;mso-position-horizontal:left;mso-position-horizontal-relative:margin;mso-position-vertical:absolute;mso-position-vertical-relative:text;mso-width-percent:0;mso-width-relative:margin" o:spid="_x0000_s1026" strokecolor="#4472c4 [3204]" strokeweight=".5pt" from="0,20.1pt" to="452.9pt,20.1pt" w14:anchorId="378E8825" o:gfxdata="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">
               <v:stroke joinstyle="miter"/>
@@ -18520,6 +18630,7 @@
   <w:style w:type="character" w:default="1" w:styleId="Policepardfaut">
     <w:name w:val="Default Paragraph Font"/>
     <w:uiPriority w:val="1"/>
+    <w:semiHidden/>
     <w:unhideWhenUsed/>
   </w:style>
   <w:style w:type="table" w:default="1" w:styleId="TableauNormal">
@@ -21563,6 +21674,7 @@
     <w:rsid w:val="00590BCE"/>
     <w:rsid w:val="005D0FBE"/>
     <w:rsid w:val="006108C4"/>
+    <w:rsid w:val="00662E4E"/>
     <w:rsid w:val="0067766A"/>
     <w:rsid w:val="006C65B6"/>
     <w:rsid w:val="006C65DA"/>
@@ -21585,6 +21697,7 @@
     <w:rsid w:val="00E124E3"/>
     <w:rsid w:val="00E72BAA"/>
     <w:rsid w:val="00EB6A2D"/>
+    <w:rsid w:val="00ED7028"/>
     <w:rsid w:val="00F775C9"/>
   </w:rsids>
   <m:mathPr>
@@ -22572,7 +22685,14 @@
 </file>
 
 <file path=customXml/item3.xml><?xml version="1.0" encoding="utf-8"?>
-<b:Sources xmlns:b="http://schemas.openxmlformats.org/officeDocument/2006/bibliography" xmlns="http://schemas.openxmlformats.org/officeDocument/2006/bibliography" SelectedStyle="\APASixthEditionOfficeOnline.xsl" StyleName="APA" Version="6"/>
+<p:properties xmlns:p="http://schemas.microsoft.com/office/2006/metadata/properties" xmlns:xsi="http://www.w3.org/2001/XMLSchema-instance" xmlns:pc="http://schemas.microsoft.com/office/infopath/2007/PartnerControls">
+  <documentManagement>
+    <TaxCatchAll xmlns="dfa80de1-e9bb-4cf2-893d-d06220b3971a" xsi:nil="true"/>
+    <lcf76f155ced4ddcb4097134ff3c332f xmlns="98d92101-24da-4498-9971-a24673344bd8">
+      <Terms xmlns="http://schemas.microsoft.com/office/infopath/2007/PartnerControls"/>
+    </lcf76f155ced4ddcb4097134ff3c332f>
+  </documentManagement>
+</p:properties>
 </file>
 
 <file path=customXml/item4.xml><?xml version="1.0" encoding="utf-8"?>
@@ -22585,14 +22705,7 @@
 </file>
 
 <file path=customXml/item5.xml><?xml version="1.0" encoding="utf-8"?>
-<p:properties xmlns:p="http://schemas.microsoft.com/office/2006/metadata/properties" xmlns:xsi="http://www.w3.org/2001/XMLSchema-instance" xmlns:pc="http://schemas.microsoft.com/office/infopath/2007/PartnerControls">
-  <documentManagement>
-    <TaxCatchAll xmlns="dfa80de1-e9bb-4cf2-893d-d06220b3971a" xsi:nil="true"/>
-    <lcf76f155ced4ddcb4097134ff3c332f xmlns="98d92101-24da-4498-9971-a24673344bd8">
-      <Terms xmlns="http://schemas.microsoft.com/office/infopath/2007/PartnerControls"/>
-    </lcf76f155ced4ddcb4097134ff3c332f>
-  </documentManagement>
-</p:properties>
+<b:Sources xmlns:b="http://schemas.openxmlformats.org/officeDocument/2006/bibliography" xmlns="http://schemas.openxmlformats.org/officeDocument/2006/bibliography" SelectedStyle="\APASixthEditionOfficeOnline.xsl" StyleName="APA" Version="6"/>
 </file>
 
 <file path=customXml/itemProps1.xml><?xml version="1.0" encoding="utf-8"?>
@@ -22623,9 +22736,12 @@
 </file>
 
 <file path=customXml/itemProps3.xml><?xml version="1.0" encoding="utf-8"?>
-<ds:datastoreItem xmlns:ds="http://schemas.openxmlformats.org/officeDocument/2006/customXml" ds:itemID="{FE924DA7-0126-48C5-870A-49921258AF89}">
+<ds:datastoreItem xmlns:ds="http://schemas.openxmlformats.org/officeDocument/2006/customXml" ds:itemID="{C94D97F5-7F04-4398-BD4F-61F68830E426}">
   <ds:schemaRefs>
-    <ds:schemaRef ds:uri="http://schemas.openxmlformats.org/officeDocument/2006/bibliography"/>
+    <ds:schemaRef ds:uri="http://schemas.microsoft.com/office/2006/metadata/properties"/>
+    <ds:schemaRef ds:uri="http://schemas.microsoft.com/office/infopath/2007/PartnerControls"/>
+    <ds:schemaRef ds:uri="dfa80de1-e9bb-4cf2-893d-d06220b3971a"/>
+    <ds:schemaRef ds:uri="98d92101-24da-4498-9971-a24673344bd8"/>
   </ds:schemaRefs>
 </ds:datastoreItem>
 </file>
@@ -22639,12 +22755,9 @@
 </file>
 
 <file path=customXml/itemProps5.xml><?xml version="1.0" encoding="utf-8"?>
-<ds:datastoreItem xmlns:ds="http://schemas.openxmlformats.org/officeDocument/2006/customXml" ds:itemID="{C94D97F5-7F04-4398-BD4F-61F68830E426}">
+<ds:datastoreItem xmlns:ds="http://schemas.openxmlformats.org/officeDocument/2006/customXml" ds:itemID="{FE924DA7-0126-48C5-870A-49921258AF89}">
   <ds:schemaRefs>
-    <ds:schemaRef ds:uri="http://schemas.microsoft.com/office/2006/metadata/properties"/>
-    <ds:schemaRef ds:uri="http://schemas.microsoft.com/office/infopath/2007/PartnerControls"/>
-    <ds:schemaRef ds:uri="dfa80de1-e9bb-4cf2-893d-d06220b3971a"/>
-    <ds:schemaRef ds:uri="98d92101-24da-4498-9971-a24673344bd8"/>
+    <ds:schemaRef ds:uri="http://schemas.openxmlformats.org/officeDocument/2006/bibliography"/>
   </ds:schemaRefs>
 </ds:datastoreItem>
 </file>
--- a/docs/03_Rapport/Rapport_PAPPRO1_Toledo.docx
+++ b/docs/03_Rapport/Rapport_PAPPRO1_Toledo.docx
@@ -784,8 +784,8 @@
         </w:p>
       </w:sdtContent>
     </w:sdt>
-    <w:bookmarkStart w:id="1" w:name="_Toc155696314" w:displacedByCustomXml="prev"/>
-    <w:bookmarkStart w:id="2" w:name="_Toc155697347" w:displacedByCustomXml="prev"/>
+    <w:bookmarkStart w:id="1" w:name="_Toc155697347" w:displacedByCustomXml="prev"/>
+    <w:bookmarkStart w:id="2" w:name="_Toc155696314" w:displacedByCustomXml="prev"/>
     <w:sdt>
       <w:sdtPr>
         <w:rPr>
@@ -5114,7 +5114,7 @@
         </w:rPr>
         <w:lastRenderedPageBreak/>
         <w:drawing>
-          <wp:anchor distT="0" distB="0" distL="114300" distR="114300" simplePos="0" relativeHeight="251662343" behindDoc="0" locked="0" layoutInCell="1" allowOverlap="1" wp14:anchorId="1E648DC0" wp14:editId="6219D138">
+          <wp:anchor distT="0" distB="0" distL="114300" distR="114300" simplePos="0" relativeHeight="251662343" behindDoc="0" locked="0" layoutInCell="1" allowOverlap="1" wp14:anchorId="1E648DC0" wp14:editId="388B30B4">
             <wp:simplePos x="0" y="0"/>
             <wp:positionH relativeFrom="column">
               <wp:posOffset>653726</wp:posOffset>
@@ -5947,7 +5947,7 @@
           <w:noProof/>
         </w:rPr>
         <w:drawing>
-          <wp:anchor distT="0" distB="0" distL="114300" distR="114300" simplePos="0" relativeHeight="251658241" behindDoc="0" locked="0" layoutInCell="1" allowOverlap="1" wp14:anchorId="63B951CB" wp14:editId="1B27D4C2">
+          <wp:anchor distT="0" distB="0" distL="114300" distR="114300" simplePos="0" relativeHeight="251658241" behindDoc="0" locked="0" layoutInCell="1" allowOverlap="1" wp14:anchorId="63B951CB" wp14:editId="37C9172F">
             <wp:simplePos x="0" y="0"/>
             <wp:positionH relativeFrom="column">
               <wp:posOffset>4541520</wp:posOffset>
@@ -10673,9 +10673,754 @@
     <w:p>
       <w:pPr>
         <w:pStyle w:val="En-tte"/>
-        <w:ind w:left="357"/>
         <w:rPr>
           <w:i/>
+        </w:rPr>
+      </w:pPr>
+    </w:p>
+    <w:tbl>
+      <w:tblPr>
+        <w:tblStyle w:val="Grilledutableau"/>
+        <w:tblW w:w="9072" w:type="dxa"/>
+        <w:tblInd w:w="-5" w:type="dxa"/>
+        <w:tblLook w:val="04A0" w:firstRow="1" w:lastRow="0" w:firstColumn="1" w:lastColumn="0" w:noHBand="0" w:noVBand="1"/>
+      </w:tblPr>
+      <w:tblGrid>
+        <w:gridCol w:w="911"/>
+        <w:gridCol w:w="1590"/>
+        <w:gridCol w:w="1866"/>
+        <w:gridCol w:w="1044"/>
+        <w:gridCol w:w="3661"/>
+      </w:tblGrid>
+      <w:tr>
+        <w:tc>
+          <w:tcPr>
+            <w:tcW w:w="911" w:type="dxa"/>
+          </w:tcPr>
+          <w:p>
+            <w:pPr>
+              <w:pStyle w:val="En-tte"/>
+              <w:jc w:val="center"/>
+              <w:rPr>
+                <w:b/>
+                <w:bCs/>
+                <w:iCs/>
+              </w:rPr>
+            </w:pPr>
+            <w:r>
+              <w:rPr>
+                <w:b/>
+                <w:bCs/>
+                <w:iCs/>
+              </w:rPr>
+              <w:t>Type</w:t>
+            </w:r>
+          </w:p>
+        </w:tc>
+        <w:tc>
+          <w:tcPr>
+            <w:tcW w:w="1590" w:type="dxa"/>
+          </w:tcPr>
+          <w:p>
+            <w:pPr>
+              <w:pStyle w:val="En-tte"/>
+              <w:jc w:val="center"/>
+              <w:rPr>
+                <w:b/>
+                <w:bCs/>
+                <w:iCs/>
+              </w:rPr>
+            </w:pPr>
+            <w:r>
+              <w:rPr>
+                <w:b/>
+                <w:bCs/>
+                <w:iCs/>
+              </w:rPr>
+              <w:t>Composant</w:t>
+            </w:r>
+          </w:p>
+        </w:tc>
+        <w:tc>
+          <w:tcPr>
+            <w:tcW w:w="1894" w:type="dxa"/>
+          </w:tcPr>
+          <w:p>
+            <w:pPr>
+              <w:pStyle w:val="En-tte"/>
+              <w:jc w:val="center"/>
+              <w:rPr>
+                <w:b/>
+                <w:bCs/>
+                <w:iCs/>
+              </w:rPr>
+            </w:pPr>
+            <w:r>
+              <w:rPr>
+                <w:b/>
+                <w:bCs/>
+                <w:iCs/>
+              </w:rPr>
+              <w:t>Description</w:t>
+            </w:r>
+          </w:p>
+        </w:tc>
+        <w:tc>
+          <w:tcPr>
+            <w:tcW w:w="1044" w:type="dxa"/>
+          </w:tcPr>
+          <w:p>
+            <w:pPr>
+              <w:pStyle w:val="En-tte"/>
+              <w:jc w:val="center"/>
+              <w:rPr>
+                <w:b/>
+                <w:bCs/>
+                <w:iCs/>
+              </w:rPr>
+            </w:pPr>
+            <w:r>
+              <w:rPr>
+                <w:b/>
+                <w:bCs/>
+                <w:iCs/>
+              </w:rPr>
+              <w:t>Résultat</w:t>
+            </w:r>
+          </w:p>
+        </w:tc>
+        <w:tc>
+          <w:tcPr>
+            <w:tcW w:w="3633" w:type="dxa"/>
+          </w:tcPr>
+          <w:p>
+            <w:pPr>
+              <w:pStyle w:val="En-tte"/>
+              <w:jc w:val="center"/>
+              <w:rPr>
+                <w:b/>
+                <w:bCs/>
+                <w:iCs/>
+              </w:rPr>
+            </w:pPr>
+            <w:r>
+              <w:rPr>
+                <w:b/>
+                <w:bCs/>
+                <w:iCs/>
+              </w:rPr>
+              <w:t>Preuve</w:t>
+            </w:r>
+          </w:p>
+        </w:tc>
+      </w:tr>
+      <w:tr>
+        <w:tc>
+          <w:tcPr>
+            <w:tcW w:w="911" w:type="dxa"/>
+          </w:tcPr>
+          <w:p>
+            <w:pPr>
+              <w:pStyle w:val="En-tte"/>
+              <w:ind w:left="-106"/>
+              <w:rPr>
+                <w:iCs/>
+              </w:rPr>
+            </w:pPr>
+            <w:r>
+              <w:rPr>
+                <w:iCs/>
+              </w:rPr>
+              <w:t>Unitaire</w:t>
+            </w:r>
+          </w:p>
+        </w:tc>
+        <w:tc>
+          <w:tcPr>
+            <w:tcW w:w="1590" w:type="dxa"/>
+          </w:tcPr>
+          <w:p>
+            <w:pPr>
+              <w:pStyle w:val="En-tte"/>
+              <w:ind w:left="-106"/>
+              <w:rPr>
+                <w:iCs/>
+              </w:rPr>
+            </w:pPr>
+            <w:proofErr w:type="spellStart"/>
+            <w:r>
+              <w:rPr>
+                <w:iCs/>
+              </w:rPr>
+              <w:t>ContratsPage</w:t>
+            </w:r>
+            <w:proofErr w:type="spellEnd"/>
+          </w:p>
+        </w:tc>
+        <w:tc>
+          <w:tcPr>
+            <w:tcW w:w="1894" w:type="dxa"/>
+          </w:tcPr>
+          <w:p>
+            <w:pPr>
+              <w:pStyle w:val="En-tte"/>
+              <w:ind w:left="-106"/>
+              <w:rPr>
+                <w:iCs/>
+              </w:rPr>
+            </w:pPr>
+            <w:r>
+              <w:rPr>
+                <w:iCs/>
+              </w:rPr>
+              <w:t xml:space="preserve">Calcul du prix selon contrat </w:t>
+            </w:r>
+            <w:r>
+              <w:rPr>
+                <w:iCs/>
+              </w:rPr>
+              <w:t>et valeurs nuls.</w:t>
+            </w:r>
+          </w:p>
+        </w:tc>
+        <w:tc>
+          <w:tcPr>
+            <w:tcW w:w="1044" w:type="dxa"/>
+          </w:tcPr>
+          <w:p>
+            <w:pPr>
+              <w:pStyle w:val="En-tte"/>
+              <w:ind w:left="-106"/>
+              <w:rPr>
+                <w:iCs/>
+              </w:rPr>
+            </w:pPr>
+            <w:r>
+              <w:rPr>
+                <w:iCs/>
+              </w:rPr>
+              <w:t>Réussi</w:t>
+            </w:r>
+          </w:p>
+        </w:tc>
+        <w:tc>
+          <w:tcPr>
+            <w:tcW w:w="3633" w:type="dxa"/>
+          </w:tcPr>
+          <w:p>
+            <w:pPr>
+              <w:pStyle w:val="En-tte"/>
+              <w:ind w:left="-106"/>
+              <w:rPr>
+                <w:iCs/>
+              </w:rPr>
+            </w:pPr>
+            <w:r>
+              <w:rPr>
+                <w:noProof/>
+              </w:rPr>
+              <w:drawing>
+                <wp:inline distT="0" distB="0" distL="0" distR="0" wp14:anchorId="1E654E0F" wp14:editId="1F36A97B">
+                  <wp:extent cx="2254958" cy="783771"/>
+                  <wp:effectExtent l="0" t="0" r="0" b="0"/>
+                  <wp:docPr id="1316780828" name="Image 1"/>
+                  <wp:cNvGraphicFramePr>
+                    <a:graphicFrameLocks xmlns:a="http://schemas.openxmlformats.org/drawingml/2006/main" noChangeAspect="1"/>
+                  </wp:cNvGraphicFramePr>
+                  <a:graphic xmlns:a="http://schemas.openxmlformats.org/drawingml/2006/main">
+                    <a:graphicData uri="http://schemas.openxmlformats.org/drawingml/2006/picture">
+                      <pic:pic xmlns:pic="http://schemas.openxmlformats.org/drawingml/2006/picture">
+                        <pic:nvPicPr>
+                          <pic:cNvPr id="1316780828" name=""/>
+                          <pic:cNvPicPr/>
+                        </pic:nvPicPr>
+                        <pic:blipFill rotWithShape="1">
+                          <a:blip r:embed="rId41"/>
+                          <a:srcRect l="-109" t="21831" r="109" b="46848"/>
+                          <a:stretch/>
+                        </pic:blipFill>
+                        <pic:spPr bwMode="auto">
+                          <a:xfrm>
+                            <a:off x="0" y="0"/>
+                            <a:ext cx="2257425" cy="784629"/>
+                          </a:xfrm>
+                          <a:prstGeom prst="rect">
+                            <a:avLst/>
+                          </a:prstGeom>
+                          <a:ln>
+                            <a:noFill/>
+                          </a:ln>
+                          <a:extLst>
+                            <a:ext uri="{53640926-AAD7-44D8-BBD7-CCE9431645EC}">
+                              <a14:shadowObscured xmlns:a14="http://schemas.microsoft.com/office/drawing/2010/main"/>
+                            </a:ext>
+                          </a:extLst>
+                        </pic:spPr>
+                      </pic:pic>
+                    </a:graphicData>
+                  </a:graphic>
+                </wp:inline>
+              </w:drawing>
+            </w:r>
+          </w:p>
+        </w:tc>
+      </w:tr>
+      <w:tr>
+        <w:tc>
+          <w:tcPr>
+            <w:tcW w:w="911" w:type="dxa"/>
+          </w:tcPr>
+          <w:p>
+            <w:pPr>
+              <w:pStyle w:val="En-tte"/>
+              <w:ind w:left="-106"/>
+              <w:rPr>
+                <w:iCs/>
+              </w:rPr>
+            </w:pPr>
+            <w:r>
+              <w:rPr>
+                <w:iCs/>
+              </w:rPr>
+              <w:t>Unitaire</w:t>
+            </w:r>
+          </w:p>
+        </w:tc>
+        <w:tc>
+          <w:tcPr>
+            <w:tcW w:w="1590" w:type="dxa"/>
+          </w:tcPr>
+          <w:p>
+            <w:pPr>
+              <w:pStyle w:val="En-tte"/>
+              <w:ind w:left="-106"/>
+              <w:rPr>
+                <w:iCs/>
+              </w:rPr>
+            </w:pPr>
+            <w:proofErr w:type="spellStart"/>
+            <w:r>
+              <w:rPr>
+                <w:iCs/>
+              </w:rPr>
+              <w:t>UserSession</w:t>
+            </w:r>
+            <w:proofErr w:type="spellEnd"/>
+          </w:p>
+        </w:tc>
+        <w:tc>
+          <w:tcPr>
+            <w:tcW w:w="1894" w:type="dxa"/>
+          </w:tcPr>
+          <w:p>
+            <w:pPr>
+              <w:pStyle w:val="En-tte"/>
+              <w:ind w:left="-106"/>
+              <w:rPr>
+                <w:iCs/>
+              </w:rPr>
+            </w:pPr>
+            <w:r>
+              <w:rPr>
+                <w:iCs/>
+              </w:rPr>
+              <w:t>Vérification des droits d'accès</w:t>
+            </w:r>
+          </w:p>
+        </w:tc>
+        <w:tc>
+          <w:tcPr>
+            <w:tcW w:w="1044" w:type="dxa"/>
+          </w:tcPr>
+          <w:p>
+            <w:pPr>
+              <w:pStyle w:val="En-tte"/>
+              <w:ind w:left="-106"/>
+              <w:rPr>
+                <w:iCs/>
+              </w:rPr>
+            </w:pPr>
+            <w:r>
+              <w:rPr>
+                <w:iCs/>
+              </w:rPr>
+              <w:t>Réussi</w:t>
+            </w:r>
+          </w:p>
+        </w:tc>
+        <w:tc>
+          <w:tcPr>
+            <w:tcW w:w="3633" w:type="dxa"/>
+          </w:tcPr>
+          <w:p>
+            <w:pPr>
+              <w:pStyle w:val="En-tte"/>
+              <w:ind w:left="-106"/>
+              <w:rPr>
+                <w:iCs/>
+              </w:rPr>
+            </w:pPr>
+            <w:r>
+              <w:rPr>
+                <w:noProof/>
+              </w:rPr>
+              <w:drawing>
+                <wp:inline distT="0" distB="0" distL="0" distR="0" wp14:anchorId="6FBD420E" wp14:editId="56E13056">
+                  <wp:extent cx="2254436" cy="629210"/>
+                  <wp:effectExtent l="0" t="0" r="0" b="0"/>
+                  <wp:docPr id="2072235591" name="Image 1"/>
+                  <wp:cNvGraphicFramePr>
+                    <a:graphicFrameLocks xmlns:a="http://schemas.openxmlformats.org/drawingml/2006/main" noChangeAspect="1"/>
+                  </wp:cNvGraphicFramePr>
+                  <a:graphic xmlns:a="http://schemas.openxmlformats.org/drawingml/2006/main">
+                    <a:graphicData uri="http://schemas.openxmlformats.org/drawingml/2006/picture">
+                      <pic:pic xmlns:pic="http://schemas.openxmlformats.org/drawingml/2006/picture">
+                        <pic:nvPicPr>
+                          <pic:cNvPr id="1316780828" name=""/>
+                          <pic:cNvPicPr/>
+                        </pic:nvPicPr>
+                        <pic:blipFill rotWithShape="1">
+                          <a:blip r:embed="rId41"/>
+                          <a:srcRect l="-109" t="74849" r="109"/>
+                          <a:stretch/>
+                        </pic:blipFill>
+                        <pic:spPr bwMode="auto">
+                          <a:xfrm>
+                            <a:off x="0" y="0"/>
+                            <a:ext cx="2257425" cy="630044"/>
+                          </a:xfrm>
+                          <a:prstGeom prst="rect">
+                            <a:avLst/>
+                          </a:prstGeom>
+                          <a:ln>
+                            <a:noFill/>
+                          </a:ln>
+                          <a:extLst>
+                            <a:ext uri="{53640926-AAD7-44D8-BBD7-CCE9431645EC}">
+                              <a14:shadowObscured xmlns:a14="http://schemas.microsoft.com/office/drawing/2010/main"/>
+                            </a:ext>
+                          </a:extLst>
+                        </pic:spPr>
+                      </pic:pic>
+                    </a:graphicData>
+                  </a:graphic>
+                </wp:inline>
+              </w:drawing>
+            </w:r>
+          </w:p>
+        </w:tc>
+      </w:tr>
+      <w:tr>
+        <w:tc>
+          <w:tcPr>
+            <w:tcW w:w="911" w:type="dxa"/>
+          </w:tcPr>
+          <w:p>
+            <w:pPr>
+              <w:pStyle w:val="En-tte"/>
+              <w:ind w:left="-106"/>
+              <w:rPr>
+                <w:iCs/>
+              </w:rPr>
+            </w:pPr>
+            <w:r>
+              <w:rPr>
+                <w:iCs/>
+              </w:rPr>
+              <w:lastRenderedPageBreak/>
+              <w:t>Unitaire</w:t>
+            </w:r>
+          </w:p>
+        </w:tc>
+        <w:tc>
+          <w:tcPr>
+            <w:tcW w:w="1590" w:type="dxa"/>
+          </w:tcPr>
+          <w:p>
+            <w:pPr>
+              <w:pStyle w:val="En-tte"/>
+              <w:ind w:left="-106"/>
+              <w:rPr>
+                <w:iCs/>
+              </w:rPr>
+            </w:pPr>
+            <w:proofErr w:type="spellStart"/>
+            <w:r>
+              <w:rPr>
+                <w:iCs/>
+              </w:rPr>
+              <w:t>ApiService</w:t>
+            </w:r>
+            <w:proofErr w:type="spellEnd"/>
+          </w:p>
+        </w:tc>
+        <w:tc>
+          <w:tcPr>
+            <w:tcW w:w="1894" w:type="dxa"/>
+          </w:tcPr>
+          <w:p>
+            <w:pPr>
+              <w:pStyle w:val="En-tte"/>
+              <w:ind w:left="-106"/>
+              <w:rPr>
+                <w:iCs/>
+              </w:rPr>
+            </w:pPr>
+            <w:r>
+              <w:rPr>
+                <w:iCs/>
+              </w:rPr>
+              <w:t xml:space="preserve">Détection de </w:t>
+            </w:r>
+            <w:proofErr w:type="spellStart"/>
+            <w:r>
+              <w:rPr>
+                <w:iCs/>
+              </w:rPr>
+              <w:t>Token</w:t>
+            </w:r>
+            <w:proofErr w:type="spellEnd"/>
+            <w:r>
+              <w:rPr>
+                <w:iCs/>
+              </w:rPr>
+              <w:t xml:space="preserve"> JWT</w:t>
+            </w:r>
+          </w:p>
+        </w:tc>
+        <w:tc>
+          <w:tcPr>
+            <w:tcW w:w="1044" w:type="dxa"/>
+          </w:tcPr>
+          <w:p>
+            <w:pPr>
+              <w:pStyle w:val="En-tte"/>
+              <w:ind w:left="-106"/>
+              <w:rPr>
+                <w:iCs/>
+              </w:rPr>
+            </w:pPr>
+            <w:r>
+              <w:rPr>
+                <w:iCs/>
+              </w:rPr>
+              <w:t>Réussi</w:t>
+            </w:r>
+          </w:p>
+        </w:tc>
+        <w:tc>
+          <w:tcPr>
+            <w:tcW w:w="3633" w:type="dxa"/>
+          </w:tcPr>
+          <w:p>
+            <w:pPr>
+              <w:pStyle w:val="En-tte"/>
+              <w:ind w:left="-106"/>
+              <w:rPr>
+                <w:iCs/>
+              </w:rPr>
+            </w:pPr>
+            <w:r>
+              <w:rPr>
+                <w:noProof/>
+              </w:rPr>
+              <w:drawing>
+                <wp:inline distT="0" distB="0" distL="0" distR="0" wp14:anchorId="01735C62" wp14:editId="39168F2F">
+                  <wp:extent cx="2252345" cy="570015"/>
+                  <wp:effectExtent l="0" t="0" r="0" b="1905"/>
+                  <wp:docPr id="1110552806" name="Image 1"/>
+                  <wp:cNvGraphicFramePr>
+                    <a:graphicFrameLocks xmlns:a="http://schemas.openxmlformats.org/drawingml/2006/main" noChangeAspect="1"/>
+                  </wp:cNvGraphicFramePr>
+                  <a:graphic xmlns:a="http://schemas.openxmlformats.org/drawingml/2006/main">
+                    <a:graphicData uri="http://schemas.openxmlformats.org/drawingml/2006/picture">
+                      <pic:pic xmlns:pic="http://schemas.openxmlformats.org/drawingml/2006/picture">
+                        <pic:nvPicPr>
+                          <pic:cNvPr id="1316780828" name=""/>
+                          <pic:cNvPicPr/>
+                        </pic:nvPicPr>
+                        <pic:blipFill rotWithShape="1">
+                          <a:blip r:embed="rId41"/>
+                          <a:srcRect b="77194"/>
+                          <a:stretch/>
+                        </pic:blipFill>
+                        <pic:spPr bwMode="auto">
+                          <a:xfrm>
+                            <a:off x="0" y="0"/>
+                            <a:ext cx="2257425" cy="571301"/>
+                          </a:xfrm>
+                          <a:prstGeom prst="rect">
+                            <a:avLst/>
+                          </a:prstGeom>
+                          <a:ln>
+                            <a:noFill/>
+                          </a:ln>
+                          <a:extLst>
+                            <a:ext uri="{53640926-AAD7-44D8-BBD7-CCE9431645EC}">
+                              <a14:shadowObscured xmlns:a14="http://schemas.microsoft.com/office/drawing/2010/main"/>
+                            </a:ext>
+                          </a:extLst>
+                        </pic:spPr>
+                      </pic:pic>
+                    </a:graphicData>
+                  </a:graphic>
+                </wp:inline>
+              </w:drawing>
+            </w:r>
+          </w:p>
+        </w:tc>
+      </w:tr>
+      <w:tr>
+        <w:tc>
+          <w:tcPr>
+            <w:tcW w:w="911" w:type="dxa"/>
+          </w:tcPr>
+          <w:p>
+            <w:pPr>
+              <w:pStyle w:val="En-tte"/>
+              <w:ind w:left="-106"/>
+              <w:rPr>
+                <w:iCs/>
+              </w:rPr>
+            </w:pPr>
+            <w:r>
+              <w:rPr>
+                <w:iCs/>
+              </w:rPr>
+              <w:t>Unitaire</w:t>
+            </w:r>
+          </w:p>
+        </w:tc>
+        <w:tc>
+          <w:tcPr>
+            <w:tcW w:w="1590" w:type="dxa"/>
+          </w:tcPr>
+          <w:p>
+            <w:pPr>
+              <w:pStyle w:val="En-tte"/>
+              <w:ind w:left="-106"/>
+              <w:rPr>
+                <w:iCs/>
+              </w:rPr>
+            </w:pPr>
+            <w:proofErr w:type="spellStart"/>
+            <w:r>
+              <w:rPr>
+                <w:iCs/>
+              </w:rPr>
+              <w:t>UploadPage</w:t>
+            </w:r>
+            <w:proofErr w:type="spellEnd"/>
+          </w:p>
+        </w:tc>
+        <w:tc>
+          <w:tcPr>
+            <w:tcW w:w="1894" w:type="dxa"/>
+          </w:tcPr>
+          <w:p>
+            <w:pPr>
+              <w:pStyle w:val="En-tte"/>
+              <w:ind w:left="-106"/>
+              <w:rPr>
+                <w:iCs/>
+              </w:rPr>
+            </w:pPr>
+            <w:r>
+              <w:rPr>
+                <w:iCs/>
+              </w:rPr>
+              <w:t>Validation du formulaire</w:t>
+            </w:r>
+          </w:p>
+        </w:tc>
+        <w:tc>
+          <w:tcPr>
+            <w:tcW w:w="1044" w:type="dxa"/>
+          </w:tcPr>
+          <w:p>
+            <w:pPr>
+              <w:pStyle w:val="En-tte"/>
+              <w:ind w:left="-106"/>
+              <w:rPr>
+                <w:iCs/>
+              </w:rPr>
+            </w:pPr>
+            <w:r>
+              <w:rPr>
+                <w:iCs/>
+              </w:rPr>
+              <w:t>Réussi</w:t>
+            </w:r>
+          </w:p>
+        </w:tc>
+        <w:tc>
+          <w:tcPr>
+            <w:tcW w:w="3633" w:type="dxa"/>
+          </w:tcPr>
+          <w:p>
+            <w:pPr>
+              <w:pStyle w:val="En-tte"/>
+              <w:ind w:left="-106"/>
+              <w:rPr>
+                <w:iCs/>
+              </w:rPr>
+            </w:pPr>
+            <w:r>
+              <w:rPr>
+                <w:noProof/>
+              </w:rPr>
+              <w:drawing>
+                <wp:inline distT="0" distB="0" distL="0" distR="0" wp14:anchorId="0FD305F6" wp14:editId="36739FE0">
+                  <wp:extent cx="2252430" cy="558140"/>
+                  <wp:effectExtent l="0" t="0" r="0" b="0"/>
+                  <wp:docPr id="249718077" name="Image 1"/>
+                  <wp:cNvGraphicFramePr>
+                    <a:graphicFrameLocks xmlns:a="http://schemas.openxmlformats.org/drawingml/2006/main" noChangeAspect="1"/>
+                  </wp:cNvGraphicFramePr>
+                  <a:graphic xmlns:a="http://schemas.openxmlformats.org/drawingml/2006/main">
+                    <a:graphicData uri="http://schemas.openxmlformats.org/drawingml/2006/picture">
+                      <pic:pic xmlns:pic="http://schemas.openxmlformats.org/drawingml/2006/picture">
+                        <pic:nvPicPr>
+                          <pic:cNvPr id="1316780828" name=""/>
+                          <pic:cNvPicPr/>
+                        </pic:nvPicPr>
+                        <pic:blipFill rotWithShape="1">
+                          <a:blip r:embed="rId41"/>
+                          <a:srcRect l="-81" t="53613" r="81" b="24057"/>
+                          <a:stretch/>
+                        </pic:blipFill>
+                        <pic:spPr bwMode="auto">
+                          <a:xfrm>
+                            <a:off x="0" y="0"/>
+                            <a:ext cx="2257425" cy="559378"/>
+                          </a:xfrm>
+                          <a:prstGeom prst="rect">
+                            <a:avLst/>
+                          </a:prstGeom>
+                          <a:ln>
+                            <a:noFill/>
+                          </a:ln>
+                          <a:extLst>
+                            <a:ext uri="{53640926-AAD7-44D8-BBD7-CCE9431645EC}">
+                              <a14:shadowObscured xmlns:a14="http://schemas.microsoft.com/office/drawing/2010/main"/>
+                            </a:ext>
+                          </a:extLst>
+                        </pic:spPr>
+                      </pic:pic>
+                    </a:graphicData>
+                  </a:graphic>
+                </wp:inline>
+              </w:drawing>
+            </w:r>
+          </w:p>
+        </w:tc>
+      </w:tr>
+    </w:tbl>
+    <w:p>
+      <w:pPr>
+        <w:pStyle w:val="En-tte"/>
+        <w:rPr>
+          <w:iCs/>
         </w:rPr>
       </w:pPr>
     </w:p>
@@ -10683,83 +11428,1369 @@
       <w:pPr>
         <w:pStyle w:val="En-tte"/>
         <w:ind w:left="357"/>
-        <w:jc w:val="center"/>
-        <w:rPr>
-          <w:i/>
-        </w:rPr>
-      </w:pPr>
-      <w:r>
-        <w:rPr>
-          <w:i/>
-          <w:noProof/>
-        </w:rPr>
-        <w:lastRenderedPageBreak/>
-        <w:drawing>
-          <wp:inline distT="0" distB="0" distL="0" distR="0" wp14:anchorId="07F2FC00" wp14:editId="4600CAFF">
-            <wp:extent cx="2320506" cy="6064883"/>
-            <wp:effectExtent l="0" t="0" r="3810" b="0"/>
-            <wp:docPr id="999513633" name="Image 10"/>
-            <wp:cNvGraphicFramePr>
-              <a:graphicFrameLocks xmlns:a="http://schemas.openxmlformats.org/drawingml/2006/main" noChangeAspect="1"/>
-            </wp:cNvGraphicFramePr>
-            <a:graphic xmlns:a="http://schemas.openxmlformats.org/drawingml/2006/main">
-              <a:graphicData uri="http://schemas.openxmlformats.org/drawingml/2006/picture">
-                <pic:pic xmlns:pic="http://schemas.openxmlformats.org/drawingml/2006/picture">
-                  <pic:nvPicPr>
-                    <pic:cNvPr id="0" name="Picture 19"/>
-                    <pic:cNvPicPr>
-                      <a:picLocks noChangeAspect="1" noChangeArrowheads="1"/>
-                    </pic:cNvPicPr>
-                  </pic:nvPicPr>
-                  <pic:blipFill rotWithShape="1">
-                    <a:blip r:embed="rId41">
-                      <a:extLst>
-                        <a:ext uri="{28A0092B-C50C-407E-A947-70E740481C1C}">
-                          <a14:useLocalDpi xmlns:a14="http://schemas.microsoft.com/office/drawing/2010/main" val="0"/>
-                        </a:ext>
-                      </a:extLst>
-                    </a:blip>
-                    <a:srcRect l="1425" t="149" r="68052" b="-149"/>
-                    <a:stretch/>
-                  </pic:blipFill>
-                  <pic:spPr bwMode="auto">
-                    <a:xfrm>
-                      <a:off x="0" y="0"/>
-                      <a:ext cx="2335324" cy="6103611"/>
-                    </a:xfrm>
-                    <a:prstGeom prst="rect">
-                      <a:avLst/>
-                    </a:prstGeom>
-                    <a:noFill/>
-                    <a:ln>
-                      <a:noFill/>
-                    </a:ln>
-                    <a:extLst>
-                      <a:ext uri="{53640926-AAD7-44D8-BBD7-CCE9431645EC}">
-                        <a14:shadowObscured xmlns:a14="http://schemas.microsoft.com/office/drawing/2010/main"/>
-                      </a:ext>
-                    </a:extLst>
-                  </pic:spPr>
-                </pic:pic>
-              </a:graphicData>
-            </a:graphic>
-          </wp:inline>
-        </w:drawing>
-      </w:r>
+        <w:rPr>
+          <w:iCs/>
+        </w:rPr>
+      </w:pPr>
     </w:p>
     <w:p>
       <w:pPr>
         <w:pStyle w:val="En-tte"/>
         <w:ind w:left="357"/>
         <w:rPr>
-          <w:i/>
+          <w:iCs/>
+        </w:rPr>
+      </w:pPr>
+    </w:p>
+    <w:tbl>
+      <w:tblPr>
+        <w:tblStyle w:val="Grilledutableau"/>
+        <w:tblW w:w="9852" w:type="dxa"/>
+        <w:tblInd w:w="-289" w:type="dxa"/>
+        <w:tblLook w:val="04A0" w:firstRow="1" w:lastRow="0" w:firstColumn="1" w:lastColumn="0" w:noHBand="0" w:noVBand="1"/>
+      </w:tblPr>
+      <w:tblGrid>
+        <w:gridCol w:w="1757"/>
+        <w:gridCol w:w="1889"/>
+        <w:gridCol w:w="1716"/>
+        <w:gridCol w:w="4490"/>
+      </w:tblGrid>
+      <w:tr>
+        <w:tc>
+          <w:tcPr>
+            <w:tcW w:w="1757" w:type="dxa"/>
+          </w:tcPr>
+          <w:p>
+            <w:pPr>
+              <w:pStyle w:val="En-tte"/>
+              <w:ind w:left="-106"/>
+              <w:rPr>
+                <w:iCs/>
+              </w:rPr>
+            </w:pPr>
+            <w:r>
+              <w:rPr>
+                <w:b/>
+                <w:bCs/>
+                <w:iCs/>
+              </w:rPr>
+              <w:t>Endpoint</w:t>
+            </w:r>
+          </w:p>
+        </w:tc>
+        <w:tc>
+          <w:tcPr>
+            <w:tcW w:w="1889" w:type="dxa"/>
+          </w:tcPr>
+          <w:p>
+            <w:pPr>
+              <w:pStyle w:val="En-tte"/>
+              <w:ind w:left="-106"/>
+              <w:rPr>
+                <w:iCs/>
+              </w:rPr>
+            </w:pPr>
+            <w:r>
+              <w:rPr>
+                <w:b/>
+                <w:bCs/>
+                <w:iCs/>
+              </w:rPr>
+              <w:t>Description</w:t>
+            </w:r>
+          </w:p>
+        </w:tc>
+        <w:tc>
+          <w:tcPr>
+            <w:tcW w:w="1716" w:type="dxa"/>
+          </w:tcPr>
+          <w:p>
+            <w:pPr>
+              <w:pStyle w:val="En-tte"/>
+              <w:ind w:left="-106"/>
+              <w:rPr>
+                <w:b/>
+                <w:bCs/>
+                <w:iCs/>
+              </w:rPr>
+            </w:pPr>
+            <w:r>
+              <w:rPr>
+                <w:b/>
+                <w:bCs/>
+                <w:iCs/>
+              </w:rPr>
+              <w:t xml:space="preserve">Résultat </w:t>
+            </w:r>
+          </w:p>
+        </w:tc>
+        <w:tc>
+          <w:tcPr>
+            <w:tcW w:w="4490" w:type="dxa"/>
+          </w:tcPr>
+          <w:p>
+            <w:pPr>
+              <w:pStyle w:val="En-tte"/>
+              <w:ind w:left="-106"/>
+              <w:rPr>
+                <w:iCs/>
+              </w:rPr>
+            </w:pPr>
+            <w:r>
+              <w:rPr>
+                <w:b/>
+                <w:bCs/>
+                <w:iCs/>
+              </w:rPr>
+              <w:t>Preuve</w:t>
+            </w:r>
+          </w:p>
+        </w:tc>
+      </w:tr>
+      <w:tr>
+        <w:trPr>
+          <w:trHeight w:val="777"/>
+        </w:trPr>
+        <w:tc>
+          <w:tcPr>
+            <w:tcW w:w="1757" w:type="dxa"/>
+          </w:tcPr>
+          <w:p>
+            <w:pPr>
+              <w:pStyle w:val="En-tte"/>
+              <w:ind w:left="-106"/>
+              <w:rPr>
+                <w:iCs/>
+              </w:rPr>
+            </w:pPr>
+            <w:r>
+              <w:rPr>
+                <w:iCs/>
+              </w:rPr>
+              <w:t>POST</w:t>
+            </w:r>
+            <w:r>
+              <w:rPr>
+                <w:iCs/>
+              </w:rPr>
+              <w:t xml:space="preserve"> </w:t>
+            </w:r>
+          </w:p>
+          <w:p>
+            <w:pPr>
+              <w:pStyle w:val="En-tte"/>
+              <w:ind w:left="-106"/>
+              <w:rPr>
+                <w:iCs/>
+              </w:rPr>
+            </w:pPr>
+            <w:r>
+              <w:rPr>
+                <w:iCs/>
+              </w:rPr>
+              <w:t>/api/</w:t>
+            </w:r>
+            <w:proofErr w:type="spellStart"/>
+            <w:r>
+              <w:rPr>
+                <w:iCs/>
+              </w:rPr>
+              <w:t>auth</w:t>
+            </w:r>
+            <w:proofErr w:type="spellEnd"/>
+            <w:r>
+              <w:rPr>
+                <w:iCs/>
+              </w:rPr>
+              <w:t>/login</w:t>
+            </w:r>
+          </w:p>
+        </w:tc>
+        <w:tc>
+          <w:tcPr>
+            <w:tcW w:w="1889" w:type="dxa"/>
+          </w:tcPr>
+          <w:p>
+            <w:pPr>
+              <w:pStyle w:val="En-tte"/>
+              <w:ind w:left="-106"/>
+              <w:rPr>
+                <w:iCs/>
+              </w:rPr>
+            </w:pPr>
+            <w:r>
+              <w:rPr>
+                <w:iCs/>
+              </w:rPr>
+              <w:t xml:space="preserve">Vérifier l'authentification et la génération du </w:t>
+            </w:r>
+            <w:proofErr w:type="spellStart"/>
+            <w:r>
+              <w:rPr>
+                <w:iCs/>
+              </w:rPr>
+              <w:t>token</w:t>
+            </w:r>
+            <w:proofErr w:type="spellEnd"/>
+            <w:r>
+              <w:rPr>
+                <w:iCs/>
+              </w:rPr>
+              <w:t xml:space="preserve"> JWT.</w:t>
+            </w:r>
+          </w:p>
+        </w:tc>
+        <w:tc>
+          <w:tcPr>
+            <w:tcW w:w="1716" w:type="dxa"/>
+          </w:tcPr>
+          <w:p>
+            <w:pPr>
+              <w:pStyle w:val="En-tte"/>
+              <w:ind w:left="-106"/>
+              <w:rPr>
+                <w:noProof/>
+              </w:rPr>
+            </w:pPr>
+            <w:r>
+              <w:rPr>
+                <w:noProof/>
+              </w:rPr>
+              <w:t>Code 200 OK et réception du token.</w:t>
+            </w:r>
+          </w:p>
+        </w:tc>
+        <w:tc>
+          <w:tcPr>
+            <w:tcW w:w="4490" w:type="dxa"/>
+          </w:tcPr>
+          <w:p>
+            <w:pPr>
+              <w:pStyle w:val="En-tte"/>
+              <w:ind w:left="-106"/>
+              <w:rPr>
+                <w:iCs/>
+              </w:rPr>
+            </w:pPr>
+            <w:r>
+              <w:rPr>
+                <w:noProof/>
+              </w:rPr>
+              <w:drawing>
+                <wp:inline distT="0" distB="0" distL="0" distR="0" wp14:anchorId="2670293E" wp14:editId="52C1C7E2">
+                  <wp:extent cx="2781300" cy="154517"/>
+                  <wp:effectExtent l="0" t="0" r="0" b="0"/>
+                  <wp:docPr id="1997465308" name="Image 1"/>
+                  <wp:cNvGraphicFramePr>
+                    <a:graphicFrameLocks xmlns:a="http://schemas.openxmlformats.org/drawingml/2006/main" noChangeAspect="1"/>
+                  </wp:cNvGraphicFramePr>
+                  <a:graphic xmlns:a="http://schemas.openxmlformats.org/drawingml/2006/main">
+                    <a:graphicData uri="http://schemas.openxmlformats.org/drawingml/2006/picture">
+                      <pic:pic xmlns:pic="http://schemas.openxmlformats.org/drawingml/2006/picture">
+                        <pic:nvPicPr>
+                          <pic:cNvPr id="1997465308" name=""/>
+                          <pic:cNvPicPr/>
+                        </pic:nvPicPr>
+                        <pic:blipFill rotWithShape="1">
+                          <a:blip r:embed="rId42"/>
+                          <a:srcRect l="1074" t="2300" r="55417" b="91458"/>
+                          <a:stretch/>
+                        </pic:blipFill>
+                        <pic:spPr bwMode="auto">
+                          <a:xfrm>
+                            <a:off x="0" y="0"/>
+                            <a:ext cx="3002805" cy="166823"/>
+                          </a:xfrm>
+                          <a:prstGeom prst="rect">
+                            <a:avLst/>
+                          </a:prstGeom>
+                          <a:ln>
+                            <a:noFill/>
+                          </a:ln>
+                          <a:extLst>
+                            <a:ext uri="{53640926-AAD7-44D8-BBD7-CCE9431645EC}">
+                              <a14:shadowObscured xmlns:a14="http://schemas.microsoft.com/office/drawing/2010/main"/>
+                            </a:ext>
+                          </a:extLst>
+                        </pic:spPr>
+                      </pic:pic>
+                    </a:graphicData>
+                  </a:graphic>
+                </wp:inline>
+              </w:drawing>
+            </w:r>
+            <w:r>
+              <w:rPr>
+                <w:noProof/>
+              </w:rPr>
+              <w:drawing>
+                <wp:inline distT="0" distB="0" distL="0" distR="0" wp14:anchorId="78BA3035" wp14:editId="41127290">
+                  <wp:extent cx="2759075" cy="985520"/>
+                  <wp:effectExtent l="0" t="0" r="3175" b="5080"/>
+                  <wp:docPr id="1812552660" name="Image 1"/>
+                  <wp:cNvGraphicFramePr>
+                    <a:graphicFrameLocks xmlns:a="http://schemas.openxmlformats.org/drawingml/2006/main" noChangeAspect="1"/>
+                  </wp:cNvGraphicFramePr>
+                  <a:graphic xmlns:a="http://schemas.openxmlformats.org/drawingml/2006/main">
+                    <a:graphicData uri="http://schemas.openxmlformats.org/drawingml/2006/picture">
+                      <pic:pic xmlns:pic="http://schemas.openxmlformats.org/drawingml/2006/picture">
+                        <pic:nvPicPr>
+                          <pic:cNvPr id="1997465308" name=""/>
+                          <pic:cNvPicPr/>
+                        </pic:nvPicPr>
+                        <pic:blipFill rotWithShape="1">
+                          <a:blip r:embed="rId42"/>
+                          <a:srcRect l="5484" t="33074" r="41305" b="17830"/>
+                          <a:stretch/>
+                        </pic:blipFill>
+                        <pic:spPr bwMode="auto">
+                          <a:xfrm>
+                            <a:off x="0" y="0"/>
+                            <a:ext cx="2905232" cy="1037726"/>
+                          </a:xfrm>
+                          <a:prstGeom prst="rect">
+                            <a:avLst/>
+                          </a:prstGeom>
+                          <a:ln>
+                            <a:noFill/>
+                          </a:ln>
+                          <a:extLst>
+                            <a:ext uri="{53640926-AAD7-44D8-BBD7-CCE9431645EC}">
+                              <a14:shadowObscured xmlns:a14="http://schemas.microsoft.com/office/drawing/2010/main"/>
+                            </a:ext>
+                          </a:extLst>
+                        </pic:spPr>
+                      </pic:pic>
+                    </a:graphicData>
+                  </a:graphic>
+                </wp:inline>
+              </w:drawing>
+            </w:r>
+          </w:p>
+        </w:tc>
+      </w:tr>
+      <w:tr>
+        <w:tc>
+          <w:tcPr>
+            <w:tcW w:w="1757" w:type="dxa"/>
+          </w:tcPr>
+          <w:p>
+            <w:pPr>
+              <w:pStyle w:val="En-tte"/>
+              <w:ind w:left="-106"/>
+              <w:rPr>
+                <w:iCs/>
+              </w:rPr>
+            </w:pPr>
+            <w:r>
+              <w:rPr>
+                <w:iCs/>
+              </w:rPr>
+              <w:t>GET</w:t>
+            </w:r>
+          </w:p>
+          <w:p>
+            <w:pPr>
+              <w:pStyle w:val="En-tte"/>
+              <w:ind w:left="-106"/>
+              <w:rPr>
+                <w:iCs/>
+              </w:rPr>
+            </w:pPr>
+            <w:r>
+              <w:rPr>
+                <w:iCs/>
+              </w:rPr>
+              <w:t>/api/photos</w:t>
+            </w:r>
+          </w:p>
+        </w:tc>
+        <w:tc>
+          <w:tcPr>
+            <w:tcW w:w="1889" w:type="dxa"/>
+          </w:tcPr>
+          <w:p>
+            <w:pPr>
+              <w:pStyle w:val="En-tte"/>
+              <w:ind w:left="-106"/>
+              <w:rPr>
+                <w:iCs/>
+              </w:rPr>
+            </w:pPr>
+            <w:r>
+              <w:rPr>
+                <w:iCs/>
+              </w:rPr>
+              <w:t>Valider la récupération de la liste globale des photos.</w:t>
+            </w:r>
+          </w:p>
+        </w:tc>
+        <w:tc>
+          <w:tcPr>
+            <w:tcW w:w="1716" w:type="dxa"/>
+          </w:tcPr>
+          <w:p>
+            <w:pPr>
+              <w:pStyle w:val="En-tte"/>
+              <w:ind w:left="-106"/>
+              <w:rPr>
+                <w:noProof/>
+              </w:rPr>
+            </w:pPr>
+            <w:r>
+              <w:rPr>
+                <w:noProof/>
+              </w:rPr>
+              <w:t>Code 200 OK et un array de photos.</w:t>
+            </w:r>
+          </w:p>
+        </w:tc>
+        <w:tc>
+          <w:tcPr>
+            <w:tcW w:w="4490" w:type="dxa"/>
+          </w:tcPr>
+          <w:p>
+            <w:pPr>
+              <w:pStyle w:val="En-tte"/>
+              <w:ind w:left="-106"/>
+              <w:rPr>
+                <w:iCs/>
+              </w:rPr>
+            </w:pPr>
+            <w:r>
+              <w:rPr>
+                <w:noProof/>
+              </w:rPr>
+              <w:drawing>
+                <wp:inline distT="0" distB="0" distL="0" distR="0" wp14:anchorId="3B1540D6" wp14:editId="580DA730">
+                  <wp:extent cx="2759075" cy="166977"/>
+                  <wp:effectExtent l="0" t="0" r="0" b="5080"/>
+                  <wp:docPr id="111371053" name="Image 1"/>
+                  <wp:cNvGraphicFramePr>
+                    <a:graphicFrameLocks xmlns:a="http://schemas.openxmlformats.org/drawingml/2006/main" noChangeAspect="1"/>
+                  </wp:cNvGraphicFramePr>
+                  <a:graphic xmlns:a="http://schemas.openxmlformats.org/drawingml/2006/main">
+                    <a:graphicData uri="http://schemas.openxmlformats.org/drawingml/2006/picture">
+                      <pic:pic xmlns:pic="http://schemas.openxmlformats.org/drawingml/2006/picture">
+                        <pic:nvPicPr>
+                          <pic:cNvPr id="111371053" name=""/>
+                          <pic:cNvPicPr/>
+                        </pic:nvPicPr>
+                        <pic:blipFill rotWithShape="1">
+                          <a:blip r:embed="rId43"/>
+                          <a:srcRect t="12473" b="22277"/>
+                          <a:stretch/>
+                        </pic:blipFill>
+                        <pic:spPr bwMode="auto">
+                          <a:xfrm>
+                            <a:off x="0" y="0"/>
+                            <a:ext cx="3513165" cy="212614"/>
+                          </a:xfrm>
+                          <a:prstGeom prst="rect">
+                            <a:avLst/>
+                          </a:prstGeom>
+                          <a:ln>
+                            <a:noFill/>
+                          </a:ln>
+                          <a:extLst>
+                            <a:ext uri="{53640926-AAD7-44D8-BBD7-CCE9431645EC}">
+                              <a14:shadowObscured xmlns:a14="http://schemas.microsoft.com/office/drawing/2010/main"/>
+                            </a:ext>
+                          </a:extLst>
+                        </pic:spPr>
+                      </pic:pic>
+                    </a:graphicData>
+                  </a:graphic>
+                </wp:inline>
+              </w:drawing>
+            </w:r>
+          </w:p>
+          <w:p>
+            <w:pPr>
+              <w:pStyle w:val="En-tte"/>
+              <w:ind w:left="-106"/>
+              <w:rPr>
+                <w:iCs/>
+              </w:rPr>
+            </w:pPr>
+            <w:r>
+              <w:rPr>
+                <w:noProof/>
+              </w:rPr>
+              <w:drawing>
+                <wp:inline distT="0" distB="0" distL="0" distR="0" wp14:anchorId="20CEE94E" wp14:editId="458C42DF">
+                  <wp:extent cx="2751151" cy="869182"/>
+                  <wp:effectExtent l="0" t="0" r="0" b="7620"/>
+                  <wp:docPr id="1689070638" name="Image 1"/>
+                  <wp:cNvGraphicFramePr>
+                    <a:graphicFrameLocks xmlns:a="http://schemas.openxmlformats.org/drawingml/2006/main" noChangeAspect="1"/>
+                  </wp:cNvGraphicFramePr>
+                  <a:graphic xmlns:a="http://schemas.openxmlformats.org/drawingml/2006/main">
+                    <a:graphicData uri="http://schemas.openxmlformats.org/drawingml/2006/picture">
+                      <pic:pic xmlns:pic="http://schemas.openxmlformats.org/drawingml/2006/picture">
+                        <pic:nvPicPr>
+                          <pic:cNvPr id="1689070638" name=""/>
+                          <pic:cNvPicPr/>
+                        </pic:nvPicPr>
+                        <pic:blipFill>
+                          <a:blip r:embed="rId44"/>
+                          <a:stretch>
+                            <a:fillRect/>
+                          </a:stretch>
+                        </pic:blipFill>
+                        <pic:spPr>
+                          <a:xfrm>
+                            <a:off x="0" y="0"/>
+                            <a:ext cx="2786502" cy="880350"/>
+                          </a:xfrm>
+                          <a:prstGeom prst="rect">
+                            <a:avLst/>
+                          </a:prstGeom>
+                        </pic:spPr>
+                      </pic:pic>
+                    </a:graphicData>
+                  </a:graphic>
+                </wp:inline>
+              </w:drawing>
+            </w:r>
+          </w:p>
+        </w:tc>
+      </w:tr>
+      <w:tr>
+        <w:tc>
+          <w:tcPr>
+            <w:tcW w:w="1757" w:type="dxa"/>
+          </w:tcPr>
+          <w:p>
+            <w:pPr>
+              <w:pStyle w:val="En-tte"/>
+              <w:ind w:left="-106"/>
+              <w:rPr>
+                <w:iCs/>
+              </w:rPr>
+            </w:pPr>
+            <w:r>
+              <w:rPr>
+                <w:iCs/>
+              </w:rPr>
+              <w:t>GET</w:t>
+            </w:r>
+          </w:p>
+          <w:p>
+            <w:pPr>
+              <w:pStyle w:val="En-tte"/>
+              <w:ind w:left="-106"/>
+              <w:rPr>
+                <w:iCs/>
+              </w:rPr>
+            </w:pPr>
+            <w:r>
+              <w:rPr>
+                <w:iCs/>
+              </w:rPr>
+              <w:t>/api/photos/</w:t>
+            </w:r>
+          </w:p>
+          <w:p>
+            <w:pPr>
+              <w:pStyle w:val="En-tte"/>
+              <w:ind w:left="-106"/>
+              <w:rPr>
+                <w:iCs/>
+              </w:rPr>
+            </w:pPr>
+            <w:proofErr w:type="gramStart"/>
+            <w:r>
+              <w:rPr>
+                <w:iCs/>
+              </w:rPr>
+              <w:t>tag</w:t>
+            </w:r>
+            <w:proofErr w:type="gramEnd"/>
+            <w:r>
+              <w:rPr>
+                <w:iCs/>
+              </w:rPr>
+              <w:t>/</w:t>
+            </w:r>
+          </w:p>
+          <w:p>
+            <w:pPr>
+              <w:pStyle w:val="En-tte"/>
+              <w:ind w:left="-106"/>
+              <w:rPr>
+                <w:iCs/>
+              </w:rPr>
+            </w:pPr>
+            <w:r>
+              <w:rPr>
+                <w:iCs/>
+              </w:rPr>
+              <w:t>Sport</w:t>
+            </w:r>
+          </w:p>
+        </w:tc>
+        <w:tc>
+          <w:tcPr>
+            <w:tcW w:w="1889" w:type="dxa"/>
+          </w:tcPr>
+          <w:p>
+            <w:pPr>
+              <w:pStyle w:val="En-tte"/>
+              <w:ind w:left="-106"/>
+              <w:rPr>
+                <w:iCs/>
+              </w:rPr>
+            </w:pPr>
+            <w:r>
+              <w:rPr>
+                <w:iCs/>
+              </w:rPr>
+              <w:t>Tester le filtrage par catégorie</w:t>
+            </w:r>
+          </w:p>
+        </w:tc>
+        <w:tc>
+          <w:tcPr>
+            <w:tcW w:w="1716" w:type="dxa"/>
+          </w:tcPr>
+          <w:p>
+            <w:pPr>
+              <w:pStyle w:val="En-tte"/>
+              <w:ind w:left="-106"/>
+              <w:rPr>
+                <w:noProof/>
+              </w:rPr>
+            </w:pPr>
+            <w:r>
+              <w:rPr>
+                <w:noProof/>
+              </w:rPr>
+              <w:t>Seules les photos avec le tag "Sport" sont renvoyées.</w:t>
+            </w:r>
+          </w:p>
+        </w:tc>
+        <w:tc>
+          <w:tcPr>
+            <w:tcW w:w="4490" w:type="dxa"/>
+          </w:tcPr>
+          <w:p>
+            <w:pPr>
+              <w:pStyle w:val="En-tte"/>
+              <w:ind w:left="-106"/>
+              <w:rPr>
+                <w:iCs/>
+              </w:rPr>
+            </w:pPr>
+            <w:r>
+              <w:rPr>
+                <w:noProof/>
+              </w:rPr>
+              <w:drawing>
+                <wp:inline distT="0" distB="0" distL="0" distR="0" wp14:anchorId="28E7936F" wp14:editId="667F9A4C">
+                  <wp:extent cx="2759075" cy="192494"/>
+                  <wp:effectExtent l="0" t="0" r="3175" b="0"/>
+                  <wp:docPr id="185708011" name="Image 1"/>
+                  <wp:cNvGraphicFramePr>
+                    <a:graphicFrameLocks xmlns:a="http://schemas.openxmlformats.org/drawingml/2006/main" noChangeAspect="1"/>
+                  </wp:cNvGraphicFramePr>
+                  <a:graphic xmlns:a="http://schemas.openxmlformats.org/drawingml/2006/main">
+                    <a:graphicData uri="http://schemas.openxmlformats.org/drawingml/2006/picture">
+                      <pic:pic xmlns:pic="http://schemas.openxmlformats.org/drawingml/2006/picture">
+                        <pic:nvPicPr>
+                          <pic:cNvPr id="185708011" name=""/>
+                          <pic:cNvPicPr/>
+                        </pic:nvPicPr>
+                        <pic:blipFill>
+                          <a:blip r:embed="rId45"/>
+                          <a:stretch>
+                            <a:fillRect/>
+                          </a:stretch>
+                        </pic:blipFill>
+                        <pic:spPr>
+                          <a:xfrm>
+                            <a:off x="0" y="0"/>
+                            <a:ext cx="2786522" cy="194409"/>
+                          </a:xfrm>
+                          <a:prstGeom prst="rect">
+                            <a:avLst/>
+                          </a:prstGeom>
+                        </pic:spPr>
+                      </pic:pic>
+                    </a:graphicData>
+                  </a:graphic>
+                </wp:inline>
+              </w:drawing>
+            </w:r>
+            <w:r>
+              <w:rPr>
+                <w:noProof/>
+              </w:rPr>
+              <w:drawing>
+                <wp:inline distT="0" distB="0" distL="0" distR="0" wp14:anchorId="63D8EC8C" wp14:editId="0CBA5801">
+                  <wp:extent cx="2750820" cy="810817"/>
+                  <wp:effectExtent l="0" t="0" r="0" b="8890"/>
+                  <wp:docPr id="561776792" name="Image 1"/>
+                  <wp:cNvGraphicFramePr>
+                    <a:graphicFrameLocks xmlns:a="http://schemas.openxmlformats.org/drawingml/2006/main" noChangeAspect="1"/>
+                  </wp:cNvGraphicFramePr>
+                  <a:graphic xmlns:a="http://schemas.openxmlformats.org/drawingml/2006/main">
+                    <a:graphicData uri="http://schemas.openxmlformats.org/drawingml/2006/picture">
+                      <pic:pic xmlns:pic="http://schemas.openxmlformats.org/drawingml/2006/picture">
+                        <pic:nvPicPr>
+                          <pic:cNvPr id="561776792" name=""/>
+                          <pic:cNvPicPr/>
+                        </pic:nvPicPr>
+                        <pic:blipFill rotWithShape="1">
+                          <a:blip r:embed="rId46"/>
+                          <a:srcRect r="19120"/>
+                          <a:stretch/>
+                        </pic:blipFill>
+                        <pic:spPr bwMode="auto">
+                          <a:xfrm>
+                            <a:off x="0" y="0"/>
+                            <a:ext cx="2913864" cy="858875"/>
+                          </a:xfrm>
+                          <a:prstGeom prst="rect">
+                            <a:avLst/>
+                          </a:prstGeom>
+                          <a:ln>
+                            <a:noFill/>
+                          </a:ln>
+                          <a:extLst>
+                            <a:ext uri="{53640926-AAD7-44D8-BBD7-CCE9431645EC}">
+                              <a14:shadowObscured xmlns:a14="http://schemas.microsoft.com/office/drawing/2010/main"/>
+                            </a:ext>
+                          </a:extLst>
+                        </pic:spPr>
+                      </pic:pic>
+                    </a:graphicData>
+                  </a:graphic>
+                </wp:inline>
+              </w:drawing>
+            </w:r>
+          </w:p>
+        </w:tc>
+      </w:tr>
+      <w:tr>
+        <w:tc>
+          <w:tcPr>
+            <w:tcW w:w="1757" w:type="dxa"/>
+          </w:tcPr>
+          <w:p>
+            <w:pPr>
+              <w:pStyle w:val="En-tte"/>
+              <w:ind w:left="-106"/>
+              <w:rPr>
+                <w:iCs/>
+              </w:rPr>
+            </w:pPr>
+            <w:r>
+              <w:rPr>
+                <w:iCs/>
+              </w:rPr>
+              <w:t>POST</w:t>
+            </w:r>
+          </w:p>
+          <w:p>
+            <w:pPr>
+              <w:pStyle w:val="En-tte"/>
+              <w:ind w:left="-106"/>
+              <w:rPr>
+                <w:iCs/>
+              </w:rPr>
+            </w:pPr>
+            <w:r>
+              <w:rPr>
+                <w:iCs/>
+              </w:rPr>
+              <w:t>/api/</w:t>
+            </w:r>
+            <w:proofErr w:type="spellStart"/>
+            <w:r>
+              <w:rPr>
+                <w:iCs/>
+              </w:rPr>
+              <w:t>contracts</w:t>
+            </w:r>
+            <w:proofErr w:type="spellEnd"/>
+          </w:p>
+        </w:tc>
+        <w:tc>
+          <w:tcPr>
+            <w:tcW w:w="1889" w:type="dxa"/>
+          </w:tcPr>
+          <w:p>
+            <w:pPr>
+              <w:pStyle w:val="En-tte"/>
+              <w:ind w:left="-106"/>
+              <w:rPr>
+                <w:iCs/>
+              </w:rPr>
+            </w:pPr>
+            <w:r>
+              <w:rPr>
+                <w:iCs/>
+              </w:rPr>
+              <w:t xml:space="preserve">Valider la création d'un contrat </w:t>
+            </w:r>
+          </w:p>
+        </w:tc>
+        <w:tc>
+          <w:tcPr>
+            <w:tcW w:w="1716" w:type="dxa"/>
+          </w:tcPr>
+          <w:p>
+            <w:pPr>
+              <w:pStyle w:val="En-tte"/>
+              <w:ind w:left="-106"/>
+              <w:rPr>
+                <w:noProof/>
+              </w:rPr>
+            </w:pPr>
+            <w:r>
+              <w:rPr>
+                <w:noProof/>
+              </w:rPr>
+              <w:t>Code 201 Created et enregistrement en DB.</w:t>
+            </w:r>
+          </w:p>
+        </w:tc>
+        <w:tc>
+          <w:tcPr>
+            <w:tcW w:w="4490" w:type="dxa"/>
+          </w:tcPr>
+          <w:p>
+            <w:pPr>
+              <w:pStyle w:val="En-tte"/>
+              <w:ind w:left="-106"/>
+              <w:rPr>
+                <w:iCs/>
+              </w:rPr>
+            </w:pPr>
+            <w:r>
+              <w:rPr>
+                <w:noProof/>
+              </w:rPr>
+              <w:drawing>
+                <wp:inline distT="0" distB="0" distL="0" distR="0" wp14:anchorId="3B431727" wp14:editId="378C6E0F">
+                  <wp:extent cx="2750820" cy="163956"/>
+                  <wp:effectExtent l="0" t="0" r="0" b="7620"/>
+                  <wp:docPr id="589339897" name="Image 1"/>
+                  <wp:cNvGraphicFramePr>
+                    <a:graphicFrameLocks xmlns:a="http://schemas.openxmlformats.org/drawingml/2006/main" noChangeAspect="1"/>
+                  </wp:cNvGraphicFramePr>
+                  <a:graphic xmlns:a="http://schemas.openxmlformats.org/drawingml/2006/main">
+                    <a:graphicData uri="http://schemas.openxmlformats.org/drawingml/2006/picture">
+                      <pic:pic xmlns:pic="http://schemas.openxmlformats.org/drawingml/2006/picture">
+                        <pic:nvPicPr>
+                          <pic:cNvPr id="589339897" name=""/>
+                          <pic:cNvPicPr/>
+                        </pic:nvPicPr>
+                        <pic:blipFill>
+                          <a:blip r:embed="rId47"/>
+                          <a:stretch>
+                            <a:fillRect/>
+                          </a:stretch>
+                        </pic:blipFill>
+                        <pic:spPr>
+                          <a:xfrm>
+                            <a:off x="0" y="0"/>
+                            <a:ext cx="2895791" cy="172597"/>
+                          </a:xfrm>
+                          <a:prstGeom prst="rect">
+                            <a:avLst/>
+                          </a:prstGeom>
+                        </pic:spPr>
+                      </pic:pic>
+                    </a:graphicData>
+                  </a:graphic>
+                </wp:inline>
+              </w:drawing>
+            </w:r>
+            <w:r>
+              <w:rPr>
+                <w:noProof/>
+              </w:rPr>
+              <w:t xml:space="preserve"> </w:t>
+            </w:r>
+            <w:r>
+              <w:rPr>
+                <w:noProof/>
+              </w:rPr>
+              <w:drawing>
+                <wp:inline distT="0" distB="0" distL="0" distR="0" wp14:anchorId="3FF83619" wp14:editId="73EF5A19">
+                  <wp:extent cx="2750820" cy="598708"/>
+                  <wp:effectExtent l="0" t="0" r="0" b="0"/>
+                  <wp:docPr id="156900866" name="Image 1"/>
+                  <wp:cNvGraphicFramePr>
+                    <a:graphicFrameLocks xmlns:a="http://schemas.openxmlformats.org/drawingml/2006/main" noChangeAspect="1"/>
+                  </wp:cNvGraphicFramePr>
+                  <a:graphic xmlns:a="http://schemas.openxmlformats.org/drawingml/2006/main">
+                    <a:graphicData uri="http://schemas.openxmlformats.org/drawingml/2006/picture">
+                      <pic:pic xmlns:pic="http://schemas.openxmlformats.org/drawingml/2006/picture">
+                        <pic:nvPicPr>
+                          <pic:cNvPr id="156900866" name=""/>
+                          <pic:cNvPicPr/>
+                        </pic:nvPicPr>
+                        <pic:blipFill>
+                          <a:blip r:embed="rId48"/>
+                          <a:stretch>
+                            <a:fillRect/>
+                          </a:stretch>
+                        </pic:blipFill>
+                        <pic:spPr>
+                          <a:xfrm>
+                            <a:off x="0" y="0"/>
+                            <a:ext cx="2810695" cy="611740"/>
+                          </a:xfrm>
+                          <a:prstGeom prst="rect">
+                            <a:avLst/>
+                          </a:prstGeom>
+                        </pic:spPr>
+                      </pic:pic>
+                    </a:graphicData>
+                  </a:graphic>
+                </wp:inline>
+              </w:drawing>
+            </w:r>
+          </w:p>
+        </w:tc>
+      </w:tr>
+      <w:tr>
+        <w:tc>
+          <w:tcPr>
+            <w:tcW w:w="1757" w:type="dxa"/>
+          </w:tcPr>
+          <w:p>
+            <w:pPr>
+              <w:pStyle w:val="En-tte"/>
+              <w:ind w:left="-106"/>
+              <w:rPr>
+                <w:iCs/>
+                <w:lang w:val="en-US"/>
+              </w:rPr>
+            </w:pPr>
+            <w:r>
+              <w:rPr>
+                <w:iCs/>
+                <w:lang w:val="en-US"/>
+              </w:rPr>
+              <w:t>GET</w:t>
+            </w:r>
+          </w:p>
+          <w:p>
+            <w:pPr>
+              <w:pStyle w:val="En-tte"/>
+              <w:ind w:left="-106"/>
+              <w:rPr>
+                <w:iCs/>
+                <w:lang w:val="en-US"/>
+              </w:rPr>
+            </w:pPr>
+            <w:r>
+              <w:rPr>
+                <w:iCs/>
+                <w:lang w:val="en-US"/>
+              </w:rPr>
+              <w:t>/</w:t>
+            </w:r>
+            <w:proofErr w:type="spellStart"/>
+            <w:proofErr w:type="gramStart"/>
+            <w:r>
+              <w:rPr>
+                <w:iCs/>
+                <w:lang w:val="en-US"/>
+              </w:rPr>
+              <w:t>api</w:t>
+            </w:r>
+            <w:proofErr w:type="spellEnd"/>
+            <w:proofErr w:type="gramEnd"/>
+            <w:r>
+              <w:rPr>
+                <w:iCs/>
+                <w:lang w:val="en-US"/>
+              </w:rPr>
+              <w:t>/contracts/</w:t>
+            </w:r>
+          </w:p>
+          <w:p>
+            <w:pPr>
+              <w:pStyle w:val="En-tte"/>
+              <w:ind w:left="-106"/>
+              <w:rPr>
+                <w:iCs/>
+                <w:lang w:val="en-US"/>
+              </w:rPr>
+            </w:pPr>
+            <w:r>
+              <w:rPr>
+                <w:iCs/>
+                <w:lang w:val="en-US"/>
+              </w:rPr>
+              <w:t>my-contracts</w:t>
+            </w:r>
+          </w:p>
+        </w:tc>
+        <w:tc>
+          <w:tcPr>
+            <w:tcW w:w="1889" w:type="dxa"/>
+          </w:tcPr>
+          <w:p>
+            <w:pPr>
+              <w:pStyle w:val="En-tte"/>
+              <w:ind w:left="-106"/>
+              <w:rPr>
+                <w:iCs/>
+              </w:rPr>
+            </w:pPr>
+            <w:r>
+              <w:rPr>
+                <w:iCs/>
+              </w:rPr>
+              <w:t>Vérifier que l'utilisateur accède uniquement à ses propres achats.</w:t>
+            </w:r>
+          </w:p>
+        </w:tc>
+        <w:tc>
+          <w:tcPr>
+            <w:tcW w:w="1716" w:type="dxa"/>
+          </w:tcPr>
+          <w:p>
+            <w:pPr>
+              <w:pStyle w:val="En-tte"/>
+              <w:ind w:left="-106"/>
+              <w:rPr>
+                <w:noProof/>
+              </w:rPr>
+            </w:pPr>
+            <w:r>
+              <w:rPr>
+                <w:noProof/>
+              </w:rPr>
+              <w:t>Liste filtrée par l'ID de l'utilisateur connecté.</w:t>
+            </w:r>
+          </w:p>
+        </w:tc>
+        <w:tc>
+          <w:tcPr>
+            <w:tcW w:w="4490" w:type="dxa"/>
+          </w:tcPr>
+          <w:p>
+            <w:pPr>
+              <w:pStyle w:val="En-tte"/>
+              <w:ind w:left="-106"/>
+              <w:rPr>
+                <w:iCs/>
+              </w:rPr>
+            </w:pPr>
+            <w:r>
+              <w:rPr>
+                <w:noProof/>
+              </w:rPr>
+              <w:drawing>
+                <wp:inline distT="0" distB="0" distL="0" distR="0" wp14:anchorId="657C74D5" wp14:editId="2372A24B">
+                  <wp:extent cx="2762250" cy="190500"/>
+                  <wp:effectExtent l="0" t="0" r="5080" b="0"/>
+                  <wp:docPr id="1654387129" name="Image 1"/>
+                  <wp:cNvGraphicFramePr>
+                    <a:graphicFrameLocks xmlns:a="http://schemas.openxmlformats.org/drawingml/2006/main" noChangeAspect="1"/>
+                  </wp:cNvGraphicFramePr>
+                  <a:graphic xmlns:a="http://schemas.openxmlformats.org/drawingml/2006/main">
+                    <a:graphicData uri="http://schemas.openxmlformats.org/drawingml/2006/picture">
+                      <pic:pic xmlns:pic="http://schemas.openxmlformats.org/drawingml/2006/picture">
+                        <pic:nvPicPr>
+                          <pic:cNvPr id="1654387129" name=""/>
+                          <pic:cNvPicPr/>
+                        </pic:nvPicPr>
+                        <pic:blipFill>
+                          <a:blip r:embed="rId49"/>
+                          <a:stretch>
+                            <a:fillRect/>
+                          </a:stretch>
+                        </pic:blipFill>
+                        <pic:spPr>
+                          <a:xfrm>
+                            <a:off x="0" y="0"/>
+                            <a:ext cx="2762250" cy="190500"/>
+                          </a:xfrm>
+                          <a:prstGeom prst="rect">
+                            <a:avLst/>
+                          </a:prstGeom>
+                        </pic:spPr>
+                      </pic:pic>
+                    </a:graphicData>
+                  </a:graphic>
+                </wp:inline>
+              </w:drawing>
+            </w:r>
+            <w:r>
+              <w:rPr>
+                <w:noProof/>
+              </w:rPr>
+              <w:t xml:space="preserve"> </w:t>
+            </w:r>
+            <w:r>
+              <w:rPr>
+                <w:noProof/>
+              </w:rPr>
+              <w:drawing>
+                <wp:inline distT="0" distB="0" distL="0" distR="0" wp14:anchorId="25A5A7B0" wp14:editId="3DB84BFE">
+                  <wp:extent cx="2762250" cy="1757044"/>
+                  <wp:effectExtent l="0" t="0" r="0" b="0"/>
+                  <wp:docPr id="1661241390" name="Image 1"/>
+                  <wp:cNvGraphicFramePr>
+                    <a:graphicFrameLocks xmlns:a="http://schemas.openxmlformats.org/drawingml/2006/main" noChangeAspect="1"/>
+                  </wp:cNvGraphicFramePr>
+                  <a:graphic xmlns:a="http://schemas.openxmlformats.org/drawingml/2006/main">
+                    <a:graphicData uri="http://schemas.openxmlformats.org/drawingml/2006/picture">
+                      <pic:pic xmlns:pic="http://schemas.openxmlformats.org/drawingml/2006/picture">
+                        <pic:nvPicPr>
+                          <pic:cNvPr id="1661241390" name=""/>
+                          <pic:cNvPicPr/>
+                        </pic:nvPicPr>
+                        <pic:blipFill rotWithShape="1">
+                          <a:blip r:embed="rId50"/>
+                          <a:srcRect l="1" r="10107"/>
+                          <a:stretch/>
+                        </pic:blipFill>
+                        <pic:spPr bwMode="auto">
+                          <a:xfrm>
+                            <a:off x="0" y="0"/>
+                            <a:ext cx="2780254" cy="1768496"/>
+                          </a:xfrm>
+                          <a:prstGeom prst="rect">
+                            <a:avLst/>
+                          </a:prstGeom>
+                          <a:ln>
+                            <a:noFill/>
+                          </a:ln>
+                          <a:extLst>
+                            <a:ext uri="{53640926-AAD7-44D8-BBD7-CCE9431645EC}">
+                              <a14:shadowObscured xmlns:a14="http://schemas.microsoft.com/office/drawing/2010/main"/>
+                            </a:ext>
+                          </a:extLst>
+                        </pic:spPr>
+                      </pic:pic>
+                    </a:graphicData>
+                  </a:graphic>
+                </wp:inline>
+              </w:drawing>
+            </w:r>
+          </w:p>
+        </w:tc>
+      </w:tr>
+      <w:tr>
+        <w:tc>
+          <w:tcPr>
+            <w:tcW w:w="1757" w:type="dxa"/>
+          </w:tcPr>
+          <w:p>
+            <w:pPr>
+              <w:pStyle w:val="En-tte"/>
+              <w:ind w:left="-106"/>
+              <w:rPr>
+                <w:iCs/>
+              </w:rPr>
+            </w:pPr>
+            <w:r>
+              <w:rPr>
+                <w:iCs/>
+              </w:rPr>
+              <w:t>POST</w:t>
+            </w:r>
+          </w:p>
+          <w:p>
+            <w:pPr>
+              <w:pStyle w:val="En-tte"/>
+              <w:ind w:left="-106"/>
+              <w:rPr>
+                <w:iCs/>
+              </w:rPr>
+            </w:pPr>
+            <w:r>
+              <w:rPr>
+                <w:iCs/>
+              </w:rPr>
+              <w:t>/api/photos</w:t>
+            </w:r>
+          </w:p>
+        </w:tc>
+        <w:tc>
+          <w:tcPr>
+            <w:tcW w:w="1889" w:type="dxa"/>
+          </w:tcPr>
+          <w:p>
+            <w:pPr>
+              <w:pStyle w:val="En-tte"/>
+              <w:ind w:left="-106"/>
+              <w:rPr>
+                <w:iCs/>
+              </w:rPr>
+            </w:pPr>
+            <w:r>
+              <w:rPr>
+                <w:iCs/>
+              </w:rPr>
+              <w:t>Tester l'</w:t>
+            </w:r>
+            <w:proofErr w:type="spellStart"/>
+            <w:r>
+              <w:rPr>
+                <w:iCs/>
+              </w:rPr>
+              <w:t>upload</w:t>
+            </w:r>
+            <w:proofErr w:type="spellEnd"/>
+            <w:r>
+              <w:rPr>
+                <w:iCs/>
+              </w:rPr>
+              <w:t xml:space="preserve"> d'une nouvelle photo</w:t>
+            </w:r>
+          </w:p>
+        </w:tc>
+        <w:tc>
+          <w:tcPr>
+            <w:tcW w:w="1716" w:type="dxa"/>
+          </w:tcPr>
+          <w:p>
+            <w:pPr>
+              <w:pStyle w:val="En-tte"/>
+              <w:ind w:left="-106"/>
+              <w:rPr>
+                <w:noProof/>
+              </w:rPr>
+            </w:pPr>
+            <w:r>
+              <w:rPr>
+                <w:noProof/>
+              </w:rPr>
+              <w:t>Image stockée sur Cloudinary et entrée créée en DB.</w:t>
+            </w:r>
+          </w:p>
+        </w:tc>
+        <w:tc>
+          <w:tcPr>
+            <w:tcW w:w="4490" w:type="dxa"/>
+          </w:tcPr>
+          <w:p>
+            <w:pPr>
+              <w:pStyle w:val="En-tte"/>
+              <w:ind w:left="-106"/>
+              <w:rPr>
+                <w:iCs/>
+              </w:rPr>
+            </w:pPr>
+            <w:r>
+              <w:rPr>
+                <w:noProof/>
+              </w:rPr>
+              <w:drawing>
+                <wp:inline distT="0" distB="0" distL="0" distR="0" wp14:anchorId="3FA56DBB" wp14:editId="3FA1937E">
+                  <wp:extent cx="2771775" cy="181162"/>
+                  <wp:effectExtent l="0" t="0" r="0" b="9525"/>
+                  <wp:docPr id="1919371236" name="Image 1"/>
+                  <wp:cNvGraphicFramePr>
+                    <a:graphicFrameLocks xmlns:a="http://schemas.openxmlformats.org/drawingml/2006/main" noChangeAspect="1"/>
+                  </wp:cNvGraphicFramePr>
+                  <a:graphic xmlns:a="http://schemas.openxmlformats.org/drawingml/2006/main">
+                    <a:graphicData uri="http://schemas.openxmlformats.org/drawingml/2006/picture">
+                      <pic:pic xmlns:pic="http://schemas.openxmlformats.org/drawingml/2006/picture">
+                        <pic:nvPicPr>
+                          <pic:cNvPr id="1919371236" name=""/>
+                          <pic:cNvPicPr/>
+                        </pic:nvPicPr>
+                        <pic:blipFill>
+                          <a:blip r:embed="rId51"/>
+                          <a:stretch>
+                            <a:fillRect/>
+                          </a:stretch>
+                        </pic:blipFill>
+                        <pic:spPr>
+                          <a:xfrm>
+                            <a:off x="0" y="0"/>
+                            <a:ext cx="2790491" cy="182385"/>
+                          </a:xfrm>
+                          <a:prstGeom prst="rect">
+                            <a:avLst/>
+                          </a:prstGeom>
+                        </pic:spPr>
+                      </pic:pic>
+                    </a:graphicData>
+                  </a:graphic>
+                </wp:inline>
+              </w:drawing>
+            </w:r>
+            <w:r>
+              <w:rPr>
+                <w:noProof/>
+              </w:rPr>
+              <w:t xml:space="preserve"> </w:t>
+            </w:r>
+            <w:r>
+              <w:rPr>
+                <w:noProof/>
+              </w:rPr>
+              <w:drawing>
+                <wp:inline distT="0" distB="0" distL="0" distR="0" wp14:anchorId="5B4AB1B6" wp14:editId="262B9F21">
+                  <wp:extent cx="2771775" cy="457119"/>
+                  <wp:effectExtent l="0" t="0" r="0" b="635"/>
+                  <wp:docPr id="127382534" name="Image 1"/>
+                  <wp:cNvGraphicFramePr>
+                    <a:graphicFrameLocks xmlns:a="http://schemas.openxmlformats.org/drawingml/2006/main" noChangeAspect="1"/>
+                  </wp:cNvGraphicFramePr>
+                  <a:graphic xmlns:a="http://schemas.openxmlformats.org/drawingml/2006/main">
+                    <a:graphicData uri="http://schemas.openxmlformats.org/drawingml/2006/picture">
+                      <pic:pic xmlns:pic="http://schemas.openxmlformats.org/drawingml/2006/picture">
+                        <pic:nvPicPr>
+                          <pic:cNvPr id="127382534" name=""/>
+                          <pic:cNvPicPr/>
+                        </pic:nvPicPr>
+                        <pic:blipFill rotWithShape="1">
+                          <a:blip r:embed="rId52"/>
+                          <a:srcRect l="226" t="2281" r="22705" b="-5580"/>
+                          <a:stretch/>
+                        </pic:blipFill>
+                        <pic:spPr bwMode="auto">
+                          <a:xfrm>
+                            <a:off x="0" y="0"/>
+                            <a:ext cx="2772267" cy="457200"/>
+                          </a:xfrm>
+                          <a:prstGeom prst="rect">
+                            <a:avLst/>
+                          </a:prstGeom>
+                          <a:ln>
+                            <a:noFill/>
+                          </a:ln>
+                          <a:extLst>
+                            <a:ext uri="{53640926-AAD7-44D8-BBD7-CCE9431645EC}">
+                              <a14:shadowObscured xmlns:a14="http://schemas.microsoft.com/office/drawing/2010/main"/>
+                            </a:ext>
+                          </a:extLst>
+                        </pic:spPr>
+                      </pic:pic>
+                    </a:graphicData>
+                  </a:graphic>
+                </wp:inline>
+              </w:drawing>
+            </w:r>
+          </w:p>
+        </w:tc>
+      </w:tr>
+    </w:tbl>
+    <w:p>
+      <w:pPr>
+        <w:pStyle w:val="En-tte"/>
+        <w:ind w:left="357"/>
+        <w:rPr>
+          <w:iCs/>
         </w:rPr>
       </w:pPr>
     </w:p>
     <w:p>
       <w:pPr>
         <w:pStyle w:val="En-tte"/>
-        <w:ind w:left="357"/>
         <w:rPr>
           <w:i/>
         </w:rPr>
@@ -10768,10 +12799,7 @@
     <w:p>
       <w:pPr>
         <w:pStyle w:val="En-tte"/>
-        <w:numPr>
-          <w:ilvl w:val="0"/>
-          <w:numId w:val="32"/>
-        </w:numPr>
+        <w:ind w:left="357"/>
         <w:rPr>
           <w:i/>
         </w:rPr>
@@ -10780,139 +12808,7 @@
         <w:rPr>
           <w:i/>
         </w:rPr>
-        <w:t>Tests</w:t>
-      </w:r>
-      <w:r>
-        <w:rPr>
-          <w:i/>
-        </w:rPr>
-        <w:t xml:space="preserve"> d </w:t>
-      </w:r>
-      <w:r>
-        <w:rPr>
-          <w:i/>
-        </w:rPr>
-        <w:t>'Authentification</w:t>
-      </w:r>
-      <w:r>
-        <w:rPr>
-          <w:i/>
-        </w:rPr>
-        <w:t xml:space="preserve"> : </w:t>
-      </w:r>
-      <w:r>
-        <w:rPr>
-          <w:i/>
-        </w:rPr>
-        <w:t xml:space="preserve">Validation du </w:t>
-      </w:r>
-      <w:proofErr w:type="spellStart"/>
-      <w:r>
-        <w:rPr>
-          <w:i/>
-        </w:rPr>
-        <w:t>Token</w:t>
-      </w:r>
-      <w:proofErr w:type="spellEnd"/>
-      <w:r>
-        <w:rPr>
-          <w:i/>
-        </w:rPr>
-        <w:t xml:space="preserve"> JWT</w:t>
-      </w:r>
-      <w:r>
-        <w:rPr>
-          <w:i/>
-        </w:rPr>
-        <w:t xml:space="preserve">, </w:t>
-      </w:r>
-      <w:r>
-        <w:rPr>
-          <w:i/>
-        </w:rPr>
-        <w:t>déconnexion</w:t>
-      </w:r>
-    </w:p>
-    <w:p>
-      <w:pPr>
-        <w:pStyle w:val="En-tte"/>
-        <w:numPr>
-          <w:ilvl w:val="0"/>
-          <w:numId w:val="32"/>
-        </w:numPr>
-        <w:rPr>
-          <w:i/>
-        </w:rPr>
-      </w:pPr>
-      <w:r>
-        <w:rPr>
-          <w:i/>
-        </w:rPr>
-        <w:t>Tests de Gestion des Rôles</w:t>
-      </w:r>
-      <w:r>
-        <w:rPr>
-          <w:i/>
-        </w:rPr>
-        <w:t xml:space="preserve"> : accès </w:t>
-      </w:r>
-    </w:p>
-    <w:p>
-      <w:pPr>
-        <w:pStyle w:val="En-tte"/>
-        <w:numPr>
-          <w:ilvl w:val="0"/>
-          <w:numId w:val="32"/>
-        </w:numPr>
-        <w:rPr>
-          <w:i/>
-        </w:rPr>
-      </w:pPr>
-      <w:r>
-        <w:rPr>
-          <w:i/>
-        </w:rPr>
-        <w:t>Tests de tags</w:t>
-      </w:r>
-    </w:p>
-    <w:p>
-      <w:pPr>
-        <w:pStyle w:val="En-tte"/>
-        <w:numPr>
-          <w:ilvl w:val="0"/>
-          <w:numId w:val="32"/>
-        </w:numPr>
-        <w:rPr>
-          <w:i/>
-        </w:rPr>
-      </w:pPr>
-      <w:r>
-        <w:rPr>
-          <w:i/>
-        </w:rPr>
-        <w:t xml:space="preserve">Test de calcul de prix </w:t>
-      </w:r>
-    </w:p>
-    <w:p>
-      <w:pPr>
-        <w:pStyle w:val="En-tte"/>
-        <w:rPr>
-          <w:i/>
-        </w:rPr>
-      </w:pPr>
-    </w:p>
-    <w:p>
-      <w:pPr>
-        <w:pStyle w:val="En-tte"/>
-        <w:ind w:left="357"/>
-        <w:rPr>
-          <w:i/>
-        </w:rPr>
-      </w:pPr>
-      <w:r>
-        <w:rPr>
-          <w:i/>
-        </w:rPr>
+        <w:lastRenderedPageBreak/>
         <w:t xml:space="preserve">Pour chaque partie testée de votre projet, il faut </w:t>
       </w:r>
       <w:proofErr w:type="gramStart"/>
@@ -11103,7 +12999,6 @@
         <w:rPr>
           <w:i/>
         </w:rPr>
-        <w:lastRenderedPageBreak/>
         <w:t>Description détaillée</w:t>
       </w:r>
     </w:p>
@@ -11370,7 +13265,7 @@
                     <pic:cNvPicPr/>
                   </pic:nvPicPr>
                   <pic:blipFill rotWithShape="1">
-                    <a:blip r:embed="rId42"/>
+                    <a:blip r:embed="rId53"/>
                     <a:srcRect l="1583" t="11361" r="53538" b="4716"/>
                     <a:stretch/>
                   </pic:blipFill>
@@ -11426,7 +13321,7 @@
                     <pic:cNvPicPr/>
                   </pic:nvPicPr>
                   <pic:blipFill rotWithShape="1">
-                    <a:blip r:embed="rId42"/>
+                    <a:blip r:embed="rId53"/>
                     <a:srcRect l="49848" t="11502" r="2513" b="5231"/>
                     <a:stretch/>
                   </pic:blipFill>
@@ -12470,7 +14365,7 @@
                     <pic:cNvPicPr/>
                   </pic:nvPicPr>
                   <pic:blipFill>
-                    <a:blip r:embed="rId43"/>
+                    <a:blip r:embed="rId54"/>
                     <a:stretch>
                       <a:fillRect/>
                     </a:stretch>
@@ -12510,7 +14405,7 @@
                     <pic:cNvPicPr/>
                   </pic:nvPicPr>
                   <pic:blipFill>
-                    <a:blip r:embed="rId44"/>
+                    <a:blip r:embed="rId55"/>
                     <a:stretch>
                       <a:fillRect/>
                     </a:stretch>
@@ -12532,10 +14427,10 @@
       </w:r>
     </w:p>
     <w:sectPr>
-      <w:headerReference w:type="default" r:id="rId45"/>
-      <w:footerReference w:type="default" r:id="rId46"/>
-      <w:headerReference w:type="first" r:id="rId47"/>
-      <w:footerReference w:type="first" r:id="rId48"/>
+      <w:headerReference w:type="default" r:id="rId56"/>
+      <w:footerReference w:type="default" r:id="rId57"/>
+      <w:headerReference w:type="first" r:id="rId58"/>
+      <w:footerReference w:type="first" r:id="rId59"/>
       <w:pgSz w:w="11906" w:h="16838"/>
       <w:pgMar w:top="1417" w:right="1417" w:bottom="1417" w:left="1417" w:header="708" w:footer="708" w:gutter="0"/>
       <w:cols w:space="708"/>
@@ -12639,7 +14534,7 @@
             </wp:anchor>
           </w:drawing>
         </mc:Choice>
-        <mc:Fallback xmlns:arto="http://schemas.microsoft.com/office/word/2006/arto" xmlns:a="http://schemas.openxmlformats.org/drawingml/2006/main" xmlns:w16sdtfl="http://schemas.microsoft.com/office/word/2024/wordml/sdtformatlock" xmlns:w16du="http://schemas.microsoft.com/office/word/2023/wordml/word16du">
+        <mc:Fallback xmlns:w16du="http://schemas.microsoft.com/office/word/2023/wordml/word16du" xmlns:w16sdtfl="http://schemas.microsoft.com/office/word/2024/wordml/sdtformatlock" xmlns:a="http://schemas.openxmlformats.org/drawingml/2006/main" xmlns:arto="http://schemas.microsoft.com/office/word/2006/arto">
           <w:pict w14:anchorId="2AC6186A">
             <v:line id="Conector recto 2" style="position:absolute;z-index:251659264;visibility:visible;mso-wrap-style:square;mso-width-percent:0;mso-wrap-distance-left:9pt;mso-wrap-distance-top:0;mso-wrap-distance-right:9pt;mso-wrap-distance-bottom:0;mso-position-horizontal:left;mso-position-horizontal-relative:margin;mso-position-vertical:absolute;mso-position-vertical-relative:text;mso-width-percent:0;mso-width-relative:margin" o:spid="_x0000_s1026" strokecolor="#4472c4 [3204]" strokeweight=".5pt" from="0,20.1pt" to="452.9pt,20.1pt" w14:anchorId="378E8825" o:gfxdata="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">
               <v:stroke joinstyle="miter"/>
@@ -18630,7 +20525,6 @@
   <w:style w:type="character" w:default="1" w:styleId="Policepardfaut">
     <w:name w:val="Default Paragraph Font"/>
     <w:uiPriority w:val="1"/>
-    <w:semiHidden/>
     <w:unhideWhenUsed/>
   </w:style>
   <w:style w:type="table" w:default="1" w:styleId="TableauNormal">
@@ -21678,6 +23572,7 @@
     <w:rsid w:val="0067766A"/>
     <w:rsid w:val="006C65B6"/>
     <w:rsid w:val="006C65DA"/>
+    <w:rsid w:val="007A6CA5"/>
     <w:rsid w:val="007F5410"/>
     <w:rsid w:val="008B2920"/>
     <w:rsid w:val="00926C6E"/>
@@ -21685,6 +23580,7 @@
     <w:rsid w:val="009A7EC6"/>
     <w:rsid w:val="009B0CCC"/>
     <w:rsid w:val="00A10EB0"/>
+    <w:rsid w:val="00A31A3C"/>
     <w:rsid w:val="00A530E1"/>
     <w:rsid w:val="00A56C08"/>
     <w:rsid w:val="00A90ECC"/>
@@ -21693,6 +23589,7 @@
     <w:rsid w:val="00B51986"/>
     <w:rsid w:val="00BA108E"/>
     <w:rsid w:val="00C46579"/>
+    <w:rsid w:val="00C862F9"/>
     <w:rsid w:val="00E07D08"/>
     <w:rsid w:val="00E124E3"/>
     <w:rsid w:val="00E72BAA"/>
@@ -22685,14 +24582,7 @@
 </file>
 
 <file path=customXml/item3.xml><?xml version="1.0" encoding="utf-8"?>
-<p:properties xmlns:p="http://schemas.microsoft.com/office/2006/metadata/properties" xmlns:xsi="http://www.w3.org/2001/XMLSchema-instance" xmlns:pc="http://schemas.microsoft.com/office/infopath/2007/PartnerControls">
-  <documentManagement>
-    <TaxCatchAll xmlns="dfa80de1-e9bb-4cf2-893d-d06220b3971a" xsi:nil="true"/>
-    <lcf76f155ced4ddcb4097134ff3c332f xmlns="98d92101-24da-4498-9971-a24673344bd8">
-      <Terms xmlns="http://schemas.microsoft.com/office/infopath/2007/PartnerControls"/>
-    </lcf76f155ced4ddcb4097134ff3c332f>
-  </documentManagement>
-</p:properties>
+<b:Sources xmlns:b="http://schemas.openxmlformats.org/officeDocument/2006/bibliography" xmlns="http://schemas.openxmlformats.org/officeDocument/2006/bibliography" SelectedStyle="\APASixthEditionOfficeOnline.xsl" StyleName="APA" Version="6"/>
 </file>
 
 <file path=customXml/item4.xml><?xml version="1.0" encoding="utf-8"?>
@@ -22705,7 +24595,14 @@
 </file>
 
 <file path=customXml/item5.xml><?xml version="1.0" encoding="utf-8"?>
-<b:Sources xmlns:b="http://schemas.openxmlformats.org/officeDocument/2006/bibliography" xmlns="http://schemas.openxmlformats.org/officeDocument/2006/bibliography" SelectedStyle="\APASixthEditionOfficeOnline.xsl" StyleName="APA" Version="6"/>
+<p:properties xmlns:p="http://schemas.microsoft.com/office/2006/metadata/properties" xmlns:xsi="http://www.w3.org/2001/XMLSchema-instance" xmlns:pc="http://schemas.microsoft.com/office/infopath/2007/PartnerControls">
+  <documentManagement>
+    <TaxCatchAll xmlns="dfa80de1-e9bb-4cf2-893d-d06220b3971a" xsi:nil="true"/>
+    <lcf76f155ced4ddcb4097134ff3c332f xmlns="98d92101-24da-4498-9971-a24673344bd8">
+      <Terms xmlns="http://schemas.microsoft.com/office/infopath/2007/PartnerControls"/>
+    </lcf76f155ced4ddcb4097134ff3c332f>
+  </documentManagement>
+</p:properties>
 </file>
 
 <file path=customXml/itemProps1.xml><?xml version="1.0" encoding="utf-8"?>
@@ -22736,12 +24633,9 @@
 </file>
 
 <file path=customXml/itemProps3.xml><?xml version="1.0" encoding="utf-8"?>
-<ds:datastoreItem xmlns:ds="http://schemas.openxmlformats.org/officeDocument/2006/customXml" ds:itemID="{C94D97F5-7F04-4398-BD4F-61F68830E426}">
+<ds:datastoreItem xmlns:ds="http://schemas.openxmlformats.org/officeDocument/2006/customXml" ds:itemID="{FE924DA7-0126-48C5-870A-49921258AF89}">
   <ds:schemaRefs>
-    <ds:schemaRef ds:uri="http://schemas.microsoft.com/office/2006/metadata/properties"/>
-    <ds:schemaRef ds:uri="http://schemas.microsoft.com/office/infopath/2007/PartnerControls"/>
-    <ds:schemaRef ds:uri="dfa80de1-e9bb-4cf2-893d-d06220b3971a"/>
-    <ds:schemaRef ds:uri="98d92101-24da-4498-9971-a24673344bd8"/>
+    <ds:schemaRef ds:uri="http://schemas.openxmlformats.org/officeDocument/2006/bibliography"/>
   </ds:schemaRefs>
 </ds:datastoreItem>
 </file>
@@ -22755,9 +24649,12 @@
 </file>
 
 <file path=customXml/itemProps5.xml><?xml version="1.0" encoding="utf-8"?>
-<ds:datastoreItem xmlns:ds="http://schemas.openxmlformats.org/officeDocument/2006/customXml" ds:itemID="{FE924DA7-0126-48C5-870A-49921258AF89}">
+<ds:datastoreItem xmlns:ds="http://schemas.openxmlformats.org/officeDocument/2006/customXml" ds:itemID="{C94D97F5-7F04-4398-BD4F-61F68830E426}">
   <ds:schemaRefs>
-    <ds:schemaRef ds:uri="http://schemas.openxmlformats.org/officeDocument/2006/bibliography"/>
+    <ds:schemaRef ds:uri="http://schemas.microsoft.com/office/2006/metadata/properties"/>
+    <ds:schemaRef ds:uri="http://schemas.microsoft.com/office/infopath/2007/PartnerControls"/>
+    <ds:schemaRef ds:uri="dfa80de1-e9bb-4cf2-893d-d06220b3971a"/>
+    <ds:schemaRef ds:uri="98d92101-24da-4498-9971-a24673344bd8"/>
   </ds:schemaRefs>
 </ds:datastoreItem>
 </file>